--- a/src/generate-resume-files-by-workflow/cv.docx
+++ b/src/generate-resume-files-by-workflow/cv.docx
@@ -32,7 +32,7 @@
         <w:pStyle w:val="FirstParagraph"/>
       </w:pPr>
       <w:r>
-        <w:t xml:space="preserve">Fullstack Developer | JavaScript/TypeScript | Flutter</w:t>
+        <w:t xml:space="preserve">Fullstack Developer | TypeScript | Flutter</w:t>
       </w:r>
       <w:hyperlink r:id="rId20">
         <w:r>
@@ -77,7 +77,7 @@
         <w:pStyle w:val="FirstParagraph"/>
       </w:pPr>
       <w:r>
-        <w:t xml:space="preserve">Desarrollador Fullstack con 3 años de experiencia especializado en tecnologías JavaScript (React, Next.js, Nest.js) y Flutter. Me destaco por priorizar la usabilidad, la optimización del rendimiento y el desarrollo de interfaces. He integrado soluciones de IA generativa utilizando LangChain y participado en proyectos como ERP multiplataforma en tiempo real, software SAAS de alto rendimiento y prácticas esenciales de DevOps. Mi metodología incluye pruebas unitarias, integración continua con GitHub Actions y colaboración en equipos multidisciplinarios. Busco aplicar mi experiencia técnica en proyectos ambiciosos, seguir creciendo profesionalmente y aportar soluciones orientadas al usuario y al cliente</w:t>
+        <w:t xml:space="preserve">Desarrollador Fullstack con +5 años de experiencia en tecnologías JavaScript/TypeScript (React, Next.js, NestJS, Node.js) y Flutter. Especializado en arquitecturas escalables, APIs REST, web scraping y sistemas de automatización con IA generativa (OpenAI API). Experiencia en desarrollo de CMS con Strapi, integración WhatsApp Business, testing automatizado (TDD) y metodologías ágiles. Enfoque en optimización de performance, seguridad y experiencia del usuario.</w:t>
       </w:r>
     </w:p>
     <w:bookmarkEnd w:id="22"/>
@@ -106,10 +106,10 @@
           <w:bCs/>
           <w:b/>
         </w:rPr>
-        <w:t xml:space="preserve">Frontend Development</w:t>
-      </w:r>
-      <w:r>
-        <w:t xml:space="preserve">: React, Next.js, Flutter, TypeScript, JavaScript, Ant Design, CSS, HTML, Context API, Webpack</w:t>
+        <w:t xml:space="preserve">Backend/API Development</w:t>
+      </w:r>
+      <w:r>
+        <w:t xml:space="preserve">: Express.js, NestJS, GraphQL, Apollo Server, REST APIs, WebSockets, Socket.IO, Prisma, Nexus, OpenAI Assistant API, OpenAI Vision API, Zod Validation</w:t>
       </w:r>
     </w:p>
     <w:p>
@@ -125,10 +125,105 @@
           <w:bCs/>
           <w:b/>
         </w:rPr>
-        <w:t xml:space="preserve">Backend/API Development</w:t>
-      </w:r>
-      <w:r>
-        <w:t xml:space="preserve">: GraphQL, Apollo Server, Apollo Client, Express, Nexus, REST APIs, WebSockets, Prisma</w:t>
+        <w:t xml:space="preserve">Web Scraping &amp; Automation</w:t>
+      </w:r>
+      <w:r>
+        <w:t xml:space="preserve">: Puppeteer Advanced, NestJS Scraper Architecture, Browser Pool Management, Proxy Rotation (IPRoyal), Screenshot Automation, Rate Limiting, Concurrent Browser Management</w:t>
+      </w:r>
+    </w:p>
+    <w:p>
+      <w:pPr>
+        <w:numPr>
+          <w:ilvl w:val="0"/>
+          <w:numId w:val="1001"/>
+        </w:numPr>
+        <w:pStyle w:val="Compact"/>
+      </w:pPr>
+      <w:r>
+        <w:rPr>
+          <w:bCs/>
+          <w:b/>
+        </w:rPr>
+        <w:t xml:space="preserve">Backend Architecture</w:t>
+      </w:r>
+      <w:r>
+        <w:t xml:space="preserve">: Modular Architecture, Error Handling Middleware, Validation Pipes, Connection Pooling, Thread Management, Health Monitoring, Performance Optimization, Swagger/OpenAPI Documentation, Clean Architecture, Microservices Architecture</w:t>
+      </w:r>
+    </w:p>
+    <w:p>
+      <w:pPr>
+        <w:numPr>
+          <w:ilvl w:val="0"/>
+          <w:numId w:val="1001"/>
+        </w:numPr>
+        <w:pStyle w:val="Compact"/>
+      </w:pPr>
+      <w:r>
+        <w:rPr>
+          <w:bCs/>
+          <w:b/>
+        </w:rPr>
+        <w:t xml:space="preserve">Frontend Development</w:t>
+      </w:r>
+      <w:r>
+        <w:t xml:space="preserve">: React, Next.js, React 18, TypeScript, JavaScript, Context API, useReducer, Ant Design, Styled Components, CSS, HTML, Webpack, UI/UX Optimization, SEO Optimization, Feature Flags, React Router DOM, Angular, React i18next, React Helmet, React Parallax, Gatsby Plugins, Bootstrap</w:t>
+      </w:r>
+    </w:p>
+    <w:p>
+      <w:pPr>
+        <w:numPr>
+          <w:ilvl w:val="0"/>
+          <w:numId w:val="1001"/>
+        </w:numPr>
+        <w:pStyle w:val="Compact"/>
+      </w:pPr>
+      <w:r>
+        <w:rPr>
+          <w:bCs/>
+          <w:b/>
+        </w:rPr>
+        <w:t xml:space="preserve">CMS &amp; Content Management</w:t>
+      </w:r>
+      <w:r>
+        <w:t xml:space="preserve">: Strapi v5.23, Headless CMS, API-first Architecture, Content Modeling, CMS Authentication, Media Management</w:t>
+      </w:r>
+    </w:p>
+    <w:p>
+      <w:pPr>
+        <w:numPr>
+          <w:ilvl w:val="0"/>
+          <w:numId w:val="1001"/>
+        </w:numPr>
+        <w:pStyle w:val="Compact"/>
+      </w:pPr>
+      <w:r>
+        <w:rPr>
+          <w:bCs/>
+          <w:b/>
+        </w:rPr>
+        <w:t xml:space="preserve">AI/ML Integration</w:t>
+      </w:r>
+      <w:r>
+        <w:t xml:space="preserve">: OpenAI API, OpenAI Vision API, Computer Vision, Conversational AI, Image Analysis</w:t>
+      </w:r>
+    </w:p>
+    <w:p>
+      <w:pPr>
+        <w:numPr>
+          <w:ilvl w:val="0"/>
+          <w:numId w:val="1001"/>
+        </w:numPr>
+        <w:pStyle w:val="Compact"/>
+      </w:pPr>
+      <w:r>
+        <w:rPr>
+          <w:bCs/>
+          <w:b/>
+        </w:rPr>
+        <w:t xml:space="preserve">Database &amp; Auth</w:t>
+      </w:r>
+      <w:r>
+        <w:t xml:space="preserve">: PostgreSQL, SQLite3, Better-SQLite3, Supabase, Prisma, Database Design, Google OAuth2</w:t>
       </w:r>
     </w:p>
     <w:p>
@@ -147,26 +242,7 @@
         <w:t xml:space="preserve">Mobile Development</w:t>
       </w:r>
       <w:r>
-        <w:t xml:space="preserve">: Flutter, Cross-platform</w:t>
-      </w:r>
-    </w:p>
-    <w:p>
-      <w:pPr>
-        <w:numPr>
-          <w:ilvl w:val="0"/>
-          <w:numId w:val="1001"/>
-        </w:numPr>
-        <w:pStyle w:val="Compact"/>
-      </w:pPr>
-      <w:r>
-        <w:rPr>
-          <w:bCs/>
-          <w:b/>
-        </w:rPr>
-        <w:t xml:space="preserve">Database &amp; Auth</w:t>
-      </w:r>
-      <w:r>
-        <w:t xml:space="preserve">: PostgreSQL, Supabase, Prisma, Database Design</w:t>
+        <w:t xml:space="preserve">: Flutter, Cross-platform, React Native, Dart 3.4.1+, Mobile Scanner, Bluetooth Print ESC/POS</w:t>
       </w:r>
     </w:p>
     <w:p>
@@ -185,7 +261,7 @@
         <w:t xml:space="preserve">Development Tools</w:t>
       </w:r>
       <w:r>
-        <w:t xml:space="preserve">: Git, GitHub Actions, CI/CD, Husky, ESLint, Prettier, Chrome DevTools, Vitest</w:t>
+        <w:t xml:space="preserve">: Git, GitHub Actions, CI/CD, ESLint, Prettier, Chrome DevTools, Jest, Vitest, Husky, Axios HTTP Client</w:t>
       </w:r>
     </w:p>
     <w:p>
@@ -201,10 +277,10 @@
           <w:bCs/>
           <w:b/>
         </w:rPr>
-        <w:t xml:space="preserve">CMS &amp; Legacy Systems</w:t>
-      </w:r>
-      <w:r>
-        <w:t xml:space="preserve">: WordPress, PHP, jQuery</w:t>
+        <w:t xml:space="preserve">External Integrations</w:t>
+      </w:r>
+      <w:r>
+        <w:t xml:space="preserve">: Twilio API, WhatsApp Business API, Google Sheets API, Google OAuth2, AWS SQS, AWS S3, Redis Pub/Sub, API Gateway, AWS SES, AWS Lambda</w:t>
       </w:r>
     </w:p>
     <w:p>
@@ -220,10 +296,10 @@
           <w:bCs/>
           <w:b/>
         </w:rPr>
-        <w:t xml:space="preserve">Methodologies</w:t>
-      </w:r>
-      <w:r>
-        <w:t xml:space="preserve">: Agile/Scrum, JIRA, TDD, Microservices, Code Refactoring</w:t>
+        <w:t xml:space="preserve">Methodologies &amp; Patterns</w:t>
+      </w:r>
+      <w:r>
+        <w:t xml:space="preserve">: Agile/Scrum, TDD, Microservices, Code Refactoring, Clean Architecture, Role-based Access Control, Real-time Inventory Management, Hardware Integration, PDF/CSV Generation, Microservices Architecture, PWA, Circuit Breaker, Asynchronous Programming, AWS SNS/SQS</w:t>
       </w:r>
     </w:p>
     <w:bookmarkEnd w:id="25"/>
@@ -243,6 +319,126 @@
         <w:pStyle w:val="FirstParagraph"/>
       </w:pPr>
       <w:r>
+        <w:t xml:space="preserve">Depot Group</w:t>
+      </w:r>
+    </w:p>
+    <w:p>
+      <w:pPr>
+        <w:pStyle w:val="BodyText"/>
+      </w:pPr>
+      <w:r>
+        <w:t xml:space="preserve">Backend Developer / Web Scraping / CMS Manager</w:t>
+      </w:r>
+    </w:p>
+    <w:p>
+      <w:pPr>
+        <w:pStyle w:val="BodyText"/>
+      </w:pPr>
+      <w:r>
+        <w:t xml:space="preserve">jul. 2025 — oct. 2025</w:t>
+      </w:r>
+    </w:p>
+    <w:p>
+      <w:pPr>
+        <w:numPr>
+          <w:ilvl w:val="0"/>
+          <w:numId w:val="1002"/>
+        </w:numPr>
+        <w:pStyle w:val="Compact"/>
+      </w:pPr>
+      <w:r>
+        <w:t xml:space="preserve">Scraper avanzado con NestJS y Puppeteer para extracción automatizada de datos de portales industriales, incluyendo gestión de pools de navegadores concurrentes y integración con OpenAI Vision API</w:t>
+      </w:r>
+    </w:p>
+    <w:p>
+      <w:pPr>
+        <w:numPr>
+          <w:ilvl w:val="0"/>
+          <w:numId w:val="1002"/>
+        </w:numPr>
+        <w:pStyle w:val="Compact"/>
+      </w:pPr>
+      <w:r>
+        <w:t xml:space="preserve">Integración completa con Twilio WhatsApp Business API para mensajería empresarial, implementando webhooks robustos, manejo de multimedia y botones interactivos</w:t>
+      </w:r>
+    </w:p>
+    <w:p>
+      <w:pPr>
+        <w:numPr>
+          <w:ilvl w:val="0"/>
+          <w:numId w:val="1002"/>
+        </w:numPr>
+        <w:pStyle w:val="Compact"/>
+      </w:pPr>
+      <w:r>
+        <w:t xml:space="preserve">Desarrollo de chatbot WhatsApp empresarial con OpenAI Assistant API v2, procesando consultas automatizadas de repuestos industriales con 6 funciones personalizadas y lógica conversacional avanzada</w:t>
+      </w:r>
+    </w:p>
+    <w:p>
+      <w:pPr>
+        <w:numPr>
+          <w:ilvl w:val="0"/>
+          <w:numId w:val="1002"/>
+        </w:numPr>
+        <w:pStyle w:val="Compact"/>
+      </w:pPr>
+      <w:r>
+        <w:t xml:space="preserve">Backoffice completo con Strapi CMS v5.23 y React 18, sistema de gestión de contenido headless con autenticación, consumo de microservicio REST y dynamic zones para contenido flexible adaptado a necesidades empresariales</w:t>
+      </w:r>
+    </w:p>
+    <w:p>
+      <w:pPr>
+        <w:numPr>
+          <w:ilvl w:val="0"/>
+          <w:numId w:val="1002"/>
+        </w:numPr>
+        <w:pStyle w:val="Compact"/>
+      </w:pPr>
+      <w:r>
+        <w:t xml:space="preserve">Arquitectura de microservicios con Express.js y TypeScript, implementando validación Zod, manejo centralizado de errores, Socket.IO para comunicación en tiempo real y documentación Swagger/OpenAPI</w:t>
+      </w:r>
+    </w:p>
+    <w:p>
+      <w:pPr>
+        <w:numPr>
+          <w:ilvl w:val="0"/>
+          <w:numId w:val="1002"/>
+        </w:numPr>
+        <w:pStyle w:val="Compact"/>
+      </w:pPr>
+      <w:r>
+        <w:t xml:space="preserve">Sistema completo de gestión de clientes con PostgreSQL y logging automático a Google Sheets, incluyendo analytics empresariales en tiempo real</w:t>
+      </w:r>
+    </w:p>
+    <w:p>
+      <w:pPr>
+        <w:numPr>
+          <w:ilvl w:val="0"/>
+          <w:numId w:val="1002"/>
+        </w:numPr>
+        <w:pStyle w:val="Compact"/>
+      </w:pPr>
+      <w:r>
+        <w:t xml:space="preserve">Base de datos PostgreSQL con connection pooling, health checks, logging estructurado con request IDs únicos y monitoreo proactivo de performance</w:t>
+      </w:r>
+    </w:p>
+    <w:p>
+      <w:pPr>
+        <w:numPr>
+          <w:ilvl w:val="0"/>
+          <w:numId w:val="1002"/>
+        </w:numPr>
+        <w:pStyle w:val="Compact"/>
+      </w:pPr>
+      <w:r>
+        <w:t xml:space="preserve">Sistema de automatización empresarial procesando búsquedas industriales, registro automático de clientes y generación de reportes analíticos en tiempo real</w:t>
+      </w:r>
+    </w:p>
+    <w:p>
+      <w:pPr>
+        <w:pStyle w:val="FirstParagraph"/>
+      </w:pPr>
+      <w:r>
         <w:t xml:space="preserve">JL LTDA.</w:t>
       </w:r>
     </w:p>
@@ -266,60 +462,84 @@
       <w:pPr>
         <w:numPr>
           <w:ilvl w:val="0"/>
-          <w:numId w:val="1002"/>
-        </w:numPr>
-        <w:pStyle w:val="Compact"/>
-      </w:pPr>
-      <w:r>
-        <w:t xml:space="preserve">Desarrollo de aplicaciones multiplataforma con Flutter, asegurando experiencia de usuario consistente y rendimiento optimizado mediante integración con APIs GraphQL</w:t>
-      </w:r>
-    </w:p>
-    <w:p>
-      <w:pPr>
-        <w:numPr>
-          <w:ilvl w:val="0"/>
-          <w:numId w:val="1002"/>
-        </w:numPr>
-        <w:pStyle w:val="Compact"/>
-      </w:pPr>
-      <w:r>
-        <w:t xml:space="preserve">Diseño y optimización de APIs GraphQL respaldadas por PostgreSQL para manejo eficiente de datos</w:t>
-      </w:r>
-    </w:p>
-    <w:p>
-      <w:pPr>
-        <w:numPr>
-          <w:ilvl w:val="0"/>
-          <w:numId w:val="1002"/>
-        </w:numPr>
-        <w:pStyle w:val="Compact"/>
-      </w:pPr>
-      <w:r>
-        <w:t xml:space="preserve">Integración de Supabase para autenticación segura y gestión de usuarios</w:t>
-      </w:r>
-    </w:p>
-    <w:p>
-      <w:pPr>
-        <w:numPr>
-          <w:ilvl w:val="0"/>
-          <w:numId w:val="1002"/>
-        </w:numPr>
-        <w:pStyle w:val="Compact"/>
-      </w:pPr>
-      <w:r>
-        <w:t xml:space="preserve">Implementación de WebSockets para comunicación bidireccional en tiempo real, soportando múltiples conexiones simultáneas y visualización de información en vivo</w:t>
-      </w:r>
-    </w:p>
-    <w:p>
-      <w:pPr>
-        <w:numPr>
-          <w:ilvl w:val="0"/>
-          <w:numId w:val="1002"/>
-        </w:numPr>
-        <w:pStyle w:val="Compact"/>
-      </w:pPr>
-      <w:r>
-        <w:t xml:space="preserve">Automatización de pipelines CI/CD con GitHub Actions para deployment continuo y despliegues ágiles</w:t>
+          <w:numId w:val="1003"/>
+        </w:numPr>
+        <w:pStyle w:val="Compact"/>
+      </w:pPr>
+      <w:r>
+        <w:t xml:space="preserve">Sistema de punto de venta (POS) Flutter multiplataforma con integración de hardware: escáneres de códigos de barras, impresoras térmicas Bluetooth ESC/POS</w:t>
+      </w:r>
+    </w:p>
+    <w:p>
+      <w:pPr>
+        <w:numPr>
+          <w:ilvl w:val="0"/>
+          <w:numId w:val="1003"/>
+        </w:numPr>
+        <w:pStyle w:val="Compact"/>
+      </w:pPr>
+      <w:r>
+        <w:t xml:space="preserve">Backend GraphQL especializado con Nexus y PostgreSQL, implementando 9 roles empresariales granulares (Gerente, Cajero, Bodega, Analista, Promotor, etc.) con permisos específicos por funcionalidad</w:t>
+      </w:r>
+    </w:p>
+    <w:p>
+      <w:pPr>
+        <w:numPr>
+          <w:ilvl w:val="0"/>
+          <w:numId w:val="1003"/>
+        </w:numPr>
+        <w:pStyle w:val="Compact"/>
+      </w:pPr>
+      <w:r>
+        <w:t xml:space="preserve">Arquitectura de microservicios con comunicación en tiempo real: GraphQL Subscriptions + WebSockets para actualizaciones instantáneas de inventario, ventas y alertas de stock crítico</w:t>
+      </w:r>
+    </w:p>
+    <w:p>
+      <w:pPr>
+        <w:numPr>
+          <w:ilvl w:val="0"/>
+          <w:numId w:val="1003"/>
+        </w:numPr>
+        <w:pStyle w:val="Compact"/>
+      </w:pPr>
+      <w:r>
+        <w:t xml:space="preserve">Sistema avanzado de inventario con gestión de fechas de vencimiento, categorías, ubicaciones, proveedores y alertas automáticas de reposición integrado con códigos de barras</w:t>
+      </w:r>
+    </w:p>
+    <w:p>
+      <w:pPr>
+        <w:numPr>
+          <w:ilvl w:val="0"/>
+          <w:numId w:val="1003"/>
+        </w:numPr>
+        <w:pStyle w:val="Compact"/>
+      </w:pPr>
+      <w:r>
+        <w:t xml:space="preserve">Microservicio NestJS independiente para generación de reportes empresariales (PDF/CSV) con arquitectura limpia</w:t>
+      </w:r>
+    </w:p>
+    <w:p>
+      <w:pPr>
+        <w:numPr>
+          <w:ilvl w:val="0"/>
+          <w:numId w:val="1003"/>
+        </w:numPr>
+        <w:pStyle w:val="Compact"/>
+      </w:pPr>
+      <w:r>
+        <w:t xml:space="preserve">Integración completa con Supabase para autenticación OAuth (Google Sign-In), almacenamiento en tiempo real y sincronización automática entre dispositivos móviles y web</w:t>
+      </w:r>
+    </w:p>
+    <w:p>
+      <w:pPr>
+        <w:numPr>
+          <w:ilvl w:val="0"/>
+          <w:numId w:val="1003"/>
+        </w:numPr>
+        <w:pStyle w:val="Compact"/>
+      </w:pPr>
+      <w:r>
+        <w:t xml:space="preserve">Pipeline CI/CD automatizado con GitHub Actions, deployment multiplataforma (Android APK, iOS, PWA) y sistema de versionado automático para actualizaciones remotas</w:t>
       </w:r>
     </w:p>
     <w:p>
@@ -350,72 +570,108 @@
       <w:pPr>
         <w:numPr>
           <w:ilvl w:val="0"/>
-          <w:numId w:val="1003"/>
-        </w:numPr>
-        <w:pStyle w:val="Compact"/>
-      </w:pPr>
-      <w:r>
-        <w:t xml:space="preserve">Desarrollo de interfaces con React 18 + Next.js 13 (App Router)</w:t>
-      </w:r>
-    </w:p>
-    <w:p>
-      <w:pPr>
-        <w:numPr>
-          <w:ilvl w:val="0"/>
-          <w:numId w:val="1003"/>
-        </w:numPr>
-        <w:pStyle w:val="Compact"/>
-      </w:pPr>
-      <w:r>
-        <w:t xml:space="preserve">Refactorización de class components a functional components</w:t>
-      </w:r>
-    </w:p>
-    <w:p>
-      <w:pPr>
-        <w:numPr>
-          <w:ilvl w:val="0"/>
-          <w:numId w:val="1003"/>
-        </w:numPr>
-        <w:pStyle w:val="Compact"/>
-      </w:pPr>
-      <w:r>
-        <w:t xml:space="preserve">Gestión de estado global y datos: Uso de Apollo Client con Optimistic UI y normalización de caché GraphQL, complementado con Context API + useReducer.</w:t>
-      </w:r>
-    </w:p>
-    <w:p>
-      <w:pPr>
-        <w:numPr>
-          <w:ilvl w:val="0"/>
-          <w:numId w:val="1003"/>
-        </w:numPr>
-        <w:pStyle w:val="Compact"/>
-      </w:pPr>
-      <w:r>
-        <w:t xml:space="preserve">Creación de componentes reutilizables usando Ant Design y Klog Design System interno</w:t>
-      </w:r>
-    </w:p>
-    <w:p>
-      <w:pPr>
-        <w:numPr>
-          <w:ilvl w:val="0"/>
-          <w:numId w:val="1003"/>
-        </w:numPr>
-        <w:pStyle w:val="Compact"/>
-      </w:pPr>
-      <w:r>
-        <w:t xml:space="preserve">Implementación de capa de seguridad para gestión de feature flags y protección de datos con encriptación de extremo a extremo.</w:t>
-      </w:r>
-    </w:p>
-    <w:p>
-      <w:pPr>
-        <w:numPr>
-          <w:ilvl w:val="0"/>
-          <w:numId w:val="1003"/>
-        </w:numPr>
-        <w:pStyle w:val="Compact"/>
-      </w:pPr>
-      <w:r>
-        <w:t xml:space="preserve">Debugging y optimización de código backend, Aceleración de carga de consultas a la BD y procesos JS, identificando dependencias críticas con Chrome DevTools Profiler.</w:t>
+          <w:numId w:val="1004"/>
+        </w:numPr>
+        <w:pStyle w:val="Compact"/>
+      </w:pPr>
+      <w:r>
+        <w:t xml:space="preserve">Contribución al desarrollo de interfaces frontend con React 18 y Next.js 13 (App Router), implementando componentes responsivos y optimizados para la plataforma SaaS empresarial</w:t>
+      </w:r>
+    </w:p>
+    <w:p>
+      <w:pPr>
+        <w:numPr>
+          <w:ilvl w:val="0"/>
+          <w:numId w:val="1004"/>
+        </w:numPr>
+        <w:pStyle w:val="Compact"/>
+      </w:pPr>
+      <w:r>
+        <w:t xml:space="preserve">Refactorización de código legacy migrando class components a functional components con hooks, mejorando la mantenibilidad y reduciendo la complejidad del código base</w:t>
+      </w:r>
+    </w:p>
+    <w:p>
+      <w:pPr>
+        <w:numPr>
+          <w:ilvl w:val="0"/>
+          <w:numId w:val="1004"/>
+        </w:numPr>
+        <w:pStyle w:val="Compact"/>
+      </w:pPr>
+      <w:r>
+        <w:t xml:space="preserve">Implementación de gestión de estado con Apollo Client para GraphQL, utilizando Optimistic UI y normalización de caché, complementado con Context API y useReducer</w:t>
+      </w:r>
+    </w:p>
+    <w:p>
+      <w:pPr>
+        <w:numPr>
+          <w:ilvl w:val="0"/>
+          <w:numId w:val="1004"/>
+        </w:numPr>
+        <w:pStyle w:val="Compact"/>
+      </w:pPr>
+      <w:r>
+        <w:t xml:space="preserve">Desarrollo de componentes reutilizables siguiendo el design system interno de Klog y patrones de Ant Design, asegurando consistencia visual en la aplicación</w:t>
+      </w:r>
+    </w:p>
+    <w:p>
+      <w:pPr>
+        <w:numPr>
+          <w:ilvl w:val="0"/>
+          <w:numId w:val="1004"/>
+        </w:numPr>
+        <w:pStyle w:val="Compact"/>
+      </w:pPr>
+      <w:r>
+        <w:t xml:space="preserve">Implementación de features de seguridad incluyendo gestión de feature flags y protección de datos con encriptación, contribuyendo a la robustez del sistema</w:t>
+      </w:r>
+    </w:p>
+    <w:p>
+      <w:pPr>
+        <w:numPr>
+          <w:ilvl w:val="0"/>
+          <w:numId w:val="1004"/>
+        </w:numPr>
+        <w:pStyle w:val="Compact"/>
+      </w:pPr>
+      <w:r>
+        <w:t xml:space="preserve">Debugging y optimización de rendimiento frontend utilizando Chrome DevTools Profiler, identificando y resolviendo cuellos de botella en consultas y procesos JavaScript</w:t>
+      </w:r>
+    </w:p>
+    <w:p>
+      <w:pPr>
+        <w:numPr>
+          <w:ilvl w:val="0"/>
+          <w:numId w:val="1004"/>
+        </w:numPr>
+        <w:pStyle w:val="Compact"/>
+      </w:pPr>
+      <w:r>
+        <w:t xml:space="preserve">Soporte a usuarios empresariales, resolviendo problemas de funcionalidad y mejorando la experiencia del usuario en la plataforma SaaS</w:t>
+      </w:r>
+    </w:p>
+    <w:p>
+      <w:pPr>
+        <w:numPr>
+          <w:ilvl w:val="0"/>
+          <w:numId w:val="1004"/>
+        </w:numPr>
+        <w:pStyle w:val="Compact"/>
+      </w:pPr>
+      <w:r>
+        <w:t xml:space="preserve">Mantenimiento y resolución de issues en backend GraphQL, optimizando consultas y mejorando tiempos de respuesta de la API</w:t>
+      </w:r>
+    </w:p>
+    <w:p>
+      <w:pPr>
+        <w:numPr>
+          <w:ilvl w:val="0"/>
+          <w:numId w:val="1004"/>
+        </w:numPr>
+        <w:pStyle w:val="Compact"/>
+      </w:pPr>
+      <w:r>
+        <w:t xml:space="preserve">Colaboración en mejoras de flujo de trabajo del equipo estableciendo prácticas de Git/GitHub, linting con ESLint/Prettier y integración con GitHub Actions</w:t>
       </w:r>
     </w:p>
     <w:p>
@@ -446,84 +702,84 @@
       <w:pPr>
         <w:numPr>
           <w:ilvl w:val="0"/>
-          <w:numId w:val="1004"/>
-        </w:numPr>
-        <w:pStyle w:val="Compact"/>
-      </w:pPr>
-      <w:r>
-        <w:t xml:space="preserve">Personalización de módulos WordPress usando PHP para adaptarlos a requerimientos específicos</w:t>
-      </w:r>
-    </w:p>
-    <w:p>
-      <w:pPr>
-        <w:numPr>
-          <w:ilvl w:val="0"/>
-          <w:numId w:val="1004"/>
-        </w:numPr>
-        <w:pStyle w:val="Compact"/>
-      </w:pPr>
-      <w:r>
-        <w:t xml:space="preserve">Mejora de interfaces de usuario con CSS para clientes del sector farmacéutico</w:t>
-      </w:r>
-    </w:p>
-    <w:p>
-      <w:pPr>
-        <w:numPr>
-          <w:ilvl w:val="0"/>
-          <w:numId w:val="1004"/>
-        </w:numPr>
-        <w:pStyle w:val="Compact"/>
-      </w:pPr>
-      <w:r>
-        <w:t xml:space="preserve">Gestión e implementación de campañas publicitarias mediante desarrollo frontend</w:t>
-      </w:r>
-    </w:p>
-    <w:p>
-      <w:pPr>
-        <w:numPr>
-          <w:ilvl w:val="0"/>
-          <w:numId w:val="1004"/>
-        </w:numPr>
-        <w:pStyle w:val="Compact"/>
-      </w:pPr>
-      <w:r>
-        <w:t xml:space="preserve">Participación en proyectos con React y Angular para desarrollo de funcionalidades avanzadas</w:t>
-      </w:r>
-    </w:p>
-    <w:p>
-      <w:pPr>
-        <w:numPr>
-          <w:ilvl w:val="0"/>
-          <w:numId w:val="1004"/>
-        </w:numPr>
-        <w:pStyle w:val="Compact"/>
-      </w:pPr>
-      <w:r>
-        <w:t xml:space="preserve">Trabajo bajo metodologías ágiles utilizando JIRA para gestión de tareas</w:t>
-      </w:r>
-    </w:p>
-    <w:p>
-      <w:pPr>
-        <w:numPr>
-          <w:ilvl w:val="0"/>
-          <w:numId w:val="1004"/>
-        </w:numPr>
-        <w:pStyle w:val="Compact"/>
-      </w:pPr>
-      <w:r>
-        <w:t xml:space="preserve">Optimización de rendimiento frontend en sitios WordPress</w:t>
-      </w:r>
-    </w:p>
-    <w:p>
-      <w:pPr>
-        <w:numPr>
-          <w:ilvl w:val="0"/>
-          <w:numId w:val="1004"/>
-        </w:numPr>
-        <w:pStyle w:val="Compact"/>
-      </w:pPr>
-      <w:r>
-        <w:t xml:space="preserve">Colaboración con equipos multidisciplinarios para implementación de features</w:t>
+          <w:numId w:val="1005"/>
+        </w:numPr>
+        <w:pStyle w:val="Compact"/>
+      </w:pPr>
+      <w:r>
+        <w:t xml:space="preserve">Desarrollo y personalización de temas y plugins WordPress utilizando PHP, HTML, CSS y JavaScript, adaptando funcionalidades a requerimientos específicos del sector farmacéutico</w:t>
+      </w:r>
+    </w:p>
+    <w:p>
+      <w:pPr>
+        <w:numPr>
+          <w:ilvl w:val="0"/>
+          <w:numId w:val="1005"/>
+        </w:numPr>
+        <w:pStyle w:val="Compact"/>
+      </w:pPr>
+      <w:r>
+        <w:t xml:space="preserve">Implementación de mejoras de UI/UX en interfaces de usuario, optimizando la experiencia del cliente final y aumentando la usabilidad de las aplicaciones</w:t>
+      </w:r>
+    </w:p>
+    <w:p>
+      <w:pPr>
+        <w:numPr>
+          <w:ilvl w:val="0"/>
+          <w:numId w:val="1005"/>
+        </w:numPr>
+        <w:pStyle w:val="Compact"/>
+      </w:pPr>
+      <w:r>
+        <w:t xml:space="preserve">Optimización de performance frontend en sitios WordPress, reduciendo tiempos de carga y mejorando el posicionamiento SEO</w:t>
+      </w:r>
+    </w:p>
+    <w:p>
+      <w:pPr>
+        <w:numPr>
+          <w:ilvl w:val="0"/>
+          <w:numId w:val="1005"/>
+        </w:numPr>
+        <w:pStyle w:val="Compact"/>
+      </w:pPr>
+      <w:r>
+        <w:t xml:space="preserve">Gestión e implementación de campañas publicitarias digitales mediante desarrollo frontend personalizado, contribuyendo al crecimiento de la presencia online de clientes</w:t>
+      </w:r>
+    </w:p>
+    <w:p>
+      <w:pPr>
+        <w:numPr>
+          <w:ilvl w:val="0"/>
+          <w:numId w:val="1005"/>
+        </w:numPr>
+        <w:pStyle w:val="Compact"/>
+      </w:pPr>
+      <w:r>
+        <w:t xml:space="preserve">Contribución en proyectos con tecnologías modernas como React y Angular, desarrollando componentes reutilizables y funcionalidades avanzadas</w:t>
+      </w:r>
+    </w:p>
+    <w:p>
+      <w:pPr>
+        <w:numPr>
+          <w:ilvl w:val="0"/>
+          <w:numId w:val="1005"/>
+        </w:numPr>
+        <w:pStyle w:val="Compact"/>
+      </w:pPr>
+      <w:r>
+        <w:t xml:space="preserve">Colaboración con equipos multidisciplinarios bajo metodologías ágiles utilizando JIRA para la gestión eficiente de tareas y entregas</w:t>
+      </w:r>
+    </w:p>
+    <w:p>
+      <w:pPr>
+        <w:numPr>
+          <w:ilvl w:val="0"/>
+          <w:numId w:val="1005"/>
+        </w:numPr>
+        <w:pStyle w:val="Compact"/>
+      </w:pPr>
+      <w:r>
+        <w:t xml:space="preserve">Mantenimiento y resolución de issues técnicos en sitios WordPress existentes, garantizando estabilidad y continuidad del servicio</w:t>
       </w:r>
     </w:p>
     <w:bookmarkEnd w:id="27"/>
@@ -748,7 +1004,7 @@
       <w:pPr>
         <w:numPr>
           <w:ilvl w:val="0"/>
-          <w:numId w:val="1005"/>
+          <w:numId w:val="1006"/>
         </w:numPr>
         <w:pStyle w:val="Compact"/>
       </w:pPr>
@@ -770,7 +1026,7 @@
       <w:pPr>
         <w:numPr>
           <w:ilvl w:val="0"/>
-          <w:numId w:val="1005"/>
+          <w:numId w:val="1006"/>
         </w:numPr>
         <w:pStyle w:val="Compact"/>
       </w:pPr>
@@ -792,7 +1048,7 @@
       <w:pPr>
         <w:numPr>
           <w:ilvl w:val="0"/>
-          <w:numId w:val="1005"/>
+          <w:numId w:val="1006"/>
         </w:numPr>
         <w:pStyle w:val="Compact"/>
       </w:pPr>
@@ -814,7 +1070,7 @@
       <w:pPr>
         <w:numPr>
           <w:ilvl w:val="0"/>
-          <w:numId w:val="1005"/>
+          <w:numId w:val="1006"/>
         </w:numPr>
         <w:pStyle w:val="Compact"/>
       </w:pPr>
@@ -836,7 +1092,7 @@
       <w:pPr>
         <w:numPr>
           <w:ilvl w:val="0"/>
-          <w:numId w:val="1005"/>
+          <w:numId w:val="1006"/>
         </w:numPr>
         <w:pStyle w:val="Compact"/>
       </w:pPr>
@@ -858,7 +1114,7 @@
       <w:pPr>
         <w:numPr>
           <w:ilvl w:val="0"/>
-          <w:numId w:val="1005"/>
+          <w:numId w:val="1006"/>
         </w:numPr>
         <w:pStyle w:val="Compact"/>
       </w:pPr>
@@ -880,7 +1136,7 @@
       <w:pPr>
         <w:numPr>
           <w:ilvl w:val="0"/>
-          <w:numId w:val="1005"/>
+          <w:numId w:val="1006"/>
         </w:numPr>
         <w:pStyle w:val="Compact"/>
       </w:pPr>
@@ -902,7 +1158,7 @@
       <w:pPr>
         <w:numPr>
           <w:ilvl w:val="0"/>
-          <w:numId w:val="1005"/>
+          <w:numId w:val="1006"/>
         </w:numPr>
         <w:pStyle w:val="Compact"/>
       </w:pPr>
@@ -1248,6 +1504,9 @@
     <w:abstractNumId w:val="991"/>
   </w:num>
   <w:num w:numId="1005">
+    <w:abstractNumId w:val="991"/>
+  </w:num>
+  <w:num w:numId="1006">
     <w:abstractNumId w:val="991"/>
   </w:num>
 </w:numbering>

--- a/src/generate-resume-files-by-workflow/cv.docx
+++ b/src/generate-resume-files-by-workflow/cv.docx
@@ -16,7 +16,7 @@
         <w:t xml:space="preserve">Huaylla</w:t>
       </w:r>
     </w:p>
-    <w:bookmarkStart w:id="43" w:name="resume"/>
+    <w:bookmarkStart w:id="44" w:name="resume"/>
     <w:bookmarkStart w:id="24" w:name="basics"/>
     <w:bookmarkStart w:id="23" w:name="freddy-huaylla"/>
     <w:p>
@@ -32,7 +32,7 @@
         <w:pStyle w:val="FirstParagraph"/>
       </w:pPr>
       <w:r>
-        <w:t xml:space="preserve">Fullstack Developer | JavaScript/TypeScript | Flutter</w:t>
+        <w:t xml:space="preserve">Fullstack Developer | TypeScript | Flutter</w:t>
       </w:r>
       <w:hyperlink r:id="rId20">
         <w:r>
@@ -77,7 +77,7 @@
         <w:pStyle w:val="FirstParagraph"/>
       </w:pPr>
       <w:r>
-        <w:t xml:space="preserve">Desarrollador Fullstack con 3 años de experiencia especializado en tecnologías JavaScript (React, Next.js, Nest.js) y Flutter. Me destaco por priorizar la usabilidad, la optimización del rendimiento y el desarrollo de interfaces. He integrado soluciones de IA generativa utilizando LangChain y participado en proyectos como ERP multiplataforma en tiempo real, software SAAS de alto rendimiento y prácticas esenciales de DevOps. Mi metodología incluye pruebas unitarias, integración continua con GitHub Actions y colaboración en equipos multidisciplinarios. Busco aplicar mi experiencia técnica en proyectos ambiciosos, seguir creciendo profesionalmente y aportar soluciones orientadas al usuario y al cliente</w:t>
+        <w:t xml:space="preserve">Desarrollador Fullstack con +5 años de experiencia en tecnologías JavaScript/TypeScript (React, Next.js, NestJS, Node.js) y Flutter. Especializado en arquitecturas escalables, APIs REST, web scraping y sistemas de automatización con IA generativa (OpenAI API). Experiencia en desarrollo de CMS con Strapi, integración WhatsApp Business, testing automatizado (TDD) y metodologías ágiles. Enfoque en optimización de performance, seguridad y experiencia del usuario.</w:t>
       </w:r>
     </w:p>
     <w:bookmarkEnd w:id="22"/>
@@ -106,10 +106,10 @@
           <w:bCs/>
           <w:b/>
         </w:rPr>
-        <w:t xml:space="preserve">Frontend Development</w:t>
-      </w:r>
-      <w:r>
-        <w:t xml:space="preserve">: React, Next.js, Flutter, TypeScript, JavaScript, Ant Design, CSS, HTML, Context API, Webpack</w:t>
+        <w:t xml:space="preserve">AI/ML Integration</w:t>
+      </w:r>
+      <w:r>
+        <w:t xml:space="preserve">: Computer Vision, OpenAI API, OpenAI Vision API, Conversational AI, OpenAi Assistant API, Image Analysis</w:t>
       </w:r>
     </w:p>
     <w:p>
@@ -128,7 +128,102 @@
         <w:t xml:space="preserve">Backend/API Development</w:t>
       </w:r>
       <w:r>
-        <w:t xml:space="preserve">: GraphQL, Apollo Server, Apollo Client, Express, Nexus, REST APIs, WebSockets, Prisma</w:t>
+        <w:t xml:space="preserve">: Express.js, NestJS, GraphQL, Apollo Server, REST APIs, WebSockets, Socket.IO, Prisma, Nexus, API-first Architecture, Zod Validation</w:t>
+      </w:r>
+    </w:p>
+    <w:p>
+      <w:pPr>
+        <w:numPr>
+          <w:ilvl w:val="0"/>
+          <w:numId w:val="1001"/>
+        </w:numPr>
+        <w:pStyle w:val="Compact"/>
+      </w:pPr>
+      <w:r>
+        <w:rPr>
+          <w:bCs/>
+          <w:b/>
+        </w:rPr>
+        <w:t xml:space="preserve">Web Scraping &amp; Automation</w:t>
+      </w:r>
+      <w:r>
+        <w:t xml:space="preserve">: Puppeteer, NestJS Scraper Architecture, Browser Pool Management, Proxy Rotation (IPRoyal), Screenshot Automation, Rate Limiting</w:t>
+      </w:r>
+    </w:p>
+    <w:p>
+      <w:pPr>
+        <w:numPr>
+          <w:ilvl w:val="0"/>
+          <w:numId w:val="1001"/>
+        </w:numPr>
+        <w:pStyle w:val="Compact"/>
+      </w:pPr>
+      <w:r>
+        <w:rPr>
+          <w:bCs/>
+          <w:b/>
+        </w:rPr>
+        <w:t xml:space="preserve">Backend Architecture</w:t>
+      </w:r>
+      <w:r>
+        <w:t xml:space="preserve">: Modular Architecture, Clean Architecture, Microservices Architecture, Swagger/OpenAPI Documentation, Error Handling Middleware</w:t>
+      </w:r>
+    </w:p>
+    <w:p>
+      <w:pPr>
+        <w:numPr>
+          <w:ilvl w:val="0"/>
+          <w:numId w:val="1001"/>
+        </w:numPr>
+        <w:pStyle w:val="Compact"/>
+      </w:pPr>
+      <w:r>
+        <w:rPr>
+          <w:bCs/>
+          <w:b/>
+        </w:rPr>
+        <w:t xml:space="preserve">Frontend Development</w:t>
+      </w:r>
+      <w:r>
+        <w:t xml:space="preserve">: React, Next.js, Tailwind CSS, TypeScript, JavaScript, Context API, Hooks Personalizados, Ant Design, Styled Components, CSS, HTML, Webpack, UI/UX Optimization, SEO Optimization, Feature Flags, React Router DOM, React i18next, React Helmet, Bootstrap</w:t>
+      </w:r>
+    </w:p>
+    <w:p>
+      <w:pPr>
+        <w:numPr>
+          <w:ilvl w:val="0"/>
+          <w:numId w:val="1001"/>
+        </w:numPr>
+        <w:pStyle w:val="Compact"/>
+      </w:pPr>
+      <w:r>
+        <w:rPr>
+          <w:bCs/>
+          <w:b/>
+        </w:rPr>
+        <w:t xml:space="preserve">CMS &amp; Content Management</w:t>
+      </w:r>
+      <w:r>
+        <w:t xml:space="preserve">: Strapi CMS, Content Modeling, Media Management, Headless CMS</w:t>
+      </w:r>
+    </w:p>
+    <w:p>
+      <w:pPr>
+        <w:numPr>
+          <w:ilvl w:val="0"/>
+          <w:numId w:val="1001"/>
+        </w:numPr>
+        <w:pStyle w:val="Compact"/>
+      </w:pPr>
+      <w:r>
+        <w:rPr>
+          <w:bCs/>
+          <w:b/>
+        </w:rPr>
+        <w:t xml:space="preserve">Database &amp; Auth</w:t>
+      </w:r>
+      <w:r>
+        <w:t xml:space="preserve">: PostgreSQL, SQLite3, Better-SQLite3, Supabase, Prisma, Database Design, Google OAuth2, JWT, Session Auth</w:t>
       </w:r>
     </w:p>
     <w:p>
@@ -147,26 +242,7 @@
         <w:t xml:space="preserve">Mobile Development</w:t>
       </w:r>
       <w:r>
-        <w:t xml:space="preserve">: Flutter, Cross-platform</w:t>
-      </w:r>
-    </w:p>
-    <w:p>
-      <w:pPr>
-        <w:numPr>
-          <w:ilvl w:val="0"/>
-          <w:numId w:val="1001"/>
-        </w:numPr>
-        <w:pStyle w:val="Compact"/>
-      </w:pPr>
-      <w:r>
-        <w:rPr>
-          <w:bCs/>
-          <w:b/>
-        </w:rPr>
-        <w:t xml:space="preserve">Database &amp; Auth</w:t>
-      </w:r>
-      <w:r>
-        <w:t xml:space="preserve">: PostgreSQL, Supabase, Prisma, Database Design</w:t>
+        <w:t xml:space="preserve">: Flutter, Cross-platform, React Native, Dart Lang, Mobile Scanner, Bluetooth Print ESC/POS</w:t>
       </w:r>
     </w:p>
     <w:p>
@@ -185,7 +261,7 @@
         <w:t xml:space="preserve">Development Tools</w:t>
       </w:r>
       <w:r>
-        <w:t xml:space="preserve">: Git, GitHub Actions, CI/CD, Husky, ESLint, Prettier, Chrome DevTools, Vitest</w:t>
+        <w:t xml:space="preserve">: Git, GitHub Actions, CI/CD, ESLint, Prettier, Chrome DevTools, Jest, Vitest, Husky</w:t>
       </w:r>
     </w:p>
     <w:p>
@@ -201,10 +277,10 @@
           <w:bCs/>
           <w:b/>
         </w:rPr>
-        <w:t xml:space="preserve">CMS &amp; Legacy Systems</w:t>
-      </w:r>
-      <w:r>
-        <w:t xml:space="preserve">: WordPress, PHP, jQuery</w:t>
+        <w:t xml:space="preserve">External Integrations</w:t>
+      </w:r>
+      <w:r>
+        <w:t xml:space="preserve">: Twilio API, WhatsApp Business API, Google Sheets API, AWS SQS, AWS S3, Redis Pub/Sub, API Gateway, AWS SES, AWS Lambda</w:t>
       </w:r>
     </w:p>
     <w:p>
@@ -220,10 +296,10 @@
           <w:bCs/>
           <w:b/>
         </w:rPr>
-        <w:t xml:space="preserve">Methodologies</w:t>
-      </w:r>
-      <w:r>
-        <w:t xml:space="preserve">: Agile/Scrum, JIRA, TDD, Microservices, Code Refactoring</w:t>
+        <w:t xml:space="preserve">Methodologies &amp; Patterns</w:t>
+      </w:r>
+      <w:r>
+        <w:t xml:space="preserve">: Feature Flags, Agile/Scrum, Code Refactoring, Microservices Architecture, Circuit Breaker, Asynchronous Programming</w:t>
       </w:r>
     </w:p>
     <w:bookmarkEnd w:id="25"/>
@@ -243,6 +319,114 @@
         <w:pStyle w:val="FirstParagraph"/>
       </w:pPr>
       <w:r>
+        <w:t xml:space="preserve">Depot Group</w:t>
+      </w:r>
+    </w:p>
+    <w:p>
+      <w:pPr>
+        <w:pStyle w:val="BodyText"/>
+      </w:pPr>
+      <w:r>
+        <w:t xml:space="preserve">Backend Developer / Web Scraping / CMS Manager</w:t>
+      </w:r>
+    </w:p>
+    <w:p>
+      <w:pPr>
+        <w:pStyle w:val="BodyText"/>
+      </w:pPr>
+      <w:r>
+        <w:t xml:space="preserve">jul. 2025 — oct. 2025</w:t>
+      </w:r>
+    </w:p>
+    <w:p>
+      <w:pPr>
+        <w:numPr>
+          <w:ilvl w:val="0"/>
+          <w:numId w:val="1002"/>
+        </w:numPr>
+        <w:pStyle w:val="Compact"/>
+      </w:pPr>
+      <w:r>
+        <w:t xml:space="preserve">Scraper avanzado con NestJS y Puppeteer para extracción automatizada de datos de portales industriales, incluyendo gestión de pools de navegadores concurrentes y integración con OpenAI Vision API</w:t>
+      </w:r>
+    </w:p>
+    <w:p>
+      <w:pPr>
+        <w:numPr>
+          <w:ilvl w:val="0"/>
+          <w:numId w:val="1002"/>
+        </w:numPr>
+        <w:pStyle w:val="Compact"/>
+      </w:pPr>
+      <w:r>
+        <w:t xml:space="preserve">Integración completa con Twilio WhatsApp Business API para mensajería empresarial, implementando webhooks robustos, manejo debotones interactivos</w:t>
+      </w:r>
+    </w:p>
+    <w:p>
+      <w:pPr>
+        <w:numPr>
+          <w:ilvl w:val="0"/>
+          <w:numId w:val="1002"/>
+        </w:numPr>
+        <w:pStyle w:val="Compact"/>
+      </w:pPr>
+      <w:r>
+        <w:t xml:space="preserve">Desarrollo de chatbot WhatsApp empresarial con OpenAI Assistant API v2, procesando consultas automatizadas de repuestos industriales con 6 funciones personalizadas y lógica conversacional avanzada</w:t>
+      </w:r>
+    </w:p>
+    <w:p>
+      <w:pPr>
+        <w:numPr>
+          <w:ilvl w:val="0"/>
+          <w:numId w:val="1002"/>
+        </w:numPr>
+        <w:pStyle w:val="Compact"/>
+      </w:pPr>
+      <w:r>
+        <w:t xml:space="preserve">Backoffice completo con Strapi CMS v5.23 y React 18, sistema de gestión de contenido headless con autenticación, consumo de microservicio REST y dynamic zones para contenido flexible adaptado a necesidades empresariales</w:t>
+      </w:r>
+    </w:p>
+    <w:p>
+      <w:pPr>
+        <w:numPr>
+          <w:ilvl w:val="0"/>
+          <w:numId w:val="1002"/>
+        </w:numPr>
+        <w:pStyle w:val="Compact"/>
+      </w:pPr>
+      <w:r>
+        <w:t xml:space="preserve">Arquitectura de microservicios con Express.js y TypeScript, implementando validación Zod, manejo centralizado de errores, Socket.IO para comunicación en tiempo real y documentación Swagger/OpenAPI</w:t>
+      </w:r>
+    </w:p>
+    <w:p>
+      <w:pPr>
+        <w:numPr>
+          <w:ilvl w:val="0"/>
+          <w:numId w:val="1002"/>
+        </w:numPr>
+        <w:pStyle w:val="Compact"/>
+      </w:pPr>
+      <w:r>
+        <w:t xml:space="preserve">Sistema completo de gestión de clientes con PostgreSQL y logging automático a Google Sheets, incluyendo analytics empresariales en tiempo real</w:t>
+      </w:r>
+    </w:p>
+    <w:p>
+      <w:pPr>
+        <w:numPr>
+          <w:ilvl w:val="0"/>
+          <w:numId w:val="1002"/>
+        </w:numPr>
+        <w:pStyle w:val="Compact"/>
+      </w:pPr>
+      <w:r>
+        <w:t xml:space="preserve">Sistema de automatización empresarial procesando búsquedas industriales, registro automático de clientes y generación de reportes analíticos en tiempo real</w:t>
+      </w:r>
+    </w:p>
+    <w:p>
+      <w:pPr>
+        <w:pStyle w:val="FirstParagraph"/>
+      </w:pPr>
+      <w:r>
         <w:t xml:space="preserve">JL LTDA.</w:t>
       </w:r>
     </w:p>
@@ -266,60 +450,84 @@
       <w:pPr>
         <w:numPr>
           <w:ilvl w:val="0"/>
-          <w:numId w:val="1002"/>
-        </w:numPr>
-        <w:pStyle w:val="Compact"/>
-      </w:pPr>
-      <w:r>
-        <w:t xml:space="preserve">Desarrollo de aplicaciones multiplataforma con Flutter, asegurando experiencia de usuario consistente y rendimiento optimizado mediante integración con APIs GraphQL</w:t>
-      </w:r>
-    </w:p>
-    <w:p>
-      <w:pPr>
-        <w:numPr>
-          <w:ilvl w:val="0"/>
-          <w:numId w:val="1002"/>
-        </w:numPr>
-        <w:pStyle w:val="Compact"/>
-      </w:pPr>
-      <w:r>
-        <w:t xml:space="preserve">Diseño y optimización de APIs GraphQL respaldadas por PostgreSQL para manejo eficiente de datos</w:t>
-      </w:r>
-    </w:p>
-    <w:p>
-      <w:pPr>
-        <w:numPr>
-          <w:ilvl w:val="0"/>
-          <w:numId w:val="1002"/>
-        </w:numPr>
-        <w:pStyle w:val="Compact"/>
-      </w:pPr>
-      <w:r>
-        <w:t xml:space="preserve">Integración de Supabase para autenticación segura y gestión de usuarios</w:t>
-      </w:r>
-    </w:p>
-    <w:p>
-      <w:pPr>
-        <w:numPr>
-          <w:ilvl w:val="0"/>
-          <w:numId w:val="1002"/>
-        </w:numPr>
-        <w:pStyle w:val="Compact"/>
-      </w:pPr>
-      <w:r>
-        <w:t xml:space="preserve">Implementación de WebSockets para comunicación bidireccional en tiempo real, soportando múltiples conexiones simultáneas y visualización de información en vivo</w:t>
-      </w:r>
-    </w:p>
-    <w:p>
-      <w:pPr>
-        <w:numPr>
-          <w:ilvl w:val="0"/>
-          <w:numId w:val="1002"/>
-        </w:numPr>
-        <w:pStyle w:val="Compact"/>
-      </w:pPr>
-      <w:r>
-        <w:t xml:space="preserve">Automatización de pipelines CI/CD con GitHub Actions para deployment continuo y despliegues ágiles</w:t>
+          <w:numId w:val="1003"/>
+        </w:numPr>
+        <w:pStyle w:val="Compact"/>
+      </w:pPr>
+      <w:r>
+        <w:t xml:space="preserve">Sistema de punto de venta (POS) Flutter multiplataforma con integración de hardware: escáneres de códigos de barras, impresoras térmicas Bluetooth ESC/POS</w:t>
+      </w:r>
+    </w:p>
+    <w:p>
+      <w:pPr>
+        <w:numPr>
+          <w:ilvl w:val="0"/>
+          <w:numId w:val="1003"/>
+        </w:numPr>
+        <w:pStyle w:val="Compact"/>
+      </w:pPr>
+      <w:r>
+        <w:t xml:space="preserve">Backend GraphQL especializado con Nexus y PostgreSQL, implementando 9 roles empresariales granulares (Gerente, Cajero, Bodega, Analista, Promotor, etc.) con permisos específicos por funcionalidad</w:t>
+      </w:r>
+    </w:p>
+    <w:p>
+      <w:pPr>
+        <w:numPr>
+          <w:ilvl w:val="0"/>
+          <w:numId w:val="1003"/>
+        </w:numPr>
+        <w:pStyle w:val="Compact"/>
+      </w:pPr>
+      <w:r>
+        <w:t xml:space="preserve">Arquitectura de microservicios con comunicación en tiempo real: GraphQL Subscriptions + WebSockets para actualizaciones instantáneas de inventario, ventas y alertas de stock crítico</w:t>
+      </w:r>
+    </w:p>
+    <w:p>
+      <w:pPr>
+        <w:numPr>
+          <w:ilvl w:val="0"/>
+          <w:numId w:val="1003"/>
+        </w:numPr>
+        <w:pStyle w:val="Compact"/>
+      </w:pPr>
+      <w:r>
+        <w:t xml:space="preserve">Sistema avanzado de inventario con gestión de fechas de vencimiento, categorías, ubicaciones, proveedores y alertas automáticas de reposición integrado con códigos de barras</w:t>
+      </w:r>
+    </w:p>
+    <w:p>
+      <w:pPr>
+        <w:numPr>
+          <w:ilvl w:val="0"/>
+          <w:numId w:val="1003"/>
+        </w:numPr>
+        <w:pStyle w:val="Compact"/>
+      </w:pPr>
+      <w:r>
+        <w:t xml:space="preserve">Microservicio NestJS independiente para generación de reportes empresariales (PDF/CSV) con arquitectura limpia</w:t>
+      </w:r>
+    </w:p>
+    <w:p>
+      <w:pPr>
+        <w:numPr>
+          <w:ilvl w:val="0"/>
+          <w:numId w:val="1003"/>
+        </w:numPr>
+        <w:pStyle w:val="Compact"/>
+      </w:pPr>
+      <w:r>
+        <w:t xml:space="preserve">Integración completa con Supabase para autenticación OAuth (Google Sign-In), almacenamiento en tiempo real y sincronización automática entre dispositivos móviles y web</w:t>
+      </w:r>
+    </w:p>
+    <w:p>
+      <w:pPr>
+        <w:numPr>
+          <w:ilvl w:val="0"/>
+          <w:numId w:val="1003"/>
+        </w:numPr>
+        <w:pStyle w:val="Compact"/>
+      </w:pPr>
+      <w:r>
+        <w:t xml:space="preserve">Pipeline CI/CD automatizado con GitHub Actions, deployment multiplataforma (Android APK, iOS, PWA) y sistema de versionado automático para actualizaciones remotas</w:t>
       </w:r>
     </w:p>
     <w:p>
@@ -350,72 +558,108 @@
       <w:pPr>
         <w:numPr>
           <w:ilvl w:val="0"/>
-          <w:numId w:val="1003"/>
-        </w:numPr>
-        <w:pStyle w:val="Compact"/>
-      </w:pPr>
-      <w:r>
-        <w:t xml:space="preserve">Desarrollo de interfaces con React 18 + Next.js 13 (App Router)</w:t>
-      </w:r>
-    </w:p>
-    <w:p>
-      <w:pPr>
-        <w:numPr>
-          <w:ilvl w:val="0"/>
-          <w:numId w:val="1003"/>
-        </w:numPr>
-        <w:pStyle w:val="Compact"/>
-      </w:pPr>
-      <w:r>
-        <w:t xml:space="preserve">Refactorización de class components a functional components</w:t>
-      </w:r>
-    </w:p>
-    <w:p>
-      <w:pPr>
-        <w:numPr>
-          <w:ilvl w:val="0"/>
-          <w:numId w:val="1003"/>
-        </w:numPr>
-        <w:pStyle w:val="Compact"/>
-      </w:pPr>
-      <w:r>
-        <w:t xml:space="preserve">Gestión de estado global y datos: Uso de Apollo Client con Optimistic UI y normalización de caché GraphQL, complementado con Context API + useReducer.</w:t>
-      </w:r>
-    </w:p>
-    <w:p>
-      <w:pPr>
-        <w:numPr>
-          <w:ilvl w:val="0"/>
-          <w:numId w:val="1003"/>
-        </w:numPr>
-        <w:pStyle w:val="Compact"/>
-      </w:pPr>
-      <w:r>
-        <w:t xml:space="preserve">Creación de componentes reutilizables usando Ant Design y Klog Design System interno</w:t>
-      </w:r>
-    </w:p>
-    <w:p>
-      <w:pPr>
-        <w:numPr>
-          <w:ilvl w:val="0"/>
-          <w:numId w:val="1003"/>
-        </w:numPr>
-        <w:pStyle w:val="Compact"/>
-      </w:pPr>
-      <w:r>
-        <w:t xml:space="preserve">Implementación de capa de seguridad para gestión de feature flags y protección de datos con encriptación de extremo a extremo.</w:t>
-      </w:r>
-    </w:p>
-    <w:p>
-      <w:pPr>
-        <w:numPr>
-          <w:ilvl w:val="0"/>
-          <w:numId w:val="1003"/>
-        </w:numPr>
-        <w:pStyle w:val="Compact"/>
-      </w:pPr>
-      <w:r>
-        <w:t xml:space="preserve">Debugging y optimización de código backend, Aceleración de carga de consultas a la BD y procesos JS, identificando dependencias críticas con Chrome DevTools Profiler.</w:t>
+          <w:numId w:val="1004"/>
+        </w:numPr>
+        <w:pStyle w:val="Compact"/>
+      </w:pPr>
+      <w:r>
+        <w:t xml:space="preserve">Contribución al desarrollo de interfaces frontend con React 18 y Next.js 13 (App Router), implementando componentes responsivos y optimizados para la plataforma SaaS empresarial</w:t>
+      </w:r>
+    </w:p>
+    <w:p>
+      <w:pPr>
+        <w:numPr>
+          <w:ilvl w:val="0"/>
+          <w:numId w:val="1004"/>
+        </w:numPr>
+        <w:pStyle w:val="Compact"/>
+      </w:pPr>
+      <w:r>
+        <w:t xml:space="preserve">Refactorización de código legacy migrando class components a functional components con hooks, mejorando la mantenibilidad y reduciendo la complejidad del código base</w:t>
+      </w:r>
+    </w:p>
+    <w:p>
+      <w:pPr>
+        <w:numPr>
+          <w:ilvl w:val="0"/>
+          <w:numId w:val="1004"/>
+        </w:numPr>
+        <w:pStyle w:val="Compact"/>
+      </w:pPr>
+      <w:r>
+        <w:t xml:space="preserve">Implementación de gestión de estado con Apollo Client para GraphQL, utilizando Optimistic UI y normalización de caché, complementado con Context API y useReducer</w:t>
+      </w:r>
+    </w:p>
+    <w:p>
+      <w:pPr>
+        <w:numPr>
+          <w:ilvl w:val="0"/>
+          <w:numId w:val="1004"/>
+        </w:numPr>
+        <w:pStyle w:val="Compact"/>
+      </w:pPr>
+      <w:r>
+        <w:t xml:space="preserve">Desarrollo de componentes reutilizables siguiendo el design system interno de Klog y patrones de Ant Design, asegurando consistencia visual en la aplicación</w:t>
+      </w:r>
+    </w:p>
+    <w:p>
+      <w:pPr>
+        <w:numPr>
+          <w:ilvl w:val="0"/>
+          <w:numId w:val="1004"/>
+        </w:numPr>
+        <w:pStyle w:val="Compact"/>
+      </w:pPr>
+      <w:r>
+        <w:t xml:space="preserve">Implementación de features de seguridad incluyendo gestión de feature flags y protección de datos con encriptación, contribuyendo a la robustez del sistema</w:t>
+      </w:r>
+    </w:p>
+    <w:p>
+      <w:pPr>
+        <w:numPr>
+          <w:ilvl w:val="0"/>
+          <w:numId w:val="1004"/>
+        </w:numPr>
+        <w:pStyle w:val="Compact"/>
+      </w:pPr>
+      <w:r>
+        <w:t xml:space="preserve">Debugging y optimización de rendimiento frontend utilizando Chrome DevTools Profiler, identificando y resolviendo cuellos de botella en consultas y procesos JavaScript</w:t>
+      </w:r>
+    </w:p>
+    <w:p>
+      <w:pPr>
+        <w:numPr>
+          <w:ilvl w:val="0"/>
+          <w:numId w:val="1004"/>
+        </w:numPr>
+        <w:pStyle w:val="Compact"/>
+      </w:pPr>
+      <w:r>
+        <w:t xml:space="preserve">Soporte a usuarios empresariales, resolviendo problemas de funcionalidad y mejorando la experiencia del usuario en la plataforma SaaS</w:t>
+      </w:r>
+    </w:p>
+    <w:p>
+      <w:pPr>
+        <w:numPr>
+          <w:ilvl w:val="0"/>
+          <w:numId w:val="1004"/>
+        </w:numPr>
+        <w:pStyle w:val="Compact"/>
+      </w:pPr>
+      <w:r>
+        <w:t xml:space="preserve">Mantenimiento y resolución de issues en backend GraphQL, optimizando consultas y mejorando tiempos de respuesta de la API</w:t>
+      </w:r>
+    </w:p>
+    <w:p>
+      <w:pPr>
+        <w:numPr>
+          <w:ilvl w:val="0"/>
+          <w:numId w:val="1004"/>
+        </w:numPr>
+        <w:pStyle w:val="Compact"/>
+      </w:pPr>
+      <w:r>
+        <w:t xml:space="preserve">Colaboración en mejoras de flujo de trabajo del equipo estableciendo prácticas de Git/GitHub, linting con ESLint/Prettier y integración con GitHub Actions</w:t>
       </w:r>
     </w:p>
     <w:p>
@@ -446,84 +690,84 @@
       <w:pPr>
         <w:numPr>
           <w:ilvl w:val="0"/>
-          <w:numId w:val="1004"/>
-        </w:numPr>
-        <w:pStyle w:val="Compact"/>
-      </w:pPr>
-      <w:r>
-        <w:t xml:space="preserve">Personalización de módulos WordPress usando PHP para adaptarlos a requerimientos específicos</w:t>
-      </w:r>
-    </w:p>
-    <w:p>
-      <w:pPr>
-        <w:numPr>
-          <w:ilvl w:val="0"/>
-          <w:numId w:val="1004"/>
-        </w:numPr>
-        <w:pStyle w:val="Compact"/>
-      </w:pPr>
-      <w:r>
-        <w:t xml:space="preserve">Mejora de interfaces de usuario con CSS para clientes del sector farmacéutico</w:t>
-      </w:r>
-    </w:p>
-    <w:p>
-      <w:pPr>
-        <w:numPr>
-          <w:ilvl w:val="0"/>
-          <w:numId w:val="1004"/>
-        </w:numPr>
-        <w:pStyle w:val="Compact"/>
-      </w:pPr>
-      <w:r>
-        <w:t xml:space="preserve">Gestión e implementación de campañas publicitarias mediante desarrollo frontend</w:t>
-      </w:r>
-    </w:p>
-    <w:p>
-      <w:pPr>
-        <w:numPr>
-          <w:ilvl w:val="0"/>
-          <w:numId w:val="1004"/>
-        </w:numPr>
-        <w:pStyle w:val="Compact"/>
-      </w:pPr>
-      <w:r>
-        <w:t xml:space="preserve">Participación en proyectos con React y Angular para desarrollo de funcionalidades avanzadas</w:t>
-      </w:r>
-    </w:p>
-    <w:p>
-      <w:pPr>
-        <w:numPr>
-          <w:ilvl w:val="0"/>
-          <w:numId w:val="1004"/>
-        </w:numPr>
-        <w:pStyle w:val="Compact"/>
-      </w:pPr>
-      <w:r>
-        <w:t xml:space="preserve">Trabajo bajo metodologías ágiles utilizando JIRA para gestión de tareas</w:t>
-      </w:r>
-    </w:p>
-    <w:p>
-      <w:pPr>
-        <w:numPr>
-          <w:ilvl w:val="0"/>
-          <w:numId w:val="1004"/>
-        </w:numPr>
-        <w:pStyle w:val="Compact"/>
-      </w:pPr>
-      <w:r>
-        <w:t xml:space="preserve">Optimización de rendimiento frontend en sitios WordPress</w:t>
-      </w:r>
-    </w:p>
-    <w:p>
-      <w:pPr>
-        <w:numPr>
-          <w:ilvl w:val="0"/>
-          <w:numId w:val="1004"/>
-        </w:numPr>
-        <w:pStyle w:val="Compact"/>
-      </w:pPr>
-      <w:r>
-        <w:t xml:space="preserve">Colaboración con equipos multidisciplinarios para implementación de features</w:t>
+          <w:numId w:val="1005"/>
+        </w:numPr>
+        <w:pStyle w:val="Compact"/>
+      </w:pPr>
+      <w:r>
+        <w:t xml:space="preserve">Desarrollo y personalización de temas y plugins WordPress utilizando PHP, HTML, CSS y JavaScript, adaptando funcionalidades a requerimientos específicos del sector farmacéutico</w:t>
+      </w:r>
+    </w:p>
+    <w:p>
+      <w:pPr>
+        <w:numPr>
+          <w:ilvl w:val="0"/>
+          <w:numId w:val="1005"/>
+        </w:numPr>
+        <w:pStyle w:val="Compact"/>
+      </w:pPr>
+      <w:r>
+        <w:t xml:space="preserve">Implementación de mejoras de UI/UX en interfaces de usuario, optimizando la experiencia del cliente final y aumentando la usabilidad de las aplicaciones</w:t>
+      </w:r>
+    </w:p>
+    <w:p>
+      <w:pPr>
+        <w:numPr>
+          <w:ilvl w:val="0"/>
+          <w:numId w:val="1005"/>
+        </w:numPr>
+        <w:pStyle w:val="Compact"/>
+      </w:pPr>
+      <w:r>
+        <w:t xml:space="preserve">Optimización de performance frontend en sitios WordPress, reduciendo tiempos de carga y mejorando el posicionamiento SEO</w:t>
+      </w:r>
+    </w:p>
+    <w:p>
+      <w:pPr>
+        <w:numPr>
+          <w:ilvl w:val="0"/>
+          <w:numId w:val="1005"/>
+        </w:numPr>
+        <w:pStyle w:val="Compact"/>
+      </w:pPr>
+      <w:r>
+        <w:t xml:space="preserve">Gestión e implementación de campañas publicitarias digitales mediante desarrollo frontend personalizado, contribuyendo al crecimiento de la presencia online de clientes</w:t>
+      </w:r>
+    </w:p>
+    <w:p>
+      <w:pPr>
+        <w:numPr>
+          <w:ilvl w:val="0"/>
+          <w:numId w:val="1005"/>
+        </w:numPr>
+        <w:pStyle w:val="Compact"/>
+      </w:pPr>
+      <w:r>
+        <w:t xml:space="preserve">Contribución en proyectos con tecnologías modernas como React y Angular, desarrollando componentes reutilizables y funcionalidades avanzadas</w:t>
+      </w:r>
+    </w:p>
+    <w:p>
+      <w:pPr>
+        <w:numPr>
+          <w:ilvl w:val="0"/>
+          <w:numId w:val="1005"/>
+        </w:numPr>
+        <w:pStyle w:val="Compact"/>
+      </w:pPr>
+      <w:r>
+        <w:t xml:space="preserve">Colaboración con equipos multidisciplinarios bajo metodologías ágiles utilizando JIRA para la gestión eficiente de tareas y entregas</w:t>
+      </w:r>
+    </w:p>
+    <w:p>
+      <w:pPr>
+        <w:numPr>
+          <w:ilvl w:val="0"/>
+          <w:numId w:val="1005"/>
+        </w:numPr>
+        <w:pStyle w:val="Compact"/>
+      </w:pPr>
+      <w:r>
+        <w:t xml:space="preserve">Mantenimiento y resolución de issues técnicos en sitios WordPress existentes, garantizando estabilidad y continuidad del servicio</w:t>
       </w:r>
     </w:p>
     <w:bookmarkEnd w:id="27"/>
@@ -677,7 +921,7 @@
         <w:pStyle w:val="BodyText"/>
       </w:pPr>
       <w:r>
-        <w:t xml:space="preserve">Webiste</w:t>
+        <w:t xml:space="preserve">website</w:t>
       </w:r>
     </w:p>
     <w:p>
@@ -748,7 +992,7 @@
       <w:pPr>
         <w:numPr>
           <w:ilvl w:val="0"/>
-          <w:numId w:val="1005"/>
+          <w:numId w:val="1006"/>
         </w:numPr>
         <w:pStyle w:val="Compact"/>
       </w:pPr>
@@ -770,7 +1014,7 @@
       <w:pPr>
         <w:numPr>
           <w:ilvl w:val="0"/>
-          <w:numId w:val="1005"/>
+          <w:numId w:val="1006"/>
         </w:numPr>
         <w:pStyle w:val="Compact"/>
       </w:pPr>
@@ -792,7 +1036,7 @@
       <w:pPr>
         <w:numPr>
           <w:ilvl w:val="0"/>
-          <w:numId w:val="1005"/>
+          <w:numId w:val="1006"/>
         </w:numPr>
         <w:pStyle w:val="Compact"/>
       </w:pPr>
@@ -814,7 +1058,7 @@
       <w:pPr>
         <w:numPr>
           <w:ilvl w:val="0"/>
-          <w:numId w:val="1005"/>
+          <w:numId w:val="1006"/>
         </w:numPr>
         <w:pStyle w:val="Compact"/>
       </w:pPr>
@@ -836,7 +1080,7 @@
       <w:pPr>
         <w:numPr>
           <w:ilvl w:val="0"/>
-          <w:numId w:val="1005"/>
+          <w:numId w:val="1006"/>
         </w:numPr>
         <w:pStyle w:val="Compact"/>
       </w:pPr>
@@ -858,7 +1102,7 @@
       <w:pPr>
         <w:numPr>
           <w:ilvl w:val="0"/>
-          <w:numId w:val="1005"/>
+          <w:numId w:val="1006"/>
         </w:numPr>
         <w:pStyle w:val="Compact"/>
       </w:pPr>
@@ -880,7 +1124,7 @@
       <w:pPr>
         <w:numPr>
           <w:ilvl w:val="0"/>
-          <w:numId w:val="1005"/>
+          <w:numId w:val="1006"/>
         </w:numPr>
         <w:pStyle w:val="Compact"/>
       </w:pPr>
@@ -902,7 +1146,7 @@
       <w:pPr>
         <w:numPr>
           <w:ilvl w:val="0"/>
-          <w:numId w:val="1005"/>
+          <w:numId w:val="1006"/>
         </w:numPr>
         <w:pStyle w:val="Compact"/>
       </w:pPr>
@@ -920,10 +1164,32 @@
         <w:t xml:space="preserve">: Google Actívate</w:t>
       </w:r>
     </w:p>
+    <w:p>
+      <w:pPr>
+        <w:numPr>
+          <w:ilvl w:val="0"/>
+          <w:numId w:val="1006"/>
+        </w:numPr>
+        <w:pStyle w:val="Compact"/>
+      </w:pPr>
+      <w:r>
+        <w:rPr>
+          <w:bCs/>
+          <w:b/>
+        </w:rPr>
+        <w:t xml:space="preserve">AI Fluency</w:t>
+      </w:r>
+      <w:r>
+        <w:t xml:space="preserve"> </w:t>
+      </w:r>
+      <w:r>
+        <w:t xml:space="preserve">: Anthropic</w:t>
+      </w:r>
+    </w:p>
     <w:bookmarkEnd w:id="38"/>
     <w:bookmarkEnd w:id="39"/>
-    <w:bookmarkStart w:id="42" w:name="projects"/>
-    <w:bookmarkStart w:id="41" w:name="proyectos-destacados"/>
+    <w:bookmarkStart w:id="43" w:name="projects"/>
+    <w:bookmarkStart w:id="42" w:name="proyectos-destacados"/>
     <w:p>
       <w:pPr>
         <w:pStyle w:val="Heading2"/>
@@ -980,76 +1246,47 @@
         <w:pStyle w:val="BodyText"/>
       </w:pPr>
       <w:r>
-        <w:t xml:space="preserve">Lends</w:t>
-      </w:r>
-    </w:p>
-    <w:p>
-      <w:pPr>
-        <w:pStyle w:val="BodyText"/>
-      </w:pPr>
-      <w:r>
-        <w:t xml:space="preserve">...</w:t>
-      </w:r>
-    </w:p>
-    <w:p>
-      <w:pPr>
-        <w:pStyle w:val="BodyText"/>
-      </w:pPr>
-      <w:r>
-        <w:t xml:space="preserve">feb. 2024 — abr. 2024</w:t>
-      </w:r>
-    </w:p>
-    <w:p>
-      <w:pPr>
-        <w:pStyle w:val="BodyText"/>
-      </w:pPr>
-      <w:r>
-        <w:t xml:space="preserve">Bot Router</w:t>
-      </w:r>
-    </w:p>
-    <w:p>
-      <w:pPr>
-        <w:pStyle w:val="BodyText"/>
-      </w:pPr>
-      <w:r>
-        <w:t xml:space="preserve">...</w:t>
-      </w:r>
-    </w:p>
-    <w:p>
-      <w:pPr>
-        <w:pStyle w:val="BodyText"/>
-      </w:pPr>
-      <w:r>
-        <w:t xml:space="preserve">jul. 2024 — ago. 2024</w:t>
-      </w:r>
-    </w:p>
-    <w:p>
-      <w:pPr>
-        <w:pStyle w:val="BodyText"/>
-      </w:pPr>
-      <w:r>
-        <w:t xml:space="preserve">Gestor APP</w:t>
-      </w:r>
-    </w:p>
-    <w:p>
-      <w:pPr>
-        <w:pStyle w:val="BodyText"/>
-      </w:pPr>
-      <w:r>
-        <w:t xml:space="preserve">...</w:t>
-      </w:r>
-    </w:p>
-    <w:p>
-      <w:pPr>
-        <w:pStyle w:val="BodyText"/>
-      </w:pPr>
-      <w:r>
-        <w:t xml:space="preserve">feb. 2024 — ene. 2025</w:t>
-      </w:r>
-    </w:p>
-    <w:bookmarkEnd w:id="41"/>
+        <w:t xml:space="preserve">[</w:t>
+      </w:r>
+      <w:hyperlink r:id="rId41">
+        <w:r>
+          <w:rPr>
+            <w:rStyle w:val="Hyperlink"/>
+          </w:rPr>
+          <w:t xml:space="preserve">github.com/Freddymhs/gatsby-geotrans-web</w:t>
+        </w:r>
+      </w:hyperlink>
+      <w:r>
+        <w:t xml:space="preserve">]</w:t>
+      </w:r>
+    </w:p>
+    <w:p>
+      <w:pPr>
+        <w:pStyle w:val="BodyText"/>
+      </w:pPr>
+      <w:r>
+        <w:t xml:space="preserve">MyLends(Loans) - Gestión de Préstamos</w:t>
+      </w:r>
+    </w:p>
+    <w:p>
+      <w:pPr>
+        <w:pStyle w:val="BodyText"/>
+      </w:pPr>
+      <w:r>
+        <w:t xml:space="preserve">Aplicación móvil multiplataforma para gestión de préstamos empresariales, implementando Clean Architecture de 4 capas con BLoC Pattern, Supabase como backend y programación funcional con Either types para manejo de errores tipados.</w:t>
+      </w:r>
+    </w:p>
+    <w:p>
+      <w:pPr>
+        <w:pStyle w:val="BodyText"/>
+      </w:pPr>
+      <w:r>
+        <w:t xml:space="preserve">jul. 2025 — dic. 2025</w:t>
+      </w:r>
+    </w:p>
     <w:bookmarkEnd w:id="42"/>
     <w:bookmarkEnd w:id="43"/>
+    <w:bookmarkEnd w:id="44"/>
     <w:sectPr/>
   </w:body>
 </w:document>
@@ -1248,6 +1485,9 @@
     <w:abstractNumId w:val="991"/>
   </w:num>
   <w:num w:numId="1005">
+    <w:abstractNumId w:val="991"/>
+  </w:num>
+  <w:num w:numId="1006">
     <w:abstractNumId w:val="991"/>
   </w:num>
 </w:numbering>

--- a/src/generate-resume-files-by-workflow/cv.docx
+++ b/src/generate-resume-files-by-workflow/cv.docx
@@ -16,7 +16,7 @@
         <w:t xml:space="preserve">Huaylla</w:t>
       </w:r>
     </w:p>
-    <w:bookmarkStart w:id="43" w:name="resume"/>
+    <w:bookmarkStart w:id="44" w:name="resume"/>
     <w:bookmarkStart w:id="24" w:name="basics"/>
     <w:bookmarkStart w:id="23" w:name="freddy-huaylla"/>
     <w:p>
@@ -32,7 +32,7 @@
         <w:pStyle w:val="FirstParagraph"/>
       </w:pPr>
       <w:r>
-        <w:t xml:space="preserve">Fullstack Developer | JavaScript/TypeScript | Flutter</w:t>
+        <w:t xml:space="preserve">Fullstack Developer | TypeScript | Flutter</w:t>
       </w:r>
       <w:hyperlink r:id="rId20">
         <w:r>
@@ -77,7 +77,7 @@
         <w:pStyle w:val="FirstParagraph"/>
       </w:pPr>
       <w:r>
-        <w:t xml:space="preserve">Desarrollador Fullstack con 3 años de experiencia especializado en tecnologías JavaScript (React, Next.js, Nest.js) y Flutter. Me destaco por priorizar la usabilidad, la optimización del rendimiento y el desarrollo de interfaces. He integrado soluciones de IA generativa utilizando LangChain y participado en proyectos como ERP multiplataforma en tiempo real, software SAAS de alto rendimiento y prácticas esenciales de DevOps. Mi metodología incluye pruebas unitarias, integración continua con GitHub Actions y colaboración en equipos multidisciplinarios. Busco aplicar mi experiencia técnica en proyectos ambiciosos, seguir creciendo profesionalmente y aportar soluciones orientadas al usuario y al cliente</w:t>
+        <w:t xml:space="preserve">Desarrollador Fullstack con +5 años de experiencia en tecnologías JavaScript/TypeScript (React, Next.js, NestJS, Node.js) y Flutter. Especializado en arquitecturas escalables, APIs REST, web scraping y sistemas de automatización con IA generativa (OpenAI API). Experiencia en desarrollo de CMS con Strapi, integración WhatsApp Business, testing automatizado (TDD) y metodologías ágiles. Enfoque en optimización de performance, seguridad y experiencia del usuario.</w:t>
       </w:r>
     </w:p>
     <w:bookmarkEnd w:id="22"/>
@@ -106,10 +106,10 @@
           <w:bCs/>
           <w:b/>
         </w:rPr>
-        <w:t xml:space="preserve">Frontend Development</w:t>
-      </w:r>
-      <w:r>
-        <w:t xml:space="preserve">: React, Next.js, Flutter, TypeScript, JavaScript, Ant Design, CSS, HTML, Context API, Webpack</w:t>
+        <w:t xml:space="preserve">AI/ML Integration</w:t>
+      </w:r>
+      <w:r>
+        <w:t xml:space="preserve">: Computer Vision, OpenAI API, OpenAI Vision API, Conversational AI, OpenAi Assistant API, Image Analysis</w:t>
       </w:r>
     </w:p>
     <w:p>
@@ -128,7 +128,102 @@
         <w:t xml:space="preserve">Backend/API Development</w:t>
       </w:r>
       <w:r>
-        <w:t xml:space="preserve">: GraphQL, Apollo Server, Apollo Client, Express, Nexus, REST APIs, WebSockets, Prisma</w:t>
+        <w:t xml:space="preserve">: Express.js, NestJS, GraphQL, Apollo Server, REST APIs, WebSockets, Socket.IO, Prisma, Nexus, API-first Architecture, Zod Validation</w:t>
+      </w:r>
+    </w:p>
+    <w:p>
+      <w:pPr>
+        <w:numPr>
+          <w:ilvl w:val="0"/>
+          <w:numId w:val="1001"/>
+        </w:numPr>
+        <w:pStyle w:val="Compact"/>
+      </w:pPr>
+      <w:r>
+        <w:rPr>
+          <w:bCs/>
+          <w:b/>
+        </w:rPr>
+        <w:t xml:space="preserve">Web Scraping &amp; Automation</w:t>
+      </w:r>
+      <w:r>
+        <w:t xml:space="preserve">: Puppeteer, NestJS Scraper Architecture, Browser Pool Management, Proxy Rotation (IPRoyal), Screenshot Automation, Rate Limiting</w:t>
+      </w:r>
+    </w:p>
+    <w:p>
+      <w:pPr>
+        <w:numPr>
+          <w:ilvl w:val="0"/>
+          <w:numId w:val="1001"/>
+        </w:numPr>
+        <w:pStyle w:val="Compact"/>
+      </w:pPr>
+      <w:r>
+        <w:rPr>
+          <w:bCs/>
+          <w:b/>
+        </w:rPr>
+        <w:t xml:space="preserve">Backend Architecture</w:t>
+      </w:r>
+      <w:r>
+        <w:t xml:space="preserve">: Modular Architecture, Clean Architecture, Microservices Architecture, Swagger/OpenAPI Documentation, Error Handling Middleware</w:t>
+      </w:r>
+    </w:p>
+    <w:p>
+      <w:pPr>
+        <w:numPr>
+          <w:ilvl w:val="0"/>
+          <w:numId w:val="1001"/>
+        </w:numPr>
+        <w:pStyle w:val="Compact"/>
+      </w:pPr>
+      <w:r>
+        <w:rPr>
+          <w:bCs/>
+          <w:b/>
+        </w:rPr>
+        <w:t xml:space="preserve">Frontend Development</w:t>
+      </w:r>
+      <w:r>
+        <w:t xml:space="preserve">: React, Next.js, Tailwind CSS, TypeScript, JavaScript, Context API, Hooks Personalizados, Ant Design, Styled Components, CSS, HTML, Webpack, UI/UX Optimization, SEO Optimization, Feature Flags, React Router DOM, React i18next, React Helmet, Bootstrap</w:t>
+      </w:r>
+    </w:p>
+    <w:p>
+      <w:pPr>
+        <w:numPr>
+          <w:ilvl w:val="0"/>
+          <w:numId w:val="1001"/>
+        </w:numPr>
+        <w:pStyle w:val="Compact"/>
+      </w:pPr>
+      <w:r>
+        <w:rPr>
+          <w:bCs/>
+          <w:b/>
+        </w:rPr>
+        <w:t xml:space="preserve">CMS &amp; Content Management</w:t>
+      </w:r>
+      <w:r>
+        <w:t xml:space="preserve">: Strapi CMS, Content Modeling, Media Management, Headless CMS</w:t>
+      </w:r>
+    </w:p>
+    <w:p>
+      <w:pPr>
+        <w:numPr>
+          <w:ilvl w:val="0"/>
+          <w:numId w:val="1001"/>
+        </w:numPr>
+        <w:pStyle w:val="Compact"/>
+      </w:pPr>
+      <w:r>
+        <w:rPr>
+          <w:bCs/>
+          <w:b/>
+        </w:rPr>
+        <w:t xml:space="preserve">Database &amp; Auth</w:t>
+      </w:r>
+      <w:r>
+        <w:t xml:space="preserve">: PostgreSQL, SQLite3, Better-SQLite3, Supabase, Prisma, Database Design, Google OAuth2, JWT, Session Auth</w:t>
       </w:r>
     </w:p>
     <w:p>
@@ -147,26 +242,7 @@
         <w:t xml:space="preserve">Mobile Development</w:t>
       </w:r>
       <w:r>
-        <w:t xml:space="preserve">: Flutter, Cross-platform</w:t>
-      </w:r>
-    </w:p>
-    <w:p>
-      <w:pPr>
-        <w:numPr>
-          <w:ilvl w:val="0"/>
-          <w:numId w:val="1001"/>
-        </w:numPr>
-        <w:pStyle w:val="Compact"/>
-      </w:pPr>
-      <w:r>
-        <w:rPr>
-          <w:bCs/>
-          <w:b/>
-        </w:rPr>
-        <w:t xml:space="preserve">Database &amp; Auth</w:t>
-      </w:r>
-      <w:r>
-        <w:t xml:space="preserve">: PostgreSQL, Supabase, Prisma, Database Design</w:t>
+        <w:t xml:space="preserve">: Flutter, Cross-platform, React Native, Dart Lang, Mobile Scanner, Bluetooth Print ESC/POS</w:t>
       </w:r>
     </w:p>
     <w:p>
@@ -185,7 +261,7 @@
         <w:t xml:space="preserve">Development Tools</w:t>
       </w:r>
       <w:r>
-        <w:t xml:space="preserve">: Git, GitHub Actions, CI/CD, Husky, ESLint, Prettier, Chrome DevTools, Vitest</w:t>
+        <w:t xml:space="preserve">: Git, GitHub Actions, CI/CD, ESLint, Prettier, Chrome DevTools, Jest, Vitest, Husky</w:t>
       </w:r>
     </w:p>
     <w:p>
@@ -201,10 +277,10 @@
           <w:bCs/>
           <w:b/>
         </w:rPr>
-        <w:t xml:space="preserve">CMS &amp; Legacy Systems</w:t>
-      </w:r>
-      <w:r>
-        <w:t xml:space="preserve">: WordPress, PHP, jQuery</w:t>
+        <w:t xml:space="preserve">External Integrations</w:t>
+      </w:r>
+      <w:r>
+        <w:t xml:space="preserve">: Twilio API, WhatsApp Business API, Google Sheets API, AWS SQS, AWS S3, Redis Pub/Sub, API Gateway, AWS SES, AWS Lambda</w:t>
       </w:r>
     </w:p>
     <w:p>
@@ -220,10 +296,10 @@
           <w:bCs/>
           <w:b/>
         </w:rPr>
-        <w:t xml:space="preserve">Methodologies</w:t>
-      </w:r>
-      <w:r>
-        <w:t xml:space="preserve">: Agile/Scrum, JIRA, TDD, Microservices, Code Refactoring</w:t>
+        <w:t xml:space="preserve">Methodologies &amp; Patterns</w:t>
+      </w:r>
+      <w:r>
+        <w:t xml:space="preserve">: Feature Flags, Agile/Scrum, Code Refactoring, Microservices Architecture, Circuit Breaker, Asynchronous Programming</w:t>
       </w:r>
     </w:p>
     <w:bookmarkEnd w:id="25"/>
@@ -243,6 +319,114 @@
         <w:pStyle w:val="FirstParagraph"/>
       </w:pPr>
       <w:r>
+        <w:t xml:space="preserve">Depot Group</w:t>
+      </w:r>
+    </w:p>
+    <w:p>
+      <w:pPr>
+        <w:pStyle w:val="BodyText"/>
+      </w:pPr>
+      <w:r>
+        <w:t xml:space="preserve">Backend Developer / Web Scraping / CMS Manager</w:t>
+      </w:r>
+    </w:p>
+    <w:p>
+      <w:pPr>
+        <w:pStyle w:val="BodyText"/>
+      </w:pPr>
+      <w:r>
+        <w:t xml:space="preserve">jul. 2025 — oct. 2025</w:t>
+      </w:r>
+    </w:p>
+    <w:p>
+      <w:pPr>
+        <w:numPr>
+          <w:ilvl w:val="0"/>
+          <w:numId w:val="1002"/>
+        </w:numPr>
+        <w:pStyle w:val="Compact"/>
+      </w:pPr>
+      <w:r>
+        <w:t xml:space="preserve">Scraper avanzado con NestJS y Puppeteer para extracción automatizada de datos de portales industriales, incluyendo gestión de pools de navegadores concurrentes y integración con OpenAI Vision API</w:t>
+      </w:r>
+    </w:p>
+    <w:p>
+      <w:pPr>
+        <w:numPr>
+          <w:ilvl w:val="0"/>
+          <w:numId w:val="1002"/>
+        </w:numPr>
+        <w:pStyle w:val="Compact"/>
+      </w:pPr>
+      <w:r>
+        <w:t xml:space="preserve">Integración completa con Twilio WhatsApp Business API para mensajería empresarial, implementando webhooks robustos, manejo debotones interactivos</w:t>
+      </w:r>
+    </w:p>
+    <w:p>
+      <w:pPr>
+        <w:numPr>
+          <w:ilvl w:val="0"/>
+          <w:numId w:val="1002"/>
+        </w:numPr>
+        <w:pStyle w:val="Compact"/>
+      </w:pPr>
+      <w:r>
+        <w:t xml:space="preserve">Desarrollo de chatbot WhatsApp empresarial con OpenAI Assistant API v2, procesando consultas automatizadas de repuestos industriales con 6 funciones personalizadas y lógica conversacional avanzada</w:t>
+      </w:r>
+    </w:p>
+    <w:p>
+      <w:pPr>
+        <w:numPr>
+          <w:ilvl w:val="0"/>
+          <w:numId w:val="1002"/>
+        </w:numPr>
+        <w:pStyle w:val="Compact"/>
+      </w:pPr>
+      <w:r>
+        <w:t xml:space="preserve">Backoffice completo con Strapi CMS v5.23 y React 18, sistema de gestión de contenido headless con autenticación, consumo de microservicio REST y dynamic zones para contenido flexible adaptado a necesidades empresariales</w:t>
+      </w:r>
+    </w:p>
+    <w:p>
+      <w:pPr>
+        <w:numPr>
+          <w:ilvl w:val="0"/>
+          <w:numId w:val="1002"/>
+        </w:numPr>
+        <w:pStyle w:val="Compact"/>
+      </w:pPr>
+      <w:r>
+        <w:t xml:space="preserve">Arquitectura de microservicios con Express.js y TypeScript, implementando validación Zod, manejo centralizado de errores, Socket.IO para comunicación en tiempo real y documentación Swagger/OpenAPI</w:t>
+      </w:r>
+    </w:p>
+    <w:p>
+      <w:pPr>
+        <w:numPr>
+          <w:ilvl w:val="0"/>
+          <w:numId w:val="1002"/>
+        </w:numPr>
+        <w:pStyle w:val="Compact"/>
+      </w:pPr>
+      <w:r>
+        <w:t xml:space="preserve">Sistema completo de gestión de clientes con PostgreSQL y logging automático a Google Sheets, incluyendo analytics empresariales en tiempo real</w:t>
+      </w:r>
+    </w:p>
+    <w:p>
+      <w:pPr>
+        <w:numPr>
+          <w:ilvl w:val="0"/>
+          <w:numId w:val="1002"/>
+        </w:numPr>
+        <w:pStyle w:val="Compact"/>
+      </w:pPr>
+      <w:r>
+        <w:t xml:space="preserve">Sistema de automatización empresarial procesando búsquedas industriales, registro automático de clientes y generación de reportes analíticos en tiempo real</w:t>
+      </w:r>
+    </w:p>
+    <w:p>
+      <w:pPr>
+        <w:pStyle w:val="FirstParagraph"/>
+      </w:pPr>
+      <w:r>
         <w:t xml:space="preserve">JL LTDA.</w:t>
       </w:r>
     </w:p>
@@ -266,60 +450,84 @@
       <w:pPr>
         <w:numPr>
           <w:ilvl w:val="0"/>
-          <w:numId w:val="1002"/>
-        </w:numPr>
-        <w:pStyle w:val="Compact"/>
-      </w:pPr>
-      <w:r>
-        <w:t xml:space="preserve">Desarrollo de aplicaciones multiplataforma con Flutter, asegurando experiencia de usuario consistente y rendimiento optimizado mediante integración con APIs GraphQL</w:t>
-      </w:r>
-    </w:p>
-    <w:p>
-      <w:pPr>
-        <w:numPr>
-          <w:ilvl w:val="0"/>
-          <w:numId w:val="1002"/>
-        </w:numPr>
-        <w:pStyle w:val="Compact"/>
-      </w:pPr>
-      <w:r>
-        <w:t xml:space="preserve">Diseño y optimización de APIs GraphQL respaldadas por PostgreSQL para manejo eficiente de datos</w:t>
-      </w:r>
-    </w:p>
-    <w:p>
-      <w:pPr>
-        <w:numPr>
-          <w:ilvl w:val="0"/>
-          <w:numId w:val="1002"/>
-        </w:numPr>
-        <w:pStyle w:val="Compact"/>
-      </w:pPr>
-      <w:r>
-        <w:t xml:space="preserve">Integración de Supabase para autenticación segura y gestión de usuarios</w:t>
-      </w:r>
-    </w:p>
-    <w:p>
-      <w:pPr>
-        <w:numPr>
-          <w:ilvl w:val="0"/>
-          <w:numId w:val="1002"/>
-        </w:numPr>
-        <w:pStyle w:val="Compact"/>
-      </w:pPr>
-      <w:r>
-        <w:t xml:space="preserve">Implementación de WebSockets para comunicación bidireccional en tiempo real, soportando múltiples conexiones simultáneas y visualización de información en vivo</w:t>
-      </w:r>
-    </w:p>
-    <w:p>
-      <w:pPr>
-        <w:numPr>
-          <w:ilvl w:val="0"/>
-          <w:numId w:val="1002"/>
-        </w:numPr>
-        <w:pStyle w:val="Compact"/>
-      </w:pPr>
-      <w:r>
-        <w:t xml:space="preserve">Automatización de pipelines CI/CD con GitHub Actions para deployment continuo y despliegues ágiles</w:t>
+          <w:numId w:val="1003"/>
+        </w:numPr>
+        <w:pStyle w:val="Compact"/>
+      </w:pPr>
+      <w:r>
+        <w:t xml:space="preserve">Sistema de punto de venta (POS) Flutter multiplataforma con integración de hardware: escáneres de códigos de barras, impresoras térmicas Bluetooth ESC/POS</w:t>
+      </w:r>
+    </w:p>
+    <w:p>
+      <w:pPr>
+        <w:numPr>
+          <w:ilvl w:val="0"/>
+          <w:numId w:val="1003"/>
+        </w:numPr>
+        <w:pStyle w:val="Compact"/>
+      </w:pPr>
+      <w:r>
+        <w:t xml:space="preserve">Backend GraphQL especializado con Nexus y PostgreSQL, implementando 9 roles empresariales granulares (Gerente, Cajero, Bodega, Analista, Promotor, etc.) con permisos específicos por funcionalidad</w:t>
+      </w:r>
+    </w:p>
+    <w:p>
+      <w:pPr>
+        <w:numPr>
+          <w:ilvl w:val="0"/>
+          <w:numId w:val="1003"/>
+        </w:numPr>
+        <w:pStyle w:val="Compact"/>
+      </w:pPr>
+      <w:r>
+        <w:t xml:space="preserve">Arquitectura de microservicios con comunicación en tiempo real: GraphQL Subscriptions + WebSockets para actualizaciones instantáneas de inventario, ventas y alertas de stock crítico</w:t>
+      </w:r>
+    </w:p>
+    <w:p>
+      <w:pPr>
+        <w:numPr>
+          <w:ilvl w:val="0"/>
+          <w:numId w:val="1003"/>
+        </w:numPr>
+        <w:pStyle w:val="Compact"/>
+      </w:pPr>
+      <w:r>
+        <w:t xml:space="preserve">Sistema avanzado de inventario con gestión de fechas de vencimiento, categorías, ubicaciones, proveedores y alertas automáticas de reposición integrado con códigos de barras</w:t>
+      </w:r>
+    </w:p>
+    <w:p>
+      <w:pPr>
+        <w:numPr>
+          <w:ilvl w:val="0"/>
+          <w:numId w:val="1003"/>
+        </w:numPr>
+        <w:pStyle w:val="Compact"/>
+      </w:pPr>
+      <w:r>
+        <w:t xml:space="preserve">Microservicio NestJS independiente para generación de reportes empresariales (PDF/CSV) con arquitectura limpia</w:t>
+      </w:r>
+    </w:p>
+    <w:p>
+      <w:pPr>
+        <w:numPr>
+          <w:ilvl w:val="0"/>
+          <w:numId w:val="1003"/>
+        </w:numPr>
+        <w:pStyle w:val="Compact"/>
+      </w:pPr>
+      <w:r>
+        <w:t xml:space="preserve">Integración completa con Supabase para autenticación OAuth (Google Sign-In), almacenamiento en tiempo real y sincronización automática entre dispositivos móviles y web</w:t>
+      </w:r>
+    </w:p>
+    <w:p>
+      <w:pPr>
+        <w:numPr>
+          <w:ilvl w:val="0"/>
+          <w:numId w:val="1003"/>
+        </w:numPr>
+        <w:pStyle w:val="Compact"/>
+      </w:pPr>
+      <w:r>
+        <w:t xml:space="preserve">Pipeline CI/CD automatizado con GitHub Actions, deployment multiplataforma (Android APK, iOS, PWA) y sistema de versionado automático para actualizaciones remotas</w:t>
       </w:r>
     </w:p>
     <w:p>
@@ -350,72 +558,108 @@
       <w:pPr>
         <w:numPr>
           <w:ilvl w:val="0"/>
-          <w:numId w:val="1003"/>
-        </w:numPr>
-        <w:pStyle w:val="Compact"/>
-      </w:pPr>
-      <w:r>
-        <w:t xml:space="preserve">Desarrollo de interfaces con React 18 + Next.js 13 (App Router)</w:t>
-      </w:r>
-    </w:p>
-    <w:p>
-      <w:pPr>
-        <w:numPr>
-          <w:ilvl w:val="0"/>
-          <w:numId w:val="1003"/>
-        </w:numPr>
-        <w:pStyle w:val="Compact"/>
-      </w:pPr>
-      <w:r>
-        <w:t xml:space="preserve">Refactorización de class components a functional components</w:t>
-      </w:r>
-    </w:p>
-    <w:p>
-      <w:pPr>
-        <w:numPr>
-          <w:ilvl w:val="0"/>
-          <w:numId w:val="1003"/>
-        </w:numPr>
-        <w:pStyle w:val="Compact"/>
-      </w:pPr>
-      <w:r>
-        <w:t xml:space="preserve">Gestión de estado global y datos: Uso de Apollo Client con Optimistic UI y normalización de caché GraphQL, complementado con Context API + useReducer.</w:t>
-      </w:r>
-    </w:p>
-    <w:p>
-      <w:pPr>
-        <w:numPr>
-          <w:ilvl w:val="0"/>
-          <w:numId w:val="1003"/>
-        </w:numPr>
-        <w:pStyle w:val="Compact"/>
-      </w:pPr>
-      <w:r>
-        <w:t xml:space="preserve">Creación de componentes reutilizables usando Ant Design y Klog Design System interno</w:t>
-      </w:r>
-    </w:p>
-    <w:p>
-      <w:pPr>
-        <w:numPr>
-          <w:ilvl w:val="0"/>
-          <w:numId w:val="1003"/>
-        </w:numPr>
-        <w:pStyle w:val="Compact"/>
-      </w:pPr>
-      <w:r>
-        <w:t xml:space="preserve">Implementación de capa de seguridad para gestión de feature flags y protección de datos con encriptación de extremo a extremo.</w:t>
-      </w:r>
-    </w:p>
-    <w:p>
-      <w:pPr>
-        <w:numPr>
-          <w:ilvl w:val="0"/>
-          <w:numId w:val="1003"/>
-        </w:numPr>
-        <w:pStyle w:val="Compact"/>
-      </w:pPr>
-      <w:r>
-        <w:t xml:space="preserve">Debugging y optimización de código backend, Aceleración de carga de consultas a la BD y procesos JS, identificando dependencias críticas con Chrome DevTools Profiler.</w:t>
+          <w:numId w:val="1004"/>
+        </w:numPr>
+        <w:pStyle w:val="Compact"/>
+      </w:pPr>
+      <w:r>
+        <w:t xml:space="preserve">Contribución al desarrollo de interfaces frontend con React 18 y Next.js 13 (App Router), implementando componentes responsivos y optimizados para la plataforma SaaS empresarial</w:t>
+      </w:r>
+    </w:p>
+    <w:p>
+      <w:pPr>
+        <w:numPr>
+          <w:ilvl w:val="0"/>
+          <w:numId w:val="1004"/>
+        </w:numPr>
+        <w:pStyle w:val="Compact"/>
+      </w:pPr>
+      <w:r>
+        <w:t xml:space="preserve">Refactorización de código legacy migrando class components a functional components con hooks, mejorando la mantenibilidad y reduciendo la complejidad del código base</w:t>
+      </w:r>
+    </w:p>
+    <w:p>
+      <w:pPr>
+        <w:numPr>
+          <w:ilvl w:val="0"/>
+          <w:numId w:val="1004"/>
+        </w:numPr>
+        <w:pStyle w:val="Compact"/>
+      </w:pPr>
+      <w:r>
+        <w:t xml:space="preserve">Implementación de gestión de estado con Apollo Client para GraphQL, utilizando Optimistic UI y normalización de caché, complementado con Context API y useReducer</w:t>
+      </w:r>
+    </w:p>
+    <w:p>
+      <w:pPr>
+        <w:numPr>
+          <w:ilvl w:val="0"/>
+          <w:numId w:val="1004"/>
+        </w:numPr>
+        <w:pStyle w:val="Compact"/>
+      </w:pPr>
+      <w:r>
+        <w:t xml:space="preserve">Desarrollo de componentes reutilizables siguiendo el design system interno de Klog y patrones de Ant Design, asegurando consistencia visual en la aplicación</w:t>
+      </w:r>
+    </w:p>
+    <w:p>
+      <w:pPr>
+        <w:numPr>
+          <w:ilvl w:val="0"/>
+          <w:numId w:val="1004"/>
+        </w:numPr>
+        <w:pStyle w:val="Compact"/>
+      </w:pPr>
+      <w:r>
+        <w:t xml:space="preserve">Implementación de features de seguridad incluyendo gestión de feature flags y protección de datos con encriptación, contribuyendo a la robustez del sistema</w:t>
+      </w:r>
+    </w:p>
+    <w:p>
+      <w:pPr>
+        <w:numPr>
+          <w:ilvl w:val="0"/>
+          <w:numId w:val="1004"/>
+        </w:numPr>
+        <w:pStyle w:val="Compact"/>
+      </w:pPr>
+      <w:r>
+        <w:t xml:space="preserve">Debugging y optimización de rendimiento frontend utilizando Chrome DevTools Profiler, identificando y resolviendo cuellos de botella en consultas y procesos JavaScript</w:t>
+      </w:r>
+    </w:p>
+    <w:p>
+      <w:pPr>
+        <w:numPr>
+          <w:ilvl w:val="0"/>
+          <w:numId w:val="1004"/>
+        </w:numPr>
+        <w:pStyle w:val="Compact"/>
+      </w:pPr>
+      <w:r>
+        <w:t xml:space="preserve">Soporte a usuarios empresariales, resolviendo problemas de funcionalidad y mejorando la experiencia del usuario en la plataforma SaaS</w:t>
+      </w:r>
+    </w:p>
+    <w:p>
+      <w:pPr>
+        <w:numPr>
+          <w:ilvl w:val="0"/>
+          <w:numId w:val="1004"/>
+        </w:numPr>
+        <w:pStyle w:val="Compact"/>
+      </w:pPr>
+      <w:r>
+        <w:t xml:space="preserve">Mantenimiento y resolución de issues en backend GraphQL, optimizando consultas y mejorando tiempos de respuesta de la API</w:t>
+      </w:r>
+    </w:p>
+    <w:p>
+      <w:pPr>
+        <w:numPr>
+          <w:ilvl w:val="0"/>
+          <w:numId w:val="1004"/>
+        </w:numPr>
+        <w:pStyle w:val="Compact"/>
+      </w:pPr>
+      <w:r>
+        <w:t xml:space="preserve">Colaboración en mejoras de flujo de trabajo del equipo estableciendo prácticas de Git/GitHub, linting con ESLint/Prettier y integración con GitHub Actions</w:t>
       </w:r>
     </w:p>
     <w:p>
@@ -446,84 +690,84 @@
       <w:pPr>
         <w:numPr>
           <w:ilvl w:val="0"/>
-          <w:numId w:val="1004"/>
-        </w:numPr>
-        <w:pStyle w:val="Compact"/>
-      </w:pPr>
-      <w:r>
-        <w:t xml:space="preserve">Personalización de módulos WordPress usando PHP para adaptarlos a requerimientos específicos</w:t>
-      </w:r>
-    </w:p>
-    <w:p>
-      <w:pPr>
-        <w:numPr>
-          <w:ilvl w:val="0"/>
-          <w:numId w:val="1004"/>
-        </w:numPr>
-        <w:pStyle w:val="Compact"/>
-      </w:pPr>
-      <w:r>
-        <w:t xml:space="preserve">Mejora de interfaces de usuario con CSS para clientes del sector farmacéutico</w:t>
-      </w:r>
-    </w:p>
-    <w:p>
-      <w:pPr>
-        <w:numPr>
-          <w:ilvl w:val="0"/>
-          <w:numId w:val="1004"/>
-        </w:numPr>
-        <w:pStyle w:val="Compact"/>
-      </w:pPr>
-      <w:r>
-        <w:t xml:space="preserve">Gestión e implementación de campañas publicitarias mediante desarrollo frontend</w:t>
-      </w:r>
-    </w:p>
-    <w:p>
-      <w:pPr>
-        <w:numPr>
-          <w:ilvl w:val="0"/>
-          <w:numId w:val="1004"/>
-        </w:numPr>
-        <w:pStyle w:val="Compact"/>
-      </w:pPr>
-      <w:r>
-        <w:t xml:space="preserve">Participación en proyectos con React y Angular para desarrollo de funcionalidades avanzadas</w:t>
-      </w:r>
-    </w:p>
-    <w:p>
-      <w:pPr>
-        <w:numPr>
-          <w:ilvl w:val="0"/>
-          <w:numId w:val="1004"/>
-        </w:numPr>
-        <w:pStyle w:val="Compact"/>
-      </w:pPr>
-      <w:r>
-        <w:t xml:space="preserve">Trabajo bajo metodologías ágiles utilizando JIRA para gestión de tareas</w:t>
-      </w:r>
-    </w:p>
-    <w:p>
-      <w:pPr>
-        <w:numPr>
-          <w:ilvl w:val="0"/>
-          <w:numId w:val="1004"/>
-        </w:numPr>
-        <w:pStyle w:val="Compact"/>
-      </w:pPr>
-      <w:r>
-        <w:t xml:space="preserve">Optimización de rendimiento frontend en sitios WordPress</w:t>
-      </w:r>
-    </w:p>
-    <w:p>
-      <w:pPr>
-        <w:numPr>
-          <w:ilvl w:val="0"/>
-          <w:numId w:val="1004"/>
-        </w:numPr>
-        <w:pStyle w:val="Compact"/>
-      </w:pPr>
-      <w:r>
-        <w:t xml:space="preserve">Colaboración con equipos multidisciplinarios para implementación de features</w:t>
+          <w:numId w:val="1005"/>
+        </w:numPr>
+        <w:pStyle w:val="Compact"/>
+      </w:pPr>
+      <w:r>
+        <w:t xml:space="preserve">Desarrollo y personalización de temas y plugins WordPress utilizando PHP, HTML, CSS y JavaScript, adaptando funcionalidades a requerimientos específicos del sector farmacéutico</w:t>
+      </w:r>
+    </w:p>
+    <w:p>
+      <w:pPr>
+        <w:numPr>
+          <w:ilvl w:val="0"/>
+          <w:numId w:val="1005"/>
+        </w:numPr>
+        <w:pStyle w:val="Compact"/>
+      </w:pPr>
+      <w:r>
+        <w:t xml:space="preserve">Implementación de mejoras de UI/UX en interfaces de usuario, optimizando la experiencia del cliente final y aumentando la usabilidad de las aplicaciones</w:t>
+      </w:r>
+    </w:p>
+    <w:p>
+      <w:pPr>
+        <w:numPr>
+          <w:ilvl w:val="0"/>
+          <w:numId w:val="1005"/>
+        </w:numPr>
+        <w:pStyle w:val="Compact"/>
+      </w:pPr>
+      <w:r>
+        <w:t xml:space="preserve">Optimización de performance frontend en sitios WordPress, reduciendo tiempos de carga y mejorando el posicionamiento SEO</w:t>
+      </w:r>
+    </w:p>
+    <w:p>
+      <w:pPr>
+        <w:numPr>
+          <w:ilvl w:val="0"/>
+          <w:numId w:val="1005"/>
+        </w:numPr>
+        <w:pStyle w:val="Compact"/>
+      </w:pPr>
+      <w:r>
+        <w:t xml:space="preserve">Gestión e implementación de campañas publicitarias digitales mediante desarrollo frontend personalizado, contribuyendo al crecimiento de la presencia online de clientes</w:t>
+      </w:r>
+    </w:p>
+    <w:p>
+      <w:pPr>
+        <w:numPr>
+          <w:ilvl w:val="0"/>
+          <w:numId w:val="1005"/>
+        </w:numPr>
+        <w:pStyle w:val="Compact"/>
+      </w:pPr>
+      <w:r>
+        <w:t xml:space="preserve">Contribución en proyectos con tecnologías modernas como React y Angular, desarrollando componentes reutilizables y funcionalidades avanzadas</w:t>
+      </w:r>
+    </w:p>
+    <w:p>
+      <w:pPr>
+        <w:numPr>
+          <w:ilvl w:val="0"/>
+          <w:numId w:val="1005"/>
+        </w:numPr>
+        <w:pStyle w:val="Compact"/>
+      </w:pPr>
+      <w:r>
+        <w:t xml:space="preserve">Colaboración con equipos multidisciplinarios bajo metodologías ágiles utilizando JIRA para la gestión eficiente de tareas y entregas</w:t>
+      </w:r>
+    </w:p>
+    <w:p>
+      <w:pPr>
+        <w:numPr>
+          <w:ilvl w:val="0"/>
+          <w:numId w:val="1005"/>
+        </w:numPr>
+        <w:pStyle w:val="Compact"/>
+      </w:pPr>
+      <w:r>
+        <w:t xml:space="preserve">Mantenimiento y resolución de issues técnicos en sitios WordPress existentes, garantizando estabilidad y continuidad del servicio</w:t>
       </w:r>
     </w:p>
     <w:bookmarkEnd w:id="27"/>
@@ -677,7 +921,7 @@
         <w:pStyle w:val="BodyText"/>
       </w:pPr>
       <w:r>
-        <w:t xml:space="preserve">Webiste</w:t>
+        <w:t xml:space="preserve">website</w:t>
       </w:r>
     </w:p>
     <w:p>
@@ -748,7 +992,51 @@
       <w:pPr>
         <w:numPr>
           <w:ilvl w:val="0"/>
-          <w:numId w:val="1005"/>
+          <w:numId w:val="1006"/>
+        </w:numPr>
+        <w:pStyle w:val="Compact"/>
+      </w:pPr>
+      <w:r>
+        <w:rPr>
+          <w:bCs/>
+          <w:b/>
+        </w:rPr>
+        <w:t xml:space="preserve">AI-Fluency</w:t>
+      </w:r>
+      <w:r>
+        <w:t xml:space="preserve"> </w:t>
+      </w:r>
+      <w:r>
+        <w:t xml:space="preserve">: Anthropic</w:t>
+      </w:r>
+    </w:p>
+    <w:p>
+      <w:pPr>
+        <w:numPr>
+          <w:ilvl w:val="0"/>
+          <w:numId w:val="1006"/>
+        </w:numPr>
+        <w:pStyle w:val="Compact"/>
+      </w:pPr>
+      <w:r>
+        <w:rPr>
+          <w:bCs/>
+          <w:b/>
+        </w:rPr>
+        <w:t xml:space="preserve">Claude-Code-in-Action</w:t>
+      </w:r>
+      <w:r>
+        <w:t xml:space="preserve"> </w:t>
+      </w:r>
+      <w:r>
+        <w:t xml:space="preserve">: Anthropic</w:t>
+      </w:r>
+    </w:p>
+    <w:p>
+      <w:pPr>
+        <w:numPr>
+          <w:ilvl w:val="0"/>
+          <w:numId w:val="1006"/>
         </w:numPr>
         <w:pStyle w:val="Compact"/>
       </w:pPr>
@@ -770,7 +1058,7 @@
       <w:pPr>
         <w:numPr>
           <w:ilvl w:val="0"/>
-          <w:numId w:val="1005"/>
+          <w:numId w:val="1006"/>
         </w:numPr>
         <w:pStyle w:val="Compact"/>
       </w:pPr>
@@ -792,7 +1080,7 @@
       <w:pPr>
         <w:numPr>
           <w:ilvl w:val="0"/>
-          <w:numId w:val="1005"/>
+          <w:numId w:val="1006"/>
         </w:numPr>
         <w:pStyle w:val="Compact"/>
       </w:pPr>
@@ -814,7 +1102,7 @@
       <w:pPr>
         <w:numPr>
           <w:ilvl w:val="0"/>
-          <w:numId w:val="1005"/>
+          <w:numId w:val="1006"/>
         </w:numPr>
         <w:pStyle w:val="Compact"/>
       </w:pPr>
@@ -836,7 +1124,7 @@
       <w:pPr>
         <w:numPr>
           <w:ilvl w:val="0"/>
-          <w:numId w:val="1005"/>
+          <w:numId w:val="1006"/>
         </w:numPr>
         <w:pStyle w:val="Compact"/>
       </w:pPr>
@@ -858,7 +1146,7 @@
       <w:pPr>
         <w:numPr>
           <w:ilvl w:val="0"/>
-          <w:numId w:val="1005"/>
+          <w:numId w:val="1006"/>
         </w:numPr>
         <w:pStyle w:val="Compact"/>
       </w:pPr>
@@ -880,7 +1168,7 @@
       <w:pPr>
         <w:numPr>
           <w:ilvl w:val="0"/>
-          <w:numId w:val="1005"/>
+          <w:numId w:val="1006"/>
         </w:numPr>
         <w:pStyle w:val="Compact"/>
       </w:pPr>
@@ -902,7 +1190,7 @@
       <w:pPr>
         <w:numPr>
           <w:ilvl w:val="0"/>
-          <w:numId w:val="1005"/>
+          <w:numId w:val="1006"/>
         </w:numPr>
         <w:pStyle w:val="Compact"/>
       </w:pPr>
@@ -922,8 +1210,8 @@
     </w:p>
     <w:bookmarkEnd w:id="38"/>
     <w:bookmarkEnd w:id="39"/>
-    <w:bookmarkStart w:id="42" w:name="projects"/>
-    <w:bookmarkStart w:id="41" w:name="proyectos-destacados"/>
+    <w:bookmarkStart w:id="43" w:name="projects"/>
+    <w:bookmarkStart w:id="42" w:name="proyectos-destacados"/>
     <w:p>
       <w:pPr>
         <w:pStyle w:val="Heading2"/>
@@ -980,76 +1268,23 @@
         <w:pStyle w:val="BodyText"/>
       </w:pPr>
       <w:r>
-        <w:t xml:space="preserve">Lends</w:t>
-      </w:r>
-    </w:p>
-    <w:p>
-      <w:pPr>
-        <w:pStyle w:val="BodyText"/>
-      </w:pPr>
-      <w:r>
-        <w:t xml:space="preserve">...</w:t>
-      </w:r>
-    </w:p>
-    <w:p>
-      <w:pPr>
-        <w:pStyle w:val="BodyText"/>
-      </w:pPr>
-      <w:r>
-        <w:t xml:space="preserve">feb. 2024 — abr. 2024</w:t>
-      </w:r>
-    </w:p>
-    <w:p>
-      <w:pPr>
-        <w:pStyle w:val="BodyText"/>
-      </w:pPr>
-      <w:r>
-        <w:t xml:space="preserve">Bot Router</w:t>
-      </w:r>
-    </w:p>
-    <w:p>
-      <w:pPr>
-        <w:pStyle w:val="BodyText"/>
-      </w:pPr>
-      <w:r>
-        <w:t xml:space="preserve">...</w:t>
-      </w:r>
-    </w:p>
-    <w:p>
-      <w:pPr>
-        <w:pStyle w:val="BodyText"/>
-      </w:pPr>
-      <w:r>
-        <w:t xml:space="preserve">jul. 2024 — ago. 2024</w:t>
-      </w:r>
-    </w:p>
-    <w:p>
-      <w:pPr>
-        <w:pStyle w:val="BodyText"/>
-      </w:pPr>
-      <w:r>
-        <w:t xml:space="preserve">Gestor APP</w:t>
-      </w:r>
-    </w:p>
-    <w:p>
-      <w:pPr>
-        <w:pStyle w:val="BodyText"/>
-      </w:pPr>
-      <w:r>
-        <w:t xml:space="preserve">...</w:t>
-      </w:r>
-    </w:p>
-    <w:p>
-      <w:pPr>
-        <w:pStyle w:val="BodyText"/>
-      </w:pPr>
-      <w:r>
-        <w:t xml:space="preserve">feb. 2024 — ene. 2025</w:t>
-      </w:r>
-    </w:p>
-    <w:bookmarkEnd w:id="41"/>
+        <w:t xml:space="preserve">[</w:t>
+      </w:r>
+      <w:hyperlink r:id="rId41">
+        <w:r>
+          <w:rPr>
+            <w:rStyle w:val="Hyperlink"/>
+          </w:rPr>
+          <w:t xml:space="preserve">github.com/Freddymhs/gatsby-geotrans-web</w:t>
+        </w:r>
+      </w:hyperlink>
+      <w:r>
+        <w:t xml:space="preserve">]</w:t>
+      </w:r>
+    </w:p>
     <w:bookmarkEnd w:id="42"/>
     <w:bookmarkEnd w:id="43"/>
+    <w:bookmarkEnd w:id="44"/>
     <w:sectPr/>
   </w:body>
 </w:document>
@@ -1248,6 +1483,9 @@
     <w:abstractNumId w:val="991"/>
   </w:num>
   <w:num w:numId="1005">
+    <w:abstractNumId w:val="991"/>
+  </w:num>
+  <w:num w:numId="1006">
     <w:abstractNumId w:val="991"/>
   </w:num>
 </w:numbering>

--- a/src/generate-resume-files-by-workflow/cv.docx
+++ b/src/generate-resume-files-by-workflow/cv.docx
@@ -16,7 +16,7 @@
         <w:t xml:space="preserve">Huaylla</w:t>
       </w:r>
     </w:p>
-    <w:bookmarkStart w:id="43" w:name="resume"/>
+    <w:bookmarkStart w:id="44" w:name="resume"/>
     <w:bookmarkStart w:id="24" w:name="basics"/>
     <w:bookmarkStart w:id="23" w:name="freddy-huaylla"/>
     <w:p>
@@ -32,7 +32,7 @@
         <w:pStyle w:val="FirstParagraph"/>
       </w:pPr>
       <w:r>
-        <w:t xml:space="preserve">Fullstack Developer | JavaScript/TypeScript | Flutter</w:t>
+        <w:t xml:space="preserve">Fullstack Developer | TypeScript | Flutter</w:t>
       </w:r>
       <w:hyperlink r:id="rId20">
         <w:r>
@@ -77,7 +77,7 @@
         <w:pStyle w:val="FirstParagraph"/>
       </w:pPr>
       <w:r>
-        <w:t xml:space="preserve">Desarrollador Fullstack con 3 años de experiencia especializado en tecnologías JavaScript (React, Next.js, Nest.js) y Flutter. Me destaco por priorizar la usabilidad, la optimización del rendimiento y el desarrollo de interfaces. He integrado soluciones de IA generativa utilizando LangChain y participado en proyectos como ERP multiplataforma en tiempo real, software SAAS de alto rendimiento y prácticas esenciales de DevOps. Mi metodología incluye pruebas unitarias, integración continua con GitHub Actions y colaboración en equipos multidisciplinarios. Busco aplicar mi experiencia técnica en proyectos ambiciosos, seguir creciendo profesionalmente y aportar soluciones orientadas al usuario y al cliente</w:t>
+        <w:t xml:space="preserve">Desarrollador Fullstack con +5 años de experiencia en tecnologías JavaScript/TypeScript (React, Next.js, NestJS, Node.js) y Flutter. Especializado en arquitecturas escalables, APIs REST, web scraping y sistemas de automatización con IA generativa (OpenAI API). Experiencia en desarrollo de CMS con Strapi, integración WhatsApp Business, testing automatizado (TDD) y metodologías ágiles. Enfoque en optimización de performance, seguridad y experiencia del usuario.</w:t>
       </w:r>
     </w:p>
     <w:bookmarkEnd w:id="22"/>
@@ -106,10 +106,10 @@
           <w:bCs/>
           <w:b/>
         </w:rPr>
-        <w:t xml:space="preserve">Frontend Development</w:t>
-      </w:r>
-      <w:r>
-        <w:t xml:space="preserve">: React, Next.js, Flutter, TypeScript, JavaScript, Ant Design, CSS, HTML, Context API, Webpack</w:t>
+        <w:t xml:space="preserve">AI/ML Integration</w:t>
+      </w:r>
+      <w:r>
+        <w:t xml:space="preserve">: Computer Vision, OpenAI API, OpenAI Vision API, Conversational AI, OpenAi Assistant API, Image Analysis</w:t>
       </w:r>
     </w:p>
     <w:p>
@@ -128,7 +128,102 @@
         <w:t xml:space="preserve">Backend/API Development</w:t>
       </w:r>
       <w:r>
-        <w:t xml:space="preserve">: GraphQL, Apollo Server, Apollo Client, Express, Nexus, REST APIs, WebSockets, Prisma</w:t>
+        <w:t xml:space="preserve">: Express.js, NestJS, GraphQL, Apollo Server, REST APIs, WebSockets, Socket.IO, Prisma, Nexus, API-first Architecture, Zod Validation</w:t>
+      </w:r>
+    </w:p>
+    <w:p>
+      <w:pPr>
+        <w:numPr>
+          <w:ilvl w:val="0"/>
+          <w:numId w:val="1001"/>
+        </w:numPr>
+        <w:pStyle w:val="Compact"/>
+      </w:pPr>
+      <w:r>
+        <w:rPr>
+          <w:bCs/>
+          <w:b/>
+        </w:rPr>
+        <w:t xml:space="preserve">Web Scraping &amp; Automation</w:t>
+      </w:r>
+      <w:r>
+        <w:t xml:space="preserve">: Puppeteer, NestJS Scraper Architecture, Browser Pool Management, Proxy Rotation (IPRoyal), Screenshot Automation, Rate Limiting</w:t>
+      </w:r>
+    </w:p>
+    <w:p>
+      <w:pPr>
+        <w:numPr>
+          <w:ilvl w:val="0"/>
+          <w:numId w:val="1001"/>
+        </w:numPr>
+        <w:pStyle w:val="Compact"/>
+      </w:pPr>
+      <w:r>
+        <w:rPr>
+          <w:bCs/>
+          <w:b/>
+        </w:rPr>
+        <w:t xml:space="preserve">Backend Architecture</w:t>
+      </w:r>
+      <w:r>
+        <w:t xml:space="preserve">: Modular Architecture, Clean Architecture, Microservices Architecture, Swagger/OpenAPI Documentation, Error Handling Middleware</w:t>
+      </w:r>
+    </w:p>
+    <w:p>
+      <w:pPr>
+        <w:numPr>
+          <w:ilvl w:val="0"/>
+          <w:numId w:val="1001"/>
+        </w:numPr>
+        <w:pStyle w:val="Compact"/>
+      </w:pPr>
+      <w:r>
+        <w:rPr>
+          <w:bCs/>
+          <w:b/>
+        </w:rPr>
+        <w:t xml:space="preserve">Frontend Development</w:t>
+      </w:r>
+      <w:r>
+        <w:t xml:space="preserve">: React, Next.js, Tailwind CSS, TypeScript, JavaScript, Context API, Hooks Personalizados, Ant Design, Styled Components, CSS, HTML, Webpack, UI/UX Optimization, SEO Optimization, Feature Flags, React Router DOM, React i18next, React Helmet, Bootstrap</w:t>
+      </w:r>
+    </w:p>
+    <w:p>
+      <w:pPr>
+        <w:numPr>
+          <w:ilvl w:val="0"/>
+          <w:numId w:val="1001"/>
+        </w:numPr>
+        <w:pStyle w:val="Compact"/>
+      </w:pPr>
+      <w:r>
+        <w:rPr>
+          <w:bCs/>
+          <w:b/>
+        </w:rPr>
+        <w:t xml:space="preserve">CMS &amp; Content Management</w:t>
+      </w:r>
+      <w:r>
+        <w:t xml:space="preserve">: Strapi CMS, Content Modeling, Media Management, Headless CMS</w:t>
+      </w:r>
+    </w:p>
+    <w:p>
+      <w:pPr>
+        <w:numPr>
+          <w:ilvl w:val="0"/>
+          <w:numId w:val="1001"/>
+        </w:numPr>
+        <w:pStyle w:val="Compact"/>
+      </w:pPr>
+      <w:r>
+        <w:rPr>
+          <w:bCs/>
+          <w:b/>
+        </w:rPr>
+        <w:t xml:space="preserve">Database &amp; Auth</w:t>
+      </w:r>
+      <w:r>
+        <w:t xml:space="preserve">: PostgreSQL, SQLite3, Better-SQLite3, Supabase, Prisma, Database Design, Google OAuth2, JWT, Session Auth</w:t>
       </w:r>
     </w:p>
     <w:p>
@@ -147,26 +242,7 @@
         <w:t xml:space="preserve">Mobile Development</w:t>
       </w:r>
       <w:r>
-        <w:t xml:space="preserve">: Flutter, Cross-platform</w:t>
-      </w:r>
-    </w:p>
-    <w:p>
-      <w:pPr>
-        <w:numPr>
-          <w:ilvl w:val="0"/>
-          <w:numId w:val="1001"/>
-        </w:numPr>
-        <w:pStyle w:val="Compact"/>
-      </w:pPr>
-      <w:r>
-        <w:rPr>
-          <w:bCs/>
-          <w:b/>
-        </w:rPr>
-        <w:t xml:space="preserve">Database &amp; Auth</w:t>
-      </w:r>
-      <w:r>
-        <w:t xml:space="preserve">: PostgreSQL, Supabase, Prisma, Database Design</w:t>
+        <w:t xml:space="preserve">: Flutter, Cross-platform, React Native, Dart Lang, Mobile Scanner, Bluetooth Print ESC/POS</w:t>
       </w:r>
     </w:p>
     <w:p>
@@ -185,7 +261,7 @@
         <w:t xml:space="preserve">Development Tools</w:t>
       </w:r>
       <w:r>
-        <w:t xml:space="preserve">: Git, GitHub Actions, CI/CD, Husky, ESLint, Prettier, Chrome DevTools, Vitest</w:t>
+        <w:t xml:space="preserve">: Git, GitHub Actions, CI/CD, ESLint, Prettier, Chrome DevTools, Jest, Vitest, Husky</w:t>
       </w:r>
     </w:p>
     <w:p>
@@ -201,10 +277,10 @@
           <w:bCs/>
           <w:b/>
         </w:rPr>
-        <w:t xml:space="preserve">CMS &amp; Legacy Systems</w:t>
-      </w:r>
-      <w:r>
-        <w:t xml:space="preserve">: WordPress, PHP, jQuery</w:t>
+        <w:t xml:space="preserve">External Integrations</w:t>
+      </w:r>
+      <w:r>
+        <w:t xml:space="preserve">: Twilio API, WhatsApp Business API, Google Sheets API, AWS SQS, AWS S3, Redis Pub/Sub, API Gateway, AWS SES, AWS Lambda</w:t>
       </w:r>
     </w:p>
     <w:p>
@@ -220,10 +296,10 @@
           <w:bCs/>
           <w:b/>
         </w:rPr>
-        <w:t xml:space="preserve">Methodologies</w:t>
-      </w:r>
-      <w:r>
-        <w:t xml:space="preserve">: Agile/Scrum, JIRA, TDD, Microservices, Code Refactoring</w:t>
+        <w:t xml:space="preserve">Methodologies &amp; Patterns</w:t>
+      </w:r>
+      <w:r>
+        <w:t xml:space="preserve">: Feature Flags, Agile/Scrum, Code Refactoring, Microservices Architecture, Circuit Breaker, Asynchronous Programming</w:t>
       </w:r>
     </w:p>
     <w:bookmarkEnd w:id="25"/>
@@ -243,6 +319,114 @@
         <w:pStyle w:val="FirstParagraph"/>
       </w:pPr>
       <w:r>
+        <w:t xml:space="preserve">Depot Group</w:t>
+      </w:r>
+    </w:p>
+    <w:p>
+      <w:pPr>
+        <w:pStyle w:val="BodyText"/>
+      </w:pPr>
+      <w:r>
+        <w:t xml:space="preserve">Backend Developer / Web Scraping / CMS Manager</w:t>
+      </w:r>
+    </w:p>
+    <w:p>
+      <w:pPr>
+        <w:pStyle w:val="BodyText"/>
+      </w:pPr>
+      <w:r>
+        <w:t xml:space="preserve">jul. 2025 — oct. 2025</w:t>
+      </w:r>
+    </w:p>
+    <w:p>
+      <w:pPr>
+        <w:numPr>
+          <w:ilvl w:val="0"/>
+          <w:numId w:val="1002"/>
+        </w:numPr>
+        <w:pStyle w:val="Compact"/>
+      </w:pPr>
+      <w:r>
+        <w:t xml:space="preserve">Scraper avanzado con NestJS y Puppeteer para extracción automatizada de datos de portales industriales, incluyendo gestión de pools de navegadores concurrentes y integración con OpenAI Vision API</w:t>
+      </w:r>
+    </w:p>
+    <w:p>
+      <w:pPr>
+        <w:numPr>
+          <w:ilvl w:val="0"/>
+          <w:numId w:val="1002"/>
+        </w:numPr>
+        <w:pStyle w:val="Compact"/>
+      </w:pPr>
+      <w:r>
+        <w:t xml:space="preserve">Integración completa con Twilio WhatsApp Business API para mensajería empresarial, implementando webhooks robustos, manejo debotones interactivos</w:t>
+      </w:r>
+    </w:p>
+    <w:p>
+      <w:pPr>
+        <w:numPr>
+          <w:ilvl w:val="0"/>
+          <w:numId w:val="1002"/>
+        </w:numPr>
+        <w:pStyle w:val="Compact"/>
+      </w:pPr>
+      <w:r>
+        <w:t xml:space="preserve">Desarrollo de chatbot WhatsApp empresarial con OpenAI Assistant API v2, procesando consultas automatizadas de repuestos industriales con 6 funciones personalizadas y lógica conversacional avanzada</w:t>
+      </w:r>
+    </w:p>
+    <w:p>
+      <w:pPr>
+        <w:numPr>
+          <w:ilvl w:val="0"/>
+          <w:numId w:val="1002"/>
+        </w:numPr>
+        <w:pStyle w:val="Compact"/>
+      </w:pPr>
+      <w:r>
+        <w:t xml:space="preserve">Backoffice completo con Strapi CMS v5.23 y React 18, sistema de gestión de contenido headless con autenticación, consumo de microservicio REST y dynamic zones para contenido flexible adaptado a necesidades empresariales</w:t>
+      </w:r>
+    </w:p>
+    <w:p>
+      <w:pPr>
+        <w:numPr>
+          <w:ilvl w:val="0"/>
+          <w:numId w:val="1002"/>
+        </w:numPr>
+        <w:pStyle w:val="Compact"/>
+      </w:pPr>
+      <w:r>
+        <w:t xml:space="preserve">Arquitectura de microservicios con Express.js y TypeScript, implementando validación Zod, manejo centralizado de errores, Socket.IO para comunicación en tiempo real y documentación Swagger/OpenAPI</w:t>
+      </w:r>
+    </w:p>
+    <w:p>
+      <w:pPr>
+        <w:numPr>
+          <w:ilvl w:val="0"/>
+          <w:numId w:val="1002"/>
+        </w:numPr>
+        <w:pStyle w:val="Compact"/>
+      </w:pPr>
+      <w:r>
+        <w:t xml:space="preserve">Sistema completo de gestión de clientes con PostgreSQL y logging automático a Google Sheets, incluyendo analytics empresariales en tiempo real</w:t>
+      </w:r>
+    </w:p>
+    <w:p>
+      <w:pPr>
+        <w:numPr>
+          <w:ilvl w:val="0"/>
+          <w:numId w:val="1002"/>
+        </w:numPr>
+        <w:pStyle w:val="Compact"/>
+      </w:pPr>
+      <w:r>
+        <w:t xml:space="preserve">Sistema de automatización empresarial procesando búsquedas industriales, registro automático de clientes y generación de reportes analíticos en tiempo real</w:t>
+      </w:r>
+    </w:p>
+    <w:p>
+      <w:pPr>
+        <w:pStyle w:val="FirstParagraph"/>
+      </w:pPr>
+      <w:r>
         <w:t xml:space="preserve">JL LTDA.</w:t>
       </w:r>
     </w:p>
@@ -266,60 +450,84 @@
       <w:pPr>
         <w:numPr>
           <w:ilvl w:val="0"/>
-          <w:numId w:val="1002"/>
-        </w:numPr>
-        <w:pStyle w:val="Compact"/>
-      </w:pPr>
-      <w:r>
-        <w:t xml:space="preserve">Desarrollo de aplicaciones multiplataforma con Flutter, asegurando experiencia de usuario consistente y rendimiento optimizado mediante integración con APIs GraphQL</w:t>
-      </w:r>
-    </w:p>
-    <w:p>
-      <w:pPr>
-        <w:numPr>
-          <w:ilvl w:val="0"/>
-          <w:numId w:val="1002"/>
-        </w:numPr>
-        <w:pStyle w:val="Compact"/>
-      </w:pPr>
-      <w:r>
-        <w:t xml:space="preserve">Diseño y optimización de APIs GraphQL respaldadas por PostgreSQL para manejo eficiente de datos</w:t>
-      </w:r>
-    </w:p>
-    <w:p>
-      <w:pPr>
-        <w:numPr>
-          <w:ilvl w:val="0"/>
-          <w:numId w:val="1002"/>
-        </w:numPr>
-        <w:pStyle w:val="Compact"/>
-      </w:pPr>
-      <w:r>
-        <w:t xml:space="preserve">Integración de Supabase para autenticación segura y gestión de usuarios</w:t>
-      </w:r>
-    </w:p>
-    <w:p>
-      <w:pPr>
-        <w:numPr>
-          <w:ilvl w:val="0"/>
-          <w:numId w:val="1002"/>
-        </w:numPr>
-        <w:pStyle w:val="Compact"/>
-      </w:pPr>
-      <w:r>
-        <w:t xml:space="preserve">Implementación de WebSockets para comunicación bidireccional en tiempo real, soportando múltiples conexiones simultáneas y visualización de información en vivo</w:t>
-      </w:r>
-    </w:p>
-    <w:p>
-      <w:pPr>
-        <w:numPr>
-          <w:ilvl w:val="0"/>
-          <w:numId w:val="1002"/>
-        </w:numPr>
-        <w:pStyle w:val="Compact"/>
-      </w:pPr>
-      <w:r>
-        <w:t xml:space="preserve">Automatización de pipelines CI/CD con GitHub Actions para deployment continuo y despliegues ágiles</w:t>
+          <w:numId w:val="1003"/>
+        </w:numPr>
+        <w:pStyle w:val="Compact"/>
+      </w:pPr>
+      <w:r>
+        <w:t xml:space="preserve">Sistema de punto de venta (POS) Flutter multiplataforma con integración de hardware: escáneres de códigos de barras, impresoras térmicas Bluetooth ESC/POS</w:t>
+      </w:r>
+    </w:p>
+    <w:p>
+      <w:pPr>
+        <w:numPr>
+          <w:ilvl w:val="0"/>
+          <w:numId w:val="1003"/>
+        </w:numPr>
+        <w:pStyle w:val="Compact"/>
+      </w:pPr>
+      <w:r>
+        <w:t xml:space="preserve">Backend GraphQL especializado con Nexus y PostgreSQL, implementando 9 roles empresariales granulares (Gerente, Cajero, Bodega, Analista, Promotor, etc.) con permisos específicos por funcionalidad</w:t>
+      </w:r>
+    </w:p>
+    <w:p>
+      <w:pPr>
+        <w:numPr>
+          <w:ilvl w:val="0"/>
+          <w:numId w:val="1003"/>
+        </w:numPr>
+        <w:pStyle w:val="Compact"/>
+      </w:pPr>
+      <w:r>
+        <w:t xml:space="preserve">Arquitectura de microservicios con comunicación en tiempo real: GraphQL Subscriptions + WebSockets para actualizaciones instantáneas de inventario, ventas y alertas de stock crítico</w:t>
+      </w:r>
+    </w:p>
+    <w:p>
+      <w:pPr>
+        <w:numPr>
+          <w:ilvl w:val="0"/>
+          <w:numId w:val="1003"/>
+        </w:numPr>
+        <w:pStyle w:val="Compact"/>
+      </w:pPr>
+      <w:r>
+        <w:t xml:space="preserve">Sistema avanzado de inventario con gestión de fechas de vencimiento, categorías, ubicaciones, proveedores y alertas automáticas de reposición integrado con códigos de barras</w:t>
+      </w:r>
+    </w:p>
+    <w:p>
+      <w:pPr>
+        <w:numPr>
+          <w:ilvl w:val="0"/>
+          <w:numId w:val="1003"/>
+        </w:numPr>
+        <w:pStyle w:val="Compact"/>
+      </w:pPr>
+      <w:r>
+        <w:t xml:space="preserve">Microservicio NestJS independiente para generación de reportes empresariales (PDF/CSV) con arquitectura limpia</w:t>
+      </w:r>
+    </w:p>
+    <w:p>
+      <w:pPr>
+        <w:numPr>
+          <w:ilvl w:val="0"/>
+          <w:numId w:val="1003"/>
+        </w:numPr>
+        <w:pStyle w:val="Compact"/>
+      </w:pPr>
+      <w:r>
+        <w:t xml:space="preserve">Integración completa con Supabase para autenticación OAuth (Google Sign-In), almacenamiento en tiempo real y sincronización automática entre dispositivos móviles y web</w:t>
+      </w:r>
+    </w:p>
+    <w:p>
+      <w:pPr>
+        <w:numPr>
+          <w:ilvl w:val="0"/>
+          <w:numId w:val="1003"/>
+        </w:numPr>
+        <w:pStyle w:val="Compact"/>
+      </w:pPr>
+      <w:r>
+        <w:t xml:space="preserve">Pipeline CI/CD automatizado con GitHub Actions, deployment multiplataforma (Android APK, iOS, PWA) y sistema de versionado automático para actualizaciones remotas</w:t>
       </w:r>
     </w:p>
     <w:p>
@@ -350,72 +558,108 @@
       <w:pPr>
         <w:numPr>
           <w:ilvl w:val="0"/>
-          <w:numId w:val="1003"/>
-        </w:numPr>
-        <w:pStyle w:val="Compact"/>
-      </w:pPr>
-      <w:r>
-        <w:t xml:space="preserve">Desarrollo de interfaces con React 18 + Next.js 13 (App Router)</w:t>
-      </w:r>
-    </w:p>
-    <w:p>
-      <w:pPr>
-        <w:numPr>
-          <w:ilvl w:val="0"/>
-          <w:numId w:val="1003"/>
-        </w:numPr>
-        <w:pStyle w:val="Compact"/>
-      </w:pPr>
-      <w:r>
-        <w:t xml:space="preserve">Refactorización de class components a functional components</w:t>
-      </w:r>
-    </w:p>
-    <w:p>
-      <w:pPr>
-        <w:numPr>
-          <w:ilvl w:val="0"/>
-          <w:numId w:val="1003"/>
-        </w:numPr>
-        <w:pStyle w:val="Compact"/>
-      </w:pPr>
-      <w:r>
-        <w:t xml:space="preserve">Gestión de estado global y datos: Uso de Apollo Client con Optimistic UI y normalización de caché GraphQL, complementado con Context API + useReducer.</w:t>
-      </w:r>
-    </w:p>
-    <w:p>
-      <w:pPr>
-        <w:numPr>
-          <w:ilvl w:val="0"/>
-          <w:numId w:val="1003"/>
-        </w:numPr>
-        <w:pStyle w:val="Compact"/>
-      </w:pPr>
-      <w:r>
-        <w:t xml:space="preserve">Creación de componentes reutilizables usando Ant Design y Klog Design System interno</w:t>
-      </w:r>
-    </w:p>
-    <w:p>
-      <w:pPr>
-        <w:numPr>
-          <w:ilvl w:val="0"/>
-          <w:numId w:val="1003"/>
-        </w:numPr>
-        <w:pStyle w:val="Compact"/>
-      </w:pPr>
-      <w:r>
-        <w:t xml:space="preserve">Implementación de capa de seguridad para gestión de feature flags y protección de datos con encriptación de extremo a extremo.</w:t>
-      </w:r>
-    </w:p>
-    <w:p>
-      <w:pPr>
-        <w:numPr>
-          <w:ilvl w:val="0"/>
-          <w:numId w:val="1003"/>
-        </w:numPr>
-        <w:pStyle w:val="Compact"/>
-      </w:pPr>
-      <w:r>
-        <w:t xml:space="preserve">Debugging y optimización de código backend, Aceleración de carga de consultas a la BD y procesos JS, identificando dependencias críticas con Chrome DevTools Profiler.</w:t>
+          <w:numId w:val="1004"/>
+        </w:numPr>
+        <w:pStyle w:val="Compact"/>
+      </w:pPr>
+      <w:r>
+        <w:t xml:space="preserve">Contribución al desarrollo de interfaces frontend con React 18 y Next.js 13 (App Router), implementando componentes responsivos y optimizados para la plataforma SaaS empresarial</w:t>
+      </w:r>
+    </w:p>
+    <w:p>
+      <w:pPr>
+        <w:numPr>
+          <w:ilvl w:val="0"/>
+          <w:numId w:val="1004"/>
+        </w:numPr>
+        <w:pStyle w:val="Compact"/>
+      </w:pPr>
+      <w:r>
+        <w:t xml:space="preserve">Refactorización de código legacy migrando class components a functional components con hooks, mejorando la mantenibilidad y reduciendo la complejidad del código base</w:t>
+      </w:r>
+    </w:p>
+    <w:p>
+      <w:pPr>
+        <w:numPr>
+          <w:ilvl w:val="0"/>
+          <w:numId w:val="1004"/>
+        </w:numPr>
+        <w:pStyle w:val="Compact"/>
+      </w:pPr>
+      <w:r>
+        <w:t xml:space="preserve">Implementación de gestión de estado con Apollo Client para GraphQL, utilizando Optimistic UI y normalización de caché, complementado con Context API y useReducer</w:t>
+      </w:r>
+    </w:p>
+    <w:p>
+      <w:pPr>
+        <w:numPr>
+          <w:ilvl w:val="0"/>
+          <w:numId w:val="1004"/>
+        </w:numPr>
+        <w:pStyle w:val="Compact"/>
+      </w:pPr>
+      <w:r>
+        <w:t xml:space="preserve">Desarrollo de componentes reutilizables siguiendo el design system interno de Klog y patrones de Ant Design, asegurando consistencia visual en la aplicación</w:t>
+      </w:r>
+    </w:p>
+    <w:p>
+      <w:pPr>
+        <w:numPr>
+          <w:ilvl w:val="0"/>
+          <w:numId w:val="1004"/>
+        </w:numPr>
+        <w:pStyle w:val="Compact"/>
+      </w:pPr>
+      <w:r>
+        <w:t xml:space="preserve">Implementación de features de seguridad incluyendo gestión de feature flags y protección de datos con encriptación, contribuyendo a la robustez del sistema</w:t>
+      </w:r>
+    </w:p>
+    <w:p>
+      <w:pPr>
+        <w:numPr>
+          <w:ilvl w:val="0"/>
+          <w:numId w:val="1004"/>
+        </w:numPr>
+        <w:pStyle w:val="Compact"/>
+      </w:pPr>
+      <w:r>
+        <w:t xml:space="preserve">Debugging y optimización de rendimiento frontend utilizando Chrome DevTools Profiler, identificando y resolviendo cuellos de botella en consultas y procesos JavaScript</w:t>
+      </w:r>
+    </w:p>
+    <w:p>
+      <w:pPr>
+        <w:numPr>
+          <w:ilvl w:val="0"/>
+          <w:numId w:val="1004"/>
+        </w:numPr>
+        <w:pStyle w:val="Compact"/>
+      </w:pPr>
+      <w:r>
+        <w:t xml:space="preserve">Soporte a usuarios empresariales, resolviendo problemas de funcionalidad y mejorando la experiencia del usuario en la plataforma SaaS</w:t>
+      </w:r>
+    </w:p>
+    <w:p>
+      <w:pPr>
+        <w:numPr>
+          <w:ilvl w:val="0"/>
+          <w:numId w:val="1004"/>
+        </w:numPr>
+        <w:pStyle w:val="Compact"/>
+      </w:pPr>
+      <w:r>
+        <w:t xml:space="preserve">Mantenimiento y resolución de issues en backend GraphQL, optimizando consultas y mejorando tiempos de respuesta de la API</w:t>
+      </w:r>
+    </w:p>
+    <w:p>
+      <w:pPr>
+        <w:numPr>
+          <w:ilvl w:val="0"/>
+          <w:numId w:val="1004"/>
+        </w:numPr>
+        <w:pStyle w:val="Compact"/>
+      </w:pPr>
+      <w:r>
+        <w:t xml:space="preserve">Colaboración en mejoras de flujo de trabajo del equipo estableciendo prácticas de Git/GitHub, linting con ESLint/Prettier y integración con GitHub Actions</w:t>
       </w:r>
     </w:p>
     <w:p>
@@ -446,84 +690,84 @@
       <w:pPr>
         <w:numPr>
           <w:ilvl w:val="0"/>
-          <w:numId w:val="1004"/>
-        </w:numPr>
-        <w:pStyle w:val="Compact"/>
-      </w:pPr>
-      <w:r>
-        <w:t xml:space="preserve">Personalización de módulos WordPress usando PHP para adaptarlos a requerimientos específicos</w:t>
-      </w:r>
-    </w:p>
-    <w:p>
-      <w:pPr>
-        <w:numPr>
-          <w:ilvl w:val="0"/>
-          <w:numId w:val="1004"/>
-        </w:numPr>
-        <w:pStyle w:val="Compact"/>
-      </w:pPr>
-      <w:r>
-        <w:t xml:space="preserve">Mejora de interfaces de usuario con CSS para clientes del sector farmacéutico</w:t>
-      </w:r>
-    </w:p>
-    <w:p>
-      <w:pPr>
-        <w:numPr>
-          <w:ilvl w:val="0"/>
-          <w:numId w:val="1004"/>
-        </w:numPr>
-        <w:pStyle w:val="Compact"/>
-      </w:pPr>
-      <w:r>
-        <w:t xml:space="preserve">Gestión e implementación de campañas publicitarias mediante desarrollo frontend</w:t>
-      </w:r>
-    </w:p>
-    <w:p>
-      <w:pPr>
-        <w:numPr>
-          <w:ilvl w:val="0"/>
-          <w:numId w:val="1004"/>
-        </w:numPr>
-        <w:pStyle w:val="Compact"/>
-      </w:pPr>
-      <w:r>
-        <w:t xml:space="preserve">Participación en proyectos con React y Angular para desarrollo de funcionalidades avanzadas</w:t>
-      </w:r>
-    </w:p>
-    <w:p>
-      <w:pPr>
-        <w:numPr>
-          <w:ilvl w:val="0"/>
-          <w:numId w:val="1004"/>
-        </w:numPr>
-        <w:pStyle w:val="Compact"/>
-      </w:pPr>
-      <w:r>
-        <w:t xml:space="preserve">Trabajo bajo metodologías ágiles utilizando JIRA para gestión de tareas</w:t>
-      </w:r>
-    </w:p>
-    <w:p>
-      <w:pPr>
-        <w:numPr>
-          <w:ilvl w:val="0"/>
-          <w:numId w:val="1004"/>
-        </w:numPr>
-        <w:pStyle w:val="Compact"/>
-      </w:pPr>
-      <w:r>
-        <w:t xml:space="preserve">Optimización de rendimiento frontend en sitios WordPress</w:t>
-      </w:r>
-    </w:p>
-    <w:p>
-      <w:pPr>
-        <w:numPr>
-          <w:ilvl w:val="0"/>
-          <w:numId w:val="1004"/>
-        </w:numPr>
-        <w:pStyle w:val="Compact"/>
-      </w:pPr>
-      <w:r>
-        <w:t xml:space="preserve">Colaboración con equipos multidisciplinarios para implementación de features</w:t>
+          <w:numId w:val="1005"/>
+        </w:numPr>
+        <w:pStyle w:val="Compact"/>
+      </w:pPr>
+      <w:r>
+        <w:t xml:space="preserve">Desarrollo y personalización de temas y plugins WordPress utilizando PHP, HTML, CSS y JavaScript, adaptando funcionalidades a requerimientos específicos del sector farmacéutico</w:t>
+      </w:r>
+    </w:p>
+    <w:p>
+      <w:pPr>
+        <w:numPr>
+          <w:ilvl w:val="0"/>
+          <w:numId w:val="1005"/>
+        </w:numPr>
+        <w:pStyle w:val="Compact"/>
+      </w:pPr>
+      <w:r>
+        <w:t xml:space="preserve">Implementación de mejoras de UI/UX en interfaces de usuario, optimizando la experiencia del cliente final y aumentando la usabilidad de las aplicaciones</w:t>
+      </w:r>
+    </w:p>
+    <w:p>
+      <w:pPr>
+        <w:numPr>
+          <w:ilvl w:val="0"/>
+          <w:numId w:val="1005"/>
+        </w:numPr>
+        <w:pStyle w:val="Compact"/>
+      </w:pPr>
+      <w:r>
+        <w:t xml:space="preserve">Optimización de performance frontend en sitios WordPress, reduciendo tiempos de carga y mejorando el posicionamiento SEO</w:t>
+      </w:r>
+    </w:p>
+    <w:p>
+      <w:pPr>
+        <w:numPr>
+          <w:ilvl w:val="0"/>
+          <w:numId w:val="1005"/>
+        </w:numPr>
+        <w:pStyle w:val="Compact"/>
+      </w:pPr>
+      <w:r>
+        <w:t xml:space="preserve">Gestión e implementación de campañas publicitarias digitales mediante desarrollo frontend personalizado, contribuyendo al crecimiento de la presencia online de clientes</w:t>
+      </w:r>
+    </w:p>
+    <w:p>
+      <w:pPr>
+        <w:numPr>
+          <w:ilvl w:val="0"/>
+          <w:numId w:val="1005"/>
+        </w:numPr>
+        <w:pStyle w:val="Compact"/>
+      </w:pPr>
+      <w:r>
+        <w:t xml:space="preserve">Contribución en proyectos con tecnologías modernas como React y Angular, desarrollando componentes reutilizables y funcionalidades avanzadas</w:t>
+      </w:r>
+    </w:p>
+    <w:p>
+      <w:pPr>
+        <w:numPr>
+          <w:ilvl w:val="0"/>
+          <w:numId w:val="1005"/>
+        </w:numPr>
+        <w:pStyle w:val="Compact"/>
+      </w:pPr>
+      <w:r>
+        <w:t xml:space="preserve">Colaboración con equipos multidisciplinarios bajo metodologías ágiles utilizando JIRA para la gestión eficiente de tareas y entregas</w:t>
+      </w:r>
+    </w:p>
+    <w:p>
+      <w:pPr>
+        <w:numPr>
+          <w:ilvl w:val="0"/>
+          <w:numId w:val="1005"/>
+        </w:numPr>
+        <w:pStyle w:val="Compact"/>
+      </w:pPr>
+      <w:r>
+        <w:t xml:space="preserve">Mantenimiento y resolución de issues técnicos en sitios WordPress existentes, garantizando estabilidad y continuidad del servicio</w:t>
       </w:r>
     </w:p>
     <w:bookmarkEnd w:id="27"/>
@@ -677,7 +921,7 @@
         <w:pStyle w:val="BodyText"/>
       </w:pPr>
       <w:r>
-        <w:t xml:space="preserve">Webiste</w:t>
+        <w:t xml:space="preserve">website</w:t>
       </w:r>
     </w:p>
     <w:p>
@@ -748,7 +992,51 @@
       <w:pPr>
         <w:numPr>
           <w:ilvl w:val="0"/>
-          <w:numId w:val="1005"/>
+          <w:numId w:val="1006"/>
+        </w:numPr>
+        <w:pStyle w:val="Compact"/>
+      </w:pPr>
+      <w:r>
+        <w:rPr>
+          <w:bCs/>
+          <w:b/>
+        </w:rPr>
+        <w:t xml:space="preserve">AI-Fluency</w:t>
+      </w:r>
+      <w:r>
+        <w:t xml:space="preserve"> </w:t>
+      </w:r>
+      <w:r>
+        <w:t xml:space="preserve">: Anthropic</w:t>
+      </w:r>
+    </w:p>
+    <w:p>
+      <w:pPr>
+        <w:numPr>
+          <w:ilvl w:val="0"/>
+          <w:numId w:val="1006"/>
+        </w:numPr>
+        <w:pStyle w:val="Compact"/>
+      </w:pPr>
+      <w:r>
+        <w:rPr>
+          <w:bCs/>
+          <w:b/>
+        </w:rPr>
+        <w:t xml:space="preserve">Claude-Code-in-Action</w:t>
+      </w:r>
+      <w:r>
+        <w:t xml:space="preserve"> </w:t>
+      </w:r>
+      <w:r>
+        <w:t xml:space="preserve">: Anthropic</w:t>
+      </w:r>
+    </w:p>
+    <w:p>
+      <w:pPr>
+        <w:numPr>
+          <w:ilvl w:val="0"/>
+          <w:numId w:val="1006"/>
         </w:numPr>
         <w:pStyle w:val="Compact"/>
       </w:pPr>
@@ -770,7 +1058,7 @@
       <w:pPr>
         <w:numPr>
           <w:ilvl w:val="0"/>
-          <w:numId w:val="1005"/>
+          <w:numId w:val="1006"/>
         </w:numPr>
         <w:pStyle w:val="Compact"/>
       </w:pPr>
@@ -792,7 +1080,7 @@
       <w:pPr>
         <w:numPr>
           <w:ilvl w:val="0"/>
-          <w:numId w:val="1005"/>
+          <w:numId w:val="1006"/>
         </w:numPr>
         <w:pStyle w:val="Compact"/>
       </w:pPr>
@@ -814,7 +1102,7 @@
       <w:pPr>
         <w:numPr>
           <w:ilvl w:val="0"/>
-          <w:numId w:val="1005"/>
+          <w:numId w:val="1006"/>
         </w:numPr>
         <w:pStyle w:val="Compact"/>
       </w:pPr>
@@ -836,7 +1124,7 @@
       <w:pPr>
         <w:numPr>
           <w:ilvl w:val="0"/>
-          <w:numId w:val="1005"/>
+          <w:numId w:val="1006"/>
         </w:numPr>
         <w:pStyle w:val="Compact"/>
       </w:pPr>
@@ -858,7 +1146,7 @@
       <w:pPr>
         <w:numPr>
           <w:ilvl w:val="0"/>
-          <w:numId w:val="1005"/>
+          <w:numId w:val="1006"/>
         </w:numPr>
         <w:pStyle w:val="Compact"/>
       </w:pPr>
@@ -880,7 +1168,7 @@
       <w:pPr>
         <w:numPr>
           <w:ilvl w:val="0"/>
-          <w:numId w:val="1005"/>
+          <w:numId w:val="1006"/>
         </w:numPr>
         <w:pStyle w:val="Compact"/>
       </w:pPr>
@@ -902,7 +1190,7 @@
       <w:pPr>
         <w:numPr>
           <w:ilvl w:val="0"/>
-          <w:numId w:val="1005"/>
+          <w:numId w:val="1006"/>
         </w:numPr>
         <w:pStyle w:val="Compact"/>
       </w:pPr>
@@ -922,8 +1210,8 @@
     </w:p>
     <w:bookmarkEnd w:id="38"/>
     <w:bookmarkEnd w:id="39"/>
-    <w:bookmarkStart w:id="42" w:name="projects"/>
-    <w:bookmarkStart w:id="41" w:name="proyectos-destacados"/>
+    <w:bookmarkStart w:id="43" w:name="projects"/>
+    <w:bookmarkStart w:id="42" w:name="proyectos-destacados"/>
     <w:p>
       <w:pPr>
         <w:pStyle w:val="Heading2"/>
@@ -980,63 +1268,34 @@
         <w:pStyle w:val="BodyText"/>
       </w:pPr>
       <w:r>
-        <w:t xml:space="preserve">Lends</w:t>
-      </w:r>
-    </w:p>
-    <w:p>
-      <w:pPr>
-        <w:pStyle w:val="BodyText"/>
-      </w:pPr>
-      <w:r>
-        <w:t xml:space="preserve">...</w:t>
-      </w:r>
-    </w:p>
-    <w:p>
-      <w:pPr>
-        <w:pStyle w:val="BodyText"/>
-      </w:pPr>
-      <w:r>
-        <w:t xml:space="preserve">feb. 2024 — abr. 2024</w:t>
-      </w:r>
-    </w:p>
-    <w:p>
-      <w:pPr>
-        <w:pStyle w:val="BodyText"/>
-      </w:pPr>
-      <w:r>
-        <w:t xml:space="preserve">Bot Router</w:t>
-      </w:r>
-    </w:p>
-    <w:p>
-      <w:pPr>
-        <w:pStyle w:val="BodyText"/>
-      </w:pPr>
-      <w:r>
-        <w:t xml:space="preserve">...</w:t>
-      </w:r>
-    </w:p>
-    <w:p>
-      <w:pPr>
-        <w:pStyle w:val="BodyText"/>
-      </w:pPr>
-      <w:r>
-        <w:t xml:space="preserve">jul. 2024 — ago. 2024</w:t>
-      </w:r>
-    </w:p>
-    <w:p>
-      <w:pPr>
-        <w:pStyle w:val="BodyText"/>
-      </w:pPr>
-      <w:r>
-        <w:t xml:space="preserve">Gestor APP</w:t>
-      </w:r>
-    </w:p>
-    <w:p>
-      <w:pPr>
-        <w:pStyle w:val="BodyText"/>
-      </w:pPr>
-      <w:r>
-        <w:t xml:space="preserve">...</w:t>
+        <w:t xml:space="preserve">[</w:t>
+      </w:r>
+      <w:hyperlink r:id="rId41">
+        <w:r>
+          <w:rPr>
+            <w:rStyle w:val="Hyperlink"/>
+          </w:rPr>
+          <w:t xml:space="preserve">github.com/Freddymhs/gatsby-geotrans-web</w:t>
+        </w:r>
+      </w:hyperlink>
+      <w:r>
+        <w:t xml:space="preserve">]</w:t>
+      </w:r>
+    </w:p>
+    <w:p>
+      <w:pPr>
+        <w:pStyle w:val="BodyText"/>
+      </w:pPr>
+      <w:r>
+        <w:t xml:space="preserve">PriorityBox APP</w:t>
+      </w:r>
+    </w:p>
+    <w:p>
+      <w:pPr>
+        <w:pStyle w:val="BodyText"/>
+      </w:pPr>
+      <w:r>
+        <w:t xml:space="preserve">Aplicación React Native que implementa la Matriz de Eisenhower para organizar y priorizar deseos vs necesidades. Permite clasificar elementos según relevancia (alta/baja) y tipo (deseo/necesidad) para facilitar decisiones de compra más conscientes.</w:t>
       </w:r>
     </w:p>
     <w:p>
@@ -1047,9 +1306,9 @@
         <w:t xml:space="preserve">feb. 2024 — ene. 2025</w:t>
       </w:r>
     </w:p>
-    <w:bookmarkEnd w:id="41"/>
     <w:bookmarkEnd w:id="42"/>
     <w:bookmarkEnd w:id="43"/>
+    <w:bookmarkEnd w:id="44"/>
     <w:sectPr/>
   </w:body>
 </w:document>
@@ -1248,6 +1507,9 @@
     <w:abstractNumId w:val="991"/>
   </w:num>
   <w:num w:numId="1005">
+    <w:abstractNumId w:val="991"/>
+  </w:num>
+  <w:num w:numId="1006">
     <w:abstractNumId w:val="991"/>
   </w:num>
 </w:numbering>

--- a/src/generate-resume-files-by-workflow/cv.docx
+++ b/src/generate-resume-files-by-workflow/cv.docx
@@ -16,7 +16,7 @@
         <w:t xml:space="preserve">Huaylla</w:t>
       </w:r>
     </w:p>
-    <w:bookmarkStart w:id="43" w:name="resume"/>
+    <w:bookmarkStart w:id="44" w:name="resume"/>
     <w:bookmarkStart w:id="24" w:name="basics"/>
     <w:bookmarkStart w:id="23" w:name="freddy-huaylla"/>
     <w:p>
@@ -32,7 +32,7 @@
         <w:pStyle w:val="FirstParagraph"/>
       </w:pPr>
       <w:r>
-        <w:t xml:space="preserve">Fullstack Developer | JavaScript/TypeScript | Flutter</w:t>
+        <w:t xml:space="preserve">Fullstack Developer | TypeScript | Flutter</w:t>
       </w:r>
       <w:hyperlink r:id="rId20">
         <w:r>
@@ -77,7 +77,7 @@
         <w:pStyle w:val="FirstParagraph"/>
       </w:pPr>
       <w:r>
-        <w:t xml:space="preserve">Desarrollador Fullstack con 3 años de experiencia especializado en tecnologías JavaScript (React, Next.js, Nest.js) y Flutter. Me destaco por priorizar la usabilidad, la optimización del rendimiento y el desarrollo de interfaces. He integrado soluciones de IA generativa utilizando LangChain y participado en proyectos como ERP multiplataforma en tiempo real, software SAAS de alto rendimiento y prácticas esenciales de DevOps. Mi metodología incluye pruebas unitarias, integración continua con GitHub Actions y colaboración en equipos multidisciplinarios. Busco aplicar mi experiencia técnica en proyectos ambiciosos, seguir creciendo profesionalmente y aportar soluciones orientadas al usuario y al cliente</w:t>
+        <w:t xml:space="preserve">Desarrollador Fullstack con +5 años de experiencia en tecnologías JavaScript/TypeScript (React, Next.js, NestJS, Node.js) y Flutter. Especializado en arquitecturas escalables, APIs REST, web scraping y sistemas de automatización con IA generativa (OpenAI API). Experiencia en desarrollo de CMS con Strapi, integración WhatsApp Business, testing automatizado (TDD) y metodologías ágiles. Enfoque en optimización de performance, seguridad y experiencia del usuario.</w:t>
       </w:r>
     </w:p>
     <w:bookmarkEnd w:id="22"/>
@@ -106,10 +106,10 @@
           <w:bCs/>
           <w:b/>
         </w:rPr>
-        <w:t xml:space="preserve">Frontend Development</w:t>
-      </w:r>
-      <w:r>
-        <w:t xml:space="preserve">: React, Next.js, Flutter, TypeScript, JavaScript, Ant Design, CSS, HTML, Context API, Webpack</w:t>
+        <w:t xml:space="preserve">AI/ML Integration</w:t>
+      </w:r>
+      <w:r>
+        <w:t xml:space="preserve">: Computer Vision, OpenAI API, OpenAI Vision API, Conversational AI, OpenAi Assistant API, Image Analysis</w:t>
       </w:r>
     </w:p>
     <w:p>
@@ -128,7 +128,102 @@
         <w:t xml:space="preserve">Backend/API Development</w:t>
       </w:r>
       <w:r>
-        <w:t xml:space="preserve">: GraphQL, Apollo Server, Apollo Client, Express, Nexus, REST APIs, WebSockets, Prisma</w:t>
+        <w:t xml:space="preserve">: Express.js, NestJS, GraphQL, Apollo Server, REST APIs, WebSockets, Socket.IO, Prisma, Nexus, API-first Architecture, Zod Validation</w:t>
+      </w:r>
+    </w:p>
+    <w:p>
+      <w:pPr>
+        <w:numPr>
+          <w:ilvl w:val="0"/>
+          <w:numId w:val="1001"/>
+        </w:numPr>
+        <w:pStyle w:val="Compact"/>
+      </w:pPr>
+      <w:r>
+        <w:rPr>
+          <w:bCs/>
+          <w:b/>
+        </w:rPr>
+        <w:t xml:space="preserve">Web Scraping &amp; Automation</w:t>
+      </w:r>
+      <w:r>
+        <w:t xml:space="preserve">: Puppeteer, NestJS Scraper Architecture, Browser Pool Management, Proxy Rotation (IPRoyal), Screenshot Automation, Rate Limiting</w:t>
+      </w:r>
+    </w:p>
+    <w:p>
+      <w:pPr>
+        <w:numPr>
+          <w:ilvl w:val="0"/>
+          <w:numId w:val="1001"/>
+        </w:numPr>
+        <w:pStyle w:val="Compact"/>
+      </w:pPr>
+      <w:r>
+        <w:rPr>
+          <w:bCs/>
+          <w:b/>
+        </w:rPr>
+        <w:t xml:space="preserve">Backend Architecture</w:t>
+      </w:r>
+      <w:r>
+        <w:t xml:space="preserve">: Modular Architecture, Clean Architecture, Microservices Architecture, Swagger/OpenAPI Documentation, Error Handling Middleware</w:t>
+      </w:r>
+    </w:p>
+    <w:p>
+      <w:pPr>
+        <w:numPr>
+          <w:ilvl w:val="0"/>
+          <w:numId w:val="1001"/>
+        </w:numPr>
+        <w:pStyle w:val="Compact"/>
+      </w:pPr>
+      <w:r>
+        <w:rPr>
+          <w:bCs/>
+          <w:b/>
+        </w:rPr>
+        <w:t xml:space="preserve">Frontend Development</w:t>
+      </w:r>
+      <w:r>
+        <w:t xml:space="preserve">: React, Next.js, Tailwind CSS, TypeScript, JavaScript, Context API, Hooks Personalizados, Ant Design, Styled Components, CSS, HTML, Webpack, UI/UX Optimization, SEO Optimization, Feature Flags, React Router DOM, React i18next, React Helmet, Bootstrap</w:t>
+      </w:r>
+    </w:p>
+    <w:p>
+      <w:pPr>
+        <w:numPr>
+          <w:ilvl w:val="0"/>
+          <w:numId w:val="1001"/>
+        </w:numPr>
+        <w:pStyle w:val="Compact"/>
+      </w:pPr>
+      <w:r>
+        <w:rPr>
+          <w:bCs/>
+          <w:b/>
+        </w:rPr>
+        <w:t xml:space="preserve">CMS &amp; Content Management</w:t>
+      </w:r>
+      <w:r>
+        <w:t xml:space="preserve">: Strapi CMS, Content Modeling, Media Management, Headless CMS</w:t>
+      </w:r>
+    </w:p>
+    <w:p>
+      <w:pPr>
+        <w:numPr>
+          <w:ilvl w:val="0"/>
+          <w:numId w:val="1001"/>
+        </w:numPr>
+        <w:pStyle w:val="Compact"/>
+      </w:pPr>
+      <w:r>
+        <w:rPr>
+          <w:bCs/>
+          <w:b/>
+        </w:rPr>
+        <w:t xml:space="preserve">Database &amp; Auth</w:t>
+      </w:r>
+      <w:r>
+        <w:t xml:space="preserve">: PostgreSQL, SQLite3, Supabase, Prisma, Database Design, Google OAuth2, JWT, Session Auth</w:t>
       </w:r>
     </w:p>
     <w:p>
@@ -147,26 +242,7 @@
         <w:t xml:space="preserve">Mobile Development</w:t>
       </w:r>
       <w:r>
-        <w:t xml:space="preserve">: Flutter, Cross-platform</w:t>
-      </w:r>
-    </w:p>
-    <w:p>
-      <w:pPr>
-        <w:numPr>
-          <w:ilvl w:val="0"/>
-          <w:numId w:val="1001"/>
-        </w:numPr>
-        <w:pStyle w:val="Compact"/>
-      </w:pPr>
-      <w:r>
-        <w:rPr>
-          <w:bCs/>
-          <w:b/>
-        </w:rPr>
-        <w:t xml:space="preserve">Database &amp; Auth</w:t>
-      </w:r>
-      <w:r>
-        <w:t xml:space="preserve">: PostgreSQL, Supabase, Prisma, Database Design</w:t>
+        <w:t xml:space="preserve">: Flutter, Cross-platform, React Native, Dart Lang, Mobile Scanner, Bluetooth Print ESC/POS</w:t>
       </w:r>
     </w:p>
     <w:p>
@@ -185,7 +261,7 @@
         <w:t xml:space="preserve">Development Tools</w:t>
       </w:r>
       <w:r>
-        <w:t xml:space="preserve">: Git, GitHub Actions, CI/CD, Husky, ESLint, Prettier, Chrome DevTools, Vitest</w:t>
+        <w:t xml:space="preserve">: Git, GitHub Actions, CI/CD, ESLint, Prettier, Chrome DevTools, Vitest, Husky</w:t>
       </w:r>
     </w:p>
     <w:p>
@@ -201,10 +277,10 @@
           <w:bCs/>
           <w:b/>
         </w:rPr>
-        <w:t xml:space="preserve">CMS &amp; Legacy Systems</w:t>
-      </w:r>
-      <w:r>
-        <w:t xml:space="preserve">: WordPress, PHP, jQuery</w:t>
+        <w:t xml:space="preserve">External Integrations</w:t>
+      </w:r>
+      <w:r>
+        <w:t xml:space="preserve">: Twilio API, WhatsApp Business API, Google Sheets API, AWS SQS, AWS S3, Redis Pub/Sub, API Gateway, AWS SES, AWS Lambda</w:t>
       </w:r>
     </w:p>
     <w:p>
@@ -220,10 +296,29 @@
           <w:bCs/>
           <w:b/>
         </w:rPr>
-        <w:t xml:space="preserve">Methodologies</w:t>
-      </w:r>
-      <w:r>
-        <w:t xml:space="preserve">: Agile/Scrum, JIRA, TDD, Microservices, Code Refactoring</w:t>
+        <w:t xml:space="preserve">Methodologies &amp; Patterns</w:t>
+      </w:r>
+      <w:r>
+        <w:t xml:space="preserve">: Feature Flags, Agile/Scrum, Code Refactoring, Circuit Breaker, Asynchronous Programming</w:t>
+      </w:r>
+    </w:p>
+    <w:p>
+      <w:pPr>
+        <w:numPr>
+          <w:ilvl w:val="0"/>
+          <w:numId w:val="1001"/>
+        </w:numPr>
+        <w:pStyle w:val="Compact"/>
+      </w:pPr>
+      <w:r>
+        <w:rPr>
+          <w:bCs/>
+          <w:b/>
+        </w:rPr>
+        <w:t xml:space="preserve">Design Patterns</w:t>
+      </w:r>
+      <w:r>
+        <w:t xml:space="preserve">: Higher-Order Components (HOC), Custom Hooks, Factory Pattern, Pipe/Compose Pattern</w:t>
       </w:r>
     </w:p>
     <w:bookmarkEnd w:id="25"/>
@@ -243,6 +338,114 @@
         <w:pStyle w:val="FirstParagraph"/>
       </w:pPr>
       <w:r>
+        <w:t xml:space="preserve">Depot Group</w:t>
+      </w:r>
+    </w:p>
+    <w:p>
+      <w:pPr>
+        <w:pStyle w:val="BodyText"/>
+      </w:pPr>
+      <w:r>
+        <w:t xml:space="preserve">Backend Developer / Web Scraping / CMS Manager</w:t>
+      </w:r>
+    </w:p>
+    <w:p>
+      <w:pPr>
+        <w:pStyle w:val="BodyText"/>
+      </w:pPr>
+      <w:r>
+        <w:t xml:space="preserve">jul. 2025 — oct. 2025</w:t>
+      </w:r>
+    </w:p>
+    <w:p>
+      <w:pPr>
+        <w:numPr>
+          <w:ilvl w:val="0"/>
+          <w:numId w:val="1002"/>
+        </w:numPr>
+        <w:pStyle w:val="Compact"/>
+      </w:pPr>
+      <w:r>
+        <w:t xml:space="preserve">Scraper avanzado con NestJS y Puppeteer para extracción automatizada de datos de portales industriales, incluyendo gestión de pools de navegadores concurrentes y integración con OpenAI Vision API</w:t>
+      </w:r>
+    </w:p>
+    <w:p>
+      <w:pPr>
+        <w:numPr>
+          <w:ilvl w:val="0"/>
+          <w:numId w:val="1002"/>
+        </w:numPr>
+        <w:pStyle w:val="Compact"/>
+      </w:pPr>
+      <w:r>
+        <w:t xml:space="preserve">Integración completa con Twilio WhatsApp Business API para mensajería empresarial, implementando webhooks robustos, manejo debotones interactivos</w:t>
+      </w:r>
+    </w:p>
+    <w:p>
+      <w:pPr>
+        <w:numPr>
+          <w:ilvl w:val="0"/>
+          <w:numId w:val="1002"/>
+        </w:numPr>
+        <w:pStyle w:val="Compact"/>
+      </w:pPr>
+      <w:r>
+        <w:t xml:space="preserve">Desarrollo de chatbot WhatsApp empresarial con OpenAI Assistant API v2, procesando consultas automatizadas de repuestos industriales con 6 funciones personalizadas y lógica conversacional avanzada</w:t>
+      </w:r>
+    </w:p>
+    <w:p>
+      <w:pPr>
+        <w:numPr>
+          <w:ilvl w:val="0"/>
+          <w:numId w:val="1002"/>
+        </w:numPr>
+        <w:pStyle w:val="Compact"/>
+      </w:pPr>
+      <w:r>
+        <w:t xml:space="preserve">Backoffice completo con Strapi CMS v5.23 y React 18, sistema de gestión de contenido headless con autenticación, consumo de microservicio REST y dynamic zones para contenido flexible adaptado a necesidades empresariales</w:t>
+      </w:r>
+    </w:p>
+    <w:p>
+      <w:pPr>
+        <w:numPr>
+          <w:ilvl w:val="0"/>
+          <w:numId w:val="1002"/>
+        </w:numPr>
+        <w:pStyle w:val="Compact"/>
+      </w:pPr>
+      <w:r>
+        <w:t xml:space="preserve">Arquitectura de microservicios con Express.js y TypeScript, implementando validación Zod, manejo centralizado de errores, Socket.IO para comunicación en tiempo real y documentación Swagger/OpenAPI</w:t>
+      </w:r>
+    </w:p>
+    <w:p>
+      <w:pPr>
+        <w:numPr>
+          <w:ilvl w:val="0"/>
+          <w:numId w:val="1002"/>
+        </w:numPr>
+        <w:pStyle w:val="Compact"/>
+      </w:pPr>
+      <w:r>
+        <w:t xml:space="preserve">Sistema completo de gestión de clientes con PostgreSQL y logging automático a Google Sheets, incluyendo analytics empresariales en tiempo real</w:t>
+      </w:r>
+    </w:p>
+    <w:p>
+      <w:pPr>
+        <w:numPr>
+          <w:ilvl w:val="0"/>
+          <w:numId w:val="1002"/>
+        </w:numPr>
+        <w:pStyle w:val="Compact"/>
+      </w:pPr>
+      <w:r>
+        <w:t xml:space="preserve">Sistema de automatización empresarial procesando búsquedas industriales, registro automático de clientes y generación de reportes analíticos en tiempo real</w:t>
+      </w:r>
+    </w:p>
+    <w:p>
+      <w:pPr>
+        <w:pStyle w:val="FirstParagraph"/>
+      </w:pPr>
+      <w:r>
         <w:t xml:space="preserve">JL LTDA.</w:t>
       </w:r>
     </w:p>
@@ -266,60 +469,84 @@
       <w:pPr>
         <w:numPr>
           <w:ilvl w:val="0"/>
-          <w:numId w:val="1002"/>
-        </w:numPr>
-        <w:pStyle w:val="Compact"/>
-      </w:pPr>
-      <w:r>
-        <w:t xml:space="preserve">Desarrollo de aplicaciones multiplataforma con Flutter, asegurando experiencia de usuario consistente y rendimiento optimizado mediante integración con APIs GraphQL</w:t>
-      </w:r>
-    </w:p>
-    <w:p>
-      <w:pPr>
-        <w:numPr>
-          <w:ilvl w:val="0"/>
-          <w:numId w:val="1002"/>
-        </w:numPr>
-        <w:pStyle w:val="Compact"/>
-      </w:pPr>
-      <w:r>
-        <w:t xml:space="preserve">Diseño y optimización de APIs GraphQL respaldadas por PostgreSQL para manejo eficiente de datos</w:t>
-      </w:r>
-    </w:p>
-    <w:p>
-      <w:pPr>
-        <w:numPr>
-          <w:ilvl w:val="0"/>
-          <w:numId w:val="1002"/>
-        </w:numPr>
-        <w:pStyle w:val="Compact"/>
-      </w:pPr>
-      <w:r>
-        <w:t xml:space="preserve">Integración de Supabase para autenticación segura y gestión de usuarios</w:t>
-      </w:r>
-    </w:p>
-    <w:p>
-      <w:pPr>
-        <w:numPr>
-          <w:ilvl w:val="0"/>
-          <w:numId w:val="1002"/>
-        </w:numPr>
-        <w:pStyle w:val="Compact"/>
-      </w:pPr>
-      <w:r>
-        <w:t xml:space="preserve">Implementación de WebSockets para comunicación bidireccional en tiempo real, soportando múltiples conexiones simultáneas y visualización de información en vivo</w:t>
-      </w:r>
-    </w:p>
-    <w:p>
-      <w:pPr>
-        <w:numPr>
-          <w:ilvl w:val="0"/>
-          <w:numId w:val="1002"/>
-        </w:numPr>
-        <w:pStyle w:val="Compact"/>
-      </w:pPr>
-      <w:r>
-        <w:t xml:space="preserve">Automatización de pipelines CI/CD con GitHub Actions para deployment continuo y despliegues ágiles</w:t>
+          <w:numId w:val="1003"/>
+        </w:numPr>
+        <w:pStyle w:val="Compact"/>
+      </w:pPr>
+      <w:r>
+        <w:t xml:space="preserve">Sistema de punto de venta (POS) Flutter multiplataforma con integración de hardware: escáneres de códigos de barras, impresoras térmicas Bluetooth ESC/POS</w:t>
+      </w:r>
+    </w:p>
+    <w:p>
+      <w:pPr>
+        <w:numPr>
+          <w:ilvl w:val="0"/>
+          <w:numId w:val="1003"/>
+        </w:numPr>
+        <w:pStyle w:val="Compact"/>
+      </w:pPr>
+      <w:r>
+        <w:t xml:space="preserve">Backend GraphQL especializado con Nexus y PostgreSQL, implementando 9 roles empresariales granulares (Gerente, Cajero, Bodega, Analista, Promotor, etc.) con permisos específicos por funcionalidad</w:t>
+      </w:r>
+    </w:p>
+    <w:p>
+      <w:pPr>
+        <w:numPr>
+          <w:ilvl w:val="0"/>
+          <w:numId w:val="1003"/>
+        </w:numPr>
+        <w:pStyle w:val="Compact"/>
+      </w:pPr>
+      <w:r>
+        <w:t xml:space="preserve">Arquitectura de microservicios con comunicación en tiempo real: GraphQL Subscriptions + WebSockets para actualizaciones instantáneas de inventario, ventas y alertas de stock crítico</w:t>
+      </w:r>
+    </w:p>
+    <w:p>
+      <w:pPr>
+        <w:numPr>
+          <w:ilvl w:val="0"/>
+          <w:numId w:val="1003"/>
+        </w:numPr>
+        <w:pStyle w:val="Compact"/>
+      </w:pPr>
+      <w:r>
+        <w:t xml:space="preserve">Sistema avanzado de inventario con gestión de fechas de vencimiento, categorías, ubicaciones, proveedores y alertas automáticas de reposición integrado con códigos de barras</w:t>
+      </w:r>
+    </w:p>
+    <w:p>
+      <w:pPr>
+        <w:numPr>
+          <w:ilvl w:val="0"/>
+          <w:numId w:val="1003"/>
+        </w:numPr>
+        <w:pStyle w:val="Compact"/>
+      </w:pPr>
+      <w:r>
+        <w:t xml:space="preserve">Microservicio NestJS independiente para generación de reportes empresariales (PDF/CSV) con arquitectura limpia</w:t>
+      </w:r>
+    </w:p>
+    <w:p>
+      <w:pPr>
+        <w:numPr>
+          <w:ilvl w:val="0"/>
+          <w:numId w:val="1003"/>
+        </w:numPr>
+        <w:pStyle w:val="Compact"/>
+      </w:pPr>
+      <w:r>
+        <w:t xml:space="preserve">Integración completa con Supabase para autenticación OAuth (Google Sign-In), almacenamiento en tiempo real y sincronización automática entre dispositivos móviles y web</w:t>
+      </w:r>
+    </w:p>
+    <w:p>
+      <w:pPr>
+        <w:numPr>
+          <w:ilvl w:val="0"/>
+          <w:numId w:val="1003"/>
+        </w:numPr>
+        <w:pStyle w:val="Compact"/>
+      </w:pPr>
+      <w:r>
+        <w:t xml:space="preserve">Pipeline CI/CD automatizado con GitHub Actions, deployment multiplataforma (Android APK, iOS, PWA) y sistema de versionado automático para actualizaciones remotas</w:t>
       </w:r>
     </w:p>
     <w:p>
@@ -350,72 +577,108 @@
       <w:pPr>
         <w:numPr>
           <w:ilvl w:val="0"/>
-          <w:numId w:val="1003"/>
-        </w:numPr>
-        <w:pStyle w:val="Compact"/>
-      </w:pPr>
-      <w:r>
-        <w:t xml:space="preserve">Desarrollo de interfaces con React 18 + Next.js 13 (App Router)</w:t>
-      </w:r>
-    </w:p>
-    <w:p>
-      <w:pPr>
-        <w:numPr>
-          <w:ilvl w:val="0"/>
-          <w:numId w:val="1003"/>
-        </w:numPr>
-        <w:pStyle w:val="Compact"/>
-      </w:pPr>
-      <w:r>
-        <w:t xml:space="preserve">Refactorización de class components a functional components</w:t>
-      </w:r>
-    </w:p>
-    <w:p>
-      <w:pPr>
-        <w:numPr>
-          <w:ilvl w:val="0"/>
-          <w:numId w:val="1003"/>
-        </w:numPr>
-        <w:pStyle w:val="Compact"/>
-      </w:pPr>
-      <w:r>
-        <w:t xml:space="preserve">Gestión de estado global y datos: Uso de Apollo Client con Optimistic UI y normalización de caché GraphQL, complementado con Context API + useReducer.</w:t>
-      </w:r>
-    </w:p>
-    <w:p>
-      <w:pPr>
-        <w:numPr>
-          <w:ilvl w:val="0"/>
-          <w:numId w:val="1003"/>
-        </w:numPr>
-        <w:pStyle w:val="Compact"/>
-      </w:pPr>
-      <w:r>
-        <w:t xml:space="preserve">Creación de componentes reutilizables usando Ant Design y Klog Design System interno</w:t>
-      </w:r>
-    </w:p>
-    <w:p>
-      <w:pPr>
-        <w:numPr>
-          <w:ilvl w:val="0"/>
-          <w:numId w:val="1003"/>
-        </w:numPr>
-        <w:pStyle w:val="Compact"/>
-      </w:pPr>
-      <w:r>
-        <w:t xml:space="preserve">Implementación de capa de seguridad para gestión de feature flags y protección de datos con encriptación de extremo a extremo.</w:t>
-      </w:r>
-    </w:p>
-    <w:p>
-      <w:pPr>
-        <w:numPr>
-          <w:ilvl w:val="0"/>
-          <w:numId w:val="1003"/>
-        </w:numPr>
-        <w:pStyle w:val="Compact"/>
-      </w:pPr>
-      <w:r>
-        <w:t xml:space="preserve">Debugging y optimización de código backend, Aceleración de carga de consultas a la BD y procesos JS, identificando dependencias críticas con Chrome DevTools Profiler.</w:t>
+          <w:numId w:val="1004"/>
+        </w:numPr>
+        <w:pStyle w:val="Compact"/>
+      </w:pPr>
+      <w:r>
+        <w:t xml:space="preserve">Contribución al desarrollo de interfaces frontend con React 18 y Next.js 13 (App Router), implementando componentes responsivos y optimizados para la plataforma SaaS empresarial</w:t>
+      </w:r>
+    </w:p>
+    <w:p>
+      <w:pPr>
+        <w:numPr>
+          <w:ilvl w:val="0"/>
+          <w:numId w:val="1004"/>
+        </w:numPr>
+        <w:pStyle w:val="Compact"/>
+      </w:pPr>
+      <w:r>
+        <w:t xml:space="preserve">Refactorización de código legacy migrando class components a functional components con hooks, mejorando la mantenibilidad y reduciendo la complejidad del código base</w:t>
+      </w:r>
+    </w:p>
+    <w:p>
+      <w:pPr>
+        <w:numPr>
+          <w:ilvl w:val="0"/>
+          <w:numId w:val="1004"/>
+        </w:numPr>
+        <w:pStyle w:val="Compact"/>
+      </w:pPr>
+      <w:r>
+        <w:t xml:space="preserve">Implementación de gestión de estado con Apollo Client para GraphQL, utilizando Optimistic UI y normalización de caché, complementado con Context API y useReducer</w:t>
+      </w:r>
+    </w:p>
+    <w:p>
+      <w:pPr>
+        <w:numPr>
+          <w:ilvl w:val="0"/>
+          <w:numId w:val="1004"/>
+        </w:numPr>
+        <w:pStyle w:val="Compact"/>
+      </w:pPr>
+      <w:r>
+        <w:t xml:space="preserve">Desarrollo de componentes reutilizables siguiendo el design system interno de Klog y patrones de Ant Design, asegurando consistencia visual en la aplicación</w:t>
+      </w:r>
+    </w:p>
+    <w:p>
+      <w:pPr>
+        <w:numPr>
+          <w:ilvl w:val="0"/>
+          <w:numId w:val="1004"/>
+        </w:numPr>
+        <w:pStyle w:val="Compact"/>
+      </w:pPr>
+      <w:r>
+        <w:t xml:space="preserve">Implementación de features de seguridad incluyendo gestión de feature flags y protección de datos con encriptación, contribuyendo a la robustez del sistema</w:t>
+      </w:r>
+    </w:p>
+    <w:p>
+      <w:pPr>
+        <w:numPr>
+          <w:ilvl w:val="0"/>
+          <w:numId w:val="1004"/>
+        </w:numPr>
+        <w:pStyle w:val="Compact"/>
+      </w:pPr>
+      <w:r>
+        <w:t xml:space="preserve">Debugging y optimización de rendimiento frontend utilizando Chrome DevTools Profiler, identificando y resolviendo cuellos de botella en consultas y procesos JavaScript</w:t>
+      </w:r>
+    </w:p>
+    <w:p>
+      <w:pPr>
+        <w:numPr>
+          <w:ilvl w:val="0"/>
+          <w:numId w:val="1004"/>
+        </w:numPr>
+        <w:pStyle w:val="Compact"/>
+      </w:pPr>
+      <w:r>
+        <w:t xml:space="preserve">Soporte a usuarios empresariales, resolviendo problemas de funcionalidad y mejorando la experiencia del usuario en la plataforma SaaS</w:t>
+      </w:r>
+    </w:p>
+    <w:p>
+      <w:pPr>
+        <w:numPr>
+          <w:ilvl w:val="0"/>
+          <w:numId w:val="1004"/>
+        </w:numPr>
+        <w:pStyle w:val="Compact"/>
+      </w:pPr>
+      <w:r>
+        <w:t xml:space="preserve">Mantenimiento y resolución de issues en backend GraphQL, optimizando consultas y mejorando tiempos de respuesta de la API</w:t>
+      </w:r>
+    </w:p>
+    <w:p>
+      <w:pPr>
+        <w:numPr>
+          <w:ilvl w:val="0"/>
+          <w:numId w:val="1004"/>
+        </w:numPr>
+        <w:pStyle w:val="Compact"/>
+      </w:pPr>
+      <w:r>
+        <w:t xml:space="preserve">Colaboración en mejoras de flujo de trabajo del equipo estableciendo prácticas de Git/GitHub, linting con ESLint/Prettier y integración con GitHub Actions</w:t>
       </w:r>
     </w:p>
     <w:p>
@@ -446,84 +709,84 @@
       <w:pPr>
         <w:numPr>
           <w:ilvl w:val="0"/>
-          <w:numId w:val="1004"/>
-        </w:numPr>
-        <w:pStyle w:val="Compact"/>
-      </w:pPr>
-      <w:r>
-        <w:t xml:space="preserve">Personalización de módulos WordPress usando PHP para adaptarlos a requerimientos específicos</w:t>
-      </w:r>
-    </w:p>
-    <w:p>
-      <w:pPr>
-        <w:numPr>
-          <w:ilvl w:val="0"/>
-          <w:numId w:val="1004"/>
-        </w:numPr>
-        <w:pStyle w:val="Compact"/>
-      </w:pPr>
-      <w:r>
-        <w:t xml:space="preserve">Mejora de interfaces de usuario con CSS para clientes del sector farmacéutico</w:t>
-      </w:r>
-    </w:p>
-    <w:p>
-      <w:pPr>
-        <w:numPr>
-          <w:ilvl w:val="0"/>
-          <w:numId w:val="1004"/>
-        </w:numPr>
-        <w:pStyle w:val="Compact"/>
-      </w:pPr>
-      <w:r>
-        <w:t xml:space="preserve">Gestión e implementación de campañas publicitarias mediante desarrollo frontend</w:t>
-      </w:r>
-    </w:p>
-    <w:p>
-      <w:pPr>
-        <w:numPr>
-          <w:ilvl w:val="0"/>
-          <w:numId w:val="1004"/>
-        </w:numPr>
-        <w:pStyle w:val="Compact"/>
-      </w:pPr>
-      <w:r>
-        <w:t xml:space="preserve">Participación en proyectos con React y Angular para desarrollo de funcionalidades avanzadas</w:t>
-      </w:r>
-    </w:p>
-    <w:p>
-      <w:pPr>
-        <w:numPr>
-          <w:ilvl w:val="0"/>
-          <w:numId w:val="1004"/>
-        </w:numPr>
-        <w:pStyle w:val="Compact"/>
-      </w:pPr>
-      <w:r>
-        <w:t xml:space="preserve">Trabajo bajo metodologías ágiles utilizando JIRA para gestión de tareas</w:t>
-      </w:r>
-    </w:p>
-    <w:p>
-      <w:pPr>
-        <w:numPr>
-          <w:ilvl w:val="0"/>
-          <w:numId w:val="1004"/>
-        </w:numPr>
-        <w:pStyle w:val="Compact"/>
-      </w:pPr>
-      <w:r>
-        <w:t xml:space="preserve">Optimización de rendimiento frontend en sitios WordPress</w:t>
-      </w:r>
-    </w:p>
-    <w:p>
-      <w:pPr>
-        <w:numPr>
-          <w:ilvl w:val="0"/>
-          <w:numId w:val="1004"/>
-        </w:numPr>
-        <w:pStyle w:val="Compact"/>
-      </w:pPr>
-      <w:r>
-        <w:t xml:space="preserve">Colaboración con equipos multidisciplinarios para implementación de features</w:t>
+          <w:numId w:val="1005"/>
+        </w:numPr>
+        <w:pStyle w:val="Compact"/>
+      </w:pPr>
+      <w:r>
+        <w:t xml:space="preserve">Desarrollo y personalización de temas y plugins WordPress utilizando PHP, HTML, CSS y JavaScript, adaptando funcionalidades a requerimientos específicos del sector farmacéutico</w:t>
+      </w:r>
+    </w:p>
+    <w:p>
+      <w:pPr>
+        <w:numPr>
+          <w:ilvl w:val="0"/>
+          <w:numId w:val="1005"/>
+        </w:numPr>
+        <w:pStyle w:val="Compact"/>
+      </w:pPr>
+      <w:r>
+        <w:t xml:space="preserve">Implementación de mejoras de UI/UX en interfaces de usuario, optimizando la experiencia del cliente final y aumentando la usabilidad de las aplicaciones</w:t>
+      </w:r>
+    </w:p>
+    <w:p>
+      <w:pPr>
+        <w:numPr>
+          <w:ilvl w:val="0"/>
+          <w:numId w:val="1005"/>
+        </w:numPr>
+        <w:pStyle w:val="Compact"/>
+      </w:pPr>
+      <w:r>
+        <w:t xml:space="preserve">Optimización de performance frontend en sitios WordPress, reduciendo tiempos de carga y mejorando el posicionamiento SEO</w:t>
+      </w:r>
+    </w:p>
+    <w:p>
+      <w:pPr>
+        <w:numPr>
+          <w:ilvl w:val="0"/>
+          <w:numId w:val="1005"/>
+        </w:numPr>
+        <w:pStyle w:val="Compact"/>
+      </w:pPr>
+      <w:r>
+        <w:t xml:space="preserve">Gestión e implementación de campañas publicitarias digitales mediante desarrollo frontend personalizado, contribuyendo al crecimiento de la presencia online de clientes</w:t>
+      </w:r>
+    </w:p>
+    <w:p>
+      <w:pPr>
+        <w:numPr>
+          <w:ilvl w:val="0"/>
+          <w:numId w:val="1005"/>
+        </w:numPr>
+        <w:pStyle w:val="Compact"/>
+      </w:pPr>
+      <w:r>
+        <w:t xml:space="preserve">Contribución en proyectos con tecnologías modernas como React y Angular, desarrollando componentes reutilizables y funcionalidades avanzadas</w:t>
+      </w:r>
+    </w:p>
+    <w:p>
+      <w:pPr>
+        <w:numPr>
+          <w:ilvl w:val="0"/>
+          <w:numId w:val="1005"/>
+        </w:numPr>
+        <w:pStyle w:val="Compact"/>
+      </w:pPr>
+      <w:r>
+        <w:t xml:space="preserve">Colaboración con equipos multidisciplinarios bajo metodologías ágiles utilizando JIRA para la gestión eficiente de tareas y entregas</w:t>
+      </w:r>
+    </w:p>
+    <w:p>
+      <w:pPr>
+        <w:numPr>
+          <w:ilvl w:val="0"/>
+          <w:numId w:val="1005"/>
+        </w:numPr>
+        <w:pStyle w:val="Compact"/>
+      </w:pPr>
+      <w:r>
+        <w:t xml:space="preserve">Mantenimiento y resolución de issues técnicos en sitios WordPress existentes, garantizando estabilidad y continuidad del servicio</w:t>
       </w:r>
     </w:p>
     <w:bookmarkEnd w:id="27"/>
@@ -677,7 +940,7 @@
         <w:pStyle w:val="BodyText"/>
       </w:pPr>
       <w:r>
-        <w:t xml:space="preserve">Webiste</w:t>
+        <w:t xml:space="preserve">website</w:t>
       </w:r>
     </w:p>
     <w:p>
@@ -748,7 +1011,183 @@
       <w:pPr>
         <w:numPr>
           <w:ilvl w:val="0"/>
-          <w:numId w:val="1005"/>
+          <w:numId w:val="1006"/>
+        </w:numPr>
+        <w:pStyle w:val="Compact"/>
+      </w:pPr>
+      <w:r>
+        <w:rPr>
+          <w:bCs/>
+          <w:b/>
+        </w:rPr>
+        <w:t xml:space="preserve">SCRUM-roles</w:t>
+      </w:r>
+      <w:r>
+        <w:t xml:space="preserve"> </w:t>
+      </w:r>
+      <w:r>
+        <w:t xml:space="preserve">: LinkedIn Learning</w:t>
+      </w:r>
+    </w:p>
+    <w:p>
+      <w:pPr>
+        <w:numPr>
+          <w:ilvl w:val="0"/>
+          <w:numId w:val="1006"/>
+        </w:numPr>
+        <w:pStyle w:val="Compact"/>
+      </w:pPr>
+      <w:r>
+        <w:rPr>
+          <w:bCs/>
+          <w:b/>
+        </w:rPr>
+        <w:t xml:space="preserve">introduccion-basico-IA</w:t>
+      </w:r>
+      <w:r>
+        <w:t xml:space="preserve"> </w:t>
+      </w:r>
+      <w:r>
+        <w:t xml:space="preserve">: Google Actívate</w:t>
+      </w:r>
+    </w:p>
+    <w:p>
+      <w:pPr>
+        <w:numPr>
+          <w:ilvl w:val="0"/>
+          <w:numId w:val="1006"/>
+        </w:numPr>
+        <w:pStyle w:val="Compact"/>
+      </w:pPr>
+      <w:r>
+        <w:rPr>
+          <w:bCs/>
+          <w:b/>
+        </w:rPr>
+        <w:t xml:space="preserve">Cloud-Computing</w:t>
+      </w:r>
+      <w:r>
+        <w:t xml:space="preserve"> </w:t>
+      </w:r>
+      <w:r>
+        <w:t xml:space="preserve">: Google Actívate</w:t>
+      </w:r>
+    </w:p>
+    <w:p>
+      <w:pPr>
+        <w:numPr>
+          <w:ilvl w:val="0"/>
+          <w:numId w:val="1006"/>
+        </w:numPr>
+        <w:pStyle w:val="Compact"/>
+      </w:pPr>
+      <w:r>
+        <w:rPr>
+          <w:bCs/>
+          <w:b/>
+        </w:rPr>
+        <w:t xml:space="preserve">Desarrollo-de-Apps</w:t>
+      </w:r>
+      <w:r>
+        <w:t xml:space="preserve"> </w:t>
+      </w:r>
+      <w:r>
+        <w:t xml:space="preserve">: Google Actívate</w:t>
+      </w:r>
+    </w:p>
+    <w:p>
+      <w:pPr>
+        <w:numPr>
+          <w:ilvl w:val="0"/>
+          <w:numId w:val="1006"/>
+        </w:numPr>
+        <w:pStyle w:val="Compact"/>
+      </w:pPr>
+      <w:r>
+        <w:rPr>
+          <w:bCs/>
+          <w:b/>
+        </w:rPr>
+        <w:t xml:space="preserve">Fundamentos-de-big-data:-Técnicas-y-conceptos</w:t>
+      </w:r>
+      <w:r>
+        <w:t xml:space="preserve"> </w:t>
+      </w:r>
+      <w:r>
+        <w:t xml:space="preserve">: LinkedIn Learning</w:t>
+      </w:r>
+    </w:p>
+    <w:p>
+      <w:pPr>
+        <w:numPr>
+          <w:ilvl w:val="0"/>
+          <w:numId w:val="1006"/>
+        </w:numPr>
+        <w:pStyle w:val="Compact"/>
+      </w:pPr>
+      <w:r>
+        <w:rPr>
+          <w:bCs/>
+          <w:b/>
+        </w:rPr>
+        <w:t xml:space="preserve">Fundamentos-big-data-tecnicas</w:t>
+      </w:r>
+      <w:r>
+        <w:t xml:space="preserve"> </w:t>
+      </w:r>
+      <w:r>
+        <w:t xml:space="preserve">: LinkedIn Learning</w:t>
+      </w:r>
+    </w:p>
+    <w:p>
+      <w:pPr>
+        <w:numPr>
+          <w:ilvl w:val="0"/>
+          <w:numId w:val="1006"/>
+        </w:numPr>
+        <w:pStyle w:val="Compact"/>
+      </w:pPr>
+      <w:r>
+        <w:rPr>
+          <w:bCs/>
+          <w:b/>
+        </w:rPr>
+        <w:t xml:space="preserve">Node.js-esencial</w:t>
+      </w:r>
+      <w:r>
+        <w:t xml:space="preserve"> </w:t>
+      </w:r>
+      <w:r>
+        <w:t xml:space="preserve">: LinkedIn Learning</w:t>
+      </w:r>
+    </w:p>
+    <w:p>
+      <w:pPr>
+        <w:numPr>
+          <w:ilvl w:val="0"/>
+          <w:numId w:val="1006"/>
+        </w:numPr>
+        <w:pStyle w:val="Compact"/>
+      </w:pPr>
+      <w:r>
+        <w:rPr>
+          <w:bCs/>
+          <w:b/>
+        </w:rPr>
+        <w:t xml:space="preserve">Javascript-avanzado:-Buenas-Practicas</w:t>
+      </w:r>
+      <w:r>
+        <w:t xml:space="preserve"> </w:t>
+      </w:r>
+      <w:r>
+        <w:t xml:space="preserve">: LinkedIn Learning</w:t>
+      </w:r>
+    </w:p>
+    <w:p>
+      <w:pPr>
+        <w:numPr>
+          <w:ilvl w:val="0"/>
+          <w:numId w:val="1006"/>
         </w:numPr>
         <w:pStyle w:val="Compact"/>
       </w:pPr>
@@ -770,7 +1209,7 @@
       <w:pPr>
         <w:numPr>
           <w:ilvl w:val="0"/>
-          <w:numId w:val="1005"/>
+          <w:numId w:val="1006"/>
         </w:numPr>
         <w:pStyle w:val="Compact"/>
       </w:pPr>
@@ -792,7 +1231,7 @@
       <w:pPr>
         <w:numPr>
           <w:ilvl w:val="0"/>
-          <w:numId w:val="1005"/>
+          <w:numId w:val="1006"/>
         </w:numPr>
         <w:pStyle w:val="Compact"/>
       </w:pPr>
@@ -801,20 +1240,20 @@
           <w:bCs/>
           <w:b/>
         </w:rPr>
-        <w:t xml:space="preserve">Node.js-esencial</w:t>
+        <w:t xml:space="preserve">AI-Fluency</w:t>
       </w:r>
       <w:r>
         <w:t xml:space="preserve"> </w:t>
       </w:r>
       <w:r>
-        <w:t xml:space="preserve">: LinkedIn Learning</w:t>
-      </w:r>
-    </w:p>
-    <w:p>
-      <w:pPr>
-        <w:numPr>
-          <w:ilvl w:val="0"/>
-          <w:numId w:val="1005"/>
+        <w:t xml:space="preserve">: Anthropic</w:t>
+      </w:r>
+    </w:p>
+    <w:p>
+      <w:pPr>
+        <w:numPr>
+          <w:ilvl w:val="0"/>
+          <w:numId w:val="1006"/>
         </w:numPr>
         <w:pStyle w:val="Compact"/>
       </w:pPr>
@@ -823,107 +1262,19 @@
           <w:bCs/>
           <w:b/>
         </w:rPr>
-        <w:t xml:space="preserve">Javascript-avanzado:-Buenas-Practicas</w:t>
+        <w:t xml:space="preserve">Claude-Code-in-Action</w:t>
       </w:r>
       <w:r>
         <w:t xml:space="preserve"> </w:t>
       </w:r>
       <w:r>
-        <w:t xml:space="preserve">: LinkedIn Learning</w:t>
-      </w:r>
-    </w:p>
-    <w:p>
-      <w:pPr>
-        <w:numPr>
-          <w:ilvl w:val="0"/>
-          <w:numId w:val="1005"/>
-        </w:numPr>
-        <w:pStyle w:val="Compact"/>
-      </w:pPr>
-      <w:r>
-        <w:rPr>
-          <w:bCs/>
-          <w:b/>
-        </w:rPr>
-        <w:t xml:space="preserve">Fundamentos-big-data-tecnicas</w:t>
-      </w:r>
-      <w:r>
-        <w:t xml:space="preserve"> </w:t>
-      </w:r>
-      <w:r>
-        <w:t xml:space="preserve">: LinkedIn Learning</w:t>
-      </w:r>
-    </w:p>
-    <w:p>
-      <w:pPr>
-        <w:numPr>
-          <w:ilvl w:val="0"/>
-          <w:numId w:val="1005"/>
-        </w:numPr>
-        <w:pStyle w:val="Compact"/>
-      </w:pPr>
-      <w:r>
-        <w:rPr>
-          <w:bCs/>
-          <w:b/>
-        </w:rPr>
-        <w:t xml:space="preserve">Fundamentos-de-big-data:-Técnicas-y-conceptos</w:t>
-      </w:r>
-      <w:r>
-        <w:t xml:space="preserve"> </w:t>
-      </w:r>
-      <w:r>
-        <w:t xml:space="preserve">: LinkedIn Learning</w:t>
-      </w:r>
-    </w:p>
-    <w:p>
-      <w:pPr>
-        <w:numPr>
-          <w:ilvl w:val="0"/>
-          <w:numId w:val="1005"/>
-        </w:numPr>
-        <w:pStyle w:val="Compact"/>
-      </w:pPr>
-      <w:r>
-        <w:rPr>
-          <w:bCs/>
-          <w:b/>
-        </w:rPr>
-        <w:t xml:space="preserve">Desarrollo-de-Apps</w:t>
-      </w:r>
-      <w:r>
-        <w:t xml:space="preserve"> </w:t>
-      </w:r>
-      <w:r>
-        <w:t xml:space="preserve">: Google Actívate</w:t>
-      </w:r>
-    </w:p>
-    <w:p>
-      <w:pPr>
-        <w:numPr>
-          <w:ilvl w:val="0"/>
-          <w:numId w:val="1005"/>
-        </w:numPr>
-        <w:pStyle w:val="Compact"/>
-      </w:pPr>
-      <w:r>
-        <w:rPr>
-          <w:bCs/>
-          <w:b/>
-        </w:rPr>
-        <w:t xml:space="preserve">Cloud-Computing</w:t>
-      </w:r>
-      <w:r>
-        <w:t xml:space="preserve"> </w:t>
-      </w:r>
-      <w:r>
-        <w:t xml:space="preserve">: Google Actívate</w:t>
+        <w:t xml:space="preserve">: Anthropic</w:t>
       </w:r>
     </w:p>
     <w:bookmarkEnd w:id="38"/>
     <w:bookmarkEnd w:id="39"/>
-    <w:bookmarkStart w:id="42" w:name="projects"/>
-    <w:bookmarkStart w:id="41" w:name="proyectos-destacados"/>
+    <w:bookmarkStart w:id="43" w:name="projects"/>
+    <w:bookmarkStart w:id="42" w:name="proyectos-destacados"/>
     <w:p>
       <w:pPr>
         <w:pStyle w:val="Heading2"/>
@@ -980,63 +1331,34 @@
         <w:pStyle w:val="BodyText"/>
       </w:pPr>
       <w:r>
-        <w:t xml:space="preserve">Lends</w:t>
-      </w:r>
-    </w:p>
-    <w:p>
-      <w:pPr>
-        <w:pStyle w:val="BodyText"/>
-      </w:pPr>
-      <w:r>
-        <w:t xml:space="preserve">...</w:t>
-      </w:r>
-    </w:p>
-    <w:p>
-      <w:pPr>
-        <w:pStyle w:val="BodyText"/>
-      </w:pPr>
-      <w:r>
-        <w:t xml:space="preserve">feb. 2024 — abr. 2024</w:t>
-      </w:r>
-    </w:p>
-    <w:p>
-      <w:pPr>
-        <w:pStyle w:val="BodyText"/>
-      </w:pPr>
-      <w:r>
-        <w:t xml:space="preserve">Bot Router</w:t>
-      </w:r>
-    </w:p>
-    <w:p>
-      <w:pPr>
-        <w:pStyle w:val="BodyText"/>
-      </w:pPr>
-      <w:r>
-        <w:t xml:space="preserve">...</w:t>
-      </w:r>
-    </w:p>
-    <w:p>
-      <w:pPr>
-        <w:pStyle w:val="BodyText"/>
-      </w:pPr>
-      <w:r>
-        <w:t xml:space="preserve">jul. 2024 — ago. 2024</w:t>
-      </w:r>
-    </w:p>
-    <w:p>
-      <w:pPr>
-        <w:pStyle w:val="BodyText"/>
-      </w:pPr>
-      <w:r>
-        <w:t xml:space="preserve">Gestor APP</w:t>
-      </w:r>
-    </w:p>
-    <w:p>
-      <w:pPr>
-        <w:pStyle w:val="BodyText"/>
-      </w:pPr>
-      <w:r>
-        <w:t xml:space="preserve">...</w:t>
+        <w:t xml:space="preserve">[</w:t>
+      </w:r>
+      <w:hyperlink r:id="rId41">
+        <w:r>
+          <w:rPr>
+            <w:rStyle w:val="Hyperlink"/>
+          </w:rPr>
+          <w:t xml:space="preserve">github.com/Freddymhs/gatsby-geotrans-web</w:t>
+        </w:r>
+      </w:hyperlink>
+      <w:r>
+        <w:t xml:space="preserve">]</w:t>
+      </w:r>
+    </w:p>
+    <w:p>
+      <w:pPr>
+        <w:pStyle w:val="BodyText"/>
+      </w:pPr>
+      <w:r>
+        <w:t xml:space="preserve">PriorityBox APP</w:t>
+      </w:r>
+    </w:p>
+    <w:p>
+      <w:pPr>
+        <w:pStyle w:val="BodyText"/>
+      </w:pPr>
+      <w:r>
+        <w:t xml:space="preserve">Aplicación React Native que implementa la Matriz de Eisenhower para organizar y priorizar deseos vs necesidades. Permite clasificar elementos según relevancia (alta/baja) y tipo (deseo/necesidad) para facilitar decisiones de compra más conscientes.</w:t>
       </w:r>
     </w:p>
     <w:p>
@@ -1047,9 +1369,9 @@
         <w:t xml:space="preserve">feb. 2024 — ene. 2025</w:t>
       </w:r>
     </w:p>
-    <w:bookmarkEnd w:id="41"/>
     <w:bookmarkEnd w:id="42"/>
     <w:bookmarkEnd w:id="43"/>
+    <w:bookmarkEnd w:id="44"/>
     <w:sectPr/>
   </w:body>
 </w:document>
@@ -1248,6 +1570,9 @@
     <w:abstractNumId w:val="991"/>
   </w:num>
   <w:num w:numId="1005">
+    <w:abstractNumId w:val="991"/>
+  </w:num>
+  <w:num w:numId="1006">
     <w:abstractNumId w:val="991"/>
   </w:num>
 </w:numbering>

--- a/src/generate-resume-files-by-workflow/cv.docx
+++ b/src/generate-resume-files-by-workflow/cv.docx
@@ -16,7 +16,7 @@
         <w:t xml:space="preserve">Huaylla</w:t>
       </w:r>
     </w:p>
-    <w:bookmarkStart w:id="43" w:name="resume"/>
+    <w:bookmarkStart w:id="44" w:name="resume"/>
     <w:bookmarkStart w:id="24" w:name="basics"/>
     <w:bookmarkStart w:id="23" w:name="freddy-huaylla"/>
     <w:p>
@@ -32,7 +32,7 @@
         <w:pStyle w:val="FirstParagraph"/>
       </w:pPr>
       <w:r>
-        <w:t xml:space="preserve">Fullstack Developer | JavaScript/TypeScript | Flutter</w:t>
+        <w:t xml:space="preserve">Fullstack Developer | TypeScript | Flutter</w:t>
       </w:r>
       <w:hyperlink r:id="rId20">
         <w:r>
@@ -77,7 +77,7 @@
         <w:pStyle w:val="FirstParagraph"/>
       </w:pPr>
       <w:r>
-        <w:t xml:space="preserve">Desarrollador Fullstack con 3 años de experiencia especializado en tecnologías JavaScript (React, Next.js, Nest.js) y Flutter. Me destaco por priorizar la usabilidad, la optimización del rendimiento y el desarrollo de interfaces. He integrado soluciones de IA generativa utilizando LangChain y participado en proyectos como ERP multiplataforma en tiempo real, software SAAS de alto rendimiento y prácticas esenciales de DevOps. Mi metodología incluye pruebas unitarias, integración continua con GitHub Actions y colaboración en equipos multidisciplinarios. Busco aplicar mi experiencia técnica en proyectos ambiciosos, seguir creciendo profesionalmente y aportar soluciones orientadas al usuario y al cliente</w:t>
+        <w:t xml:space="preserve">Desarrollador Fullstack con +5 años de experiencia en tecnologías JavaScript/TypeScript (React, Next.js, NestJS, Node.js) y Flutter. Especializado en arquitecturas escalables, APIs REST, web scraping y sistemas de automatización con IA generativa (OpenAI API). Experiencia en desarrollo de CMS con Strapi, integración WhatsApp Business, testing automatizado (TDD) y metodologías ágiles. Enfoque en optimización de performance, seguridad y experiencia del usuario.</w:t>
       </w:r>
     </w:p>
     <w:bookmarkEnd w:id="22"/>
@@ -106,10 +106,10 @@
           <w:bCs/>
           <w:b/>
         </w:rPr>
-        <w:t xml:space="preserve">Frontend Development</w:t>
-      </w:r>
-      <w:r>
-        <w:t xml:space="preserve">: React, Next.js, Flutter, TypeScript, JavaScript, Ant Design, CSS, HTML, Context API, Webpack</w:t>
+        <w:t xml:space="preserve">AI/ML Integration</w:t>
+      </w:r>
+      <w:r>
+        <w:t xml:space="preserve">: Computer Vision, OpenAI API, OpenAI Vision API, Conversational AI, OpenAi Assistant API, Image Analysis</w:t>
       </w:r>
     </w:p>
     <w:p>
@@ -128,7 +128,102 @@
         <w:t xml:space="preserve">Backend/API Development</w:t>
       </w:r>
       <w:r>
-        <w:t xml:space="preserve">: GraphQL, Apollo Server, Apollo Client, Express, Nexus, REST APIs, WebSockets, Prisma</w:t>
+        <w:t xml:space="preserve">: Express.js, NestJS, GraphQL, Apollo Server, REST APIs, WebSockets, Socket.IO, Prisma, Nexus, API-first Architecture, Zod Validation</w:t>
+      </w:r>
+    </w:p>
+    <w:p>
+      <w:pPr>
+        <w:numPr>
+          <w:ilvl w:val="0"/>
+          <w:numId w:val="1001"/>
+        </w:numPr>
+        <w:pStyle w:val="Compact"/>
+      </w:pPr>
+      <w:r>
+        <w:rPr>
+          <w:bCs/>
+          <w:b/>
+        </w:rPr>
+        <w:t xml:space="preserve">Web Scraping &amp; Automation</w:t>
+      </w:r>
+      <w:r>
+        <w:t xml:space="preserve">: Puppeteer, NestJS Scraper Architecture, Browser Pool Management, Proxy Rotation (IPRoyal), Screenshot Automation, Rate Limiting</w:t>
+      </w:r>
+    </w:p>
+    <w:p>
+      <w:pPr>
+        <w:numPr>
+          <w:ilvl w:val="0"/>
+          <w:numId w:val="1001"/>
+        </w:numPr>
+        <w:pStyle w:val="Compact"/>
+      </w:pPr>
+      <w:r>
+        <w:rPr>
+          <w:bCs/>
+          <w:b/>
+        </w:rPr>
+        <w:t xml:space="preserve">Backend Architecture</w:t>
+      </w:r>
+      <w:r>
+        <w:t xml:space="preserve">: Modular Architecture, Clean Architecture, Microservices Architecture, Swagger/OpenAPI Documentation, Error Handling Middleware</w:t>
+      </w:r>
+    </w:p>
+    <w:p>
+      <w:pPr>
+        <w:numPr>
+          <w:ilvl w:val="0"/>
+          <w:numId w:val="1001"/>
+        </w:numPr>
+        <w:pStyle w:val="Compact"/>
+      </w:pPr>
+      <w:r>
+        <w:rPr>
+          <w:bCs/>
+          <w:b/>
+        </w:rPr>
+        <w:t xml:space="preserve">Frontend Development</w:t>
+      </w:r>
+      <w:r>
+        <w:t xml:space="preserve">: React, Next.js, Tailwind CSS, TypeScript, JavaScript, Context API, Hooks Personalizados, Ant Design, Styled Components, CSS, HTML, Webpack, UI/UX Optimization, SEO Optimization, Feature Flags, React Router DOM, React i18next, React Helmet, Bootstrap</w:t>
+      </w:r>
+    </w:p>
+    <w:p>
+      <w:pPr>
+        <w:numPr>
+          <w:ilvl w:val="0"/>
+          <w:numId w:val="1001"/>
+        </w:numPr>
+        <w:pStyle w:val="Compact"/>
+      </w:pPr>
+      <w:r>
+        <w:rPr>
+          <w:bCs/>
+          <w:b/>
+        </w:rPr>
+        <w:t xml:space="preserve">CMS &amp; Content Management</w:t>
+      </w:r>
+      <w:r>
+        <w:t xml:space="preserve">: Strapi CMS, Content Modeling, Media Management, Headless CMS</w:t>
+      </w:r>
+    </w:p>
+    <w:p>
+      <w:pPr>
+        <w:numPr>
+          <w:ilvl w:val="0"/>
+          <w:numId w:val="1001"/>
+        </w:numPr>
+        <w:pStyle w:val="Compact"/>
+      </w:pPr>
+      <w:r>
+        <w:rPr>
+          <w:bCs/>
+          <w:b/>
+        </w:rPr>
+        <w:t xml:space="preserve">Database &amp; Auth</w:t>
+      </w:r>
+      <w:r>
+        <w:t xml:space="preserve">: PostgreSQL, SQLite3, Supabase, Prisma, Database Design, Google OAuth2, JWT, Session Auth</w:t>
       </w:r>
     </w:p>
     <w:p>
@@ -147,26 +242,7 @@
         <w:t xml:space="preserve">Mobile Development</w:t>
       </w:r>
       <w:r>
-        <w:t xml:space="preserve">: Flutter, Cross-platform</w:t>
-      </w:r>
-    </w:p>
-    <w:p>
-      <w:pPr>
-        <w:numPr>
-          <w:ilvl w:val="0"/>
-          <w:numId w:val="1001"/>
-        </w:numPr>
-        <w:pStyle w:val="Compact"/>
-      </w:pPr>
-      <w:r>
-        <w:rPr>
-          <w:bCs/>
-          <w:b/>
-        </w:rPr>
-        <w:t xml:space="preserve">Database &amp; Auth</w:t>
-      </w:r>
-      <w:r>
-        <w:t xml:space="preserve">: PostgreSQL, Supabase, Prisma, Database Design</w:t>
+        <w:t xml:space="preserve">: Flutter, Cross-platform, React Native, Dart Lang, Mobile Scanner, Bluetooth Print ESC/POS</w:t>
       </w:r>
     </w:p>
     <w:p>
@@ -185,7 +261,7 @@
         <w:t xml:space="preserve">Development Tools</w:t>
       </w:r>
       <w:r>
-        <w:t xml:space="preserve">: Git, GitHub Actions, CI/CD, Husky, ESLint, Prettier, Chrome DevTools, Vitest</w:t>
+        <w:t xml:space="preserve">: Git, GitHub Actions, CI/CD, ESLint, Prettier, Chrome DevTools, Vitest, Husky</w:t>
       </w:r>
     </w:p>
     <w:p>
@@ -201,10 +277,10 @@
           <w:bCs/>
           <w:b/>
         </w:rPr>
-        <w:t xml:space="preserve">CMS &amp; Legacy Systems</w:t>
-      </w:r>
-      <w:r>
-        <w:t xml:space="preserve">: WordPress, PHP, jQuery</w:t>
+        <w:t xml:space="preserve">External Integrations</w:t>
+      </w:r>
+      <w:r>
+        <w:t xml:space="preserve">: Twilio API, WhatsApp Business API, Google Sheets API, AWS SQS, AWS S3, Redis Pub/Sub, API Gateway, AWS SES, AWS Lambda</w:t>
       </w:r>
     </w:p>
     <w:p>
@@ -220,10 +296,29 @@
           <w:bCs/>
           <w:b/>
         </w:rPr>
-        <w:t xml:space="preserve">Methodologies</w:t>
-      </w:r>
-      <w:r>
-        <w:t xml:space="preserve">: Agile/Scrum, JIRA, TDD, Microservices, Code Refactoring</w:t>
+        <w:t xml:space="preserve">Methodologies &amp; Patterns</w:t>
+      </w:r>
+      <w:r>
+        <w:t xml:space="preserve">: Feature Flags, Agile/Scrum, Code Refactoring, Circuit Breaker, Asynchronous Programming</w:t>
+      </w:r>
+    </w:p>
+    <w:p>
+      <w:pPr>
+        <w:numPr>
+          <w:ilvl w:val="0"/>
+          <w:numId w:val="1001"/>
+        </w:numPr>
+        <w:pStyle w:val="Compact"/>
+      </w:pPr>
+      <w:r>
+        <w:rPr>
+          <w:bCs/>
+          <w:b/>
+        </w:rPr>
+        <w:t xml:space="preserve">Design Patterns</w:t>
+      </w:r>
+      <w:r>
+        <w:t xml:space="preserve">: Higher-Order Components (HOC), Custom Hooks, Factory Pattern, Pipe/Compose Pattern</w:t>
       </w:r>
     </w:p>
     <w:bookmarkEnd w:id="25"/>
@@ -243,6 +338,114 @@
         <w:pStyle w:val="FirstParagraph"/>
       </w:pPr>
       <w:r>
+        <w:t xml:space="preserve">Depot Group</w:t>
+      </w:r>
+    </w:p>
+    <w:p>
+      <w:pPr>
+        <w:pStyle w:val="BodyText"/>
+      </w:pPr>
+      <w:r>
+        <w:t xml:space="preserve">Backend Developer / Web Scraping / CMS Manager</w:t>
+      </w:r>
+    </w:p>
+    <w:p>
+      <w:pPr>
+        <w:pStyle w:val="BodyText"/>
+      </w:pPr>
+      <w:r>
+        <w:t xml:space="preserve">jul. 2025 — oct. 2025</w:t>
+      </w:r>
+    </w:p>
+    <w:p>
+      <w:pPr>
+        <w:numPr>
+          <w:ilvl w:val="0"/>
+          <w:numId w:val="1002"/>
+        </w:numPr>
+        <w:pStyle w:val="Compact"/>
+      </w:pPr>
+      <w:r>
+        <w:t xml:space="preserve">Scraper avanzado con NestJS y Puppeteer para extracción automatizada de datos de portales industriales, incluyendo gestión de pools de navegadores concurrentes y integración con OpenAI Vision API</w:t>
+      </w:r>
+    </w:p>
+    <w:p>
+      <w:pPr>
+        <w:numPr>
+          <w:ilvl w:val="0"/>
+          <w:numId w:val="1002"/>
+        </w:numPr>
+        <w:pStyle w:val="Compact"/>
+      </w:pPr>
+      <w:r>
+        <w:t xml:space="preserve">Integración completa con Twilio WhatsApp Business API para mensajería empresarial, implementando webhooks robustos, manejo debotones interactivos</w:t>
+      </w:r>
+    </w:p>
+    <w:p>
+      <w:pPr>
+        <w:numPr>
+          <w:ilvl w:val="0"/>
+          <w:numId w:val="1002"/>
+        </w:numPr>
+        <w:pStyle w:val="Compact"/>
+      </w:pPr>
+      <w:r>
+        <w:t xml:space="preserve">Desarrollo de chatbot WhatsApp empresarial con OpenAI Assistant API v2, procesando consultas automatizadas de repuestos industriales con 6 funciones personalizadas y lógica conversacional avanzada</w:t>
+      </w:r>
+    </w:p>
+    <w:p>
+      <w:pPr>
+        <w:numPr>
+          <w:ilvl w:val="0"/>
+          <w:numId w:val="1002"/>
+        </w:numPr>
+        <w:pStyle w:val="Compact"/>
+      </w:pPr>
+      <w:r>
+        <w:t xml:space="preserve">Backoffice completo con Strapi CMS v5.23 y React 18, sistema de gestión de contenido headless con autenticación, consumo de microservicio REST y dynamic zones para contenido flexible adaptado a necesidades empresariales</w:t>
+      </w:r>
+    </w:p>
+    <w:p>
+      <w:pPr>
+        <w:numPr>
+          <w:ilvl w:val="0"/>
+          <w:numId w:val="1002"/>
+        </w:numPr>
+        <w:pStyle w:val="Compact"/>
+      </w:pPr>
+      <w:r>
+        <w:t xml:space="preserve">Arquitectura de microservicios con Express.js y TypeScript, implementando validación Zod, manejo centralizado de errores, Socket.IO para comunicación en tiempo real y documentación Swagger/OpenAPI</w:t>
+      </w:r>
+    </w:p>
+    <w:p>
+      <w:pPr>
+        <w:numPr>
+          <w:ilvl w:val="0"/>
+          <w:numId w:val="1002"/>
+        </w:numPr>
+        <w:pStyle w:val="Compact"/>
+      </w:pPr>
+      <w:r>
+        <w:t xml:space="preserve">Sistema completo de gestión de clientes con PostgreSQL y logging automático a Google Sheets, incluyendo analytics empresariales en tiempo real</w:t>
+      </w:r>
+    </w:p>
+    <w:p>
+      <w:pPr>
+        <w:numPr>
+          <w:ilvl w:val="0"/>
+          <w:numId w:val="1002"/>
+        </w:numPr>
+        <w:pStyle w:val="Compact"/>
+      </w:pPr>
+      <w:r>
+        <w:t xml:space="preserve">Sistema de automatización empresarial procesando búsquedas industriales, registro automático de clientes y generación de reportes analíticos en tiempo real</w:t>
+      </w:r>
+    </w:p>
+    <w:p>
+      <w:pPr>
+        <w:pStyle w:val="FirstParagraph"/>
+      </w:pPr>
+      <w:r>
         <w:t xml:space="preserve">JL LTDA.</w:t>
       </w:r>
     </w:p>
@@ -266,60 +469,84 @@
       <w:pPr>
         <w:numPr>
           <w:ilvl w:val="0"/>
-          <w:numId w:val="1002"/>
-        </w:numPr>
-        <w:pStyle w:val="Compact"/>
-      </w:pPr>
-      <w:r>
-        <w:t xml:space="preserve">Desarrollo de aplicaciones multiplataforma con Flutter, asegurando experiencia de usuario consistente y rendimiento optimizado mediante integración con APIs GraphQL</w:t>
-      </w:r>
-    </w:p>
-    <w:p>
-      <w:pPr>
-        <w:numPr>
-          <w:ilvl w:val="0"/>
-          <w:numId w:val="1002"/>
-        </w:numPr>
-        <w:pStyle w:val="Compact"/>
-      </w:pPr>
-      <w:r>
-        <w:t xml:space="preserve">Diseño y optimización de APIs GraphQL respaldadas por PostgreSQL para manejo eficiente de datos</w:t>
-      </w:r>
-    </w:p>
-    <w:p>
-      <w:pPr>
-        <w:numPr>
-          <w:ilvl w:val="0"/>
-          <w:numId w:val="1002"/>
-        </w:numPr>
-        <w:pStyle w:val="Compact"/>
-      </w:pPr>
-      <w:r>
-        <w:t xml:space="preserve">Integración de Supabase para autenticación segura y gestión de usuarios</w:t>
-      </w:r>
-    </w:p>
-    <w:p>
-      <w:pPr>
-        <w:numPr>
-          <w:ilvl w:val="0"/>
-          <w:numId w:val="1002"/>
-        </w:numPr>
-        <w:pStyle w:val="Compact"/>
-      </w:pPr>
-      <w:r>
-        <w:t xml:space="preserve">Implementación de WebSockets para comunicación bidireccional en tiempo real, soportando múltiples conexiones simultáneas y visualización de información en vivo</w:t>
-      </w:r>
-    </w:p>
-    <w:p>
-      <w:pPr>
-        <w:numPr>
-          <w:ilvl w:val="0"/>
-          <w:numId w:val="1002"/>
-        </w:numPr>
-        <w:pStyle w:val="Compact"/>
-      </w:pPr>
-      <w:r>
-        <w:t xml:space="preserve">Automatización de pipelines CI/CD con GitHub Actions para deployment continuo y despliegues ágiles</w:t>
+          <w:numId w:val="1003"/>
+        </w:numPr>
+        <w:pStyle w:val="Compact"/>
+      </w:pPr>
+      <w:r>
+        <w:t xml:space="preserve">Sistema de punto de venta (POS) Flutter multiplataforma con integración de hardware: escáneres de códigos de barras, impresoras térmicas Bluetooth ESC/POS</w:t>
+      </w:r>
+    </w:p>
+    <w:p>
+      <w:pPr>
+        <w:numPr>
+          <w:ilvl w:val="0"/>
+          <w:numId w:val="1003"/>
+        </w:numPr>
+        <w:pStyle w:val="Compact"/>
+      </w:pPr>
+      <w:r>
+        <w:t xml:space="preserve">Backend GraphQL especializado con Nexus y PostgreSQL, implementando 9 roles empresariales granulares (Gerente, Cajero, Bodega, Analista, Promotor, etc.) con permisos específicos por funcionalidad</w:t>
+      </w:r>
+    </w:p>
+    <w:p>
+      <w:pPr>
+        <w:numPr>
+          <w:ilvl w:val="0"/>
+          <w:numId w:val="1003"/>
+        </w:numPr>
+        <w:pStyle w:val="Compact"/>
+      </w:pPr>
+      <w:r>
+        <w:t xml:space="preserve">Arquitectura de microservicios con comunicación en tiempo real: GraphQL Subscriptions + WebSockets para actualizaciones instantáneas de inventario, ventas y alertas de stock crítico</w:t>
+      </w:r>
+    </w:p>
+    <w:p>
+      <w:pPr>
+        <w:numPr>
+          <w:ilvl w:val="0"/>
+          <w:numId w:val="1003"/>
+        </w:numPr>
+        <w:pStyle w:val="Compact"/>
+      </w:pPr>
+      <w:r>
+        <w:t xml:space="preserve">Sistema avanzado de inventario con gestión de fechas de vencimiento, categorías, ubicaciones, proveedores y alertas automáticas de reposición integrado con códigos de barras</w:t>
+      </w:r>
+    </w:p>
+    <w:p>
+      <w:pPr>
+        <w:numPr>
+          <w:ilvl w:val="0"/>
+          <w:numId w:val="1003"/>
+        </w:numPr>
+        <w:pStyle w:val="Compact"/>
+      </w:pPr>
+      <w:r>
+        <w:t xml:space="preserve">Microservicio NestJS independiente para generación de reportes empresariales (PDF/CSV) con arquitectura limpia</w:t>
+      </w:r>
+    </w:p>
+    <w:p>
+      <w:pPr>
+        <w:numPr>
+          <w:ilvl w:val="0"/>
+          <w:numId w:val="1003"/>
+        </w:numPr>
+        <w:pStyle w:val="Compact"/>
+      </w:pPr>
+      <w:r>
+        <w:t xml:space="preserve">Integración completa con Supabase para autenticación OAuth (Google Sign-In), almacenamiento en tiempo real y sincronización automática entre dispositivos móviles y web</w:t>
+      </w:r>
+    </w:p>
+    <w:p>
+      <w:pPr>
+        <w:numPr>
+          <w:ilvl w:val="0"/>
+          <w:numId w:val="1003"/>
+        </w:numPr>
+        <w:pStyle w:val="Compact"/>
+      </w:pPr>
+      <w:r>
+        <w:t xml:space="preserve">Pipeline CI/CD automatizado con GitHub Actions, deployment multiplataforma (Android APK, iOS, PWA) y sistema de versionado automático para actualizaciones remotas</w:t>
       </w:r>
     </w:p>
     <w:p>
@@ -350,72 +577,108 @@
       <w:pPr>
         <w:numPr>
           <w:ilvl w:val="0"/>
-          <w:numId w:val="1003"/>
-        </w:numPr>
-        <w:pStyle w:val="Compact"/>
-      </w:pPr>
-      <w:r>
-        <w:t xml:space="preserve">Desarrollo de interfaces con React 18 + Next.js 13 (App Router)</w:t>
-      </w:r>
-    </w:p>
-    <w:p>
-      <w:pPr>
-        <w:numPr>
-          <w:ilvl w:val="0"/>
-          <w:numId w:val="1003"/>
-        </w:numPr>
-        <w:pStyle w:val="Compact"/>
-      </w:pPr>
-      <w:r>
-        <w:t xml:space="preserve">Refactorización de class components a functional components</w:t>
-      </w:r>
-    </w:p>
-    <w:p>
-      <w:pPr>
-        <w:numPr>
-          <w:ilvl w:val="0"/>
-          <w:numId w:val="1003"/>
-        </w:numPr>
-        <w:pStyle w:val="Compact"/>
-      </w:pPr>
-      <w:r>
-        <w:t xml:space="preserve">Gestión de estado global y datos: Uso de Apollo Client con Optimistic UI y normalización de caché GraphQL, complementado con Context API + useReducer.</w:t>
-      </w:r>
-    </w:p>
-    <w:p>
-      <w:pPr>
-        <w:numPr>
-          <w:ilvl w:val="0"/>
-          <w:numId w:val="1003"/>
-        </w:numPr>
-        <w:pStyle w:val="Compact"/>
-      </w:pPr>
-      <w:r>
-        <w:t xml:space="preserve">Creación de componentes reutilizables usando Ant Design y Klog Design System interno</w:t>
-      </w:r>
-    </w:p>
-    <w:p>
-      <w:pPr>
-        <w:numPr>
-          <w:ilvl w:val="0"/>
-          <w:numId w:val="1003"/>
-        </w:numPr>
-        <w:pStyle w:val="Compact"/>
-      </w:pPr>
-      <w:r>
-        <w:t xml:space="preserve">Implementación de capa de seguridad para gestión de feature flags y protección de datos con encriptación de extremo a extremo.</w:t>
-      </w:r>
-    </w:p>
-    <w:p>
-      <w:pPr>
-        <w:numPr>
-          <w:ilvl w:val="0"/>
-          <w:numId w:val="1003"/>
-        </w:numPr>
-        <w:pStyle w:val="Compact"/>
-      </w:pPr>
-      <w:r>
-        <w:t xml:space="preserve">Debugging y optimización de código backend, Aceleración de carga de consultas a la BD y procesos JS, identificando dependencias críticas con Chrome DevTools Profiler.</w:t>
+          <w:numId w:val="1004"/>
+        </w:numPr>
+        <w:pStyle w:val="Compact"/>
+      </w:pPr>
+      <w:r>
+        <w:t xml:space="preserve">Contribución al desarrollo de interfaces frontend con React 18 y Next.js 13 (App Router), implementando componentes responsivos y optimizados para la plataforma SaaS empresarial</w:t>
+      </w:r>
+    </w:p>
+    <w:p>
+      <w:pPr>
+        <w:numPr>
+          <w:ilvl w:val="0"/>
+          <w:numId w:val="1004"/>
+        </w:numPr>
+        <w:pStyle w:val="Compact"/>
+      </w:pPr>
+      <w:r>
+        <w:t xml:space="preserve">Refactorización de código legacy migrando class components a functional components con hooks, mejorando la mantenibilidad y reduciendo la complejidad del código base</w:t>
+      </w:r>
+    </w:p>
+    <w:p>
+      <w:pPr>
+        <w:numPr>
+          <w:ilvl w:val="0"/>
+          <w:numId w:val="1004"/>
+        </w:numPr>
+        <w:pStyle w:val="Compact"/>
+      </w:pPr>
+      <w:r>
+        <w:t xml:space="preserve">Implementación de gestión de estado con Apollo Client para GraphQL, utilizando Optimistic UI y normalización de caché, complementado con Context API y useReducer</w:t>
+      </w:r>
+    </w:p>
+    <w:p>
+      <w:pPr>
+        <w:numPr>
+          <w:ilvl w:val="0"/>
+          <w:numId w:val="1004"/>
+        </w:numPr>
+        <w:pStyle w:val="Compact"/>
+      </w:pPr>
+      <w:r>
+        <w:t xml:space="preserve">Desarrollo de componentes reutilizables siguiendo el design system interno de Klog y patrones de Ant Design, asegurando consistencia visual en la aplicación</w:t>
+      </w:r>
+    </w:p>
+    <w:p>
+      <w:pPr>
+        <w:numPr>
+          <w:ilvl w:val="0"/>
+          <w:numId w:val="1004"/>
+        </w:numPr>
+        <w:pStyle w:val="Compact"/>
+      </w:pPr>
+      <w:r>
+        <w:t xml:space="preserve">Implementación de features de seguridad incluyendo gestión de feature flags y protección de datos con encriptación, contribuyendo a la robustez del sistema</w:t>
+      </w:r>
+    </w:p>
+    <w:p>
+      <w:pPr>
+        <w:numPr>
+          <w:ilvl w:val="0"/>
+          <w:numId w:val="1004"/>
+        </w:numPr>
+        <w:pStyle w:val="Compact"/>
+      </w:pPr>
+      <w:r>
+        <w:t xml:space="preserve">Debugging y optimización de rendimiento frontend utilizando Chrome DevTools Profiler, identificando y resolviendo cuellos de botella en consultas y procesos JavaScript</w:t>
+      </w:r>
+    </w:p>
+    <w:p>
+      <w:pPr>
+        <w:numPr>
+          <w:ilvl w:val="0"/>
+          <w:numId w:val="1004"/>
+        </w:numPr>
+        <w:pStyle w:val="Compact"/>
+      </w:pPr>
+      <w:r>
+        <w:t xml:space="preserve">Soporte a usuarios empresariales, resolviendo problemas de funcionalidad y mejorando la experiencia del usuario en la plataforma SaaS</w:t>
+      </w:r>
+    </w:p>
+    <w:p>
+      <w:pPr>
+        <w:numPr>
+          <w:ilvl w:val="0"/>
+          <w:numId w:val="1004"/>
+        </w:numPr>
+        <w:pStyle w:val="Compact"/>
+      </w:pPr>
+      <w:r>
+        <w:t xml:space="preserve">Mantenimiento y resolución de issues en backend GraphQL, optimizando consultas y mejorando tiempos de respuesta de la API</w:t>
+      </w:r>
+    </w:p>
+    <w:p>
+      <w:pPr>
+        <w:numPr>
+          <w:ilvl w:val="0"/>
+          <w:numId w:val="1004"/>
+        </w:numPr>
+        <w:pStyle w:val="Compact"/>
+      </w:pPr>
+      <w:r>
+        <w:t xml:space="preserve">Colaboración en mejoras de flujo de trabajo del equipo estableciendo prácticas de Git/GitHub, linting con ESLint/Prettier y integración con GitHub Actions</w:t>
       </w:r>
     </w:p>
     <w:p>
@@ -446,84 +709,84 @@
       <w:pPr>
         <w:numPr>
           <w:ilvl w:val="0"/>
-          <w:numId w:val="1004"/>
-        </w:numPr>
-        <w:pStyle w:val="Compact"/>
-      </w:pPr>
-      <w:r>
-        <w:t xml:space="preserve">Personalización de módulos WordPress usando PHP para adaptarlos a requerimientos específicos</w:t>
-      </w:r>
-    </w:p>
-    <w:p>
-      <w:pPr>
-        <w:numPr>
-          <w:ilvl w:val="0"/>
-          <w:numId w:val="1004"/>
-        </w:numPr>
-        <w:pStyle w:val="Compact"/>
-      </w:pPr>
-      <w:r>
-        <w:t xml:space="preserve">Mejora de interfaces de usuario con CSS para clientes del sector farmacéutico</w:t>
-      </w:r>
-    </w:p>
-    <w:p>
-      <w:pPr>
-        <w:numPr>
-          <w:ilvl w:val="0"/>
-          <w:numId w:val="1004"/>
-        </w:numPr>
-        <w:pStyle w:val="Compact"/>
-      </w:pPr>
-      <w:r>
-        <w:t xml:space="preserve">Gestión e implementación de campañas publicitarias mediante desarrollo frontend</w:t>
-      </w:r>
-    </w:p>
-    <w:p>
-      <w:pPr>
-        <w:numPr>
-          <w:ilvl w:val="0"/>
-          <w:numId w:val="1004"/>
-        </w:numPr>
-        <w:pStyle w:val="Compact"/>
-      </w:pPr>
-      <w:r>
-        <w:t xml:space="preserve">Participación en proyectos con React y Angular para desarrollo de funcionalidades avanzadas</w:t>
-      </w:r>
-    </w:p>
-    <w:p>
-      <w:pPr>
-        <w:numPr>
-          <w:ilvl w:val="0"/>
-          <w:numId w:val="1004"/>
-        </w:numPr>
-        <w:pStyle w:val="Compact"/>
-      </w:pPr>
-      <w:r>
-        <w:t xml:space="preserve">Trabajo bajo metodologías ágiles utilizando JIRA para gestión de tareas</w:t>
-      </w:r>
-    </w:p>
-    <w:p>
-      <w:pPr>
-        <w:numPr>
-          <w:ilvl w:val="0"/>
-          <w:numId w:val="1004"/>
-        </w:numPr>
-        <w:pStyle w:val="Compact"/>
-      </w:pPr>
-      <w:r>
-        <w:t xml:space="preserve">Optimización de rendimiento frontend en sitios WordPress</w:t>
-      </w:r>
-    </w:p>
-    <w:p>
-      <w:pPr>
-        <w:numPr>
-          <w:ilvl w:val="0"/>
-          <w:numId w:val="1004"/>
-        </w:numPr>
-        <w:pStyle w:val="Compact"/>
-      </w:pPr>
-      <w:r>
-        <w:t xml:space="preserve">Colaboración con equipos multidisciplinarios para implementación de features</w:t>
+          <w:numId w:val="1005"/>
+        </w:numPr>
+        <w:pStyle w:val="Compact"/>
+      </w:pPr>
+      <w:r>
+        <w:t xml:space="preserve">Desarrollo y personalización de temas y plugins WordPress utilizando PHP, HTML, CSS y JavaScript, adaptando funcionalidades a requerimientos específicos del sector farmacéutico</w:t>
+      </w:r>
+    </w:p>
+    <w:p>
+      <w:pPr>
+        <w:numPr>
+          <w:ilvl w:val="0"/>
+          <w:numId w:val="1005"/>
+        </w:numPr>
+        <w:pStyle w:val="Compact"/>
+      </w:pPr>
+      <w:r>
+        <w:t xml:space="preserve">Implementación de mejoras de UI/UX en interfaces de usuario, optimizando la experiencia del cliente final y aumentando la usabilidad de las aplicaciones</w:t>
+      </w:r>
+    </w:p>
+    <w:p>
+      <w:pPr>
+        <w:numPr>
+          <w:ilvl w:val="0"/>
+          <w:numId w:val="1005"/>
+        </w:numPr>
+        <w:pStyle w:val="Compact"/>
+      </w:pPr>
+      <w:r>
+        <w:t xml:space="preserve">Optimización de performance frontend en sitios WordPress, reduciendo tiempos de carga y mejorando el posicionamiento SEO</w:t>
+      </w:r>
+    </w:p>
+    <w:p>
+      <w:pPr>
+        <w:numPr>
+          <w:ilvl w:val="0"/>
+          <w:numId w:val="1005"/>
+        </w:numPr>
+        <w:pStyle w:val="Compact"/>
+      </w:pPr>
+      <w:r>
+        <w:t xml:space="preserve">Gestión e implementación de campañas publicitarias digitales mediante desarrollo frontend personalizado, contribuyendo al crecimiento de la presencia online de clientes</w:t>
+      </w:r>
+    </w:p>
+    <w:p>
+      <w:pPr>
+        <w:numPr>
+          <w:ilvl w:val="0"/>
+          <w:numId w:val="1005"/>
+        </w:numPr>
+        <w:pStyle w:val="Compact"/>
+      </w:pPr>
+      <w:r>
+        <w:t xml:space="preserve">Contribución en proyectos con tecnologías modernas como React y Angular, desarrollando componentes reutilizables y funcionalidades avanzadas</w:t>
+      </w:r>
+    </w:p>
+    <w:p>
+      <w:pPr>
+        <w:numPr>
+          <w:ilvl w:val="0"/>
+          <w:numId w:val="1005"/>
+        </w:numPr>
+        <w:pStyle w:val="Compact"/>
+      </w:pPr>
+      <w:r>
+        <w:t xml:space="preserve">Colaboración con equipos multidisciplinarios bajo metodologías ágiles utilizando JIRA para la gestión eficiente de tareas y entregas</w:t>
+      </w:r>
+    </w:p>
+    <w:p>
+      <w:pPr>
+        <w:numPr>
+          <w:ilvl w:val="0"/>
+          <w:numId w:val="1005"/>
+        </w:numPr>
+        <w:pStyle w:val="Compact"/>
+      </w:pPr>
+      <w:r>
+        <w:t xml:space="preserve">Mantenimiento y resolución de issues técnicos en sitios WordPress existentes, garantizando estabilidad y continuidad del servicio</w:t>
       </w:r>
     </w:p>
     <w:bookmarkEnd w:id="27"/>
@@ -677,7 +940,7 @@
         <w:pStyle w:val="BodyText"/>
       </w:pPr>
       <w:r>
-        <w:t xml:space="preserve">Webiste</w:t>
+        <w:t xml:space="preserve">website</w:t>
       </w:r>
     </w:p>
     <w:p>
@@ -748,7 +1011,183 @@
       <w:pPr>
         <w:numPr>
           <w:ilvl w:val="0"/>
-          <w:numId w:val="1005"/>
+          <w:numId w:val="1006"/>
+        </w:numPr>
+        <w:pStyle w:val="Compact"/>
+      </w:pPr>
+      <w:r>
+        <w:rPr>
+          <w:bCs/>
+          <w:b/>
+        </w:rPr>
+        <w:t xml:space="preserve">SCRUM-roles</w:t>
+      </w:r>
+      <w:r>
+        <w:t xml:space="preserve"> </w:t>
+      </w:r>
+      <w:r>
+        <w:t xml:space="preserve">: LinkedIn Learning</w:t>
+      </w:r>
+    </w:p>
+    <w:p>
+      <w:pPr>
+        <w:numPr>
+          <w:ilvl w:val="0"/>
+          <w:numId w:val="1006"/>
+        </w:numPr>
+        <w:pStyle w:val="Compact"/>
+      </w:pPr>
+      <w:r>
+        <w:rPr>
+          <w:bCs/>
+          <w:b/>
+        </w:rPr>
+        <w:t xml:space="preserve">introduccion-basico-IA</w:t>
+      </w:r>
+      <w:r>
+        <w:t xml:space="preserve"> </w:t>
+      </w:r>
+      <w:r>
+        <w:t xml:space="preserve">: Google Actívate</w:t>
+      </w:r>
+    </w:p>
+    <w:p>
+      <w:pPr>
+        <w:numPr>
+          <w:ilvl w:val="0"/>
+          <w:numId w:val="1006"/>
+        </w:numPr>
+        <w:pStyle w:val="Compact"/>
+      </w:pPr>
+      <w:r>
+        <w:rPr>
+          <w:bCs/>
+          <w:b/>
+        </w:rPr>
+        <w:t xml:space="preserve">Cloud-Computing</w:t>
+      </w:r>
+      <w:r>
+        <w:t xml:space="preserve"> </w:t>
+      </w:r>
+      <w:r>
+        <w:t xml:space="preserve">: Google Actívate</w:t>
+      </w:r>
+    </w:p>
+    <w:p>
+      <w:pPr>
+        <w:numPr>
+          <w:ilvl w:val="0"/>
+          <w:numId w:val="1006"/>
+        </w:numPr>
+        <w:pStyle w:val="Compact"/>
+      </w:pPr>
+      <w:r>
+        <w:rPr>
+          <w:bCs/>
+          <w:b/>
+        </w:rPr>
+        <w:t xml:space="preserve">Desarrollo-de-Apps</w:t>
+      </w:r>
+      <w:r>
+        <w:t xml:space="preserve"> </w:t>
+      </w:r>
+      <w:r>
+        <w:t xml:space="preserve">: Google Actívate</w:t>
+      </w:r>
+    </w:p>
+    <w:p>
+      <w:pPr>
+        <w:numPr>
+          <w:ilvl w:val="0"/>
+          <w:numId w:val="1006"/>
+        </w:numPr>
+        <w:pStyle w:val="Compact"/>
+      </w:pPr>
+      <w:r>
+        <w:rPr>
+          <w:bCs/>
+          <w:b/>
+        </w:rPr>
+        <w:t xml:space="preserve">Fundamentos-de-big-data:-Técnicas-y-conceptos</w:t>
+      </w:r>
+      <w:r>
+        <w:t xml:space="preserve"> </w:t>
+      </w:r>
+      <w:r>
+        <w:t xml:space="preserve">: LinkedIn Learning</w:t>
+      </w:r>
+    </w:p>
+    <w:p>
+      <w:pPr>
+        <w:numPr>
+          <w:ilvl w:val="0"/>
+          <w:numId w:val="1006"/>
+        </w:numPr>
+        <w:pStyle w:val="Compact"/>
+      </w:pPr>
+      <w:r>
+        <w:rPr>
+          <w:bCs/>
+          <w:b/>
+        </w:rPr>
+        <w:t xml:space="preserve">Fundamentos-big-data-tecnicas</w:t>
+      </w:r>
+      <w:r>
+        <w:t xml:space="preserve"> </w:t>
+      </w:r>
+      <w:r>
+        <w:t xml:space="preserve">: LinkedIn Learning</w:t>
+      </w:r>
+    </w:p>
+    <w:p>
+      <w:pPr>
+        <w:numPr>
+          <w:ilvl w:val="0"/>
+          <w:numId w:val="1006"/>
+        </w:numPr>
+        <w:pStyle w:val="Compact"/>
+      </w:pPr>
+      <w:r>
+        <w:rPr>
+          <w:bCs/>
+          <w:b/>
+        </w:rPr>
+        <w:t xml:space="preserve">Node.js-esencial</w:t>
+      </w:r>
+      <w:r>
+        <w:t xml:space="preserve"> </w:t>
+      </w:r>
+      <w:r>
+        <w:t xml:space="preserve">: LinkedIn Learning</w:t>
+      </w:r>
+    </w:p>
+    <w:p>
+      <w:pPr>
+        <w:numPr>
+          <w:ilvl w:val="0"/>
+          <w:numId w:val="1006"/>
+        </w:numPr>
+        <w:pStyle w:val="Compact"/>
+      </w:pPr>
+      <w:r>
+        <w:rPr>
+          <w:bCs/>
+          <w:b/>
+        </w:rPr>
+        <w:t xml:space="preserve">Javascript-avanzado:-Buenas-Practicas</w:t>
+      </w:r>
+      <w:r>
+        <w:t xml:space="preserve"> </w:t>
+      </w:r>
+      <w:r>
+        <w:t xml:space="preserve">: LinkedIn Learning</w:t>
+      </w:r>
+    </w:p>
+    <w:p>
+      <w:pPr>
+        <w:numPr>
+          <w:ilvl w:val="0"/>
+          <w:numId w:val="1006"/>
         </w:numPr>
         <w:pStyle w:val="Compact"/>
       </w:pPr>
@@ -770,7 +1209,7 @@
       <w:pPr>
         <w:numPr>
           <w:ilvl w:val="0"/>
-          <w:numId w:val="1005"/>
+          <w:numId w:val="1006"/>
         </w:numPr>
         <w:pStyle w:val="Compact"/>
       </w:pPr>
@@ -792,7 +1231,7 @@
       <w:pPr>
         <w:numPr>
           <w:ilvl w:val="0"/>
-          <w:numId w:val="1005"/>
+          <w:numId w:val="1006"/>
         </w:numPr>
         <w:pStyle w:val="Compact"/>
       </w:pPr>
@@ -801,20 +1240,20 @@
           <w:bCs/>
           <w:b/>
         </w:rPr>
-        <w:t xml:space="preserve">Node.js-esencial</w:t>
+        <w:t xml:space="preserve">AI-Fluency</w:t>
       </w:r>
       <w:r>
         <w:t xml:space="preserve"> </w:t>
       </w:r>
       <w:r>
-        <w:t xml:space="preserve">: LinkedIn Learning</w:t>
-      </w:r>
-    </w:p>
-    <w:p>
-      <w:pPr>
-        <w:numPr>
-          <w:ilvl w:val="0"/>
-          <w:numId w:val="1005"/>
+        <w:t xml:space="preserve">: Anthropic</w:t>
+      </w:r>
+    </w:p>
+    <w:p>
+      <w:pPr>
+        <w:numPr>
+          <w:ilvl w:val="0"/>
+          <w:numId w:val="1006"/>
         </w:numPr>
         <w:pStyle w:val="Compact"/>
       </w:pPr>
@@ -823,107 +1262,19 @@
           <w:bCs/>
           <w:b/>
         </w:rPr>
-        <w:t xml:space="preserve">Javascript-avanzado:-Buenas-Practicas</w:t>
+        <w:t xml:space="preserve">Claude-Code-in-Action</w:t>
       </w:r>
       <w:r>
         <w:t xml:space="preserve"> </w:t>
       </w:r>
       <w:r>
-        <w:t xml:space="preserve">: LinkedIn Learning</w:t>
-      </w:r>
-    </w:p>
-    <w:p>
-      <w:pPr>
-        <w:numPr>
-          <w:ilvl w:val="0"/>
-          <w:numId w:val="1005"/>
-        </w:numPr>
-        <w:pStyle w:val="Compact"/>
-      </w:pPr>
-      <w:r>
-        <w:rPr>
-          <w:bCs/>
-          <w:b/>
-        </w:rPr>
-        <w:t xml:space="preserve">Fundamentos-big-data-tecnicas</w:t>
-      </w:r>
-      <w:r>
-        <w:t xml:space="preserve"> </w:t>
-      </w:r>
-      <w:r>
-        <w:t xml:space="preserve">: LinkedIn Learning</w:t>
-      </w:r>
-    </w:p>
-    <w:p>
-      <w:pPr>
-        <w:numPr>
-          <w:ilvl w:val="0"/>
-          <w:numId w:val="1005"/>
-        </w:numPr>
-        <w:pStyle w:val="Compact"/>
-      </w:pPr>
-      <w:r>
-        <w:rPr>
-          <w:bCs/>
-          <w:b/>
-        </w:rPr>
-        <w:t xml:space="preserve">Fundamentos-de-big-data:-Técnicas-y-conceptos</w:t>
-      </w:r>
-      <w:r>
-        <w:t xml:space="preserve"> </w:t>
-      </w:r>
-      <w:r>
-        <w:t xml:space="preserve">: LinkedIn Learning</w:t>
-      </w:r>
-    </w:p>
-    <w:p>
-      <w:pPr>
-        <w:numPr>
-          <w:ilvl w:val="0"/>
-          <w:numId w:val="1005"/>
-        </w:numPr>
-        <w:pStyle w:val="Compact"/>
-      </w:pPr>
-      <w:r>
-        <w:rPr>
-          <w:bCs/>
-          <w:b/>
-        </w:rPr>
-        <w:t xml:space="preserve">Desarrollo-de-Apps</w:t>
-      </w:r>
-      <w:r>
-        <w:t xml:space="preserve"> </w:t>
-      </w:r>
-      <w:r>
-        <w:t xml:space="preserve">: Google Actívate</w:t>
-      </w:r>
-    </w:p>
-    <w:p>
-      <w:pPr>
-        <w:numPr>
-          <w:ilvl w:val="0"/>
-          <w:numId w:val="1005"/>
-        </w:numPr>
-        <w:pStyle w:val="Compact"/>
-      </w:pPr>
-      <w:r>
-        <w:rPr>
-          <w:bCs/>
-          <w:b/>
-        </w:rPr>
-        <w:t xml:space="preserve">Cloud-Computing</w:t>
-      </w:r>
-      <w:r>
-        <w:t xml:space="preserve"> </w:t>
-      </w:r>
-      <w:r>
-        <w:t xml:space="preserve">: Google Actívate</w:t>
+        <w:t xml:space="preserve">: Anthropic</w:t>
       </w:r>
     </w:p>
     <w:bookmarkEnd w:id="38"/>
     <w:bookmarkEnd w:id="39"/>
-    <w:bookmarkStart w:id="42" w:name="projects"/>
-    <w:bookmarkStart w:id="41" w:name="proyectos-destacados"/>
+    <w:bookmarkStart w:id="43" w:name="projects"/>
+    <w:bookmarkStart w:id="42" w:name="proyectos-destacados"/>
     <w:p>
       <w:pPr>
         <w:pStyle w:val="Heading2"/>
@@ -980,63 +1331,34 @@
         <w:pStyle w:val="BodyText"/>
       </w:pPr>
       <w:r>
-        <w:t xml:space="preserve">Lends</w:t>
-      </w:r>
-    </w:p>
-    <w:p>
-      <w:pPr>
-        <w:pStyle w:val="BodyText"/>
-      </w:pPr>
-      <w:r>
-        <w:t xml:space="preserve">...</w:t>
-      </w:r>
-    </w:p>
-    <w:p>
-      <w:pPr>
-        <w:pStyle w:val="BodyText"/>
-      </w:pPr>
-      <w:r>
-        <w:t xml:space="preserve">feb. 2024 — abr. 2024</w:t>
-      </w:r>
-    </w:p>
-    <w:p>
-      <w:pPr>
-        <w:pStyle w:val="BodyText"/>
-      </w:pPr>
-      <w:r>
-        <w:t xml:space="preserve">Bot Router</w:t>
-      </w:r>
-    </w:p>
-    <w:p>
-      <w:pPr>
-        <w:pStyle w:val="BodyText"/>
-      </w:pPr>
-      <w:r>
-        <w:t xml:space="preserve">...</w:t>
-      </w:r>
-    </w:p>
-    <w:p>
-      <w:pPr>
-        <w:pStyle w:val="BodyText"/>
-      </w:pPr>
-      <w:r>
-        <w:t xml:space="preserve">jul. 2024 — ago. 2024</w:t>
-      </w:r>
-    </w:p>
-    <w:p>
-      <w:pPr>
-        <w:pStyle w:val="BodyText"/>
-      </w:pPr>
-      <w:r>
-        <w:t xml:space="preserve">Gestor APP</w:t>
-      </w:r>
-    </w:p>
-    <w:p>
-      <w:pPr>
-        <w:pStyle w:val="BodyText"/>
-      </w:pPr>
-      <w:r>
-        <w:t xml:space="preserve">...</w:t>
+        <w:t xml:space="preserve">[</w:t>
+      </w:r>
+      <w:hyperlink r:id="rId41">
+        <w:r>
+          <w:rPr>
+            <w:rStyle w:val="Hyperlink"/>
+          </w:rPr>
+          <w:t xml:space="preserve">github.com/Freddymhs/gatsby-geotrans-web</w:t>
+        </w:r>
+      </w:hyperlink>
+      <w:r>
+        <w:t xml:space="preserve">]</w:t>
+      </w:r>
+    </w:p>
+    <w:p>
+      <w:pPr>
+        <w:pStyle w:val="BodyText"/>
+      </w:pPr>
+      <w:r>
+        <w:t xml:space="preserve">PriorityBox APP</w:t>
+      </w:r>
+    </w:p>
+    <w:p>
+      <w:pPr>
+        <w:pStyle w:val="BodyText"/>
+      </w:pPr>
+      <w:r>
+        <w:t xml:space="preserve">Aplicación React Native que implementa la Matriz de Eisenhower para organizar y priorizar deseos vs necesidades. Permite clasificar elementos según relevancia (alta/baja) y tipo (deseo/necesidad) para facilitar decisiones de compra más conscientes.</w:t>
       </w:r>
     </w:p>
     <w:p>
@@ -1047,9 +1369,33 @@
         <w:t xml:space="preserve">feb. 2024 — ene. 2025</w:t>
       </w:r>
     </w:p>
-    <w:bookmarkEnd w:id="41"/>
+    <w:p>
+      <w:pPr>
+        <w:pStyle w:val="BodyText"/>
+      </w:pPr>
+      <w:r>
+        <w:t xml:space="preserve">LinKs (noTabs)</w:t>
+      </w:r>
+    </w:p>
+    <w:p>
+      <w:pPr>
+        <w:pStyle w:val="BodyText"/>
+      </w:pPr>
+      <w:r>
+        <w:t xml:space="preserve">Extensión ligera para guardar links de trabajo/estudio, agruparlos por tags y abrirlos rápido desde el navegador. Pensada para mi flujo diario de soporte y lectura.</w:t>
+      </w:r>
+    </w:p>
+    <w:p>
+      <w:pPr>
+        <w:pStyle w:val="BodyText"/>
+      </w:pPr>
+      <w:r>
+        <w:t xml:space="preserve">may. 2023 — Presente</w:t>
+      </w:r>
+    </w:p>
     <w:bookmarkEnd w:id="42"/>
     <w:bookmarkEnd w:id="43"/>
+    <w:bookmarkEnd w:id="44"/>
     <w:sectPr/>
   </w:body>
 </w:document>
@@ -1248,6 +1594,9 @@
     <w:abstractNumId w:val="991"/>
   </w:num>
   <w:num w:numId="1005">
+    <w:abstractNumId w:val="991"/>
+  </w:num>
+  <w:num w:numId="1006">
     <w:abstractNumId w:val="991"/>
   </w:num>
 </w:numbering>

--- a/src/generate-resume-files-by-workflow/cv.docx
+++ b/src/generate-resume-files-by-workflow/cv.docx
@@ -16,7 +16,7 @@
         <w:t xml:space="preserve">Huaylla</w:t>
       </w:r>
     </w:p>
-    <w:bookmarkStart w:id="43" w:name="resume"/>
+    <w:bookmarkStart w:id="46" w:name="resume"/>
     <w:bookmarkStart w:id="24" w:name="basics"/>
     <w:bookmarkStart w:id="23" w:name="freddy-huaylla"/>
     <w:p>
@@ -32,7 +32,7 @@
         <w:pStyle w:val="FirstParagraph"/>
       </w:pPr>
       <w:r>
-        <w:t xml:space="preserve">Fullstack Developer | JavaScript/TypeScript | Flutter</w:t>
+        <w:t xml:space="preserve">Fullstack Developer | React · Next.js · Node.js · TypeScript</w:t>
       </w:r>
       <w:hyperlink r:id="rId20">
         <w:r>
@@ -77,7 +77,7 @@
         <w:pStyle w:val="FirstParagraph"/>
       </w:pPr>
       <w:r>
-        <w:t xml:space="preserve">Desarrollador Fullstack con 3 años de experiencia especializado en tecnologías JavaScript (React, Next.js, Nest.js) y Flutter. Me destaco por priorizar la usabilidad, la optimización del rendimiento y el desarrollo de interfaces. He integrado soluciones de IA generativa utilizando LangChain y participado en proyectos como ERP multiplataforma en tiempo real, software SAAS de alto rendimiento y prácticas esenciales de DevOps. Mi metodología incluye pruebas unitarias, integración continua con GitHub Actions y colaboración en equipos multidisciplinarios. Busco aplicar mi experiencia técnica en proyectos ambiciosos, seguir creciendo profesionalmente y aportar soluciones orientadas al usuario y al cliente</w:t>
+        <w:t xml:space="preserve">Desarrollador Fullstack con +5 años de experiencia en tecnologías JavaScript/TypeScript (React, Next.js, NestJS, Node.js) como stack principal. Especializado en arquitecturas escalables, APIs REST, web scraping y sistemas de automatización con IA generativa (OpenAI API). Experiencia en desarrollo de CMS con Strapi, integración WhatsApp Business y metodologías ágiles, con skills complementarias en Flutter y Python. Enfoque en optimización de performance, seguridad y experiencia del usuario.</w:t>
       </w:r>
     </w:p>
     <w:bookmarkEnd w:id="22"/>
@@ -106,10 +106,10 @@
           <w:bCs/>
           <w:b/>
         </w:rPr>
-        <w:t xml:space="preserve">Frontend Development</w:t>
-      </w:r>
-      <w:r>
-        <w:t xml:space="preserve">: React, Next.js, Flutter, TypeScript, JavaScript, Ant Design, CSS, HTML, Context API, Webpack</w:t>
+        <w:t xml:space="preserve">AI/ML Integration</w:t>
+      </w:r>
+      <w:r>
+        <w:t xml:space="preserve">: Computer Vision, OpenAI API, OpenAI Vision API, Conversational AI, OpenAi Assistant API, Image Analysis</w:t>
       </w:r>
     </w:p>
     <w:p>
@@ -128,7 +128,102 @@
         <w:t xml:space="preserve">Backend/API Development</w:t>
       </w:r>
       <w:r>
-        <w:t xml:space="preserve">: GraphQL, Apollo Server, Apollo Client, Express, Nexus, REST APIs, WebSockets, Prisma</w:t>
+        <w:t xml:space="preserve">: Express.js, NestJS, GraphQL, Apollo Server, REST APIs, WebSockets, Socket.IO, Prisma, Nexus, API-first Architecture, Zod Validation</w:t>
+      </w:r>
+    </w:p>
+    <w:p>
+      <w:pPr>
+        <w:numPr>
+          <w:ilvl w:val="0"/>
+          <w:numId w:val="1001"/>
+        </w:numPr>
+        <w:pStyle w:val="Compact"/>
+      </w:pPr>
+      <w:r>
+        <w:rPr>
+          <w:bCs/>
+          <w:b/>
+        </w:rPr>
+        <w:t xml:space="preserve">Web Scraping &amp; Automation</w:t>
+      </w:r>
+      <w:r>
+        <w:t xml:space="preserve">: Puppeteer, NestJS Scraper Architecture, Browser Pool Management, Proxy Rotation (IPRoyal), Screenshot Automation, Rate Limiting</w:t>
+      </w:r>
+    </w:p>
+    <w:p>
+      <w:pPr>
+        <w:numPr>
+          <w:ilvl w:val="0"/>
+          <w:numId w:val="1001"/>
+        </w:numPr>
+        <w:pStyle w:val="Compact"/>
+      </w:pPr>
+      <w:r>
+        <w:rPr>
+          <w:bCs/>
+          <w:b/>
+        </w:rPr>
+        <w:t xml:space="preserve">Backend Architecture</w:t>
+      </w:r>
+      <w:r>
+        <w:t xml:space="preserve">: Modular Architecture, Clean Architecture, Microservices Architecture, Swagger/OpenAPI Documentation, Error Handling Middleware</w:t>
+      </w:r>
+    </w:p>
+    <w:p>
+      <w:pPr>
+        <w:numPr>
+          <w:ilvl w:val="0"/>
+          <w:numId w:val="1001"/>
+        </w:numPr>
+        <w:pStyle w:val="Compact"/>
+      </w:pPr>
+      <w:r>
+        <w:rPr>
+          <w:bCs/>
+          <w:b/>
+        </w:rPr>
+        <w:t xml:space="preserve">Frontend Development</w:t>
+      </w:r>
+      <w:r>
+        <w:t xml:space="preserve">: React, React 18, Next.js, Next.js App Router, Tailwind CSS, TypeScript, JavaScript, Context API, Hooks Personalizados, Ant Design, Styled Components, CSS, HTML, Webpack, UI/UX Optimization, SEO Optimization, Feature Flags, React Router DOM, React i18next, React Helmet, Bootstrap</w:t>
+      </w:r>
+    </w:p>
+    <w:p>
+      <w:pPr>
+        <w:numPr>
+          <w:ilvl w:val="0"/>
+          <w:numId w:val="1001"/>
+        </w:numPr>
+        <w:pStyle w:val="Compact"/>
+      </w:pPr>
+      <w:r>
+        <w:rPr>
+          <w:bCs/>
+          <w:b/>
+        </w:rPr>
+        <w:t xml:space="preserve">CMS &amp; Content Management</w:t>
+      </w:r>
+      <w:r>
+        <w:t xml:space="preserve">: Strapi CMS, Content Modeling, Media Management, Headless CMS</w:t>
+      </w:r>
+    </w:p>
+    <w:p>
+      <w:pPr>
+        <w:numPr>
+          <w:ilvl w:val="0"/>
+          <w:numId w:val="1001"/>
+        </w:numPr>
+        <w:pStyle w:val="Compact"/>
+      </w:pPr>
+      <w:r>
+        <w:rPr>
+          <w:bCs/>
+          <w:b/>
+        </w:rPr>
+        <w:t xml:space="preserve">Database &amp; Auth</w:t>
+      </w:r>
+      <w:r>
+        <w:t xml:space="preserve">: PostgreSQL, SQLite3, Supabase, Prisma, Database Design, Google OAuth2, JWT, Session Auth</w:t>
       </w:r>
     </w:p>
     <w:p>
@@ -147,26 +242,7 @@
         <w:t xml:space="preserve">Mobile Development</w:t>
       </w:r>
       <w:r>
-        <w:t xml:space="preserve">: Flutter, Cross-platform</w:t>
-      </w:r>
-    </w:p>
-    <w:p>
-      <w:pPr>
-        <w:numPr>
-          <w:ilvl w:val="0"/>
-          <w:numId w:val="1001"/>
-        </w:numPr>
-        <w:pStyle w:val="Compact"/>
-      </w:pPr>
-      <w:r>
-        <w:rPr>
-          <w:bCs/>
-          <w:b/>
-        </w:rPr>
-        <w:t xml:space="preserve">Database &amp; Auth</w:t>
-      </w:r>
-      <w:r>
-        <w:t xml:space="preserve">: PostgreSQL, Supabase, Prisma, Database Design</w:t>
+        <w:t xml:space="preserve">: Flutter, Cross-platform, React Native, Dart Lang, Mobile Scanner, Bluetooth Print ESC/POS</w:t>
       </w:r>
     </w:p>
     <w:p>
@@ -185,7 +261,7 @@
         <w:t xml:space="preserve">Development Tools</w:t>
       </w:r>
       <w:r>
-        <w:t xml:space="preserve">: Git, GitHub Actions, CI/CD, Husky, ESLint, Prettier, Chrome DevTools, Vitest</w:t>
+        <w:t xml:space="preserve">: Git, GitHub Actions, CI/CD, ESLint, Prettier, Chrome DevTools, Vitest, Husky</w:t>
       </w:r>
     </w:p>
     <w:p>
@@ -201,10 +277,10 @@
           <w:bCs/>
           <w:b/>
         </w:rPr>
-        <w:t xml:space="preserve">CMS &amp; Legacy Systems</w:t>
-      </w:r>
-      <w:r>
-        <w:t xml:space="preserve">: WordPress, PHP, jQuery</w:t>
+        <w:t xml:space="preserve">External Integrations</w:t>
+      </w:r>
+      <w:r>
+        <w:t xml:space="preserve">: Twilio API, WhatsApp Business API, Google Sheets API, AWS SQS, AWS S3, Redis Pub/Sub, API Gateway, AWS SES, AWS Lambda</w:t>
       </w:r>
     </w:p>
     <w:p>
@@ -220,10 +296,29 @@
           <w:bCs/>
           <w:b/>
         </w:rPr>
-        <w:t xml:space="preserve">Methodologies</w:t>
-      </w:r>
-      <w:r>
-        <w:t xml:space="preserve">: Agile/Scrum, JIRA, TDD, Microservices, Code Refactoring</w:t>
+        <w:t xml:space="preserve">Methodologies &amp; Patterns</w:t>
+      </w:r>
+      <w:r>
+        <w:t xml:space="preserve">: Feature Flags, Agile/Scrum, Code Refactoring, Circuit Breaker, Asynchronous Programming</w:t>
+      </w:r>
+    </w:p>
+    <w:p>
+      <w:pPr>
+        <w:numPr>
+          <w:ilvl w:val="0"/>
+          <w:numId w:val="1001"/>
+        </w:numPr>
+        <w:pStyle w:val="Compact"/>
+      </w:pPr>
+      <w:r>
+        <w:rPr>
+          <w:bCs/>
+          <w:b/>
+        </w:rPr>
+        <w:t xml:space="preserve">Design Patterns</w:t>
+      </w:r>
+      <w:r>
+        <w:t xml:space="preserve">: Higher-Order Components (HOC), Custom Hooks, Factory Pattern, Pipe/Compose Pattern</w:t>
       </w:r>
     </w:p>
     <w:bookmarkEnd w:id="25"/>
@@ -243,6 +338,114 @@
         <w:pStyle w:val="FirstParagraph"/>
       </w:pPr>
       <w:r>
+        <w:t xml:space="preserve">Depot Group</w:t>
+      </w:r>
+    </w:p>
+    <w:p>
+      <w:pPr>
+        <w:pStyle w:val="BodyText"/>
+      </w:pPr>
+      <w:r>
+        <w:t xml:space="preserve">Backend Developer / Web Scraping / CMS Manager</w:t>
+      </w:r>
+    </w:p>
+    <w:p>
+      <w:pPr>
+        <w:pStyle w:val="BodyText"/>
+      </w:pPr>
+      <w:r>
+        <w:t xml:space="preserve">jul. 2025 — oct. 2025</w:t>
+      </w:r>
+    </w:p>
+    <w:p>
+      <w:pPr>
+        <w:numPr>
+          <w:ilvl w:val="0"/>
+          <w:numId w:val="1002"/>
+        </w:numPr>
+        <w:pStyle w:val="Compact"/>
+      </w:pPr>
+      <w:r>
+        <w:t xml:space="preserve">Scraper avanzado con NestJS y Puppeteer para extracción automatizada de datos de portales industriales, incluyendo gestión de pools de navegadores concurrentes y integración con OpenAI Vision API</w:t>
+      </w:r>
+    </w:p>
+    <w:p>
+      <w:pPr>
+        <w:numPr>
+          <w:ilvl w:val="0"/>
+          <w:numId w:val="1002"/>
+        </w:numPr>
+        <w:pStyle w:val="Compact"/>
+      </w:pPr>
+      <w:r>
+        <w:t xml:space="preserve">Integración completa con Twilio WhatsApp Business API para mensajería empresarial, implementando webhooks robustos, manejo debotones interactivos</w:t>
+      </w:r>
+    </w:p>
+    <w:p>
+      <w:pPr>
+        <w:numPr>
+          <w:ilvl w:val="0"/>
+          <w:numId w:val="1002"/>
+        </w:numPr>
+        <w:pStyle w:val="Compact"/>
+      </w:pPr>
+      <w:r>
+        <w:t xml:space="preserve">Desarrollo de chatbot WhatsApp empresarial con OpenAI Assistant API v2, procesando consultas automatizadas de repuestos industriales con 6 funciones personalizadas y lógica conversacional avanzada</w:t>
+      </w:r>
+    </w:p>
+    <w:p>
+      <w:pPr>
+        <w:numPr>
+          <w:ilvl w:val="0"/>
+          <w:numId w:val="1002"/>
+        </w:numPr>
+        <w:pStyle w:val="Compact"/>
+      </w:pPr>
+      <w:r>
+        <w:t xml:space="preserve">Backoffice con Strapi CMS v5.23 y React 18: visualización de conversaciones recuperadas del chatbot WhatsApp, envío de mensajes masivos a usuarios que interactuaron previamente, autenticación, consumo de microservicio REST y dynamic zones para contenido flexible</w:t>
+      </w:r>
+    </w:p>
+    <w:p>
+      <w:pPr>
+        <w:numPr>
+          <w:ilvl w:val="0"/>
+          <w:numId w:val="1002"/>
+        </w:numPr>
+        <w:pStyle w:val="Compact"/>
+      </w:pPr>
+      <w:r>
+        <w:t xml:space="preserve">Arquitectura de microservicios con Express.js y TypeScript, implementando validación Zod, manejo centralizado de errores, Socket.IO para comunicación en tiempo real y documentación Swagger/OpenAPI</w:t>
+      </w:r>
+    </w:p>
+    <w:p>
+      <w:pPr>
+        <w:numPr>
+          <w:ilvl w:val="0"/>
+          <w:numId w:val="1002"/>
+        </w:numPr>
+        <w:pStyle w:val="Compact"/>
+      </w:pPr>
+      <w:r>
+        <w:t xml:space="preserve">Sistema completo de gestión de clientes con PostgreSQL y logging automático a Google Sheets, incluyendo analytics empresariales en tiempo real</w:t>
+      </w:r>
+    </w:p>
+    <w:p>
+      <w:pPr>
+        <w:numPr>
+          <w:ilvl w:val="0"/>
+          <w:numId w:val="1002"/>
+        </w:numPr>
+        <w:pStyle w:val="Compact"/>
+      </w:pPr>
+      <w:r>
+        <w:t xml:space="preserve">Sistema de automatización empresarial procesando búsquedas industriales, registro automático de clientes y generación de reportes analíticos en tiempo real</w:t>
+      </w:r>
+    </w:p>
+    <w:p>
+      <w:pPr>
+        <w:pStyle w:val="FirstParagraph"/>
+      </w:pPr>
+      <w:r>
         <w:t xml:space="preserve">JL LTDA.</w:t>
       </w:r>
     </w:p>
@@ -266,60 +469,84 @@
       <w:pPr>
         <w:numPr>
           <w:ilvl w:val="0"/>
-          <w:numId w:val="1002"/>
-        </w:numPr>
-        <w:pStyle w:val="Compact"/>
-      </w:pPr>
-      <w:r>
-        <w:t xml:space="preserve">Desarrollo de aplicaciones multiplataforma con Flutter, asegurando experiencia de usuario consistente y rendimiento optimizado mediante integración con APIs GraphQL</w:t>
-      </w:r>
-    </w:p>
-    <w:p>
-      <w:pPr>
-        <w:numPr>
-          <w:ilvl w:val="0"/>
-          <w:numId w:val="1002"/>
-        </w:numPr>
-        <w:pStyle w:val="Compact"/>
-      </w:pPr>
-      <w:r>
-        <w:t xml:space="preserve">Diseño y optimización de APIs GraphQL respaldadas por PostgreSQL para manejo eficiente de datos</w:t>
-      </w:r>
-    </w:p>
-    <w:p>
-      <w:pPr>
-        <w:numPr>
-          <w:ilvl w:val="0"/>
-          <w:numId w:val="1002"/>
-        </w:numPr>
-        <w:pStyle w:val="Compact"/>
-      </w:pPr>
-      <w:r>
-        <w:t xml:space="preserve">Integración de Supabase para autenticación segura y gestión de usuarios</w:t>
-      </w:r>
-    </w:p>
-    <w:p>
-      <w:pPr>
-        <w:numPr>
-          <w:ilvl w:val="0"/>
-          <w:numId w:val="1002"/>
-        </w:numPr>
-        <w:pStyle w:val="Compact"/>
-      </w:pPr>
-      <w:r>
-        <w:t xml:space="preserve">Implementación de WebSockets para comunicación bidireccional en tiempo real, soportando múltiples conexiones simultáneas y visualización de información en vivo</w:t>
-      </w:r>
-    </w:p>
-    <w:p>
-      <w:pPr>
-        <w:numPr>
-          <w:ilvl w:val="0"/>
-          <w:numId w:val="1002"/>
-        </w:numPr>
-        <w:pStyle w:val="Compact"/>
-      </w:pPr>
-      <w:r>
-        <w:t xml:space="preserve">Automatización de pipelines CI/CD con GitHub Actions para deployment continuo y despliegues ágiles</w:t>
+          <w:numId w:val="1003"/>
+        </w:numPr>
+        <w:pStyle w:val="Compact"/>
+      </w:pPr>
+      <w:r>
+        <w:t xml:space="preserve">Sistema de punto de venta (POS) Flutter multiplataforma con integración de hardware: escáneres de códigos de barras, impresoras térmicas Bluetooth ESC/POS</w:t>
+      </w:r>
+    </w:p>
+    <w:p>
+      <w:pPr>
+        <w:numPr>
+          <w:ilvl w:val="0"/>
+          <w:numId w:val="1003"/>
+        </w:numPr>
+        <w:pStyle w:val="Compact"/>
+      </w:pPr>
+      <w:r>
+        <w:t xml:space="preserve">Backend GraphQL especializado con Nexus y PostgreSQL, implementando 9 roles empresariales granulares (Gerente, Cajero, Bodega, Analista, Promotor, etc.) con permisos específicos por funcionalidad</w:t>
+      </w:r>
+    </w:p>
+    <w:p>
+      <w:pPr>
+        <w:numPr>
+          <w:ilvl w:val="0"/>
+          <w:numId w:val="1003"/>
+        </w:numPr>
+        <w:pStyle w:val="Compact"/>
+      </w:pPr>
+      <w:r>
+        <w:t xml:space="preserve">Arquitectura de microservicios con comunicación en tiempo real: GraphQL Subscriptions + WebSockets para actualizaciones instantáneas de inventario, ventas y alertas de stock crítico</w:t>
+      </w:r>
+    </w:p>
+    <w:p>
+      <w:pPr>
+        <w:numPr>
+          <w:ilvl w:val="0"/>
+          <w:numId w:val="1003"/>
+        </w:numPr>
+        <w:pStyle w:val="Compact"/>
+      </w:pPr>
+      <w:r>
+        <w:t xml:space="preserve">Sistema avanzado de inventario con gestión de fechas de vencimiento, categorías, ubicaciones, proveedores y alertas automáticas de reposición integrado con códigos de barras</w:t>
+      </w:r>
+    </w:p>
+    <w:p>
+      <w:pPr>
+        <w:numPr>
+          <w:ilvl w:val="0"/>
+          <w:numId w:val="1003"/>
+        </w:numPr>
+        <w:pStyle w:val="Compact"/>
+      </w:pPr>
+      <w:r>
+        <w:t xml:space="preserve">Microservicio NestJS independiente para generación de reportes empresariales (PDF/CSV) con arquitectura limpia</w:t>
+      </w:r>
+    </w:p>
+    <w:p>
+      <w:pPr>
+        <w:numPr>
+          <w:ilvl w:val="0"/>
+          <w:numId w:val="1003"/>
+        </w:numPr>
+        <w:pStyle w:val="Compact"/>
+      </w:pPr>
+      <w:r>
+        <w:t xml:space="preserve">Integración completa con Supabase para autenticación OAuth (Google Sign-In), almacenamiento en tiempo real y sincronización automática entre dispositivos móviles y web</w:t>
+      </w:r>
+    </w:p>
+    <w:p>
+      <w:pPr>
+        <w:numPr>
+          <w:ilvl w:val="0"/>
+          <w:numId w:val="1003"/>
+        </w:numPr>
+        <w:pStyle w:val="Compact"/>
+      </w:pPr>
+      <w:r>
+        <w:t xml:space="preserve">Pipeline CI/CD automatizado con GitHub Actions, deployment multiplataforma (Android APK, iOS, PWA) y sistema de versionado automático para actualizaciones remotas</w:t>
       </w:r>
     </w:p>
     <w:p>
@@ -335,7 +562,7 @@
         <w:pStyle w:val="BodyText"/>
       </w:pPr>
       <w:r>
-        <w:t xml:space="preserve">Support/Fullstack</w:t>
+        <w:t xml:space="preserve">Fullstack Developer &amp; Technical Support</w:t>
       </w:r>
     </w:p>
     <w:p>
@@ -350,72 +577,96 @@
       <w:pPr>
         <w:numPr>
           <w:ilvl w:val="0"/>
-          <w:numId w:val="1003"/>
-        </w:numPr>
-        <w:pStyle w:val="Compact"/>
-      </w:pPr>
-      <w:r>
-        <w:t xml:space="preserve">Desarrollo de interfaces con React 18 + Next.js 13 (App Router)</w:t>
-      </w:r>
-    </w:p>
-    <w:p>
-      <w:pPr>
-        <w:numPr>
-          <w:ilvl w:val="0"/>
-          <w:numId w:val="1003"/>
-        </w:numPr>
-        <w:pStyle w:val="Compact"/>
-      </w:pPr>
-      <w:r>
-        <w:t xml:space="preserve">Refactorización de class components a functional components</w:t>
-      </w:r>
-    </w:p>
-    <w:p>
-      <w:pPr>
-        <w:numPr>
-          <w:ilvl w:val="0"/>
-          <w:numId w:val="1003"/>
-        </w:numPr>
-        <w:pStyle w:val="Compact"/>
-      </w:pPr>
-      <w:r>
-        <w:t xml:space="preserve">Gestión de estado global y datos: Uso de Apollo Client con Optimistic UI y normalización de caché GraphQL, complementado con Context API + useReducer.</w:t>
-      </w:r>
-    </w:p>
-    <w:p>
-      <w:pPr>
-        <w:numPr>
-          <w:ilvl w:val="0"/>
-          <w:numId w:val="1003"/>
-        </w:numPr>
-        <w:pStyle w:val="Compact"/>
-      </w:pPr>
-      <w:r>
-        <w:t xml:space="preserve">Creación de componentes reutilizables usando Ant Design y Klog Design System interno</w:t>
-      </w:r>
-    </w:p>
-    <w:p>
-      <w:pPr>
-        <w:numPr>
-          <w:ilvl w:val="0"/>
-          <w:numId w:val="1003"/>
-        </w:numPr>
-        <w:pStyle w:val="Compact"/>
-      </w:pPr>
-      <w:r>
-        <w:t xml:space="preserve">Implementación de capa de seguridad para gestión de feature flags y protección de datos con encriptación de extremo a extremo.</w:t>
-      </w:r>
-    </w:p>
-    <w:p>
-      <w:pPr>
-        <w:numPr>
-          <w:ilvl w:val="0"/>
-          <w:numId w:val="1003"/>
-        </w:numPr>
-        <w:pStyle w:val="Compact"/>
-      </w:pPr>
-      <w:r>
-        <w:t xml:space="preserve">Debugging y optimización de código backend, Aceleración de carga de consultas a la BD y procesos JS, identificando dependencias críticas con Chrome DevTools Profiler.</w:t>
+          <w:numId w:val="1004"/>
+        </w:numPr>
+        <w:pStyle w:val="Compact"/>
+      </w:pPr>
+      <w:r>
+        <w:t xml:space="preserve">Desarrollé y mantuve features frontend con React 18 y Next.js 13 en plataforma SaaS de logística marítima, creando componentes reutilizables bajo el design system interno (@klog/klog-design + Ant Design)</w:t>
+      </w:r>
+    </w:p>
+    <w:p>
+      <w:pPr>
+        <w:numPr>
+          <w:ilvl w:val="0"/>
+          <w:numId w:val="1004"/>
+        </w:numPr>
+        <w:pStyle w:val="Compact"/>
+      </w:pPr>
+      <w:r>
+        <w:t xml:space="preserve">Implementé gestión de estado con Apollo Client (GraphQL) en arquitectura CSR: Optimistic UI, normalización de caché y re-fetching; construí queries y mutations mixtas conectando front y backend GraphQL; Context API + useReducer para estado local complejo</w:t>
+      </w:r>
+    </w:p>
+    <w:p>
+      <w:pPr>
+        <w:numPr>
+          <w:ilvl w:val="0"/>
+          <w:numId w:val="1004"/>
+        </w:numPr>
+        <w:pStyle w:val="Compact"/>
+      </w:pPr>
+      <w:r>
+        <w:t xml:space="preserve">Migré class components legacy a functional components con hooks personalizados, mejorando la calidad y mantenibilidad del código base</w:t>
+      </w:r>
+    </w:p>
+    <w:p>
+      <w:pPr>
+        <w:numPr>
+          <w:ilvl w:val="0"/>
+          <w:numId w:val="1004"/>
+        </w:numPr>
+        <w:pStyle w:val="Compact"/>
+      </w:pPr>
+      <w:r>
+        <w:t xml:space="preserve">Implementé capa de seguridad para feature flags: encriptación del valor de flags en backend y frontend usando crypto, evitando exponer nombres de funciones y permisos por usuario en peticiones GraphQL visibles</w:t>
+      </w:r>
+    </w:p>
+    <w:p>
+      <w:pPr>
+        <w:numPr>
+          <w:ilvl w:val="0"/>
+          <w:numId w:val="1004"/>
+        </w:numPr>
+        <w:pStyle w:val="Compact"/>
+      </w:pPr>
+      <w:r>
+        <w:t xml:space="preserve">Implementé visibilidad de nuevas secciones basada en roles y permisos de usuario (casbin), desarrollando componentes React asociados y lógica de control de acceso en frontend</w:t>
+      </w:r>
+    </w:p>
+    <w:p>
+      <w:pPr>
+        <w:numPr>
+          <w:ilvl w:val="0"/>
+          <w:numId w:val="1004"/>
+        </w:numPr>
+        <w:pStyle w:val="Compact"/>
+      </w:pPr>
+      <w:r>
+        <w:t xml:space="preserve">Resolví bugs críticos en módulo de tracking de cargas marítimas: debugging de coordenadas lat/long incorrectas que afectaban la visualización en mapa de seguimiento en tiempo real (google-map-react)</w:t>
+      </w:r>
+    </w:p>
+    <w:p>
+      <w:pPr>
+        <w:numPr>
+          <w:ilvl w:val="0"/>
+          <w:numId w:val="1004"/>
+        </w:numPr>
+        <w:pStyle w:val="Compact"/>
+      </w:pPr>
+      <w:r>
+        <w:t xml:space="preserve">Ejecuté mejoras iterativas en módulo de reportes: corrección de formatos y adición de columnas según requerimientos del negocio logístico</w:t>
+      </w:r>
+    </w:p>
+    <w:p>
+      <w:pPr>
+        <w:numPr>
+          <w:ilvl w:val="0"/>
+          <w:numId w:val="1004"/>
+        </w:numPr>
+        <w:pStyle w:val="Compact"/>
+      </w:pPr>
+      <w:r>
+        <w:t xml:space="preserve">Optimicé performance frontend con Chrome DevTools Profiler, identificando cuellos de botella en re-renders; establecí prácticas de calidad con ESLint/Prettier/Husky y GitHub Actions CI; brindé soporte técnico a usuarios internos y empresariales resolviendo incidencias funcionales</w:t>
       </w:r>
     </w:p>
     <w:p>
@@ -446,84 +697,84 @@
       <w:pPr>
         <w:numPr>
           <w:ilvl w:val="0"/>
-          <w:numId w:val="1004"/>
-        </w:numPr>
-        <w:pStyle w:val="Compact"/>
-      </w:pPr>
-      <w:r>
-        <w:t xml:space="preserve">Personalización de módulos WordPress usando PHP para adaptarlos a requerimientos específicos</w:t>
-      </w:r>
-    </w:p>
-    <w:p>
-      <w:pPr>
-        <w:numPr>
-          <w:ilvl w:val="0"/>
-          <w:numId w:val="1004"/>
-        </w:numPr>
-        <w:pStyle w:val="Compact"/>
-      </w:pPr>
-      <w:r>
-        <w:t xml:space="preserve">Mejora de interfaces de usuario con CSS para clientes del sector farmacéutico</w:t>
-      </w:r>
-    </w:p>
-    <w:p>
-      <w:pPr>
-        <w:numPr>
-          <w:ilvl w:val="0"/>
-          <w:numId w:val="1004"/>
-        </w:numPr>
-        <w:pStyle w:val="Compact"/>
-      </w:pPr>
-      <w:r>
-        <w:t xml:space="preserve">Gestión e implementación de campañas publicitarias mediante desarrollo frontend</w:t>
-      </w:r>
-    </w:p>
-    <w:p>
-      <w:pPr>
-        <w:numPr>
-          <w:ilvl w:val="0"/>
-          <w:numId w:val="1004"/>
-        </w:numPr>
-        <w:pStyle w:val="Compact"/>
-      </w:pPr>
-      <w:r>
-        <w:t xml:space="preserve">Participación en proyectos con React y Angular para desarrollo de funcionalidades avanzadas</w:t>
-      </w:r>
-    </w:p>
-    <w:p>
-      <w:pPr>
-        <w:numPr>
-          <w:ilvl w:val="0"/>
-          <w:numId w:val="1004"/>
-        </w:numPr>
-        <w:pStyle w:val="Compact"/>
-      </w:pPr>
-      <w:r>
-        <w:t xml:space="preserve">Trabajo bajo metodologías ágiles utilizando JIRA para gestión de tareas</w:t>
-      </w:r>
-    </w:p>
-    <w:p>
-      <w:pPr>
-        <w:numPr>
-          <w:ilvl w:val="0"/>
-          <w:numId w:val="1004"/>
-        </w:numPr>
-        <w:pStyle w:val="Compact"/>
-      </w:pPr>
-      <w:r>
-        <w:t xml:space="preserve">Optimización de rendimiento frontend en sitios WordPress</w:t>
-      </w:r>
-    </w:p>
-    <w:p>
-      <w:pPr>
-        <w:numPr>
-          <w:ilvl w:val="0"/>
-          <w:numId w:val="1004"/>
-        </w:numPr>
-        <w:pStyle w:val="Compact"/>
-      </w:pPr>
-      <w:r>
-        <w:t xml:space="preserve">Colaboración con equipos multidisciplinarios para implementación de features</w:t>
+          <w:numId w:val="1005"/>
+        </w:numPr>
+        <w:pStyle w:val="Compact"/>
+      </w:pPr>
+      <w:r>
+        <w:t xml:space="preserve">Desarrollo y personalización de temas y plugins WordPress utilizando PHP, HTML, CSS y JavaScript, adaptando funcionalidades a requerimientos específicos del sector farmacéutico</w:t>
+      </w:r>
+    </w:p>
+    <w:p>
+      <w:pPr>
+        <w:numPr>
+          <w:ilvl w:val="0"/>
+          <w:numId w:val="1005"/>
+        </w:numPr>
+        <w:pStyle w:val="Compact"/>
+      </w:pPr>
+      <w:r>
+        <w:t xml:space="preserve">Implementación de mejoras de UI/UX en interfaces de usuario, optimizando la experiencia del cliente final y aumentando la usabilidad de las aplicaciones</w:t>
+      </w:r>
+    </w:p>
+    <w:p>
+      <w:pPr>
+        <w:numPr>
+          <w:ilvl w:val="0"/>
+          <w:numId w:val="1005"/>
+        </w:numPr>
+        <w:pStyle w:val="Compact"/>
+      </w:pPr>
+      <w:r>
+        <w:t xml:space="preserve">Optimización de performance frontend en sitios WordPress, reduciendo tiempos de carga y mejorando el posicionamiento SEO</w:t>
+      </w:r>
+    </w:p>
+    <w:p>
+      <w:pPr>
+        <w:numPr>
+          <w:ilvl w:val="0"/>
+          <w:numId w:val="1005"/>
+        </w:numPr>
+        <w:pStyle w:val="Compact"/>
+      </w:pPr>
+      <w:r>
+        <w:t xml:space="preserve">Gestión e implementación de campañas publicitarias digitales mediante desarrollo frontend personalizado, contribuyendo al crecimiento de la presencia online de clientes</w:t>
+      </w:r>
+    </w:p>
+    <w:p>
+      <w:pPr>
+        <w:numPr>
+          <w:ilvl w:val="0"/>
+          <w:numId w:val="1005"/>
+        </w:numPr>
+        <w:pStyle w:val="Compact"/>
+      </w:pPr>
+      <w:r>
+        <w:t xml:space="preserve">Contribución en proyectos con tecnologías modernas como React y Angular, desarrollando componentes reutilizables y funcionalidades avanzadas</w:t>
+      </w:r>
+    </w:p>
+    <w:p>
+      <w:pPr>
+        <w:numPr>
+          <w:ilvl w:val="0"/>
+          <w:numId w:val="1005"/>
+        </w:numPr>
+        <w:pStyle w:val="Compact"/>
+      </w:pPr>
+      <w:r>
+        <w:t xml:space="preserve">Colaboración con equipos multidisciplinarios bajo metodologías ágiles utilizando JIRA para la gestión eficiente de tareas y entregas</w:t>
+      </w:r>
+    </w:p>
+    <w:p>
+      <w:pPr>
+        <w:numPr>
+          <w:ilvl w:val="0"/>
+          <w:numId w:val="1005"/>
+        </w:numPr>
+        <w:pStyle w:val="Compact"/>
+      </w:pPr>
+      <w:r>
+        <w:t xml:space="preserve">Mantenimiento y resolución de issues técnicos en sitios WordPress existentes, garantizando estabilidad y continuidad del servicio</w:t>
       </w:r>
     </w:p>
     <w:bookmarkEnd w:id="27"/>
@@ -677,7 +928,7 @@
         <w:pStyle w:val="BodyText"/>
       </w:pPr>
       <w:r>
-        <w:t xml:space="preserve">Webiste</w:t>
+        <w:t xml:space="preserve">website</w:t>
       </w:r>
     </w:p>
     <w:p>
@@ -748,7 +999,117 @@
       <w:pPr>
         <w:numPr>
           <w:ilvl w:val="0"/>
-          <w:numId w:val="1005"/>
+          <w:numId w:val="1006"/>
+        </w:numPr>
+        <w:pStyle w:val="Compact"/>
+      </w:pPr>
+      <w:r>
+        <w:rPr>
+          <w:bCs/>
+          <w:b/>
+        </w:rPr>
+        <w:t xml:space="preserve">Introduction-to-Model-Context-Protocol</w:t>
+      </w:r>
+      <w:r>
+        <w:t xml:space="preserve"> </w:t>
+      </w:r>
+      <w:r>
+        <w:t xml:space="preserve">: Anthropic</w:t>
+      </w:r>
+    </w:p>
+    <w:p>
+      <w:pPr>
+        <w:numPr>
+          <w:ilvl w:val="0"/>
+          <w:numId w:val="1006"/>
+        </w:numPr>
+        <w:pStyle w:val="Compact"/>
+      </w:pPr>
+      <w:r>
+        <w:rPr>
+          <w:bCs/>
+          <w:b/>
+        </w:rPr>
+        <w:t xml:space="preserve">Claude-Code-in-Action</w:t>
+      </w:r>
+      <w:r>
+        <w:t xml:space="preserve"> </w:t>
+      </w:r>
+      <w:r>
+        <w:t xml:space="preserve">: Anthropic</w:t>
+      </w:r>
+    </w:p>
+    <w:p>
+      <w:pPr>
+        <w:numPr>
+          <w:ilvl w:val="0"/>
+          <w:numId w:val="1006"/>
+        </w:numPr>
+        <w:pStyle w:val="Compact"/>
+      </w:pPr>
+      <w:r>
+        <w:rPr>
+          <w:bCs/>
+          <w:b/>
+        </w:rPr>
+        <w:t xml:space="preserve">AI-Fluency</w:t>
+      </w:r>
+      <w:r>
+        <w:t xml:space="preserve"> </w:t>
+      </w:r>
+      <w:r>
+        <w:t xml:space="preserve">: Anthropic</w:t>
+      </w:r>
+    </w:p>
+    <w:p>
+      <w:pPr>
+        <w:numPr>
+          <w:ilvl w:val="0"/>
+          <w:numId w:val="1006"/>
+        </w:numPr>
+        <w:pStyle w:val="Compact"/>
+      </w:pPr>
+      <w:r>
+        <w:rPr>
+          <w:bCs/>
+          <w:b/>
+        </w:rPr>
+        <w:t xml:space="preserve">Node.js-esencial</w:t>
+      </w:r>
+      <w:r>
+        <w:t xml:space="preserve"> </w:t>
+      </w:r>
+      <w:r>
+        <w:t xml:space="preserve">: LinkedIn Learning</w:t>
+      </w:r>
+    </w:p>
+    <w:p>
+      <w:pPr>
+        <w:numPr>
+          <w:ilvl w:val="0"/>
+          <w:numId w:val="1006"/>
+        </w:numPr>
+        <w:pStyle w:val="Compact"/>
+      </w:pPr>
+      <w:r>
+        <w:rPr>
+          <w:bCs/>
+          <w:b/>
+        </w:rPr>
+        <w:t xml:space="preserve">Javascript-avanzado:-Buenas-Practicas</w:t>
+      </w:r>
+      <w:r>
+        <w:t xml:space="preserve"> </w:t>
+      </w:r>
+      <w:r>
+        <w:t xml:space="preserve">: LinkedIn Learning</w:t>
+      </w:r>
+    </w:p>
+    <w:p>
+      <w:pPr>
+        <w:numPr>
+          <w:ilvl w:val="0"/>
+          <w:numId w:val="1006"/>
         </w:numPr>
         <w:pStyle w:val="Compact"/>
       </w:pPr>
@@ -770,7 +1131,7 @@
       <w:pPr>
         <w:numPr>
           <w:ilvl w:val="0"/>
-          <w:numId w:val="1005"/>
+          <w:numId w:val="1006"/>
         </w:numPr>
         <w:pStyle w:val="Compact"/>
       </w:pPr>
@@ -792,51 +1153,7 @@
       <w:pPr>
         <w:numPr>
           <w:ilvl w:val="0"/>
-          <w:numId w:val="1005"/>
-        </w:numPr>
-        <w:pStyle w:val="Compact"/>
-      </w:pPr>
-      <w:r>
-        <w:rPr>
-          <w:bCs/>
-          <w:b/>
-        </w:rPr>
-        <w:t xml:space="preserve">Node.js-esencial</w:t>
-      </w:r>
-      <w:r>
-        <w:t xml:space="preserve"> </w:t>
-      </w:r>
-      <w:r>
-        <w:t xml:space="preserve">: LinkedIn Learning</w:t>
-      </w:r>
-    </w:p>
-    <w:p>
-      <w:pPr>
-        <w:numPr>
-          <w:ilvl w:val="0"/>
-          <w:numId w:val="1005"/>
-        </w:numPr>
-        <w:pStyle w:val="Compact"/>
-      </w:pPr>
-      <w:r>
-        <w:rPr>
-          <w:bCs/>
-          <w:b/>
-        </w:rPr>
-        <w:t xml:space="preserve">Javascript-avanzado:-Buenas-Practicas</w:t>
-      </w:r>
-      <w:r>
-        <w:t xml:space="preserve"> </w:t>
-      </w:r>
-      <w:r>
-        <w:t xml:space="preserve">: LinkedIn Learning</w:t>
-      </w:r>
-    </w:p>
-    <w:p>
-      <w:pPr>
-        <w:numPr>
-          <w:ilvl w:val="0"/>
-          <w:numId w:val="1005"/>
+          <w:numId w:val="1006"/>
         </w:numPr>
         <w:pStyle w:val="Compact"/>
       </w:pPr>
@@ -858,7 +1175,7 @@
       <w:pPr>
         <w:numPr>
           <w:ilvl w:val="0"/>
-          <w:numId w:val="1005"/>
+          <w:numId w:val="1006"/>
         </w:numPr>
         <w:pStyle w:val="Compact"/>
       </w:pPr>
@@ -867,7 +1184,7 @@
           <w:bCs/>
           <w:b/>
         </w:rPr>
-        <w:t xml:space="preserve">Fundamentos-de-big-data:-Técnicas-y-conceptos</w:t>
+        <w:t xml:space="preserve">SCRUM-roles</w:t>
       </w:r>
       <w:r>
         <w:t xml:space="preserve"> </w:t>
@@ -880,7 +1197,51 @@
       <w:pPr>
         <w:numPr>
           <w:ilvl w:val="0"/>
-          <w:numId w:val="1005"/>
+          <w:numId w:val="1006"/>
+        </w:numPr>
+        <w:pStyle w:val="Compact"/>
+      </w:pPr>
+      <w:r>
+        <w:rPr>
+          <w:bCs/>
+          <w:b/>
+        </w:rPr>
+        <w:t xml:space="preserve">introduccion-basico-IA</w:t>
+      </w:r>
+      <w:r>
+        <w:t xml:space="preserve"> </w:t>
+      </w:r>
+      <w:r>
+        <w:t xml:space="preserve">: Google Actívate</w:t>
+      </w:r>
+    </w:p>
+    <w:p>
+      <w:pPr>
+        <w:numPr>
+          <w:ilvl w:val="0"/>
+          <w:numId w:val="1006"/>
+        </w:numPr>
+        <w:pStyle w:val="Compact"/>
+      </w:pPr>
+      <w:r>
+        <w:rPr>
+          <w:bCs/>
+          <w:b/>
+        </w:rPr>
+        <w:t xml:space="preserve">Cloud-Computing</w:t>
+      </w:r>
+      <w:r>
+        <w:t xml:space="preserve"> </w:t>
+      </w:r>
+      <w:r>
+        <w:t xml:space="preserve">: Google Actívate</w:t>
+      </w:r>
+    </w:p>
+    <w:p>
+      <w:pPr>
+        <w:numPr>
+          <w:ilvl w:val="0"/>
+          <w:numId w:val="1006"/>
         </w:numPr>
         <w:pStyle w:val="Compact"/>
       </w:pPr>
@@ -898,32 +1259,10 @@
         <w:t xml:space="preserve">: Google Actívate</w:t>
       </w:r>
     </w:p>
-    <w:p>
-      <w:pPr>
-        <w:numPr>
-          <w:ilvl w:val="0"/>
-          <w:numId w:val="1005"/>
-        </w:numPr>
-        <w:pStyle w:val="Compact"/>
-      </w:pPr>
-      <w:r>
-        <w:rPr>
-          <w:bCs/>
-          <w:b/>
-        </w:rPr>
-        <w:t xml:space="preserve">Cloud-Computing</w:t>
-      </w:r>
-      <w:r>
-        <w:t xml:space="preserve"> </w:t>
-      </w:r>
-      <w:r>
-        <w:t xml:space="preserve">: Google Actívate</w:t>
-      </w:r>
-    </w:p>
     <w:bookmarkEnd w:id="38"/>
     <w:bookmarkEnd w:id="39"/>
-    <w:bookmarkStart w:id="42" w:name="projects"/>
-    <w:bookmarkStart w:id="41" w:name="proyectos-destacados"/>
+    <w:bookmarkStart w:id="45" w:name="projects"/>
+    <w:bookmarkStart w:id="44" w:name="proyectos-destacados"/>
     <w:p>
       <w:pPr>
         <w:pStyle w:val="Heading2"/>
@@ -980,63 +1319,34 @@
         <w:pStyle w:val="BodyText"/>
       </w:pPr>
       <w:r>
-        <w:t xml:space="preserve">Lends</w:t>
-      </w:r>
-    </w:p>
-    <w:p>
-      <w:pPr>
-        <w:pStyle w:val="BodyText"/>
-      </w:pPr>
-      <w:r>
-        <w:t xml:space="preserve">...</w:t>
-      </w:r>
-    </w:p>
-    <w:p>
-      <w:pPr>
-        <w:pStyle w:val="BodyText"/>
-      </w:pPr>
-      <w:r>
-        <w:t xml:space="preserve">feb. 2024 — abr. 2024</w:t>
-      </w:r>
-    </w:p>
-    <w:p>
-      <w:pPr>
-        <w:pStyle w:val="BodyText"/>
-      </w:pPr>
-      <w:r>
-        <w:t xml:space="preserve">Bot Router</w:t>
-      </w:r>
-    </w:p>
-    <w:p>
-      <w:pPr>
-        <w:pStyle w:val="BodyText"/>
-      </w:pPr>
-      <w:r>
-        <w:t xml:space="preserve">...</w:t>
-      </w:r>
-    </w:p>
-    <w:p>
-      <w:pPr>
-        <w:pStyle w:val="BodyText"/>
-      </w:pPr>
-      <w:r>
-        <w:t xml:space="preserve">jul. 2024 — ago. 2024</w:t>
-      </w:r>
-    </w:p>
-    <w:p>
-      <w:pPr>
-        <w:pStyle w:val="BodyText"/>
-      </w:pPr>
-      <w:r>
-        <w:t xml:space="preserve">Gestor APP</w:t>
-      </w:r>
-    </w:p>
-    <w:p>
-      <w:pPr>
-        <w:pStyle w:val="BodyText"/>
-      </w:pPr>
-      <w:r>
-        <w:t xml:space="preserve">...</w:t>
+        <w:t xml:space="preserve">[</w:t>
+      </w:r>
+      <w:hyperlink r:id="rId41">
+        <w:r>
+          <w:rPr>
+            <w:rStyle w:val="Hyperlink"/>
+          </w:rPr>
+          <w:t xml:space="preserve">github.com/Freddymhs/gatsby-geotrans-web</w:t>
+        </w:r>
+      </w:hyperlink>
+      <w:r>
+        <w:t xml:space="preserve">]</w:t>
+      </w:r>
+    </w:p>
+    <w:p>
+      <w:pPr>
+        <w:pStyle w:val="BodyText"/>
+      </w:pPr>
+      <w:r>
+        <w:t xml:space="preserve">PriorityBox APP</w:t>
+      </w:r>
+    </w:p>
+    <w:p>
+      <w:pPr>
+        <w:pStyle w:val="BodyText"/>
+      </w:pPr>
+      <w:r>
+        <w:t xml:space="preserve">Aplicación React Native que implementa la Matriz de Eisenhower para organizar y priorizar deseos vs necesidades. Permite clasificar elementos según relevancia (alta/baja) y tipo (deseo/necesidad) para facilitar decisiones de compra más conscientes.</w:t>
       </w:r>
     </w:p>
     <w:p>
@@ -1047,9 +1357,119 @@
         <w:t xml:space="preserve">feb. 2024 — ene. 2025</w:t>
       </w:r>
     </w:p>
-    <w:bookmarkEnd w:id="41"/>
-    <w:bookmarkEnd w:id="42"/>
-    <w:bookmarkEnd w:id="43"/>
+    <w:p>
+      <w:pPr>
+        <w:pStyle w:val="BodyText"/>
+      </w:pPr>
+      <w:r>
+        <w:t xml:space="preserve">LinKs (noTabs)</w:t>
+      </w:r>
+    </w:p>
+    <w:p>
+      <w:pPr>
+        <w:pStyle w:val="BodyText"/>
+      </w:pPr>
+      <w:r>
+        <w:t xml:space="preserve">Extensión ligera para guardar links de trabajo/estudio, agruparlos por tags y abrirlos rápido desde el navegador. Pensada para mi flujo diario de soporte y lectura.</w:t>
+      </w:r>
+    </w:p>
+    <w:p>
+      <w:pPr>
+        <w:pStyle w:val="BodyText"/>
+      </w:pPr>
+      <w:r>
+        <w:t xml:space="preserve">abr. 2023 — jun. 2023</w:t>
+      </w:r>
+    </w:p>
+    <w:p>
+      <w:pPr>
+        <w:pStyle w:val="BodyText"/>
+      </w:pPr>
+      <w:r>
+        <w:t xml:space="preserve">fmarcos.dev – Portfolio SPA con pipeline de generación de CV</w:t>
+      </w:r>
+    </w:p>
+    <w:p>
+      <w:pPr>
+        <w:pStyle w:val="BodyText"/>
+      </w:pPr>
+      <w:r>
+        <w:t xml:space="preserve">SPA profesional basada en React 19 + Vite que consume el mismo JSON Resume que alimenta el sitio, combinando Atomic Design con un componente DailyFocus que resalta prioridades. La misma data se transforma automáticamente en HTML/PDF/DOCX durante el CI (resume-cli con theme dev-ats-es, wkhtmltopdf y pandoc) y se publica desde la rama development gracias a GitHub Actions, guardando los artefactos en src/generate-resume-files-by-workflow.</w:t>
+      </w:r>
+    </w:p>
+    <w:p>
+      <w:pPr>
+        <w:pStyle w:val="BodyText"/>
+      </w:pPr>
+      <w:r>
+        <w:t xml:space="preserve">may. 2025 — Presente</w:t>
+      </w:r>
+    </w:p>
+    <w:p>
+      <w:pPr>
+        <w:pStyle w:val="BodyText"/>
+      </w:pPr>
+      <w:r>
+        <w:t xml:space="preserve">AgriPlan API – NestJS + Fastify para datos agrícolas</w:t>
+      </w:r>
+    </w:p>
+    <w:p>
+      <w:pPr>
+        <w:pStyle w:val="BodyText"/>
+      </w:pPr>
+      <w:r>
+        <w:t xml:space="preserve">Backend NestJS 11 con Fastify que recolecta y normaliza datos climáticos (Open-Meteo, NASA Power), precios ODEPA, directorios curados, plaguicidas SAG y recomendaciones INIA para poblar Supabase; pensado para un Portal público para agricultores con rutinas cron de sincronización.</w:t>
+      </w:r>
+    </w:p>
+    <w:p>
+      <w:pPr>
+        <w:pStyle w:val="BodyText"/>
+      </w:pPr>
+      <w:r>
+        <w:t xml:space="preserve">feb. 2026 — mar. 2026</w:t>
+      </w:r>
+    </w:p>
+    <w:p>
+      <w:pPr>
+        <w:pStyle w:val="BodyText"/>
+      </w:pPr>
+      <w:r>
+        <w:t xml:space="preserve">[</w:t>
+      </w:r>
+      <w:hyperlink r:id="rId42">
+        <w:r>
+          <w:rPr>
+            <w:rStyle w:val="Hyperlink"/>
+          </w:rPr>
+          <w:t xml:space="preserve">localhost:3001/docs</w:t>
+        </w:r>
+      </w:hyperlink>
+      <w:r>
+        <w:t xml:space="preserve">]</w:t>
+      </w:r>
+    </w:p>
+    <w:p>
+      <w:pPr>
+        <w:pStyle w:val="BodyText"/>
+      </w:pPr>
+      <w:r>
+        <w:t xml:space="preserve">[</w:t>
+      </w:r>
+      <w:hyperlink r:id="rId43">
+        <w:r>
+          <w:rPr>
+            <w:rStyle w:val="Hyperlink"/>
+          </w:rPr>
+          <w:t xml:space="preserve">github.com/Freddymhs/agriplan-api-nestjs</w:t>
+        </w:r>
+      </w:hyperlink>
+      <w:r>
+        <w:t xml:space="preserve">]</w:t>
+      </w:r>
+    </w:p>
+    <w:bookmarkEnd w:id="44"/>
+    <w:bookmarkEnd w:id="45"/>
+    <w:bookmarkEnd w:id="46"/>
     <w:sectPr/>
   </w:body>
 </w:document>
@@ -1248,6 +1668,9 @@
     <w:abstractNumId w:val="991"/>
   </w:num>
   <w:num w:numId="1005">
+    <w:abstractNumId w:val="991"/>
+  </w:num>
+  <w:num w:numId="1006">
     <w:abstractNumId w:val="991"/>
   </w:num>
 </w:numbering>

--- a/src/generate-resume-files-by-workflow/cv.docx
+++ b/src/generate-resume-files-by-workflow/cv.docx
@@ -16,7 +16,7 @@
         <w:t xml:space="preserve">Huaylla</w:t>
       </w:r>
     </w:p>
-    <w:bookmarkStart w:id="43" w:name="resume"/>
+    <w:bookmarkStart w:id="49" w:name="resume"/>
     <w:bookmarkStart w:id="24" w:name="basics"/>
     <w:bookmarkStart w:id="23" w:name="freddy-huaylla"/>
     <w:p>
@@ -32,7 +32,7 @@
         <w:pStyle w:val="FirstParagraph"/>
       </w:pPr>
       <w:r>
-        <w:t xml:space="preserve">Fullstack Developer | JavaScript/TypeScript | Flutter</w:t>
+        <w:t xml:space="preserve">Fullstack Developer | React · Next.js · Node.js · TypeScript</w:t>
       </w:r>
       <w:hyperlink r:id="rId20">
         <w:r>
@@ -77,7 +77,7 @@
         <w:pStyle w:val="FirstParagraph"/>
       </w:pPr>
       <w:r>
-        <w:t xml:space="preserve">Desarrollador Fullstack con 3 años de experiencia especializado en tecnologías JavaScript (React, Next.js, Nest.js) y Flutter. Me destaco por priorizar la usabilidad, la optimización del rendimiento y el desarrollo de interfaces. He integrado soluciones de IA generativa utilizando LangChain y participado en proyectos como ERP multiplataforma en tiempo real, software SAAS de alto rendimiento y prácticas esenciales de DevOps. Mi metodología incluye pruebas unitarias, integración continua con GitHub Actions y colaboración en equipos multidisciplinarios. Busco aplicar mi experiencia técnica en proyectos ambiciosos, seguir creciendo profesionalmente y aportar soluciones orientadas al usuario y al cliente</w:t>
+        <w:t xml:space="preserve">Desarrollador Fullstack con +5 años de experiencia en tecnologías JavaScript/TypeScript (React, Next.js, NestJS, Node.js) como stack principal. Especializado en arquitecturas escalables, APIs REST, web scraping y sistemas de automatización con IA generativa (OpenAI API). Experiencia en desarrollo de CMS con Strapi, integración WhatsApp Business y metodologías ágiles, con skills complementarias en Flutter y Python. Enfoque en optimización de performance, seguridad y experiencia del usuario.</w:t>
       </w:r>
     </w:p>
     <w:bookmarkEnd w:id="22"/>
@@ -106,10 +106,10 @@
           <w:bCs/>
           <w:b/>
         </w:rPr>
-        <w:t xml:space="preserve">Frontend Development</w:t>
-      </w:r>
-      <w:r>
-        <w:t xml:space="preserve">: React, Next.js, Flutter, TypeScript, JavaScript, Ant Design, CSS, HTML, Context API, Webpack</w:t>
+        <w:t xml:space="preserve">AI/ML Integration</w:t>
+      </w:r>
+      <w:r>
+        <w:t xml:space="preserve">: Computer Vision, OpenAI API, OpenAI Vision API, Conversational AI, OpenAi Assistant API, Image Analysis</w:t>
       </w:r>
     </w:p>
     <w:p>
@@ -128,7 +128,102 @@
         <w:t xml:space="preserve">Backend/API Development</w:t>
       </w:r>
       <w:r>
-        <w:t xml:space="preserve">: GraphQL, Apollo Server, Apollo Client, Express, Nexus, REST APIs, WebSockets, Prisma</w:t>
+        <w:t xml:space="preserve">: Express.js, NestJS, GraphQL, Apollo Server, REST APIs, WebSockets, Socket.IO, Prisma, Nexus, API-first Architecture, Zod Validation</w:t>
+      </w:r>
+    </w:p>
+    <w:p>
+      <w:pPr>
+        <w:numPr>
+          <w:ilvl w:val="0"/>
+          <w:numId w:val="1001"/>
+        </w:numPr>
+        <w:pStyle w:val="Compact"/>
+      </w:pPr>
+      <w:r>
+        <w:rPr>
+          <w:bCs/>
+          <w:b/>
+        </w:rPr>
+        <w:t xml:space="preserve">Web Scraping &amp; Automation</w:t>
+      </w:r>
+      <w:r>
+        <w:t xml:space="preserve">: Puppeteer, NestJS Scraper Architecture, Browser Pool Management, Proxy Rotation (IPRoyal), Screenshot Automation, Rate Limiting</w:t>
+      </w:r>
+    </w:p>
+    <w:p>
+      <w:pPr>
+        <w:numPr>
+          <w:ilvl w:val="0"/>
+          <w:numId w:val="1001"/>
+        </w:numPr>
+        <w:pStyle w:val="Compact"/>
+      </w:pPr>
+      <w:r>
+        <w:rPr>
+          <w:bCs/>
+          <w:b/>
+        </w:rPr>
+        <w:t xml:space="preserve">Backend Architecture</w:t>
+      </w:r>
+      <w:r>
+        <w:t xml:space="preserve">: Modular Architecture, Clean Architecture, Microservices Architecture, System Design, Swagger/OpenAPI Documentation, Error Handling Middleware</w:t>
+      </w:r>
+    </w:p>
+    <w:p>
+      <w:pPr>
+        <w:numPr>
+          <w:ilvl w:val="0"/>
+          <w:numId w:val="1001"/>
+        </w:numPr>
+        <w:pStyle w:val="Compact"/>
+      </w:pPr>
+      <w:r>
+        <w:rPr>
+          <w:bCs/>
+          <w:b/>
+        </w:rPr>
+        <w:t xml:space="preserve">Frontend Development</w:t>
+      </w:r>
+      <w:r>
+        <w:t xml:space="preserve">: React, React 18, Next.js, Next.js App Router, Tailwind CSS, TypeScript, JavaScript, Context API, Hooks Personalizados, Ant Design, Styled Components, CSS, HTML, Webpack, UI/UX Optimization, SEO Optimization, Feature Flags, React Router DOM, React i18next, React Helmet, Bootstrap</w:t>
+      </w:r>
+    </w:p>
+    <w:p>
+      <w:pPr>
+        <w:numPr>
+          <w:ilvl w:val="0"/>
+          <w:numId w:val="1001"/>
+        </w:numPr>
+        <w:pStyle w:val="Compact"/>
+      </w:pPr>
+      <w:r>
+        <w:rPr>
+          <w:bCs/>
+          <w:b/>
+        </w:rPr>
+        <w:t xml:space="preserve">CMS &amp; Content Management</w:t>
+      </w:r>
+      <w:r>
+        <w:t xml:space="preserve">: Strapi CMS, Content Modeling, Media Management, Headless CMS</w:t>
+      </w:r>
+    </w:p>
+    <w:p>
+      <w:pPr>
+        <w:numPr>
+          <w:ilvl w:val="0"/>
+          <w:numId w:val="1001"/>
+        </w:numPr>
+        <w:pStyle w:val="Compact"/>
+      </w:pPr>
+      <w:r>
+        <w:rPr>
+          <w:bCs/>
+          <w:b/>
+        </w:rPr>
+        <w:t xml:space="preserve">Database &amp; Auth</w:t>
+      </w:r>
+      <w:r>
+        <w:t xml:space="preserve">: PostgreSQL, SQLite3, Supabase, Prisma, Database Design, Google OAuth2, JWT, Session Auth</w:t>
       </w:r>
     </w:p>
     <w:p>
@@ -147,26 +242,7 @@
         <w:t xml:space="preserve">Mobile Development</w:t>
       </w:r>
       <w:r>
-        <w:t xml:space="preserve">: Flutter, Cross-platform</w:t>
-      </w:r>
-    </w:p>
-    <w:p>
-      <w:pPr>
-        <w:numPr>
-          <w:ilvl w:val="0"/>
-          <w:numId w:val="1001"/>
-        </w:numPr>
-        <w:pStyle w:val="Compact"/>
-      </w:pPr>
-      <w:r>
-        <w:rPr>
-          <w:bCs/>
-          <w:b/>
-        </w:rPr>
-        <w:t xml:space="preserve">Database &amp; Auth</w:t>
-      </w:r>
-      <w:r>
-        <w:t xml:space="preserve">: PostgreSQL, Supabase, Prisma, Database Design</w:t>
+        <w:t xml:space="preserve">: Flutter, Cross-platform, React Native, Dart Lang, Mobile Scanner, Bluetooth Print ESC/POS</w:t>
       </w:r>
     </w:p>
     <w:p>
@@ -185,7 +261,7 @@
         <w:t xml:space="preserve">Development Tools</w:t>
       </w:r>
       <w:r>
-        <w:t xml:space="preserve">: Git, GitHub Actions, CI/CD, Husky, ESLint, Prettier, Chrome DevTools, Vitest</w:t>
+        <w:t xml:space="preserve">: Git, GitHub Actions, CI/CD, ESLint, Prettier, Chrome DevTools, Vitest, Unit Testing, Testing, Performance Optimization, Husky</w:t>
       </w:r>
     </w:p>
     <w:p>
@@ -201,10 +277,10 @@
           <w:bCs/>
           <w:b/>
         </w:rPr>
-        <w:t xml:space="preserve">CMS &amp; Legacy Systems</w:t>
-      </w:r>
-      <w:r>
-        <w:t xml:space="preserve">: WordPress, PHP, jQuery</w:t>
+        <w:t xml:space="preserve">External Integrations</w:t>
+      </w:r>
+      <w:r>
+        <w:t xml:space="preserve">: Twilio API, WhatsApp Business API, Google Sheets API, AWS SQS, AWS S3, Redis Pub/Sub, API Gateway, AWS SES, AWS Lambda</w:t>
       </w:r>
     </w:p>
     <w:p>
@@ -220,10 +296,48 @@
           <w:bCs/>
           <w:b/>
         </w:rPr>
-        <w:t xml:space="preserve">Methodologies</w:t>
-      </w:r>
-      <w:r>
-        <w:t xml:space="preserve">: Agile/Scrum, JIRA, TDD, Microservices, Code Refactoring</w:t>
+        <w:t xml:space="preserve">Methodologies &amp; Patterns</w:t>
+      </w:r>
+      <w:r>
+        <w:t xml:space="preserve">: Feature Flags, Agile/Scrum, Code Refactoring, Circuit Breaker, Asynchronous Programming</w:t>
+      </w:r>
+    </w:p>
+    <w:p>
+      <w:pPr>
+        <w:numPr>
+          <w:ilvl w:val="0"/>
+          <w:numId w:val="1001"/>
+        </w:numPr>
+        <w:pStyle w:val="Compact"/>
+      </w:pPr>
+      <w:r>
+        <w:rPr>
+          <w:bCs/>
+          <w:b/>
+        </w:rPr>
+        <w:t xml:space="preserve">DevOps &amp; Infrastructure</w:t>
+      </w:r>
+      <w:r>
+        <w:t xml:space="preserve">: Docker, Kubernetes, AWS CDK, Monorepo, Infrastructure as Code</w:t>
+      </w:r>
+    </w:p>
+    <w:p>
+      <w:pPr>
+        <w:numPr>
+          <w:ilvl w:val="0"/>
+          <w:numId w:val="1001"/>
+        </w:numPr>
+        <w:pStyle w:val="Compact"/>
+      </w:pPr>
+      <w:r>
+        <w:rPr>
+          <w:bCs/>
+          <w:b/>
+        </w:rPr>
+        <w:t xml:space="preserve">Design Patterns</w:t>
+      </w:r>
+      <w:r>
+        <w:t xml:space="preserve">: Higher-Order Components (HOC), Custom Hooks, Factory Pattern, Pipe/Compose Pattern</w:t>
       </w:r>
     </w:p>
     <w:bookmarkEnd w:id="25"/>
@@ -243,6 +357,114 @@
         <w:pStyle w:val="FirstParagraph"/>
       </w:pPr>
       <w:r>
+        <w:t xml:space="preserve">Depot Group</w:t>
+      </w:r>
+    </w:p>
+    <w:p>
+      <w:pPr>
+        <w:pStyle w:val="BodyText"/>
+      </w:pPr>
+      <w:r>
+        <w:t xml:space="preserve">FrontEnd Developer / Backend Developer / Web Scraping</w:t>
+      </w:r>
+    </w:p>
+    <w:p>
+      <w:pPr>
+        <w:pStyle w:val="BodyText"/>
+      </w:pPr>
+      <w:r>
+        <w:t xml:space="preserve">07/2025 — 12/2025</w:t>
+      </w:r>
+    </w:p>
+    <w:p>
+      <w:pPr>
+        <w:numPr>
+          <w:ilvl w:val="0"/>
+          <w:numId w:val="1002"/>
+        </w:numPr>
+        <w:pStyle w:val="Compact"/>
+      </w:pPr>
+      <w:r>
+        <w:t xml:space="preserve">Diseñé un ecosistema integral de automatización, combinando un backoffice en React 18 (con Zustand para estado global eficiente, Zod para validación de schemas y shadcn/ui para componentes UI modernos) con un API backend en NestJS. Este sistema, integrado con Strapi CMS y Google Sheets API, gestiona usuarios, visualiza solicitudes, automatiza búsquedas industriales y genera reportes dinámicos.</w:t>
+      </w:r>
+    </w:p>
+    <w:p>
+      <w:pPr>
+        <w:numPr>
+          <w:ilvl w:val="0"/>
+          <w:numId w:val="1002"/>
+        </w:numPr>
+        <w:pStyle w:val="Compact"/>
+      </w:pPr>
+      <w:r>
+        <w:t xml:space="preserve">Desarrollé un backoffice administrativo con Strapi CMS y React 18, integrando módulos UI avanzados (shadcn/ui), gestión de estado con Zustand y validación estricta con Zod. Permite manejar usuarios internos/externos, visualizar solicitudes en tiempo real, seguimiento personalizado y mensajería masiva vía API REST.</w:t>
+      </w:r>
+    </w:p>
+    <w:p>
+      <w:pPr>
+        <w:numPr>
+          <w:ilvl w:val="0"/>
+          <w:numId w:val="1002"/>
+        </w:numPr>
+        <w:pStyle w:val="Compact"/>
+      </w:pPr>
+      <w:r>
+        <w:t xml:space="preserve">En el API desarrollé la automatización de búsquedas industriales internas y habilitar registro de clientes, priorizando un almacenamiento para una BD PostgreSQL para futuro control operativo y visualización.</w:t>
+      </w:r>
+    </w:p>
+    <w:p>
+      <w:pPr>
+        <w:numPr>
+          <w:ilvl w:val="0"/>
+          <w:numId w:val="1002"/>
+        </w:numPr>
+        <w:pStyle w:val="Compact"/>
+      </w:pPr>
+      <w:r>
+        <w:t xml:space="preserve">El chatbot, integrado con Twilio, WhatsApp Empresarial y OpenAI Assistant API v2, automatiza consultas de repuestos industriales. Utiliza un scrapper que activa la API REST, evaluando si la información es reciente o si se debe scrapear nuevamente. Incluye seis funciones personalizadas, una lógica conversacional avanzada anti-prompt injection, y un template corporativo, con clean threads y una optimización eficiente de tokens, logrando un flujo ágil y económico.</w:t>
+      </w:r>
+    </w:p>
+    <w:p>
+      <w:pPr>
+        <w:numPr>
+          <w:ilvl w:val="0"/>
+          <w:numId w:val="1002"/>
+        </w:numPr>
+        <w:pStyle w:val="Compact"/>
+      </w:pPr>
+      <w:r>
+        <w:t xml:space="preserve">Integré Twilio WhatsApp Business API con webhooks robustos y botones interactivos, junto a Socket.IO para comunicación en tiempo real, evitando fallos de conectividad y escalando mensajería empresarial masiva.</w:t>
+      </w:r>
+    </w:p>
+    <w:p>
+      <w:pPr>
+        <w:numPr>
+          <w:ilvl w:val="0"/>
+          <w:numId w:val="1002"/>
+        </w:numPr>
+        <w:pStyle w:val="Compact"/>
+      </w:pPr>
+      <w:r>
+        <w:t xml:space="preserve">Arquitecté microservicios con connection pooling, health monitoring y proxy rotation (IPRoyal), gestionando pools de navegadores Puppeteer concurrentes para scraping eficiente y evitando bloqueos en portales industriales.</w:t>
+      </w:r>
+    </w:p>
+    <w:p>
+      <w:pPr>
+        <w:numPr>
+          <w:ilvl w:val="0"/>
+          <w:numId w:val="1002"/>
+        </w:numPr>
+        <w:pStyle w:val="Compact"/>
+      </w:pPr>
+      <w:r>
+        <w:t xml:space="preserve">Implementé scraper en NestJS con Puppeteer y OpenAI Vision API, extrayendo datos automatizados de portales industriales con manejo de pools concurrentes, integrando API REST para validación de 'recientes' y escalabilidad.</w:t>
+      </w:r>
+    </w:p>
+    <w:p>
+      <w:pPr>
+        <w:pStyle w:val="FirstParagraph"/>
+      </w:pPr>
+      <w:r>
         <w:t xml:space="preserve">JL LTDA.</w:t>
       </w:r>
     </w:p>
@@ -259,67 +481,103 @@
         <w:pStyle w:val="BodyText"/>
       </w:pPr>
       <w:r>
-        <w:t xml:space="preserve">abr. 2024 — dic. 2024</w:t>
-      </w:r>
-    </w:p>
-    <w:p>
-      <w:pPr>
-        <w:numPr>
-          <w:ilvl w:val="0"/>
-          <w:numId w:val="1002"/>
-        </w:numPr>
-        <w:pStyle w:val="Compact"/>
-      </w:pPr>
-      <w:r>
-        <w:t xml:space="preserve">Desarrollo de aplicaciones multiplataforma con Flutter, asegurando experiencia de usuario consistente y rendimiento optimizado mediante integración con APIs GraphQL</w:t>
-      </w:r>
-    </w:p>
-    <w:p>
-      <w:pPr>
-        <w:numPr>
-          <w:ilvl w:val="0"/>
-          <w:numId w:val="1002"/>
-        </w:numPr>
-        <w:pStyle w:val="Compact"/>
-      </w:pPr>
-      <w:r>
-        <w:t xml:space="preserve">Diseño y optimización de APIs GraphQL respaldadas por PostgreSQL para manejo eficiente de datos</w:t>
-      </w:r>
-    </w:p>
-    <w:p>
-      <w:pPr>
-        <w:numPr>
-          <w:ilvl w:val="0"/>
-          <w:numId w:val="1002"/>
-        </w:numPr>
-        <w:pStyle w:val="Compact"/>
-      </w:pPr>
-      <w:r>
-        <w:t xml:space="preserve">Integración de Supabase para autenticación segura y gestión de usuarios</w:t>
-      </w:r>
-    </w:p>
-    <w:p>
-      <w:pPr>
-        <w:numPr>
-          <w:ilvl w:val="0"/>
-          <w:numId w:val="1002"/>
-        </w:numPr>
-        <w:pStyle w:val="Compact"/>
-      </w:pPr>
-      <w:r>
-        <w:t xml:space="preserve">Implementación de WebSockets para comunicación bidireccional en tiempo real, soportando múltiples conexiones simultáneas y visualización de información en vivo</w:t>
-      </w:r>
-    </w:p>
-    <w:p>
-      <w:pPr>
-        <w:numPr>
-          <w:ilvl w:val="0"/>
-          <w:numId w:val="1002"/>
-        </w:numPr>
-        <w:pStyle w:val="Compact"/>
-      </w:pPr>
-      <w:r>
-        <w:t xml:space="preserve">Automatización de pipelines CI/CD con GitHub Actions para deployment continuo y despliegues ágiles</w:t>
+        <w:t xml:space="preserve">04/2024 — 01/2025</w:t>
+      </w:r>
+    </w:p>
+    <w:p>
+      <w:pPr>
+        <w:numPr>
+          <w:ilvl w:val="0"/>
+          <w:numId w:val="1003"/>
+        </w:numPr>
+        <w:pStyle w:val="Compact"/>
+      </w:pPr>
+      <w:r>
+        <w:t xml:space="preserve">Diseñé un ecosistema POS multiplataforma completo en Flutter con backend GraphQL en Nexus y PostgreSQL, integrando microservicios NestJS y Supabase para autenticación, sincronización en tiempo real y reportes empresariales. Este sistema gestiona inventarios con alertas automáticas, 9 roles granulares, ventas con hardware POS y actualizaciones instantáneas vía WebSockets, optimizando operaciones retail con escalabilidad, sincronización automática y ROI mediante CI/CD automatizado.</w:t>
+      </w:r>
+    </w:p>
+    <w:p>
+      <w:pPr>
+        <w:numPr>
+          <w:ilvl w:val="0"/>
+          <w:numId w:val="1003"/>
+        </w:numPr>
+        <w:pStyle w:val="Compact"/>
+      </w:pPr>
+      <w:r>
+        <w:t xml:space="preserve">Desarrollé sistema POS Flutter multiplataforma con integración de hardware como escáneres de códigos de barras e impresoras térmicas Bluetooth ESC/POS, asegurando ventas fluidas y compatibilidad cross-device para Android, iOS y PWA.</w:t>
+      </w:r>
+    </w:p>
+    <w:p>
+      <w:pPr>
+        <w:numPr>
+          <w:ilvl w:val="0"/>
+          <w:numId w:val="1003"/>
+        </w:numPr>
+        <w:pStyle w:val="Compact"/>
+      </w:pPr>
+      <w:r>
+        <w:t xml:space="preserve">Implementé backend GraphQL especializado con Nexus y PostgreSQL, definiendo 9 roles empresariales granulares (Gerente, Cajero, Bodega, Analista, Promotor, etc.) con permisos específicos por funcionalidad, garantizando seguridad y control operativo preciso.</w:t>
+      </w:r>
+    </w:p>
+    <w:p>
+      <w:pPr>
+        <w:numPr>
+          <w:ilvl w:val="0"/>
+          <w:numId w:val="1003"/>
+        </w:numPr>
+        <w:pStyle w:val="Compact"/>
+      </w:pPr>
+      <w:r>
+        <w:t xml:space="preserve">Desarrollé arquitectura de microservicios con GraphQL Subscriptions y WebSockets para comunicación en tiempo real, habilitando actualizaciones instantáneas de inventario, ventas y alertas de stock crítico, evitando inconsistencias en entornos distribuidos.</w:t>
+      </w:r>
+    </w:p>
+    <w:p>
+      <w:pPr>
+        <w:numPr>
+          <w:ilvl w:val="0"/>
+          <w:numId w:val="1003"/>
+        </w:numPr>
+        <w:pStyle w:val="Compact"/>
+      </w:pPr>
+      <w:r>
+        <w:t xml:space="preserve">Implementé sistema avanzado de inventario con gestión de fechas de vencimiento, categorías, ubicaciones, proveedores y alertas automáticas de reposición integradas con códigos de barras, optimizando rotación de stock y reduciendo pérdidas.</w:t>
+      </w:r>
+    </w:p>
+    <w:p>
+      <w:pPr>
+        <w:numPr>
+          <w:ilvl w:val="0"/>
+          <w:numId w:val="1003"/>
+        </w:numPr>
+        <w:pStyle w:val="Compact"/>
+      </w:pPr>
+      <w:r>
+        <w:t xml:space="preserve">Desarrollé microservicio independiente en NestJS para generación de reportes empresariales en PDF/CSV con arquitectura limpia, escalable para volúmenes altos y exportación rápida.</w:t>
+      </w:r>
+    </w:p>
+    <w:p>
+      <w:pPr>
+        <w:numPr>
+          <w:ilvl w:val="0"/>
+          <w:numId w:val="1003"/>
+        </w:numPr>
+        <w:pStyle w:val="Compact"/>
+      </w:pPr>
+      <w:r>
+        <w:t xml:space="preserve">Integré Supabase para autenticación OAuth con Google Sign-In, almacenamiento en tiempo real y sincronización automática entre dispositivos móviles y web, junto a pipeline CI/CD con GitHub Actions para deployments multiplataforma y versionado remoto eficiente.</w:t>
+      </w:r>
+    </w:p>
+    <w:p>
+      <w:pPr>
+        <w:numPr>
+          <w:ilvl w:val="0"/>
+          <w:numId w:val="1003"/>
+        </w:numPr>
+        <w:pStyle w:val="Compact"/>
+      </w:pPr>
+      <w:r>
+        <w:t xml:space="preserve">Implementé AWS lambda generacion de Reportes y almacenamiento en S3, optimizando costos y escalabilidad para generación de reportes empresariales bajo demanda, con integración de notificaciones por email al finalizar el proceso.</w:t>
       </w:r>
     </w:p>
     <w:p>
@@ -335,87 +593,99 @@
         <w:pStyle w:val="BodyText"/>
       </w:pPr>
       <w:r>
-        <w:t xml:space="preserve">Support/Fullstack</w:t>
-      </w:r>
-    </w:p>
-    <w:p>
-      <w:pPr>
-        <w:pStyle w:val="BodyText"/>
-      </w:pPr>
-      <w:r>
-        <w:t xml:space="preserve">feb. 2021 — mar. 2024</w:t>
-      </w:r>
-    </w:p>
-    <w:p>
-      <w:pPr>
-        <w:numPr>
-          <w:ilvl w:val="0"/>
-          <w:numId w:val="1003"/>
-        </w:numPr>
-        <w:pStyle w:val="Compact"/>
-      </w:pPr>
-      <w:r>
-        <w:t xml:space="preserve">Desarrollo de interfaces con React 18 + Next.js 13 (App Router)</w:t>
-      </w:r>
-    </w:p>
-    <w:p>
-      <w:pPr>
-        <w:numPr>
-          <w:ilvl w:val="0"/>
-          <w:numId w:val="1003"/>
-        </w:numPr>
-        <w:pStyle w:val="Compact"/>
-      </w:pPr>
-      <w:r>
-        <w:t xml:space="preserve">Refactorización de class components a functional components</w:t>
-      </w:r>
-    </w:p>
-    <w:p>
-      <w:pPr>
-        <w:numPr>
-          <w:ilvl w:val="0"/>
-          <w:numId w:val="1003"/>
-        </w:numPr>
-        <w:pStyle w:val="Compact"/>
-      </w:pPr>
-      <w:r>
-        <w:t xml:space="preserve">Gestión de estado global y datos: Uso de Apollo Client con Optimistic UI y normalización de caché GraphQL, complementado con Context API + useReducer.</w:t>
-      </w:r>
-    </w:p>
-    <w:p>
-      <w:pPr>
-        <w:numPr>
-          <w:ilvl w:val="0"/>
-          <w:numId w:val="1003"/>
-        </w:numPr>
-        <w:pStyle w:val="Compact"/>
-      </w:pPr>
-      <w:r>
-        <w:t xml:space="preserve">Creación de componentes reutilizables usando Ant Design y Klog Design System interno</w:t>
-      </w:r>
-    </w:p>
-    <w:p>
-      <w:pPr>
-        <w:numPr>
-          <w:ilvl w:val="0"/>
-          <w:numId w:val="1003"/>
-        </w:numPr>
-        <w:pStyle w:val="Compact"/>
-      </w:pPr>
-      <w:r>
-        <w:t xml:space="preserve">Implementación de capa de seguridad para gestión de feature flags y protección de datos con encriptación de extremo a extremo.</w:t>
-      </w:r>
-    </w:p>
-    <w:p>
-      <w:pPr>
-        <w:numPr>
-          <w:ilvl w:val="0"/>
-          <w:numId w:val="1003"/>
-        </w:numPr>
-        <w:pStyle w:val="Compact"/>
-      </w:pPr>
-      <w:r>
-        <w:t xml:space="preserve">Debugging y optimización de código backend, Aceleración de carga de consultas a la BD y procesos JS, identificando dependencias críticas con Chrome DevTools Profiler.</w:t>
+        <w:t xml:space="preserve">Fullstack Developer &amp; Technical Support</w:t>
+      </w:r>
+    </w:p>
+    <w:p>
+      <w:pPr>
+        <w:pStyle w:val="BodyText"/>
+      </w:pPr>
+      <w:r>
+        <w:t xml:space="preserve">02/2021 — 03/2024</w:t>
+      </w:r>
+    </w:p>
+    <w:p>
+      <w:pPr>
+        <w:numPr>
+          <w:ilvl w:val="0"/>
+          <w:numId w:val="1004"/>
+        </w:numPr>
+        <w:pStyle w:val="Compact"/>
+      </w:pPr>
+      <w:r>
+        <w:t xml:space="preserve">Desarrollé y mantuve una plataforma SaaS de logística marítima en React 18 y Next.js 13, creando componentes reutilizables sobre el design system interno (@klog/klog-design + Ant Design) para acelerar la evolución del producto. Mi trabajo integró frontend, soporte técnico y mejoras continuas orientadas a escalabilidad, mantenibilidad y entrega de valor al negocio.</w:t>
+      </w:r>
+    </w:p>
+    <w:p>
+      <w:pPr>
+        <w:numPr>
+          <w:ilvl w:val="0"/>
+          <w:numId w:val="1004"/>
+        </w:numPr>
+        <w:pStyle w:val="Compact"/>
+      </w:pPr>
+      <w:r>
+        <w:t xml:space="preserve">Implementé una arquitectura de estado con Apollo Client y GraphQL en CSR, aplicando Optimistic UI, normalización de caché y re-fetching para lograr una experiencia más fluida y consistente. También construí queries y mutations mixtas conectando front y backend GraphQL, complementadas con Context API + useReducer para manejar estado local complejo.</w:t>
+      </w:r>
+    </w:p>
+    <w:p>
+      <w:pPr>
+        <w:numPr>
+          <w:ilvl w:val="0"/>
+          <w:numId w:val="1004"/>
+        </w:numPr>
+        <w:pStyle w:val="Compact"/>
+      </w:pPr>
+      <w:r>
+        <w:t xml:space="preserve">Migré class components legacy a functional components con hooks personalizados, mejorando la calidad del código base y facilitando su mantenimiento a largo plazo. Esta evolución permitió modernizar el frontend sin romper flujos existentes ni afectar la continuidad operativa.</w:t>
+      </w:r>
+    </w:p>
+    <w:p>
+      <w:pPr>
+        <w:numPr>
+          <w:ilvl w:val="0"/>
+          <w:numId w:val="1004"/>
+        </w:numPr>
+        <w:pStyle w:val="Compact"/>
+      </w:pPr>
+      <w:r>
+        <w:t xml:space="preserve">Implementé una capa de seguridad para feature flags mediante encriptación del valor de flags en backend y frontend usando crypto, evitando exponer nombres de funciones y permisos por usuario en peticiones GraphQL visibles. Este enfoque reforzó la protección de lógica sensible y redujo riesgos de acceso indebido.</w:t>
+      </w:r>
+    </w:p>
+    <w:p>
+      <w:pPr>
+        <w:numPr>
+          <w:ilvl w:val="0"/>
+          <w:numId w:val="1004"/>
+        </w:numPr>
+        <w:pStyle w:val="Compact"/>
+      </w:pPr>
+      <w:r>
+        <w:t xml:space="preserve">Implementé visibilidad de nuevas secciones basada en roles y permisos de usuario con casbin, desarrollando componentes React asociados y lógica de control de acceso en frontend. Esto permitió habilitar experiencias diferenciadas según perfil, manteniendo orden y trazabilidad en la plataforma.</w:t>
+      </w:r>
+    </w:p>
+    <w:p>
+      <w:pPr>
+        <w:numPr>
+          <w:ilvl w:val="0"/>
+          <w:numId w:val="1004"/>
+        </w:numPr>
+        <w:pStyle w:val="Compact"/>
+      </w:pPr>
+      <w:r>
+        <w:t xml:space="preserve">Resolví bugs críticos en el módulo de tracking de cargas marítimas, depurando coordenadas lat/long incorrectas que afectaban la visualización en mapa de seguimiento en tiempo real con google-map-react. Además, ejecuté mejoras iterativas en el módulo de reportes, corrigiendo formatos y agregando columnas según requerimientos del negocio logístico.</w:t>
+      </w:r>
+    </w:p>
+    <w:p>
+      <w:pPr>
+        <w:numPr>
+          <w:ilvl w:val="0"/>
+          <w:numId w:val="1004"/>
+        </w:numPr>
+        <w:pStyle w:val="Compact"/>
+      </w:pPr>
+      <w:r>
+        <w:t xml:space="preserve">Optimicé performance frontend con Chrome DevTools Profiler, identificando cuellos de botella en re-renders y aplicando buenas prácticas de calidad con ESLint, Prettier, Husky y GitHub Actions CI. También brindé soporte técnico a usuarios internos y empresariales, resolviendo incidencias funcionales con foco en continuidad del servicio.</w:t>
       </w:r>
     </w:p>
     <w:p>
@@ -439,91 +709,91 @@
         <w:pStyle w:val="BodyText"/>
       </w:pPr>
       <w:r>
-        <w:t xml:space="preserve">jun. 2020 — ene. 2021</w:t>
-      </w:r>
-    </w:p>
-    <w:p>
-      <w:pPr>
-        <w:numPr>
-          <w:ilvl w:val="0"/>
-          <w:numId w:val="1004"/>
-        </w:numPr>
-        <w:pStyle w:val="Compact"/>
-      </w:pPr>
-      <w:r>
-        <w:t xml:space="preserve">Personalización de módulos WordPress usando PHP para adaptarlos a requerimientos específicos</w:t>
-      </w:r>
-    </w:p>
-    <w:p>
-      <w:pPr>
-        <w:numPr>
-          <w:ilvl w:val="0"/>
-          <w:numId w:val="1004"/>
-        </w:numPr>
-        <w:pStyle w:val="Compact"/>
-      </w:pPr>
-      <w:r>
-        <w:t xml:space="preserve">Mejora de interfaces de usuario con CSS para clientes del sector farmacéutico</w:t>
-      </w:r>
-    </w:p>
-    <w:p>
-      <w:pPr>
-        <w:numPr>
-          <w:ilvl w:val="0"/>
-          <w:numId w:val="1004"/>
-        </w:numPr>
-        <w:pStyle w:val="Compact"/>
-      </w:pPr>
-      <w:r>
-        <w:t xml:space="preserve">Gestión e implementación de campañas publicitarias mediante desarrollo frontend</w:t>
-      </w:r>
-    </w:p>
-    <w:p>
-      <w:pPr>
-        <w:numPr>
-          <w:ilvl w:val="0"/>
-          <w:numId w:val="1004"/>
-        </w:numPr>
-        <w:pStyle w:val="Compact"/>
-      </w:pPr>
-      <w:r>
-        <w:t xml:space="preserve">Participación en proyectos con React y Angular para desarrollo de funcionalidades avanzadas</w:t>
-      </w:r>
-    </w:p>
-    <w:p>
-      <w:pPr>
-        <w:numPr>
-          <w:ilvl w:val="0"/>
-          <w:numId w:val="1004"/>
-        </w:numPr>
-        <w:pStyle w:val="Compact"/>
-      </w:pPr>
-      <w:r>
-        <w:t xml:space="preserve">Trabajo bajo metodologías ágiles utilizando JIRA para gestión de tareas</w:t>
-      </w:r>
-    </w:p>
-    <w:p>
-      <w:pPr>
-        <w:numPr>
-          <w:ilvl w:val="0"/>
-          <w:numId w:val="1004"/>
-        </w:numPr>
-        <w:pStyle w:val="Compact"/>
-      </w:pPr>
-      <w:r>
-        <w:t xml:space="preserve">Optimización de rendimiento frontend en sitios WordPress</w:t>
-      </w:r>
-    </w:p>
-    <w:p>
-      <w:pPr>
-        <w:numPr>
-          <w:ilvl w:val="0"/>
-          <w:numId w:val="1004"/>
-        </w:numPr>
-        <w:pStyle w:val="Compact"/>
-      </w:pPr>
-      <w:r>
-        <w:t xml:space="preserve">Colaboración con equipos multidisciplinarios para implementación de features</w:t>
+        <w:t xml:space="preserve">06/2020 — 01/2021</w:t>
+      </w:r>
+    </w:p>
+    <w:p>
+      <w:pPr>
+        <w:numPr>
+          <w:ilvl w:val="0"/>
+          <w:numId w:val="1005"/>
+        </w:numPr>
+        <w:pStyle w:val="Compact"/>
+      </w:pPr>
+      <w:r>
+        <w:t xml:space="preserve">Diseñé y desarrollé soluciones frontend personalizadas para el sector farmacéutico, combinando WordPress, PHP, HTML, CSS y JavaScript para adaptar sitios y funcionalidades a requerimientos específicos del negocio. Enfocado en UI/UX y performance, contribuí a mejorar la experiencia del cliente final, la usabilidad y la presencia online de los clientes.</w:t>
+      </w:r>
+    </w:p>
+    <w:p>
+      <w:pPr>
+        <w:numPr>
+          <w:ilvl w:val="0"/>
+          <w:numId w:val="1005"/>
+        </w:numPr>
+        <w:pStyle w:val="Compact"/>
+      </w:pPr>
+      <w:r>
+        <w:t xml:space="preserve">Desarrollé y personalicé temas y plugins WordPress, implementando funcionalidades a medida para resolver necesidades concretas del sector farmacéutico sin comprometer la estabilidad del sitio. Este enfoque permitió mantener una base flexible y escalable para futuras evoluciones del producto.</w:t>
+      </w:r>
+    </w:p>
+    <w:p>
+      <w:pPr>
+        <w:numPr>
+          <w:ilvl w:val="0"/>
+          <w:numId w:val="1005"/>
+        </w:numPr>
+        <w:pStyle w:val="Compact"/>
+      </w:pPr>
+      <w:r>
+        <w:t xml:space="preserve">Implementé mejoras de UI/UX en interfaces de usuario, optimizando la experiencia de navegación y elevando la usabilidad de las aplicaciones. Apliqué criterios de diseño orientados a conversión y claridad visual para mejorar la interacción del usuario final.</w:t>
+      </w:r>
+    </w:p>
+    <w:p>
+      <w:pPr>
+        <w:numPr>
+          <w:ilvl w:val="0"/>
+          <w:numId w:val="1005"/>
+        </w:numPr>
+        <w:pStyle w:val="Compact"/>
+      </w:pPr>
+      <w:r>
+        <w:t xml:space="preserve">Optimicé el performance frontend en sitios WordPress, reduciendo tiempos de carga y mejorando el posicionamiento SEO. Estas mejoras aportaron una experiencia más rápida y eficiente, con impacto directo en visibilidad y retención.</w:t>
+      </w:r>
+    </w:p>
+    <w:p>
+      <w:pPr>
+        <w:numPr>
+          <w:ilvl w:val="0"/>
+          <w:numId w:val="1005"/>
+        </w:numPr>
+        <w:pStyle w:val="Compact"/>
+      </w:pPr>
+      <w:r>
+        <w:t xml:space="preserve">Gestioné e implementé campañas publicitarias digitales mediante desarrollo frontend personalizado, fortaleciendo la presencia online de clientes y apoyando objetivos de crecimiento comercial. Alineé la implementación técnica con necesidades de marketing y comunicación.</w:t>
+      </w:r>
+    </w:p>
+    <w:p>
+      <w:pPr>
+        <w:numPr>
+          <w:ilvl w:val="0"/>
+          <w:numId w:val="1005"/>
+        </w:numPr>
+        <w:pStyle w:val="Compact"/>
+      </w:pPr>
+      <w:r>
+        <w:t xml:space="preserve">Contribuí en proyectos con React y Angular, desarrollando componentes reutilizables y funcionalidades avanzadas que facilitaron la escalabilidad de las interfaces. Este trabajo permitió mantener consistencia visual y acelerar entregas futuras.</w:t>
+      </w:r>
+    </w:p>
+    <w:p>
+      <w:pPr>
+        <w:numPr>
+          <w:ilvl w:val="0"/>
+          <w:numId w:val="1005"/>
+        </w:numPr>
+        <w:pStyle w:val="Compact"/>
+      </w:pPr>
+      <w:r>
+        <w:t xml:space="preserve">Colaboré con equipos multidisciplinarios bajo metodologías ágiles, utilizando JIRA para organizar tareas, priorizar entregas y asegurar seguimiento eficiente del trabajo. También mantuve y resolví issues técnicos en sitios WordPress existentes, garantizando estabilidad y continuidad del servicio.</w:t>
       </w:r>
     </w:p>
     <w:bookmarkEnd w:id="27"/>
@@ -567,7 +837,7 @@
         <w:pStyle w:val="BodyText"/>
       </w:pPr>
       <w:r>
-        <w:t xml:space="preserve">mar. 2017 — dic. 2019</w:t>
+        <w:t xml:space="preserve">03/2017 — 12/2019</w:t>
       </w:r>
     </w:p>
     <w:bookmarkEnd w:id="29"/>
@@ -677,7 +947,7 @@
         <w:pStyle w:val="BodyText"/>
       </w:pPr>
       <w:r>
-        <w:t xml:space="preserve">Webiste</w:t>
+        <w:t xml:space="preserve">website</w:t>
       </w:r>
     </w:p>
     <w:p>
@@ -748,7 +1018,7 @@
       <w:pPr>
         <w:numPr>
           <w:ilvl w:val="0"/>
-          <w:numId w:val="1005"/>
+          <w:numId w:val="1006"/>
         </w:numPr>
         <w:pStyle w:val="Compact"/>
       </w:pPr>
@@ -757,20 +1027,20 @@
           <w:bCs/>
           <w:b/>
         </w:rPr>
-        <w:t xml:space="preserve">Curso-de-ECMAScript-6+</w:t>
+        <w:t xml:space="preserve">Introduction to Model Context Protocol</w:t>
       </w:r>
       <w:r>
         <w:t xml:space="preserve"> </w:t>
       </w:r>
       <w:r>
-        <w:t xml:space="preserve">: Platzi</w:t>
-      </w:r>
-    </w:p>
-    <w:p>
-      <w:pPr>
-        <w:numPr>
-          <w:ilvl w:val="0"/>
-          <w:numId w:val="1005"/>
+        <w:t xml:space="preserve">: Anthropic</w:t>
+      </w:r>
+    </w:p>
+    <w:p>
+      <w:pPr>
+        <w:numPr>
+          <w:ilvl w:val="0"/>
+          <w:numId w:val="1006"/>
         </w:numPr>
         <w:pStyle w:val="Compact"/>
       </w:pPr>
@@ -779,20 +1049,20 @@
           <w:bCs/>
           <w:b/>
         </w:rPr>
-        <w:t xml:space="preserve">JavaScript-avanzado:-Expresiones-regulares</w:t>
+        <w:t xml:space="preserve">Claude Code in Action</w:t>
       </w:r>
       <w:r>
         <w:t xml:space="preserve"> </w:t>
       </w:r>
       <w:r>
-        <w:t xml:space="preserve">: LinkedIn Learning</w:t>
-      </w:r>
-    </w:p>
-    <w:p>
-      <w:pPr>
-        <w:numPr>
-          <w:ilvl w:val="0"/>
-          <w:numId w:val="1005"/>
+        <w:t xml:space="preserve">: Anthropic</w:t>
+      </w:r>
+    </w:p>
+    <w:p>
+      <w:pPr>
+        <w:numPr>
+          <w:ilvl w:val="0"/>
+          <w:numId w:val="1006"/>
         </w:numPr>
         <w:pStyle w:val="Compact"/>
       </w:pPr>
@@ -801,20 +1071,20 @@
           <w:bCs/>
           <w:b/>
         </w:rPr>
-        <w:t xml:space="preserve">Node.js-esencial</w:t>
+        <w:t xml:space="preserve">AI Fluency</w:t>
       </w:r>
       <w:r>
         <w:t xml:space="preserve"> </w:t>
       </w:r>
       <w:r>
-        <w:t xml:space="preserve">: LinkedIn Learning</w:t>
-      </w:r>
-    </w:p>
-    <w:p>
-      <w:pPr>
-        <w:numPr>
-          <w:ilvl w:val="0"/>
-          <w:numId w:val="1005"/>
+        <w:t xml:space="preserve">: Anthropic</w:t>
+      </w:r>
+    </w:p>
+    <w:p>
+      <w:pPr>
+        <w:numPr>
+          <w:ilvl w:val="0"/>
+          <w:numId w:val="1006"/>
         </w:numPr>
         <w:pStyle w:val="Compact"/>
       </w:pPr>
@@ -823,7 +1093,7 @@
           <w:bCs/>
           <w:b/>
         </w:rPr>
-        <w:t xml:space="preserve">Javascript-avanzado:-Buenas-Practicas</w:t>
+        <w:t xml:space="preserve">Node.js esencial</w:t>
       </w:r>
       <w:r>
         <w:t xml:space="preserve"> </w:t>
@@ -836,7 +1106,7 @@
       <w:pPr>
         <w:numPr>
           <w:ilvl w:val="0"/>
-          <w:numId w:val="1005"/>
+          <w:numId w:val="1006"/>
         </w:numPr>
         <w:pStyle w:val="Compact"/>
       </w:pPr>
@@ -845,7 +1115,7 @@
           <w:bCs/>
           <w:b/>
         </w:rPr>
-        <w:t xml:space="preserve">Fundamentos-big-data-tecnicas</w:t>
+        <w:t xml:space="preserve">Javascript avanzado: Buenas Practicas</w:t>
       </w:r>
       <w:r>
         <w:t xml:space="preserve"> </w:t>
@@ -858,7 +1128,7 @@
       <w:pPr>
         <w:numPr>
           <w:ilvl w:val="0"/>
-          <w:numId w:val="1005"/>
+          <w:numId w:val="1006"/>
         </w:numPr>
         <w:pStyle w:val="Compact"/>
       </w:pPr>
@@ -867,20 +1137,20 @@
           <w:bCs/>
           <w:b/>
         </w:rPr>
-        <w:t xml:space="preserve">Fundamentos-de-big-data:-Técnicas-y-conceptos</w:t>
+        <w:t xml:space="preserve">Curso de ECMAScript 6+</w:t>
       </w:r>
       <w:r>
         <w:t xml:space="preserve"> </w:t>
       </w:r>
       <w:r>
-        <w:t xml:space="preserve">: LinkedIn Learning</w:t>
-      </w:r>
-    </w:p>
-    <w:p>
-      <w:pPr>
-        <w:numPr>
-          <w:ilvl w:val="0"/>
-          <w:numId w:val="1005"/>
+        <w:t xml:space="preserve">: Platzi</w:t>
+      </w:r>
+    </w:p>
+    <w:p>
+      <w:pPr>
+        <w:numPr>
+          <w:ilvl w:val="0"/>
+          <w:numId w:val="1006"/>
         </w:numPr>
         <w:pStyle w:val="Compact"/>
       </w:pPr>
@@ -889,20 +1159,20 @@
           <w:bCs/>
           <w:b/>
         </w:rPr>
-        <w:t xml:space="preserve">Desarrollo-de-Apps</w:t>
+        <w:t xml:space="preserve">JavaScript avanzado: Expresiones regulares</w:t>
       </w:r>
       <w:r>
         <w:t xml:space="preserve"> </w:t>
       </w:r>
       <w:r>
-        <w:t xml:space="preserve">: Google Actívate</w:t>
-      </w:r>
-    </w:p>
-    <w:p>
-      <w:pPr>
-        <w:numPr>
-          <w:ilvl w:val="0"/>
-          <w:numId w:val="1005"/>
+        <w:t xml:space="preserve">: LinkedIn Learning</w:t>
+      </w:r>
+    </w:p>
+    <w:p>
+      <w:pPr>
+        <w:numPr>
+          <w:ilvl w:val="0"/>
+          <w:numId w:val="1006"/>
         </w:numPr>
         <w:pStyle w:val="Compact"/>
       </w:pPr>
@@ -911,7 +1181,95 @@
           <w:bCs/>
           <w:b/>
         </w:rPr>
-        <w:t xml:space="preserve">Cloud-Computing</w:t>
+        <w:t xml:space="preserve">Fundamentos big data tecnicas</w:t>
+      </w:r>
+      <w:r>
+        <w:t xml:space="preserve"> </w:t>
+      </w:r>
+      <w:r>
+        <w:t xml:space="preserve">: LinkedIn Learning</w:t>
+      </w:r>
+    </w:p>
+    <w:p>
+      <w:pPr>
+        <w:numPr>
+          <w:ilvl w:val="0"/>
+          <w:numId w:val="1006"/>
+        </w:numPr>
+        <w:pStyle w:val="Compact"/>
+      </w:pPr>
+      <w:r>
+        <w:rPr>
+          <w:bCs/>
+          <w:b/>
+        </w:rPr>
+        <w:t xml:space="preserve">SCRUM roles</w:t>
+      </w:r>
+      <w:r>
+        <w:t xml:space="preserve"> </w:t>
+      </w:r>
+      <w:r>
+        <w:t xml:space="preserve">: LinkedIn Learning</w:t>
+      </w:r>
+    </w:p>
+    <w:p>
+      <w:pPr>
+        <w:numPr>
+          <w:ilvl w:val="0"/>
+          <w:numId w:val="1006"/>
+        </w:numPr>
+        <w:pStyle w:val="Compact"/>
+      </w:pPr>
+      <w:r>
+        <w:rPr>
+          <w:bCs/>
+          <w:b/>
+        </w:rPr>
+        <w:t xml:space="preserve">introduccion basico IA</w:t>
+      </w:r>
+      <w:r>
+        <w:t xml:space="preserve"> </w:t>
+      </w:r>
+      <w:r>
+        <w:t xml:space="preserve">: Google Actívate</w:t>
+      </w:r>
+    </w:p>
+    <w:p>
+      <w:pPr>
+        <w:numPr>
+          <w:ilvl w:val="0"/>
+          <w:numId w:val="1006"/>
+        </w:numPr>
+        <w:pStyle w:val="Compact"/>
+      </w:pPr>
+      <w:r>
+        <w:rPr>
+          <w:bCs/>
+          <w:b/>
+        </w:rPr>
+        <w:t xml:space="preserve">Cloud Computing</w:t>
+      </w:r>
+      <w:r>
+        <w:t xml:space="preserve"> </w:t>
+      </w:r>
+      <w:r>
+        <w:t xml:space="preserve">: Google Actívate</w:t>
+      </w:r>
+    </w:p>
+    <w:p>
+      <w:pPr>
+        <w:numPr>
+          <w:ilvl w:val="0"/>
+          <w:numId w:val="1006"/>
+        </w:numPr>
+        <w:pStyle w:val="Compact"/>
+      </w:pPr>
+      <w:r>
+        <w:rPr>
+          <w:bCs/>
+          <w:b/>
+        </w:rPr>
+        <w:t xml:space="preserve">Desarrollo de Apps</w:t>
       </w:r>
       <w:r>
         <w:t xml:space="preserve"> </w:t>
@@ -922,8 +1280,8 @@
     </w:p>
     <w:bookmarkEnd w:id="38"/>
     <w:bookmarkEnd w:id="39"/>
-    <w:bookmarkStart w:id="42" w:name="projects"/>
-    <w:bookmarkStart w:id="41" w:name="proyectos-destacados"/>
+    <w:bookmarkStart w:id="48" w:name="projects"/>
+    <w:bookmarkStart w:id="47" w:name="proyectos-destacados"/>
     <w:p>
       <w:pPr>
         <w:pStyle w:val="Heading2"/>
@@ -953,7 +1311,7 @@
         <w:pStyle w:val="BodyText"/>
       </w:pPr>
       <w:r>
-        <w:t xml:space="preserve">abr. 2020 — may. 2020</w:t>
+        <w:t xml:space="preserve">04/2020 — 05/2020</w:t>
       </w:r>
     </w:p>
     <w:p>
@@ -980,76 +1338,233 @@
         <w:pStyle w:val="BodyText"/>
       </w:pPr>
       <w:r>
-        <w:t xml:space="preserve">Lends</w:t>
-      </w:r>
-    </w:p>
-    <w:p>
-      <w:pPr>
-        <w:pStyle w:val="BodyText"/>
-      </w:pPr>
-      <w:r>
-        <w:t xml:space="preserve">...</w:t>
-      </w:r>
-    </w:p>
-    <w:p>
-      <w:pPr>
-        <w:pStyle w:val="BodyText"/>
-      </w:pPr>
-      <w:r>
-        <w:t xml:space="preserve">feb. 2024 — abr. 2024</w:t>
-      </w:r>
-    </w:p>
-    <w:p>
-      <w:pPr>
-        <w:pStyle w:val="BodyText"/>
-      </w:pPr>
-      <w:r>
-        <w:t xml:space="preserve">Bot Router</w:t>
-      </w:r>
-    </w:p>
-    <w:p>
-      <w:pPr>
-        <w:pStyle w:val="BodyText"/>
-      </w:pPr>
-      <w:r>
-        <w:t xml:space="preserve">...</w:t>
-      </w:r>
-    </w:p>
-    <w:p>
-      <w:pPr>
-        <w:pStyle w:val="BodyText"/>
-      </w:pPr>
-      <w:r>
-        <w:t xml:space="preserve">jul. 2024 — ago. 2024</w:t>
-      </w:r>
-    </w:p>
-    <w:p>
-      <w:pPr>
-        <w:pStyle w:val="BodyText"/>
-      </w:pPr>
-      <w:r>
-        <w:t xml:space="preserve">Gestor APP</w:t>
-      </w:r>
-    </w:p>
-    <w:p>
-      <w:pPr>
-        <w:pStyle w:val="BodyText"/>
-      </w:pPr>
-      <w:r>
-        <w:t xml:space="preserve">...</w:t>
-      </w:r>
-    </w:p>
-    <w:p>
-      <w:pPr>
-        <w:pStyle w:val="BodyText"/>
-      </w:pPr>
-      <w:r>
-        <w:t xml:space="preserve">feb. 2024 — ene. 2025</w:t>
-      </w:r>
-    </w:p>
-    <w:bookmarkEnd w:id="41"/>
-    <w:bookmarkEnd w:id="42"/>
-    <w:bookmarkEnd w:id="43"/>
+        <w:t xml:space="preserve">[</w:t>
+      </w:r>
+      <w:hyperlink r:id="rId41">
+        <w:r>
+          <w:rPr>
+            <w:rStyle w:val="Hyperlink"/>
+          </w:rPr>
+          <w:t xml:space="preserve">github.com/Freddymhs/gatsby-geotrans-web</w:t>
+        </w:r>
+      </w:hyperlink>
+      <w:r>
+        <w:t xml:space="preserve">]</w:t>
+      </w:r>
+    </w:p>
+    <w:p>
+      <w:pPr>
+        <w:pStyle w:val="BodyText"/>
+      </w:pPr>
+      <w:r>
+        <w:t xml:space="preserve">PriorityBox APP</w:t>
+      </w:r>
+    </w:p>
+    <w:p>
+      <w:pPr>
+        <w:pStyle w:val="BodyText"/>
+      </w:pPr>
+      <w:r>
+        <w:t xml:space="preserve">Aplicación React Native que implementa la Matriz de Eisenhower para organizar y priorizar deseos vs necesidades. Permite clasificar elementos según relevancia (alta/baja) y tipo (deseo/necesidad) para facilitar decisiones más conscientes.</w:t>
+      </w:r>
+    </w:p>
+    <w:p>
+      <w:pPr>
+        <w:pStyle w:val="BodyText"/>
+      </w:pPr>
+      <w:r>
+        <w:t xml:space="preserve">02/2024 — 01/2025</w:t>
+      </w:r>
+    </w:p>
+    <w:p>
+      <w:pPr>
+        <w:pStyle w:val="BodyText"/>
+      </w:pPr>
+      <w:r>
+        <w:t xml:space="preserve">[</w:t>
+      </w:r>
+      <w:hyperlink r:id="rId42">
+        <w:r>
+          <w:rPr>
+            <w:rStyle w:val="Hyperlink"/>
+          </w:rPr>
+          <w:t xml:space="preserve">github.com/Freddymhs/priorityBox</w:t>
+        </w:r>
+      </w:hyperlink>
+      <w:r>
+        <w:t xml:space="preserve">]</w:t>
+      </w:r>
+    </w:p>
+    <w:p>
+      <w:pPr>
+        <w:pStyle w:val="BodyText"/>
+      </w:pPr>
+      <w:r>
+        <w:t xml:space="preserve">[</w:t>
+      </w:r>
+      <w:hyperlink r:id="rId42">
+        <w:r>
+          <w:rPr>
+            <w:rStyle w:val="Hyperlink"/>
+          </w:rPr>
+          <w:t xml:space="preserve">github.com/Freddymhs/priorityBox</w:t>
+        </w:r>
+      </w:hyperlink>
+      <w:r>
+        <w:t xml:space="preserve">]</w:t>
+      </w:r>
+    </w:p>
+    <w:p>
+      <w:pPr>
+        <w:pStyle w:val="BodyText"/>
+      </w:pPr>
+      <w:r>
+        <w:t xml:space="preserve">LinKs (noTabs)</w:t>
+      </w:r>
+    </w:p>
+    <w:p>
+      <w:pPr>
+        <w:pStyle w:val="BodyText"/>
+      </w:pPr>
+      <w:r>
+        <w:t xml:space="preserve">Extensión de Chrome ligera para guardar links de trabajo/estudio, agruparlos por tags y abrirlos rápido desde el navegador. Pensada para mi flujo diario de estudio y trabajo.</w:t>
+      </w:r>
+    </w:p>
+    <w:p>
+      <w:pPr>
+        <w:pStyle w:val="BodyText"/>
+      </w:pPr>
+      <w:r>
+        <w:t xml:space="preserve">04/2023 — 06/2023</w:t>
+      </w:r>
+    </w:p>
+    <w:p>
+      <w:pPr>
+        <w:pStyle w:val="BodyText"/>
+      </w:pPr>
+      <w:r>
+        <w:t xml:space="preserve">fmarcos.dev – Portfolio SPA con pipeline de generación de CV</w:t>
+      </w:r>
+    </w:p>
+    <w:p>
+      <w:pPr>
+        <w:pStyle w:val="BodyText"/>
+      </w:pPr>
+      <w:r>
+        <w:t xml:space="preserve">SPA profesional basada en React 19 + Vite que consume el mismo JSON Resume que alimenta el sitio, combinando Atomic Design con un componente DailyFocus que resalta prioridades. La misma data se transforma automáticamente en HTML/PDF/DOCX durante el CI usando un tema ATS propio publicado en npm (jsonresume-theme-dev-ats-es), fork personalizado con soporte español y formato de fechas estándar ATS. Los artefactos se publican desde la rama development gracias a GitHub Actions, guardando los archivos en src/generate-resume-files-by-workflow.</w:t>
+      </w:r>
+    </w:p>
+    <w:p>
+      <w:pPr>
+        <w:pStyle w:val="BodyText"/>
+      </w:pPr>
+      <w:r>
+        <w:t xml:space="preserve">05/2025 — Presente</w:t>
+      </w:r>
+    </w:p>
+    <w:p>
+      <w:pPr>
+        <w:pStyle w:val="BodyText"/>
+      </w:pPr>
+      <w:r>
+        <w:t xml:space="preserve">[</w:t>
+      </w:r>
+      <w:hyperlink r:id="rId43">
+        <w:r>
+          <w:rPr>
+            <w:rStyle w:val="Hyperlink"/>
+          </w:rPr>
+          <w:t xml:space="preserve">www.fmarcos.dev/</w:t>
+        </w:r>
+      </w:hyperlink>
+      <w:r>
+        <w:t xml:space="preserve">]</w:t>
+      </w:r>
+    </w:p>
+    <w:p>
+      <w:pPr>
+        <w:pStyle w:val="BodyText"/>
+      </w:pPr>
+      <w:r>
+        <w:t xml:space="preserve">[</w:t>
+      </w:r>
+      <w:hyperlink r:id="rId44">
+        <w:r>
+          <w:rPr>
+            <w:rStyle w:val="Hyperlink"/>
+          </w:rPr>
+          <w:t xml:space="preserve">github.com/Freddymhs/fmarcosdev.app.web</w:t>
+        </w:r>
+      </w:hyperlink>
+      <w:r>
+        <w:t xml:space="preserve">]</w:t>
+      </w:r>
+    </w:p>
+    <w:p>
+      <w:pPr>
+        <w:pStyle w:val="BodyText"/>
+      </w:pPr>
+      <w:r>
+        <w:t xml:space="preserve">AgriPlan API – NestJS + Fastify para datos agrícolas</w:t>
+      </w:r>
+    </w:p>
+    <w:p>
+      <w:pPr>
+        <w:pStyle w:val="BodyText"/>
+      </w:pPr>
+      <w:r>
+        <w:t xml:space="preserve">Backend NestJS 11 con Fastify que recolecta y normaliza datos climáticos (Open-Meteo, NASA Power), precios ODEPA, directorios curados, plaguicidas SAG y recomendaciones INIA para poblar Supabase; pensado para un Portal público para agricultores con rutinas cron de sincronización.</w:t>
+      </w:r>
+    </w:p>
+    <w:p>
+      <w:pPr>
+        <w:pStyle w:val="BodyText"/>
+      </w:pPr>
+      <w:r>
+        <w:t xml:space="preserve">02/2026 — 03/2026</w:t>
+      </w:r>
+    </w:p>
+    <w:p>
+      <w:pPr>
+        <w:pStyle w:val="BodyText"/>
+      </w:pPr>
+      <w:r>
+        <w:t xml:space="preserve">[</w:t>
+      </w:r>
+      <w:hyperlink r:id="rId45">
+        <w:r>
+          <w:rPr>
+            <w:rStyle w:val="Hyperlink"/>
+          </w:rPr>
+          <w:t xml:space="preserve">agriplan-api-nestjs-production.up.railway.app/docs</w:t>
+        </w:r>
+      </w:hyperlink>
+      <w:r>
+        <w:t xml:space="preserve">]</w:t>
+      </w:r>
+    </w:p>
+    <w:p>
+      <w:pPr>
+        <w:pStyle w:val="BodyText"/>
+      </w:pPr>
+      <w:r>
+        <w:t xml:space="preserve">[</w:t>
+      </w:r>
+      <w:hyperlink r:id="rId46">
+        <w:r>
+          <w:rPr>
+            <w:rStyle w:val="Hyperlink"/>
+          </w:rPr>
+          <w:t xml:space="preserve">github.com/Freddymhs/agriplan-api-nestjs</w:t>
+        </w:r>
+      </w:hyperlink>
+      <w:r>
+        <w:t xml:space="preserve">]</w:t>
+      </w:r>
+    </w:p>
+    <w:bookmarkEnd w:id="47"/>
+    <w:bookmarkEnd w:id="48"/>
+    <w:bookmarkEnd w:id="49"/>
     <w:sectPr/>
   </w:body>
 </w:document>
@@ -1248,6 +1763,9 @@
     <w:abstractNumId w:val="991"/>
   </w:num>
   <w:num w:numId="1005">
+    <w:abstractNumId w:val="991"/>
+  </w:num>
+  <w:num w:numId="1006">
     <w:abstractNumId w:val="991"/>
   </w:num>
 </w:numbering>

--- a/src/generate-resume-files-by-workflow/cv.docx
+++ b/src/generate-resume-files-by-workflow/cv.docx
@@ -16,7 +16,7 @@
         <w:t xml:space="preserve">Huaylla</w:t>
       </w:r>
     </w:p>
-    <w:bookmarkStart w:id="43" w:name="resume"/>
+    <w:bookmarkStart w:id="49" w:name="resume"/>
     <w:bookmarkStart w:id="24" w:name="basics"/>
     <w:bookmarkStart w:id="23" w:name="freddy-huaylla"/>
     <w:p>
@@ -32,7 +32,7 @@
         <w:pStyle w:val="FirstParagraph"/>
       </w:pPr>
       <w:r>
-        <w:t xml:space="preserve">Fullstack Developer | JavaScript/TypeScript | Flutter</w:t>
+        <w:t xml:space="preserve">Fullstack Developer | React · Next.js · Node.js · TypeScript</w:t>
       </w:r>
       <w:hyperlink r:id="rId20">
         <w:r>
@@ -77,7 +77,7 @@
         <w:pStyle w:val="FirstParagraph"/>
       </w:pPr>
       <w:r>
-        <w:t xml:space="preserve">Desarrollador Fullstack con 3 años de experiencia especializado en tecnologías JavaScript (React, Next.js, Nest.js) y Flutter. Me destaco por priorizar la usabilidad, la optimización del rendimiento y el desarrollo de interfaces. He integrado soluciones de IA generativa utilizando LangChain y participado en proyectos como ERP multiplataforma en tiempo real, software SAAS de alto rendimiento y prácticas esenciales de DevOps. Mi metodología incluye pruebas unitarias, integración continua con GitHub Actions y colaboración en equipos multidisciplinarios. Busco aplicar mi experiencia técnica en proyectos ambiciosos, seguir creciendo profesionalmente y aportar soluciones orientadas al usuario y al cliente</w:t>
+        <w:t xml:space="preserve">Desarrollador Fullstack con +5 años de experiencia en tecnologías JavaScript/TypeScript (React, Next.js, NestJS, Node.js) como stack principal. Especializado en arquitecturas escalables, APIs REST, web scraping y sistemas de automatización con IA generativa (OpenAI API). Experiencia en desarrollo de CMS con Strapi, integración WhatsApp Business y metodologías ágiles, con skills complementarias en Flutter y Python. Enfoque en optimización de performance, seguridad y experiencia del usuario.</w:t>
       </w:r>
     </w:p>
     <w:bookmarkEnd w:id="22"/>
@@ -106,10 +106,10 @@
           <w:bCs/>
           <w:b/>
         </w:rPr>
-        <w:t xml:space="preserve">Frontend Development</w:t>
-      </w:r>
-      <w:r>
-        <w:t xml:space="preserve">: React, Next.js, Flutter, TypeScript, JavaScript, Ant Design, CSS, HTML, Context API, Webpack</w:t>
+        <w:t xml:space="preserve">AI/ML Integration</w:t>
+      </w:r>
+      <w:r>
+        <w:t xml:space="preserve">: Computer Vision, OpenAI API, OpenAI Vision API, Conversational AI, OpenAi Assistant API, Image Analysis</w:t>
       </w:r>
     </w:p>
     <w:p>
@@ -128,7 +128,102 @@
         <w:t xml:space="preserve">Backend/API Development</w:t>
       </w:r>
       <w:r>
-        <w:t xml:space="preserve">: GraphQL, Apollo Server, Apollo Client, Express, Nexus, REST APIs, WebSockets, Prisma</w:t>
+        <w:t xml:space="preserve">: Express.js, NestJS, GraphQL, Apollo Server, REST APIs, WebSockets, Socket.IO, Prisma, Nexus, API-first Architecture, Zod Validation</w:t>
+      </w:r>
+    </w:p>
+    <w:p>
+      <w:pPr>
+        <w:numPr>
+          <w:ilvl w:val="0"/>
+          <w:numId w:val="1001"/>
+        </w:numPr>
+        <w:pStyle w:val="Compact"/>
+      </w:pPr>
+      <w:r>
+        <w:rPr>
+          <w:bCs/>
+          <w:b/>
+        </w:rPr>
+        <w:t xml:space="preserve">Web Scraping &amp; Automation</w:t>
+      </w:r>
+      <w:r>
+        <w:t xml:space="preserve">: Puppeteer, NestJS Scraper Architecture, Browser Pool Management, Proxy Rotation (IPRoyal), Screenshot Automation, Rate Limiting</w:t>
+      </w:r>
+    </w:p>
+    <w:p>
+      <w:pPr>
+        <w:numPr>
+          <w:ilvl w:val="0"/>
+          <w:numId w:val="1001"/>
+        </w:numPr>
+        <w:pStyle w:val="Compact"/>
+      </w:pPr>
+      <w:r>
+        <w:rPr>
+          <w:bCs/>
+          <w:b/>
+        </w:rPr>
+        <w:t xml:space="preserve">Backend Architecture</w:t>
+      </w:r>
+      <w:r>
+        <w:t xml:space="preserve">: Modular Architecture, Clean Architecture, Microservices Architecture, System Design, Swagger/OpenAPI Documentation, Error Handling Middleware</w:t>
+      </w:r>
+    </w:p>
+    <w:p>
+      <w:pPr>
+        <w:numPr>
+          <w:ilvl w:val="0"/>
+          <w:numId w:val="1001"/>
+        </w:numPr>
+        <w:pStyle w:val="Compact"/>
+      </w:pPr>
+      <w:r>
+        <w:rPr>
+          <w:bCs/>
+          <w:b/>
+        </w:rPr>
+        <w:t xml:space="preserve">Frontend Development</w:t>
+      </w:r>
+      <w:r>
+        <w:t xml:space="preserve">: React, React 18, Next.js, Next.js App Router, Tailwind CSS, TypeScript, JavaScript, Context API, Hooks Personalizados, Ant Design, Styled Components, CSS, HTML, Webpack, UI/UX Optimization, SEO Optimization, Feature Flags, React Router DOM, React i18next, React Helmet, Bootstrap</w:t>
+      </w:r>
+    </w:p>
+    <w:p>
+      <w:pPr>
+        <w:numPr>
+          <w:ilvl w:val="0"/>
+          <w:numId w:val="1001"/>
+        </w:numPr>
+        <w:pStyle w:val="Compact"/>
+      </w:pPr>
+      <w:r>
+        <w:rPr>
+          <w:bCs/>
+          <w:b/>
+        </w:rPr>
+        <w:t xml:space="preserve">CMS &amp; Content Management</w:t>
+      </w:r>
+      <w:r>
+        <w:t xml:space="preserve">: Strapi CMS, Content Modeling, Media Management, Headless CMS</w:t>
+      </w:r>
+    </w:p>
+    <w:p>
+      <w:pPr>
+        <w:numPr>
+          <w:ilvl w:val="0"/>
+          <w:numId w:val="1001"/>
+        </w:numPr>
+        <w:pStyle w:val="Compact"/>
+      </w:pPr>
+      <w:r>
+        <w:rPr>
+          <w:bCs/>
+          <w:b/>
+        </w:rPr>
+        <w:t xml:space="preserve">Database &amp; Auth</w:t>
+      </w:r>
+      <w:r>
+        <w:t xml:space="preserve">: PostgreSQL, SQLite3, Supabase, Prisma, Database Design, Google OAuth2, JWT, Session Auth</w:t>
       </w:r>
     </w:p>
     <w:p>
@@ -147,26 +242,7 @@
         <w:t xml:space="preserve">Mobile Development</w:t>
       </w:r>
       <w:r>
-        <w:t xml:space="preserve">: Flutter, Cross-platform</w:t>
-      </w:r>
-    </w:p>
-    <w:p>
-      <w:pPr>
-        <w:numPr>
-          <w:ilvl w:val="0"/>
-          <w:numId w:val="1001"/>
-        </w:numPr>
-        <w:pStyle w:val="Compact"/>
-      </w:pPr>
-      <w:r>
-        <w:rPr>
-          <w:bCs/>
-          <w:b/>
-        </w:rPr>
-        <w:t xml:space="preserve">Database &amp; Auth</w:t>
-      </w:r>
-      <w:r>
-        <w:t xml:space="preserve">: PostgreSQL, Supabase, Prisma, Database Design</w:t>
+        <w:t xml:space="preserve">: Flutter, Cross-platform, React Native, Dart Lang, Mobile Scanner, Bluetooth Print ESC/POS</w:t>
       </w:r>
     </w:p>
     <w:p>
@@ -185,7 +261,7 @@
         <w:t xml:space="preserve">Development Tools</w:t>
       </w:r>
       <w:r>
-        <w:t xml:space="preserve">: Git, GitHub Actions, CI/CD, Husky, ESLint, Prettier, Chrome DevTools, Vitest</w:t>
+        <w:t xml:space="preserve">: Git, GitHub Actions, CI/CD, ESLint, Prettier, Chrome DevTools, Vitest, Unit Testing, Testing, Performance Optimization, Husky</w:t>
       </w:r>
     </w:p>
     <w:p>
@@ -201,10 +277,10 @@
           <w:bCs/>
           <w:b/>
         </w:rPr>
-        <w:t xml:space="preserve">CMS &amp; Legacy Systems</w:t>
-      </w:r>
-      <w:r>
-        <w:t xml:space="preserve">: WordPress, PHP, jQuery</w:t>
+        <w:t xml:space="preserve">External Integrations</w:t>
+      </w:r>
+      <w:r>
+        <w:t xml:space="preserve">: Twilio API, WhatsApp Business API, Google Sheets API, AWS SQS, AWS S3, Redis Pub/Sub, API Gateway, AWS SES, AWS Lambda</w:t>
       </w:r>
     </w:p>
     <w:p>
@@ -220,10 +296,48 @@
           <w:bCs/>
           <w:b/>
         </w:rPr>
-        <w:t xml:space="preserve">Methodologies</w:t>
-      </w:r>
-      <w:r>
-        <w:t xml:space="preserve">: Agile/Scrum, JIRA, TDD, Microservices, Code Refactoring</w:t>
+        <w:t xml:space="preserve">Methodologies &amp; Patterns</w:t>
+      </w:r>
+      <w:r>
+        <w:t xml:space="preserve">: Feature Flags, Agile/Scrum, Code Refactoring, Circuit Breaker, Asynchronous Programming</w:t>
+      </w:r>
+    </w:p>
+    <w:p>
+      <w:pPr>
+        <w:numPr>
+          <w:ilvl w:val="0"/>
+          <w:numId w:val="1001"/>
+        </w:numPr>
+        <w:pStyle w:val="Compact"/>
+      </w:pPr>
+      <w:r>
+        <w:rPr>
+          <w:bCs/>
+          <w:b/>
+        </w:rPr>
+        <w:t xml:space="preserve">DevOps &amp; Infrastructure</w:t>
+      </w:r>
+      <w:r>
+        <w:t xml:space="preserve">: Docker, Monorepo</w:t>
+      </w:r>
+    </w:p>
+    <w:p>
+      <w:pPr>
+        <w:numPr>
+          <w:ilvl w:val="0"/>
+          <w:numId w:val="1001"/>
+        </w:numPr>
+        <w:pStyle w:val="Compact"/>
+      </w:pPr>
+      <w:r>
+        <w:rPr>
+          <w:bCs/>
+          <w:b/>
+        </w:rPr>
+        <w:t xml:space="preserve">Design Patterns</w:t>
+      </w:r>
+      <w:r>
+        <w:t xml:space="preserve">: Higher-Order Components (HOC), Custom Hooks, Factory Pattern, Pipe/Compose Pattern</w:t>
       </w:r>
     </w:p>
     <w:bookmarkEnd w:id="25"/>
@@ -243,6 +357,114 @@
         <w:pStyle w:val="FirstParagraph"/>
       </w:pPr>
       <w:r>
+        <w:t xml:space="preserve">Depot Group</w:t>
+      </w:r>
+    </w:p>
+    <w:p>
+      <w:pPr>
+        <w:pStyle w:val="BodyText"/>
+      </w:pPr>
+      <w:r>
+        <w:t xml:space="preserve">FrontEnd Developer / Backend Developer / Web Scraping</w:t>
+      </w:r>
+    </w:p>
+    <w:p>
+      <w:pPr>
+        <w:pStyle w:val="BodyText"/>
+      </w:pPr>
+      <w:r>
+        <w:t xml:space="preserve">07/2025 — 12/2025</w:t>
+      </w:r>
+    </w:p>
+    <w:p>
+      <w:pPr>
+        <w:numPr>
+          <w:ilvl w:val="0"/>
+          <w:numId w:val="1002"/>
+        </w:numPr>
+        <w:pStyle w:val="Compact"/>
+      </w:pPr>
+      <w:r>
+        <w:t xml:space="preserve">Diseñé un ecosistema integral de automatización, combinando un backoffice en React 18 (con Zustand para estado global eficiente, Zod para validación de schemas y shadcn/ui para componentes UI modernos) con un API backend en NestJS. Este sistema, integrado con Strapi CMS y Google Sheets API, gestiona usuarios, visualiza solicitudes, automatiza búsquedas industriales y genera reportes dinámicos.</w:t>
+      </w:r>
+    </w:p>
+    <w:p>
+      <w:pPr>
+        <w:numPr>
+          <w:ilvl w:val="0"/>
+          <w:numId w:val="1002"/>
+        </w:numPr>
+        <w:pStyle w:val="Compact"/>
+      </w:pPr>
+      <w:r>
+        <w:t xml:space="preserve">Desarrollé un backoffice administrativo con Strapi CMS y React 18, integrando módulos UI avanzados (shadcn/ui), gestión de estado con Zustand y validación estricta con Zod. Permite manejar usuarios internos/externos, visualizar solicitudes en tiempo real, seguimiento personalizado y mensajería masiva vía API REST.</w:t>
+      </w:r>
+    </w:p>
+    <w:p>
+      <w:pPr>
+        <w:numPr>
+          <w:ilvl w:val="0"/>
+          <w:numId w:val="1002"/>
+        </w:numPr>
+        <w:pStyle w:val="Compact"/>
+      </w:pPr>
+      <w:r>
+        <w:t xml:space="preserve">En el API desarrollé la automatización de búsquedas industriales internas y habilitar registro de clientes, priorizando un almacenamiento para una BD PostgreSQL para futuro control operativo y visualización.</w:t>
+      </w:r>
+    </w:p>
+    <w:p>
+      <w:pPr>
+        <w:numPr>
+          <w:ilvl w:val="0"/>
+          <w:numId w:val="1002"/>
+        </w:numPr>
+        <w:pStyle w:val="Compact"/>
+      </w:pPr>
+      <w:r>
+        <w:t xml:space="preserve">El chatbot, integrado con Twilio, WhatsApp Empresarial y OpenAI Assistant API v2, automatiza consultas de repuestos industriales. Utiliza un scrapper que activa la API REST, evaluando si la información es reciente o si se debe scrapear nuevamente. Incluye seis funciones personalizadas, una lógica conversacional avanzada anti-prompt injection, y un template corporativo, con clean threads y una optimización eficiente de tokens, logrando un flujo ágil y económico.</w:t>
+      </w:r>
+    </w:p>
+    <w:p>
+      <w:pPr>
+        <w:numPr>
+          <w:ilvl w:val="0"/>
+          <w:numId w:val="1002"/>
+        </w:numPr>
+        <w:pStyle w:val="Compact"/>
+      </w:pPr>
+      <w:r>
+        <w:t xml:space="preserve">Integré Twilio WhatsApp Business API con webhooks robustos y botones interactivos, junto a Socket.IO para comunicación en tiempo real, evitando fallos de conectividad y escalando mensajería empresarial masiva.</w:t>
+      </w:r>
+    </w:p>
+    <w:p>
+      <w:pPr>
+        <w:numPr>
+          <w:ilvl w:val="0"/>
+          <w:numId w:val="1002"/>
+        </w:numPr>
+        <w:pStyle w:val="Compact"/>
+      </w:pPr>
+      <w:r>
+        <w:t xml:space="preserve">Arquitecté microservicios con connection pooling, health monitoring y proxy rotation (IPRoyal), gestionando pools de navegadores Puppeteer concurrentes para scraping eficiente y evitando bloqueos en portales industriales.</w:t>
+      </w:r>
+    </w:p>
+    <w:p>
+      <w:pPr>
+        <w:numPr>
+          <w:ilvl w:val="0"/>
+          <w:numId w:val="1002"/>
+        </w:numPr>
+        <w:pStyle w:val="Compact"/>
+      </w:pPr>
+      <w:r>
+        <w:t xml:space="preserve">Implementé scraper en NestJS con Puppeteer y OpenAI Vision API, extrayendo datos automatizados de portales industriales con manejo de pools concurrentes, integrando API REST para validación de 'recientes' y escalabilidad.</w:t>
+      </w:r>
+    </w:p>
+    <w:p>
+      <w:pPr>
+        <w:pStyle w:val="FirstParagraph"/>
+      </w:pPr>
+      <w:r>
         <w:t xml:space="preserve">JL LTDA.</w:t>
       </w:r>
     </w:p>
@@ -259,67 +481,103 @@
         <w:pStyle w:val="BodyText"/>
       </w:pPr>
       <w:r>
-        <w:t xml:space="preserve">abr. 2024 — dic. 2024</w:t>
-      </w:r>
-    </w:p>
-    <w:p>
-      <w:pPr>
-        <w:numPr>
-          <w:ilvl w:val="0"/>
-          <w:numId w:val="1002"/>
-        </w:numPr>
-        <w:pStyle w:val="Compact"/>
-      </w:pPr>
-      <w:r>
-        <w:t xml:space="preserve">Desarrollo de aplicaciones multiplataforma con Flutter, asegurando experiencia de usuario consistente y rendimiento optimizado mediante integración con APIs GraphQL</w:t>
-      </w:r>
-    </w:p>
-    <w:p>
-      <w:pPr>
-        <w:numPr>
-          <w:ilvl w:val="0"/>
-          <w:numId w:val="1002"/>
-        </w:numPr>
-        <w:pStyle w:val="Compact"/>
-      </w:pPr>
-      <w:r>
-        <w:t xml:space="preserve">Diseño y optimización de APIs GraphQL respaldadas por PostgreSQL para manejo eficiente de datos</w:t>
-      </w:r>
-    </w:p>
-    <w:p>
-      <w:pPr>
-        <w:numPr>
-          <w:ilvl w:val="0"/>
-          <w:numId w:val="1002"/>
-        </w:numPr>
-        <w:pStyle w:val="Compact"/>
-      </w:pPr>
-      <w:r>
-        <w:t xml:space="preserve">Integración de Supabase para autenticación segura y gestión de usuarios</w:t>
-      </w:r>
-    </w:p>
-    <w:p>
-      <w:pPr>
-        <w:numPr>
-          <w:ilvl w:val="0"/>
-          <w:numId w:val="1002"/>
-        </w:numPr>
-        <w:pStyle w:val="Compact"/>
-      </w:pPr>
-      <w:r>
-        <w:t xml:space="preserve">Implementación de WebSockets para comunicación bidireccional en tiempo real, soportando múltiples conexiones simultáneas y visualización de información en vivo</w:t>
-      </w:r>
-    </w:p>
-    <w:p>
-      <w:pPr>
-        <w:numPr>
-          <w:ilvl w:val="0"/>
-          <w:numId w:val="1002"/>
-        </w:numPr>
-        <w:pStyle w:val="Compact"/>
-      </w:pPr>
-      <w:r>
-        <w:t xml:space="preserve">Automatización de pipelines CI/CD con GitHub Actions para deployment continuo y despliegues ágiles</w:t>
+        <w:t xml:space="preserve">04/2024 — 01/2025</w:t>
+      </w:r>
+    </w:p>
+    <w:p>
+      <w:pPr>
+        <w:numPr>
+          <w:ilvl w:val="0"/>
+          <w:numId w:val="1003"/>
+        </w:numPr>
+        <w:pStyle w:val="Compact"/>
+      </w:pPr>
+      <w:r>
+        <w:t xml:space="preserve">Diseñé un ecosistema POS multiplataforma completo en Flutter con backend GraphQL en Nexus y PostgreSQL, integrando microservicios NestJS y Supabase para autenticación, sincronización en tiempo real y reportes empresariales. Este sistema gestiona inventarios con alertas automáticas, 9 roles granulares, ventas con hardware POS y actualizaciones instantáneas vía WebSockets, optimizando operaciones retail con escalabilidad, sincronización automática y ROI mediante CI/CD automatizado.</w:t>
+      </w:r>
+    </w:p>
+    <w:p>
+      <w:pPr>
+        <w:numPr>
+          <w:ilvl w:val="0"/>
+          <w:numId w:val="1003"/>
+        </w:numPr>
+        <w:pStyle w:val="Compact"/>
+      </w:pPr>
+      <w:r>
+        <w:t xml:space="preserve">Desarrollé sistema POS Flutter multiplataforma con integración de hardware como escáneres de códigos de barras e impresoras térmicas Bluetooth ESC/POS, asegurando ventas fluidas y compatibilidad cross-device para Android, iOS y PWA.</w:t>
+      </w:r>
+    </w:p>
+    <w:p>
+      <w:pPr>
+        <w:numPr>
+          <w:ilvl w:val="0"/>
+          <w:numId w:val="1003"/>
+        </w:numPr>
+        <w:pStyle w:val="Compact"/>
+      </w:pPr>
+      <w:r>
+        <w:t xml:space="preserve">Implementé backend GraphQL especializado con Nexus y PostgreSQL, definiendo 9 roles empresariales granulares (Gerente, Cajero, Bodega, Analista, Promotor, etc.) con permisos específicos por funcionalidad, garantizando seguridad y control operativo preciso.</w:t>
+      </w:r>
+    </w:p>
+    <w:p>
+      <w:pPr>
+        <w:numPr>
+          <w:ilvl w:val="0"/>
+          <w:numId w:val="1003"/>
+        </w:numPr>
+        <w:pStyle w:val="Compact"/>
+      </w:pPr>
+      <w:r>
+        <w:t xml:space="preserve">Desarrollé arquitectura de microservicios con GraphQL Subscriptions y WebSockets para comunicación en tiempo real, habilitando actualizaciones instantáneas de inventario, ventas y alertas de stock crítico, evitando inconsistencias en entornos distribuidos.</w:t>
+      </w:r>
+    </w:p>
+    <w:p>
+      <w:pPr>
+        <w:numPr>
+          <w:ilvl w:val="0"/>
+          <w:numId w:val="1003"/>
+        </w:numPr>
+        <w:pStyle w:val="Compact"/>
+      </w:pPr>
+      <w:r>
+        <w:t xml:space="preserve">Implementé sistema avanzado de inventario con gestión de fechas de vencimiento, categorías, ubicaciones, proveedores y alertas automáticas de reposición integradas con códigos de barras, optimizando rotación de stock y reduciendo pérdidas.</w:t>
+      </w:r>
+    </w:p>
+    <w:p>
+      <w:pPr>
+        <w:numPr>
+          <w:ilvl w:val="0"/>
+          <w:numId w:val="1003"/>
+        </w:numPr>
+        <w:pStyle w:val="Compact"/>
+      </w:pPr>
+      <w:r>
+        <w:t xml:space="preserve">Desarrollé microservicio independiente en NestJS para generación de reportes empresariales en PDF/CSV con arquitectura limpia, escalable para volúmenes altos y exportación rápida.</w:t>
+      </w:r>
+    </w:p>
+    <w:p>
+      <w:pPr>
+        <w:numPr>
+          <w:ilvl w:val="0"/>
+          <w:numId w:val="1003"/>
+        </w:numPr>
+        <w:pStyle w:val="Compact"/>
+      </w:pPr>
+      <w:r>
+        <w:t xml:space="preserve">Integré Supabase para autenticación OAuth con Google Sign-In, almacenamiento en tiempo real y sincronización automática entre dispositivos móviles y web, junto a pipeline CI/CD con GitHub Actions para deployments multiplataforma y versionado remoto eficiente.</w:t>
+      </w:r>
+    </w:p>
+    <w:p>
+      <w:pPr>
+        <w:numPr>
+          <w:ilvl w:val="0"/>
+          <w:numId w:val="1003"/>
+        </w:numPr>
+        <w:pStyle w:val="Compact"/>
+      </w:pPr>
+      <w:r>
+        <w:t xml:space="preserve">Implementé AWS lambda generacion de Reportes y almacenamiento en S3, optimizando costos y escalabilidad para generación de reportes empresariales bajo demanda, con integración de notificaciones por email al finalizar el proceso.</w:t>
       </w:r>
     </w:p>
     <w:p>
@@ -335,87 +593,99 @@
         <w:pStyle w:val="BodyText"/>
       </w:pPr>
       <w:r>
-        <w:t xml:space="preserve">Support/Fullstack</w:t>
-      </w:r>
-    </w:p>
-    <w:p>
-      <w:pPr>
-        <w:pStyle w:val="BodyText"/>
-      </w:pPr>
-      <w:r>
-        <w:t xml:space="preserve">feb. 2021 — mar. 2024</w:t>
-      </w:r>
-    </w:p>
-    <w:p>
-      <w:pPr>
-        <w:numPr>
-          <w:ilvl w:val="0"/>
-          <w:numId w:val="1003"/>
-        </w:numPr>
-        <w:pStyle w:val="Compact"/>
-      </w:pPr>
-      <w:r>
-        <w:t xml:space="preserve">Desarrollo de interfaces con React 18 + Next.js 13 (App Router)</w:t>
-      </w:r>
-    </w:p>
-    <w:p>
-      <w:pPr>
-        <w:numPr>
-          <w:ilvl w:val="0"/>
-          <w:numId w:val="1003"/>
-        </w:numPr>
-        <w:pStyle w:val="Compact"/>
-      </w:pPr>
-      <w:r>
-        <w:t xml:space="preserve">Refactorización de class components a functional components</w:t>
-      </w:r>
-    </w:p>
-    <w:p>
-      <w:pPr>
-        <w:numPr>
-          <w:ilvl w:val="0"/>
-          <w:numId w:val="1003"/>
-        </w:numPr>
-        <w:pStyle w:val="Compact"/>
-      </w:pPr>
-      <w:r>
-        <w:t xml:space="preserve">Gestión de estado global y datos: Uso de Apollo Client con Optimistic UI y normalización de caché GraphQL, complementado con Context API + useReducer.</w:t>
-      </w:r>
-    </w:p>
-    <w:p>
-      <w:pPr>
-        <w:numPr>
-          <w:ilvl w:val="0"/>
-          <w:numId w:val="1003"/>
-        </w:numPr>
-        <w:pStyle w:val="Compact"/>
-      </w:pPr>
-      <w:r>
-        <w:t xml:space="preserve">Creación de componentes reutilizables usando Ant Design y Klog Design System interno</w:t>
-      </w:r>
-    </w:p>
-    <w:p>
-      <w:pPr>
-        <w:numPr>
-          <w:ilvl w:val="0"/>
-          <w:numId w:val="1003"/>
-        </w:numPr>
-        <w:pStyle w:val="Compact"/>
-      </w:pPr>
-      <w:r>
-        <w:t xml:space="preserve">Implementación de capa de seguridad para gestión de feature flags y protección de datos con encriptación de extremo a extremo.</w:t>
-      </w:r>
-    </w:p>
-    <w:p>
-      <w:pPr>
-        <w:numPr>
-          <w:ilvl w:val="0"/>
-          <w:numId w:val="1003"/>
-        </w:numPr>
-        <w:pStyle w:val="Compact"/>
-      </w:pPr>
-      <w:r>
-        <w:t xml:space="preserve">Debugging y optimización de código backend, Aceleración de carga de consultas a la BD y procesos JS, identificando dependencias críticas con Chrome DevTools Profiler.</w:t>
+        <w:t xml:space="preserve">Fullstack Developer &amp; Technical Support</w:t>
+      </w:r>
+    </w:p>
+    <w:p>
+      <w:pPr>
+        <w:pStyle w:val="BodyText"/>
+      </w:pPr>
+      <w:r>
+        <w:t xml:space="preserve">02/2021 — 03/2024</w:t>
+      </w:r>
+    </w:p>
+    <w:p>
+      <w:pPr>
+        <w:numPr>
+          <w:ilvl w:val="0"/>
+          <w:numId w:val="1004"/>
+        </w:numPr>
+        <w:pStyle w:val="Compact"/>
+      </w:pPr>
+      <w:r>
+        <w:t xml:space="preserve">Desarrollé y mantuve una plataforma SaaS de logística marítima en React 18 y Next.js 13, creando componentes reutilizables sobre el design system interno (@klog/klog-design + Ant Design) para acelerar la evolución del producto. Mi trabajo integró frontend, soporte técnico y mejoras continuas orientadas a escalabilidad, mantenibilidad y entrega de valor al negocio.</w:t>
+      </w:r>
+    </w:p>
+    <w:p>
+      <w:pPr>
+        <w:numPr>
+          <w:ilvl w:val="0"/>
+          <w:numId w:val="1004"/>
+        </w:numPr>
+        <w:pStyle w:val="Compact"/>
+      </w:pPr>
+      <w:r>
+        <w:t xml:space="preserve">Implementé una arquitectura de estado con Apollo Client y GraphQL en CSR, aplicando Optimistic UI, normalización de caché y re-fetching para lograr una experiencia más fluida y consistente. También construí queries y mutations mixtas conectando front y backend GraphQL, complementadas con Context API + useReducer para manejar estado local complejo.</w:t>
+      </w:r>
+    </w:p>
+    <w:p>
+      <w:pPr>
+        <w:numPr>
+          <w:ilvl w:val="0"/>
+          <w:numId w:val="1004"/>
+        </w:numPr>
+        <w:pStyle w:val="Compact"/>
+      </w:pPr>
+      <w:r>
+        <w:t xml:space="preserve">Migré class components legacy a functional components con hooks personalizados, mejorando la calidad del código base y facilitando su mantenimiento a largo plazo. Esta evolución permitió modernizar el frontend sin romper flujos existentes ni afectar la continuidad operativa.</w:t>
+      </w:r>
+    </w:p>
+    <w:p>
+      <w:pPr>
+        <w:numPr>
+          <w:ilvl w:val="0"/>
+          <w:numId w:val="1004"/>
+        </w:numPr>
+        <w:pStyle w:val="Compact"/>
+      </w:pPr>
+      <w:r>
+        <w:t xml:space="preserve">Implementé una capa de seguridad para feature flags mediante encriptación del valor de flags en backend y frontend usando crypto, evitando exponer nombres de funciones y permisos por usuario en peticiones GraphQL visibles. Este enfoque reforzó la protección de lógica sensible y redujo riesgos de acceso indebido.</w:t>
+      </w:r>
+    </w:p>
+    <w:p>
+      <w:pPr>
+        <w:numPr>
+          <w:ilvl w:val="0"/>
+          <w:numId w:val="1004"/>
+        </w:numPr>
+        <w:pStyle w:val="Compact"/>
+      </w:pPr>
+      <w:r>
+        <w:t xml:space="preserve">Implementé visibilidad de nuevas secciones basada en roles y permisos de usuario con casbin, desarrollando componentes React asociados y lógica de control de acceso en frontend. Esto permitió habilitar experiencias diferenciadas según perfil, manteniendo orden y trazabilidad en la plataforma.</w:t>
+      </w:r>
+    </w:p>
+    <w:p>
+      <w:pPr>
+        <w:numPr>
+          <w:ilvl w:val="0"/>
+          <w:numId w:val="1004"/>
+        </w:numPr>
+        <w:pStyle w:val="Compact"/>
+      </w:pPr>
+      <w:r>
+        <w:t xml:space="preserve">Resolví bugs críticos en el módulo de tracking de cargas marítimas, depurando coordenadas lat/long incorrectas que afectaban la visualización en mapa de seguimiento en tiempo real con google-map-react. Además, ejecuté mejoras iterativas en el módulo de reportes, corrigiendo formatos y agregando columnas según requerimientos del negocio logístico.</w:t>
+      </w:r>
+    </w:p>
+    <w:p>
+      <w:pPr>
+        <w:numPr>
+          <w:ilvl w:val="0"/>
+          <w:numId w:val="1004"/>
+        </w:numPr>
+        <w:pStyle w:val="Compact"/>
+      </w:pPr>
+      <w:r>
+        <w:t xml:space="preserve">Optimicé performance frontend con Chrome DevTools Profiler, identificando cuellos de botella en re-renders y aplicando buenas prácticas de calidad con ESLint, Prettier, Husky y GitHub Actions CI. También brindé soporte técnico a usuarios internos y empresariales, resolviendo incidencias funcionales con foco en continuidad del servicio.</w:t>
       </w:r>
     </w:p>
     <w:p>
@@ -439,91 +709,91 @@
         <w:pStyle w:val="BodyText"/>
       </w:pPr>
       <w:r>
-        <w:t xml:space="preserve">jun. 2020 — ene. 2021</w:t>
-      </w:r>
-    </w:p>
-    <w:p>
-      <w:pPr>
-        <w:numPr>
-          <w:ilvl w:val="0"/>
-          <w:numId w:val="1004"/>
-        </w:numPr>
-        <w:pStyle w:val="Compact"/>
-      </w:pPr>
-      <w:r>
-        <w:t xml:space="preserve">Personalización de módulos WordPress usando PHP para adaptarlos a requerimientos específicos</w:t>
-      </w:r>
-    </w:p>
-    <w:p>
-      <w:pPr>
-        <w:numPr>
-          <w:ilvl w:val="0"/>
-          <w:numId w:val="1004"/>
-        </w:numPr>
-        <w:pStyle w:val="Compact"/>
-      </w:pPr>
-      <w:r>
-        <w:t xml:space="preserve">Mejora de interfaces de usuario con CSS para clientes del sector farmacéutico</w:t>
-      </w:r>
-    </w:p>
-    <w:p>
-      <w:pPr>
-        <w:numPr>
-          <w:ilvl w:val="0"/>
-          <w:numId w:val="1004"/>
-        </w:numPr>
-        <w:pStyle w:val="Compact"/>
-      </w:pPr>
-      <w:r>
-        <w:t xml:space="preserve">Gestión e implementación de campañas publicitarias mediante desarrollo frontend</w:t>
-      </w:r>
-    </w:p>
-    <w:p>
-      <w:pPr>
-        <w:numPr>
-          <w:ilvl w:val="0"/>
-          <w:numId w:val="1004"/>
-        </w:numPr>
-        <w:pStyle w:val="Compact"/>
-      </w:pPr>
-      <w:r>
-        <w:t xml:space="preserve">Participación en proyectos con React y Angular para desarrollo de funcionalidades avanzadas</w:t>
-      </w:r>
-    </w:p>
-    <w:p>
-      <w:pPr>
-        <w:numPr>
-          <w:ilvl w:val="0"/>
-          <w:numId w:val="1004"/>
-        </w:numPr>
-        <w:pStyle w:val="Compact"/>
-      </w:pPr>
-      <w:r>
-        <w:t xml:space="preserve">Trabajo bajo metodologías ágiles utilizando JIRA para gestión de tareas</w:t>
-      </w:r>
-    </w:p>
-    <w:p>
-      <w:pPr>
-        <w:numPr>
-          <w:ilvl w:val="0"/>
-          <w:numId w:val="1004"/>
-        </w:numPr>
-        <w:pStyle w:val="Compact"/>
-      </w:pPr>
-      <w:r>
-        <w:t xml:space="preserve">Optimización de rendimiento frontend en sitios WordPress</w:t>
-      </w:r>
-    </w:p>
-    <w:p>
-      <w:pPr>
-        <w:numPr>
-          <w:ilvl w:val="0"/>
-          <w:numId w:val="1004"/>
-        </w:numPr>
-        <w:pStyle w:val="Compact"/>
-      </w:pPr>
-      <w:r>
-        <w:t xml:space="preserve">Colaboración con equipos multidisciplinarios para implementación de features</w:t>
+        <w:t xml:space="preserve">06/2020 — 01/2021</w:t>
+      </w:r>
+    </w:p>
+    <w:p>
+      <w:pPr>
+        <w:numPr>
+          <w:ilvl w:val="0"/>
+          <w:numId w:val="1005"/>
+        </w:numPr>
+        <w:pStyle w:val="Compact"/>
+      </w:pPr>
+      <w:r>
+        <w:t xml:space="preserve">Diseñé y desarrollé soluciones frontend personalizadas para el sector farmacéutico, combinando WordPress, PHP, HTML, CSS y JavaScript para adaptar sitios y funcionalidades a requerimientos específicos del negocio. Enfocado en UI/UX y performance, contribuí a mejorar la experiencia del cliente final, la usabilidad y la presencia online de los clientes.</w:t>
+      </w:r>
+    </w:p>
+    <w:p>
+      <w:pPr>
+        <w:numPr>
+          <w:ilvl w:val="0"/>
+          <w:numId w:val="1005"/>
+        </w:numPr>
+        <w:pStyle w:val="Compact"/>
+      </w:pPr>
+      <w:r>
+        <w:t xml:space="preserve">Desarrollé y personalicé temas y plugins WordPress, implementando funcionalidades a medida para resolver necesidades concretas del sector farmacéutico sin comprometer la estabilidad del sitio. Este enfoque permitió mantener una base flexible y escalable para futuras evoluciones del producto.</w:t>
+      </w:r>
+    </w:p>
+    <w:p>
+      <w:pPr>
+        <w:numPr>
+          <w:ilvl w:val="0"/>
+          <w:numId w:val="1005"/>
+        </w:numPr>
+        <w:pStyle w:val="Compact"/>
+      </w:pPr>
+      <w:r>
+        <w:t xml:space="preserve">Implementé mejoras de UI/UX en interfaces de usuario, optimizando la experiencia de navegación y elevando la usabilidad de las aplicaciones. Apliqué criterios de diseño orientados a conversión y claridad visual para mejorar la interacción del usuario final.</w:t>
+      </w:r>
+    </w:p>
+    <w:p>
+      <w:pPr>
+        <w:numPr>
+          <w:ilvl w:val="0"/>
+          <w:numId w:val="1005"/>
+        </w:numPr>
+        <w:pStyle w:val="Compact"/>
+      </w:pPr>
+      <w:r>
+        <w:t xml:space="preserve">Optimicé el performance frontend en sitios WordPress, reduciendo tiempos de carga y mejorando el posicionamiento SEO. Estas mejoras aportaron una experiencia más rápida y eficiente, con impacto directo en visibilidad y retención.</w:t>
+      </w:r>
+    </w:p>
+    <w:p>
+      <w:pPr>
+        <w:numPr>
+          <w:ilvl w:val="0"/>
+          <w:numId w:val="1005"/>
+        </w:numPr>
+        <w:pStyle w:val="Compact"/>
+      </w:pPr>
+      <w:r>
+        <w:t xml:space="preserve">Gestioné e implementé campañas publicitarias digitales mediante desarrollo frontend personalizado, fortaleciendo la presencia online de clientes y apoyando objetivos de crecimiento comercial. Alineé la implementación técnica con necesidades de marketing y comunicación.</w:t>
+      </w:r>
+    </w:p>
+    <w:p>
+      <w:pPr>
+        <w:numPr>
+          <w:ilvl w:val="0"/>
+          <w:numId w:val="1005"/>
+        </w:numPr>
+        <w:pStyle w:val="Compact"/>
+      </w:pPr>
+      <w:r>
+        <w:t xml:space="preserve">Contribuí en proyectos con React y Angular, desarrollando componentes reutilizables y funcionalidades avanzadas que facilitaron la escalabilidad de las interfaces. Este trabajo permitió mantener consistencia visual y acelerar entregas futuras.</w:t>
+      </w:r>
+    </w:p>
+    <w:p>
+      <w:pPr>
+        <w:numPr>
+          <w:ilvl w:val="0"/>
+          <w:numId w:val="1005"/>
+        </w:numPr>
+        <w:pStyle w:val="Compact"/>
+      </w:pPr>
+      <w:r>
+        <w:t xml:space="preserve">Colaboré con equipos multidisciplinarios bajo metodologías ágiles, utilizando JIRA para organizar tareas, priorizar entregas y asegurar seguimiento eficiente del trabajo. También mantuve y resolví issues técnicos en sitios WordPress existentes, garantizando estabilidad y continuidad del servicio.</w:t>
       </w:r>
     </w:p>
     <w:bookmarkEnd w:id="27"/>
@@ -567,7 +837,7 @@
         <w:pStyle w:val="BodyText"/>
       </w:pPr>
       <w:r>
-        <w:t xml:space="preserve">mar. 2017 — dic. 2019</w:t>
+        <w:t xml:space="preserve">03/2017 — 12/2019</w:t>
       </w:r>
     </w:p>
     <w:bookmarkEnd w:id="29"/>
@@ -677,7 +947,7 @@
         <w:pStyle w:val="BodyText"/>
       </w:pPr>
       <w:r>
-        <w:t xml:space="preserve">Webiste</w:t>
+        <w:t xml:space="preserve">website</w:t>
       </w:r>
     </w:p>
     <w:p>
@@ -748,7 +1018,7 @@
       <w:pPr>
         <w:numPr>
           <w:ilvl w:val="0"/>
-          <w:numId w:val="1005"/>
+          <w:numId w:val="1006"/>
         </w:numPr>
         <w:pStyle w:val="Compact"/>
       </w:pPr>
@@ -757,20 +1027,20 @@
           <w:bCs/>
           <w:b/>
         </w:rPr>
-        <w:t xml:space="preserve">Curso-de-ECMAScript-6+</w:t>
+        <w:t xml:space="preserve">Introduction to Model Context Protocol</w:t>
       </w:r>
       <w:r>
         <w:t xml:space="preserve"> </w:t>
       </w:r>
       <w:r>
-        <w:t xml:space="preserve">: Platzi</w:t>
-      </w:r>
-    </w:p>
-    <w:p>
-      <w:pPr>
-        <w:numPr>
-          <w:ilvl w:val="0"/>
-          <w:numId w:val="1005"/>
+        <w:t xml:space="preserve">: Anthropic</w:t>
+      </w:r>
+    </w:p>
+    <w:p>
+      <w:pPr>
+        <w:numPr>
+          <w:ilvl w:val="0"/>
+          <w:numId w:val="1006"/>
         </w:numPr>
         <w:pStyle w:val="Compact"/>
       </w:pPr>
@@ -779,20 +1049,20 @@
           <w:bCs/>
           <w:b/>
         </w:rPr>
-        <w:t xml:space="preserve">JavaScript-avanzado:-Expresiones-regulares</w:t>
+        <w:t xml:space="preserve">Claude Code in Action</w:t>
       </w:r>
       <w:r>
         <w:t xml:space="preserve"> </w:t>
       </w:r>
       <w:r>
-        <w:t xml:space="preserve">: LinkedIn Learning</w:t>
-      </w:r>
-    </w:p>
-    <w:p>
-      <w:pPr>
-        <w:numPr>
-          <w:ilvl w:val="0"/>
-          <w:numId w:val="1005"/>
+        <w:t xml:space="preserve">: Anthropic</w:t>
+      </w:r>
+    </w:p>
+    <w:p>
+      <w:pPr>
+        <w:numPr>
+          <w:ilvl w:val="0"/>
+          <w:numId w:val="1006"/>
         </w:numPr>
         <w:pStyle w:val="Compact"/>
       </w:pPr>
@@ -801,20 +1071,20 @@
           <w:bCs/>
           <w:b/>
         </w:rPr>
-        <w:t xml:space="preserve">Node.js-esencial</w:t>
+        <w:t xml:space="preserve">AI Fluency</w:t>
       </w:r>
       <w:r>
         <w:t xml:space="preserve"> </w:t>
       </w:r>
       <w:r>
-        <w:t xml:space="preserve">: LinkedIn Learning</w:t>
-      </w:r>
-    </w:p>
-    <w:p>
-      <w:pPr>
-        <w:numPr>
-          <w:ilvl w:val="0"/>
-          <w:numId w:val="1005"/>
+        <w:t xml:space="preserve">: Anthropic</w:t>
+      </w:r>
+    </w:p>
+    <w:p>
+      <w:pPr>
+        <w:numPr>
+          <w:ilvl w:val="0"/>
+          <w:numId w:val="1006"/>
         </w:numPr>
         <w:pStyle w:val="Compact"/>
       </w:pPr>
@@ -823,7 +1093,7 @@
           <w:bCs/>
           <w:b/>
         </w:rPr>
-        <w:t xml:space="preserve">Javascript-avanzado:-Buenas-Practicas</w:t>
+        <w:t xml:space="preserve">Node.js esencial</w:t>
       </w:r>
       <w:r>
         <w:t xml:space="preserve"> </w:t>
@@ -836,7 +1106,7 @@
       <w:pPr>
         <w:numPr>
           <w:ilvl w:val="0"/>
-          <w:numId w:val="1005"/>
+          <w:numId w:val="1006"/>
         </w:numPr>
         <w:pStyle w:val="Compact"/>
       </w:pPr>
@@ -845,7 +1115,7 @@
           <w:bCs/>
           <w:b/>
         </w:rPr>
-        <w:t xml:space="preserve">Fundamentos-big-data-tecnicas</w:t>
+        <w:t xml:space="preserve">Javascript avanzado: Buenas Practicas</w:t>
       </w:r>
       <w:r>
         <w:t xml:space="preserve"> </w:t>
@@ -858,7 +1128,7 @@
       <w:pPr>
         <w:numPr>
           <w:ilvl w:val="0"/>
-          <w:numId w:val="1005"/>
+          <w:numId w:val="1006"/>
         </w:numPr>
         <w:pStyle w:val="Compact"/>
       </w:pPr>
@@ -867,20 +1137,20 @@
           <w:bCs/>
           <w:b/>
         </w:rPr>
-        <w:t xml:space="preserve">Fundamentos-de-big-data:-Técnicas-y-conceptos</w:t>
+        <w:t xml:space="preserve">Curso de ECMAScript 6+</w:t>
       </w:r>
       <w:r>
         <w:t xml:space="preserve"> </w:t>
       </w:r>
       <w:r>
-        <w:t xml:space="preserve">: LinkedIn Learning</w:t>
-      </w:r>
-    </w:p>
-    <w:p>
-      <w:pPr>
-        <w:numPr>
-          <w:ilvl w:val="0"/>
-          <w:numId w:val="1005"/>
+        <w:t xml:space="preserve">: Platzi</w:t>
+      </w:r>
+    </w:p>
+    <w:p>
+      <w:pPr>
+        <w:numPr>
+          <w:ilvl w:val="0"/>
+          <w:numId w:val="1006"/>
         </w:numPr>
         <w:pStyle w:val="Compact"/>
       </w:pPr>
@@ -889,20 +1159,20 @@
           <w:bCs/>
           <w:b/>
         </w:rPr>
-        <w:t xml:space="preserve">Desarrollo-de-Apps</w:t>
+        <w:t xml:space="preserve">JavaScript avanzado: Expresiones regulares</w:t>
       </w:r>
       <w:r>
         <w:t xml:space="preserve"> </w:t>
       </w:r>
       <w:r>
-        <w:t xml:space="preserve">: Google Actívate</w:t>
-      </w:r>
-    </w:p>
-    <w:p>
-      <w:pPr>
-        <w:numPr>
-          <w:ilvl w:val="0"/>
-          <w:numId w:val="1005"/>
+        <w:t xml:space="preserve">: LinkedIn Learning</w:t>
+      </w:r>
+    </w:p>
+    <w:p>
+      <w:pPr>
+        <w:numPr>
+          <w:ilvl w:val="0"/>
+          <w:numId w:val="1006"/>
         </w:numPr>
         <w:pStyle w:val="Compact"/>
       </w:pPr>
@@ -911,7 +1181,95 @@
           <w:bCs/>
           <w:b/>
         </w:rPr>
-        <w:t xml:space="preserve">Cloud-Computing</w:t>
+        <w:t xml:space="preserve">Fundamentos big data tecnicas</w:t>
+      </w:r>
+      <w:r>
+        <w:t xml:space="preserve"> </w:t>
+      </w:r>
+      <w:r>
+        <w:t xml:space="preserve">: LinkedIn Learning</w:t>
+      </w:r>
+    </w:p>
+    <w:p>
+      <w:pPr>
+        <w:numPr>
+          <w:ilvl w:val="0"/>
+          <w:numId w:val="1006"/>
+        </w:numPr>
+        <w:pStyle w:val="Compact"/>
+      </w:pPr>
+      <w:r>
+        <w:rPr>
+          <w:bCs/>
+          <w:b/>
+        </w:rPr>
+        <w:t xml:space="preserve">SCRUM roles</w:t>
+      </w:r>
+      <w:r>
+        <w:t xml:space="preserve"> </w:t>
+      </w:r>
+      <w:r>
+        <w:t xml:space="preserve">: LinkedIn Learning</w:t>
+      </w:r>
+    </w:p>
+    <w:p>
+      <w:pPr>
+        <w:numPr>
+          <w:ilvl w:val="0"/>
+          <w:numId w:val="1006"/>
+        </w:numPr>
+        <w:pStyle w:val="Compact"/>
+      </w:pPr>
+      <w:r>
+        <w:rPr>
+          <w:bCs/>
+          <w:b/>
+        </w:rPr>
+        <w:t xml:space="preserve">introduccion basico IA</w:t>
+      </w:r>
+      <w:r>
+        <w:t xml:space="preserve"> </w:t>
+      </w:r>
+      <w:r>
+        <w:t xml:space="preserve">: Google Actívate</w:t>
+      </w:r>
+    </w:p>
+    <w:p>
+      <w:pPr>
+        <w:numPr>
+          <w:ilvl w:val="0"/>
+          <w:numId w:val="1006"/>
+        </w:numPr>
+        <w:pStyle w:val="Compact"/>
+      </w:pPr>
+      <w:r>
+        <w:rPr>
+          <w:bCs/>
+          <w:b/>
+        </w:rPr>
+        <w:t xml:space="preserve">Cloud Computing</w:t>
+      </w:r>
+      <w:r>
+        <w:t xml:space="preserve"> </w:t>
+      </w:r>
+      <w:r>
+        <w:t xml:space="preserve">: Google Actívate</w:t>
+      </w:r>
+    </w:p>
+    <w:p>
+      <w:pPr>
+        <w:numPr>
+          <w:ilvl w:val="0"/>
+          <w:numId w:val="1006"/>
+        </w:numPr>
+        <w:pStyle w:val="Compact"/>
+      </w:pPr>
+      <w:r>
+        <w:rPr>
+          <w:bCs/>
+          <w:b/>
+        </w:rPr>
+        <w:t xml:space="preserve">Desarrollo de Apps</w:t>
       </w:r>
       <w:r>
         <w:t xml:space="preserve"> </w:t>
@@ -922,8 +1280,8 @@
     </w:p>
     <w:bookmarkEnd w:id="38"/>
     <w:bookmarkEnd w:id="39"/>
-    <w:bookmarkStart w:id="42" w:name="projects"/>
-    <w:bookmarkStart w:id="41" w:name="proyectos-destacados"/>
+    <w:bookmarkStart w:id="48" w:name="projects"/>
+    <w:bookmarkStart w:id="47" w:name="proyectos-destacados"/>
     <w:p>
       <w:pPr>
         <w:pStyle w:val="Heading2"/>
@@ -953,7 +1311,7 @@
         <w:pStyle w:val="BodyText"/>
       </w:pPr>
       <w:r>
-        <w:t xml:space="preserve">abr. 2020 — may. 2020</w:t>
+        <w:t xml:space="preserve">04/2020 — 05/2020</w:t>
       </w:r>
     </w:p>
     <w:p>
@@ -980,76 +1338,233 @@
         <w:pStyle w:val="BodyText"/>
       </w:pPr>
       <w:r>
-        <w:t xml:space="preserve">Lends</w:t>
-      </w:r>
-    </w:p>
-    <w:p>
-      <w:pPr>
-        <w:pStyle w:val="BodyText"/>
-      </w:pPr>
-      <w:r>
-        <w:t xml:space="preserve">...</w:t>
-      </w:r>
-    </w:p>
-    <w:p>
-      <w:pPr>
-        <w:pStyle w:val="BodyText"/>
-      </w:pPr>
-      <w:r>
-        <w:t xml:space="preserve">feb. 2024 — abr. 2024</w:t>
-      </w:r>
-    </w:p>
-    <w:p>
-      <w:pPr>
-        <w:pStyle w:val="BodyText"/>
-      </w:pPr>
-      <w:r>
-        <w:t xml:space="preserve">Bot Router</w:t>
-      </w:r>
-    </w:p>
-    <w:p>
-      <w:pPr>
-        <w:pStyle w:val="BodyText"/>
-      </w:pPr>
-      <w:r>
-        <w:t xml:space="preserve">...</w:t>
-      </w:r>
-    </w:p>
-    <w:p>
-      <w:pPr>
-        <w:pStyle w:val="BodyText"/>
-      </w:pPr>
-      <w:r>
-        <w:t xml:space="preserve">jul. 2024 — ago. 2024</w:t>
-      </w:r>
-    </w:p>
-    <w:p>
-      <w:pPr>
-        <w:pStyle w:val="BodyText"/>
-      </w:pPr>
-      <w:r>
-        <w:t xml:space="preserve">Gestor APP</w:t>
-      </w:r>
-    </w:p>
-    <w:p>
-      <w:pPr>
-        <w:pStyle w:val="BodyText"/>
-      </w:pPr>
-      <w:r>
-        <w:t xml:space="preserve">...</w:t>
-      </w:r>
-    </w:p>
-    <w:p>
-      <w:pPr>
-        <w:pStyle w:val="BodyText"/>
-      </w:pPr>
-      <w:r>
-        <w:t xml:space="preserve">feb. 2024 — ene. 2025</w:t>
-      </w:r>
-    </w:p>
-    <w:bookmarkEnd w:id="41"/>
-    <w:bookmarkEnd w:id="42"/>
-    <w:bookmarkEnd w:id="43"/>
+        <w:t xml:space="preserve">[</w:t>
+      </w:r>
+      <w:hyperlink r:id="rId41">
+        <w:r>
+          <w:rPr>
+            <w:rStyle w:val="Hyperlink"/>
+          </w:rPr>
+          <w:t xml:space="preserve">github.com/Freddymhs/gatsby-geotrans-web</w:t>
+        </w:r>
+      </w:hyperlink>
+      <w:r>
+        <w:t xml:space="preserve">]</w:t>
+      </w:r>
+    </w:p>
+    <w:p>
+      <w:pPr>
+        <w:pStyle w:val="BodyText"/>
+      </w:pPr>
+      <w:r>
+        <w:t xml:space="preserve">PriorityBox APP</w:t>
+      </w:r>
+    </w:p>
+    <w:p>
+      <w:pPr>
+        <w:pStyle w:val="BodyText"/>
+      </w:pPr>
+      <w:r>
+        <w:t xml:space="preserve">Aplicación React Native que implementa la Matriz de Eisenhower para organizar y priorizar deseos vs necesidades. Permite clasificar elementos según relevancia (alta/baja) y tipo (deseo/necesidad) para facilitar decisiones más conscientes.</w:t>
+      </w:r>
+    </w:p>
+    <w:p>
+      <w:pPr>
+        <w:pStyle w:val="BodyText"/>
+      </w:pPr>
+      <w:r>
+        <w:t xml:space="preserve">02/2024 — 01/2025</w:t>
+      </w:r>
+    </w:p>
+    <w:p>
+      <w:pPr>
+        <w:pStyle w:val="BodyText"/>
+      </w:pPr>
+      <w:r>
+        <w:t xml:space="preserve">[</w:t>
+      </w:r>
+      <w:hyperlink r:id="rId42">
+        <w:r>
+          <w:rPr>
+            <w:rStyle w:val="Hyperlink"/>
+          </w:rPr>
+          <w:t xml:space="preserve">github.com/Freddymhs/priorityBox</w:t>
+        </w:r>
+      </w:hyperlink>
+      <w:r>
+        <w:t xml:space="preserve">]</w:t>
+      </w:r>
+    </w:p>
+    <w:p>
+      <w:pPr>
+        <w:pStyle w:val="BodyText"/>
+      </w:pPr>
+      <w:r>
+        <w:t xml:space="preserve">[</w:t>
+      </w:r>
+      <w:hyperlink r:id="rId42">
+        <w:r>
+          <w:rPr>
+            <w:rStyle w:val="Hyperlink"/>
+          </w:rPr>
+          <w:t xml:space="preserve">github.com/Freddymhs/priorityBox</w:t>
+        </w:r>
+      </w:hyperlink>
+      <w:r>
+        <w:t xml:space="preserve">]</w:t>
+      </w:r>
+    </w:p>
+    <w:p>
+      <w:pPr>
+        <w:pStyle w:val="BodyText"/>
+      </w:pPr>
+      <w:r>
+        <w:t xml:space="preserve">LinKs (noTabs)</w:t>
+      </w:r>
+    </w:p>
+    <w:p>
+      <w:pPr>
+        <w:pStyle w:val="BodyText"/>
+      </w:pPr>
+      <w:r>
+        <w:t xml:space="preserve">Extensión de Chrome ligera para guardar links de trabajo/estudio, agruparlos por tags y abrirlos rápido desde el navegador. Pensada para mi flujo diario de estudio y trabajo.</w:t>
+      </w:r>
+    </w:p>
+    <w:p>
+      <w:pPr>
+        <w:pStyle w:val="BodyText"/>
+      </w:pPr>
+      <w:r>
+        <w:t xml:space="preserve">04/2023 — 06/2023</w:t>
+      </w:r>
+    </w:p>
+    <w:p>
+      <w:pPr>
+        <w:pStyle w:val="BodyText"/>
+      </w:pPr>
+      <w:r>
+        <w:t xml:space="preserve">fmarcos.dev – Portfolio SPA con pipeline de generación de CV</w:t>
+      </w:r>
+    </w:p>
+    <w:p>
+      <w:pPr>
+        <w:pStyle w:val="BodyText"/>
+      </w:pPr>
+      <w:r>
+        <w:t xml:space="preserve">SPA profesional basada en React 19 + Vite que consume el mismo JSON Resume que alimenta el sitio, combinando Atomic Design con un componente DailyFocus que resalta prioridades. La misma data se transforma automáticamente en HTML/PDF/DOCX durante el CI usando un tema ATS propio publicado en npm (jsonresume-theme-dev-ats-es), fork personalizado con soporte español y formato de fechas estándar ATS. Los artefactos se publican desde la rama development gracias a GitHub Actions, guardando los archivos en src/generate-resume-files-by-workflow.</w:t>
+      </w:r>
+    </w:p>
+    <w:p>
+      <w:pPr>
+        <w:pStyle w:val="BodyText"/>
+      </w:pPr>
+      <w:r>
+        <w:t xml:space="preserve">05/2025 — Presente</w:t>
+      </w:r>
+    </w:p>
+    <w:p>
+      <w:pPr>
+        <w:pStyle w:val="BodyText"/>
+      </w:pPr>
+      <w:r>
+        <w:t xml:space="preserve">[</w:t>
+      </w:r>
+      <w:hyperlink r:id="rId43">
+        <w:r>
+          <w:rPr>
+            <w:rStyle w:val="Hyperlink"/>
+          </w:rPr>
+          <w:t xml:space="preserve">www.fmarcos.dev/</w:t>
+        </w:r>
+      </w:hyperlink>
+      <w:r>
+        <w:t xml:space="preserve">]</w:t>
+      </w:r>
+    </w:p>
+    <w:p>
+      <w:pPr>
+        <w:pStyle w:val="BodyText"/>
+      </w:pPr>
+      <w:r>
+        <w:t xml:space="preserve">[</w:t>
+      </w:r>
+      <w:hyperlink r:id="rId44">
+        <w:r>
+          <w:rPr>
+            <w:rStyle w:val="Hyperlink"/>
+          </w:rPr>
+          <w:t xml:space="preserve">github.com/Freddymhs/fmarcosdev.app.web</w:t>
+        </w:r>
+      </w:hyperlink>
+      <w:r>
+        <w:t xml:space="preserve">]</w:t>
+      </w:r>
+    </w:p>
+    <w:p>
+      <w:pPr>
+        <w:pStyle w:val="BodyText"/>
+      </w:pPr>
+      <w:r>
+        <w:t xml:space="preserve">AgriPlan API – NestJS + Fastify para datos agrícolas</w:t>
+      </w:r>
+    </w:p>
+    <w:p>
+      <w:pPr>
+        <w:pStyle w:val="BodyText"/>
+      </w:pPr>
+      <w:r>
+        <w:t xml:space="preserve">Backend NestJS 11 con Fastify que recolecta y normaliza datos climáticos (Open-Meteo, NASA Power), precios ODEPA, directorios curados, plaguicidas SAG y recomendaciones INIA para poblar Supabase; pensado para un Portal público para agricultores con rutinas cron de sincronización.</w:t>
+      </w:r>
+    </w:p>
+    <w:p>
+      <w:pPr>
+        <w:pStyle w:val="BodyText"/>
+      </w:pPr>
+      <w:r>
+        <w:t xml:space="preserve">02/2026 — 03/2026</w:t>
+      </w:r>
+    </w:p>
+    <w:p>
+      <w:pPr>
+        <w:pStyle w:val="BodyText"/>
+      </w:pPr>
+      <w:r>
+        <w:t xml:space="preserve">[</w:t>
+      </w:r>
+      <w:hyperlink r:id="rId45">
+        <w:r>
+          <w:rPr>
+            <w:rStyle w:val="Hyperlink"/>
+          </w:rPr>
+          <w:t xml:space="preserve">agriplan-api-nestjs-production.up.railway.app/docs</w:t>
+        </w:r>
+      </w:hyperlink>
+      <w:r>
+        <w:t xml:space="preserve">]</w:t>
+      </w:r>
+    </w:p>
+    <w:p>
+      <w:pPr>
+        <w:pStyle w:val="BodyText"/>
+      </w:pPr>
+      <w:r>
+        <w:t xml:space="preserve">[</w:t>
+      </w:r>
+      <w:hyperlink r:id="rId46">
+        <w:r>
+          <w:rPr>
+            <w:rStyle w:val="Hyperlink"/>
+          </w:rPr>
+          <w:t xml:space="preserve">github.com/Freddymhs/agriplan-api-nestjs</w:t>
+        </w:r>
+      </w:hyperlink>
+      <w:r>
+        <w:t xml:space="preserve">]</w:t>
+      </w:r>
+    </w:p>
+    <w:bookmarkEnd w:id="47"/>
+    <w:bookmarkEnd w:id="48"/>
+    <w:bookmarkEnd w:id="49"/>
     <w:sectPr/>
   </w:body>
 </w:document>
@@ -1248,6 +1763,9 @@
     <w:abstractNumId w:val="991"/>
   </w:num>
   <w:num w:numId="1005">
+    <w:abstractNumId w:val="991"/>
+  </w:num>
+  <w:num w:numId="1006">
     <w:abstractNumId w:val="991"/>
   </w:num>
 </w:numbering>

--- a/src/generate-resume-files-by-workflow/cv.docx
+++ b/src/generate-resume-files-by-workflow/cv.docx
@@ -16,7 +16,7 @@
         <w:t xml:space="preserve">Huaylla</w:t>
       </w:r>
     </w:p>
-    <w:bookmarkStart w:id="49" w:name="resume"/>
+    <w:bookmarkStart w:id="50" w:name="resume"/>
     <w:bookmarkStart w:id="24" w:name="basics"/>
     <w:bookmarkStart w:id="23" w:name="freddy-huaylla"/>
     <w:p>
@@ -49,7 +49,7 @@
         <w:t xml:space="preserve"> </w:t>
       </w:r>
       <w:r>
-        <w:t xml:space="preserve">Arica, CL</w:t>
+        <w:t xml:space="preserve">Sntiago, CL</w:t>
       </w:r>
       <w:r>
         <w:t xml:space="preserve"> </w:t>
@@ -842,8 +842,8 @@
     </w:p>
     <w:bookmarkEnd w:id="29"/>
     <w:bookmarkEnd w:id="30"/>
-    <w:bookmarkStart w:id="37" w:name="profiles"/>
-    <w:bookmarkStart w:id="36" w:name="perfiles-profesionales"/>
+    <w:bookmarkStart w:id="38" w:name="profiles"/>
+    <w:bookmarkStart w:id="37" w:name="perfiles-profesionales"/>
     <w:p>
       <w:pPr>
         <w:pStyle w:val="Heading2"/>
@@ -1002,10 +1002,40 @@
         </w:r>
       </w:hyperlink>
     </w:p>
-    <w:bookmarkEnd w:id="36"/>
+    <w:p>
+      <w:pPr>
+        <w:pStyle w:val="BodyText"/>
+      </w:pPr>
+      <w:r>
+        <w:t xml:space="preserve">x</w:t>
+      </w:r>
+    </w:p>
+    <w:p>
+      <w:pPr>
+        <w:pStyle w:val="BodyText"/>
+      </w:pPr>
+      <w:r>
+        <w:t xml:space="preserve">fmarcosdev</w:t>
+      </w:r>
+    </w:p>
+    <w:p>
+      <w:pPr>
+        <w:pStyle w:val="BodyText"/>
+      </w:pPr>
+      <w:hyperlink r:id="rId36"/>
+      <w:hyperlink r:id="rId36">
+        <w:r>
+          <w:rPr>
+            <w:rStyle w:val="Hyperlink"/>
+          </w:rPr>
+          <w:t xml:space="preserve">x.com/fmarcosdev</w:t>
+        </w:r>
+      </w:hyperlink>
+    </w:p>
     <w:bookmarkEnd w:id="37"/>
-    <w:bookmarkStart w:id="39" w:name="certifications"/>
-    <w:bookmarkStart w:id="38" w:name="certificaciones"/>
+    <w:bookmarkEnd w:id="38"/>
+    <w:bookmarkStart w:id="40" w:name="certifications"/>
+    <w:bookmarkStart w:id="39" w:name="certificaciones"/>
     <w:p>
       <w:pPr>
         <w:pStyle w:val="Heading2"/>
@@ -1278,10 +1308,10 @@
         <w:t xml:space="preserve">: Google Actívate</w:t>
       </w:r>
     </w:p>
-    <w:bookmarkEnd w:id="38"/>
     <w:bookmarkEnd w:id="39"/>
-    <w:bookmarkStart w:id="48" w:name="projects"/>
-    <w:bookmarkStart w:id="47" w:name="proyectos-destacados"/>
+    <w:bookmarkEnd w:id="40"/>
+    <w:bookmarkStart w:id="49" w:name="projects"/>
+    <w:bookmarkStart w:id="48" w:name="proyectos-destacados"/>
     <w:p>
       <w:pPr>
         <w:pStyle w:val="Heading2"/>
@@ -1321,7 +1351,7 @@
       <w:r>
         <w:t xml:space="preserve">[</w:t>
       </w:r>
-      <w:hyperlink r:id="rId40">
+      <w:hyperlink r:id="rId41">
         <w:r>
           <w:rPr>
             <w:rStyle w:val="Hyperlink"/>
@@ -1340,7 +1370,7 @@
       <w:r>
         <w:t xml:space="preserve">[</w:t>
       </w:r>
-      <w:hyperlink r:id="rId41">
+      <w:hyperlink r:id="rId42">
         <w:r>
           <w:rPr>
             <w:rStyle w:val="Hyperlink"/>
@@ -1383,7 +1413,7 @@
       <w:r>
         <w:t xml:space="preserve">[</w:t>
       </w:r>
-      <w:hyperlink r:id="rId42">
+      <w:hyperlink r:id="rId43">
         <w:r>
           <w:rPr>
             <w:rStyle w:val="Hyperlink"/>
@@ -1402,7 +1432,7 @@
       <w:r>
         <w:t xml:space="preserve">[</w:t>
       </w:r>
-      <w:hyperlink r:id="rId42">
+      <w:hyperlink r:id="rId43">
         <w:r>
           <w:rPr>
             <w:rStyle w:val="Hyperlink"/>
@@ -1451,7 +1481,7 @@
         <w:pStyle w:val="BodyText"/>
       </w:pPr>
       <w:r>
-        <w:t xml:space="preserve">SPA profesional basada en React 19 + Vite que consume el mismo JSON Resume que alimenta el sitio, combinando Atomic Design con un componente DailyFocus que resalta prioridades. La misma data se transforma automáticamente en HTML/PDF/DOCX durante el CI usando un tema ATS propio publicado en npm (jsonresume-theme-dev-ats-es), fork personalizado con soporte español y formato de fechas estándar ATS. Los artefactos se publican desde la rama development gracias a GitHub Actions, guardando los archivos en src/generate-resume-files-by-workflow.</w:t>
+        <w:t xml:space="preserve">SPA profesional basada en React 19 + Vite que consume el mismo JSON Resume que alimenta el sitio, combinando Atomic Design con un componente DailyFocus que resalta prioridades. La misma data se transforma automáticamente en HTML/PDF/DOCX durante el CI usando un tema ATS propio publicado en npm (jsonresume-theme-dev-ats-es), fork personalizado con soporte español y formato de fechas estándar ATS. Los artefactos se publican desde la rama development gracias a GitHub Actions, guardando los archivos en src/generate-resume-files-by-workflow. El frontend se conecta a un ecosistema de microservicios con patrón BFF: api.gateway (NestJS) actúa como único punto de entrada orquestando api.resume y api.blog (Strapi CMS), cada servicio deployado y escalable independientemente.</w:t>
       </w:r>
     </w:p>
     <w:p>
@@ -1469,7 +1499,7 @@
       <w:r>
         <w:t xml:space="preserve">[</w:t>
       </w:r>
-      <w:hyperlink r:id="rId43">
+      <w:hyperlink r:id="rId44">
         <w:r>
           <w:rPr>
             <w:rStyle w:val="Hyperlink"/>
@@ -1488,7 +1518,7 @@
       <w:r>
         <w:t xml:space="preserve">[</w:t>
       </w:r>
-      <w:hyperlink r:id="rId44">
+      <w:hyperlink r:id="rId45">
         <w:r>
           <w:rPr>
             <w:rStyle w:val="Hyperlink"/>
@@ -1531,7 +1561,7 @@
       <w:r>
         <w:t xml:space="preserve">[</w:t>
       </w:r>
-      <w:hyperlink r:id="rId45">
+      <w:hyperlink r:id="rId46">
         <w:r>
           <w:rPr>
             <w:rStyle w:val="Hyperlink"/>
@@ -1550,7 +1580,7 @@
       <w:r>
         <w:t xml:space="preserve">[</w:t>
       </w:r>
-      <w:hyperlink r:id="rId46">
+      <w:hyperlink r:id="rId47">
         <w:r>
           <w:rPr>
             <w:rStyle w:val="Hyperlink"/>
@@ -1562,9 +1592,9 @@
         <w:t xml:space="preserve">]</w:t>
       </w:r>
     </w:p>
-    <w:bookmarkEnd w:id="47"/>
     <w:bookmarkEnd w:id="48"/>
     <w:bookmarkEnd w:id="49"/>
+    <w:bookmarkEnd w:id="50"/>
     <w:sectPr/>
   </w:body>
 </w:document>

--- a/src/generate-resume-files-by-workflow/cv.docx
+++ b/src/generate-resume-files-by-workflow/cv.docx
@@ -49,7 +49,7 @@
         <w:t xml:space="preserve"> </w:t>
       </w:r>
       <w:r>
-        <w:t xml:space="preserve">Sntiago, CL</w:t>
+        <w:t xml:space="preserve">Santiago, CL</w:t>
       </w:r>
       <w:r>
         <w:t xml:space="preserve"> </w:t>
@@ -109,7 +109,7 @@
         <w:t xml:space="preserve">AI/ML Integration</w:t>
       </w:r>
       <w:r>
-        <w:t xml:space="preserve">: Computer Vision, OpenAI API, OpenAI Vision API, Conversational AI, OpenAi Assistant API, Image Analysis</w:t>
+        <w:t xml:space="preserve">: OpenAI API, OpenAI Vision API, Conversational AI, OpenAI Assistant API</w:t>
       </w:r>
     </w:p>
     <w:p>
@@ -128,7 +128,7 @@
         <w:t xml:space="preserve">Backend/API Development</w:t>
       </w:r>
       <w:r>
-        <w:t xml:space="preserve">: Express.js, NestJS, GraphQL, Apollo Server, REST APIs, WebSockets, Socket.IO, Prisma, Nexus, API-first Architecture, Zod Validation</w:t>
+        <w:t xml:space="preserve">: Express.js, NestJS, GraphQL, Apollo Server, REST APIs, WebSockets, Socket.IO, Prisma, Nexus, Zod Validation, GraphQL Subscriptions</w:t>
       </w:r>
     </w:p>
     <w:p>
@@ -147,7 +147,7 @@
         <w:t xml:space="preserve">Web Scraping &amp; Automation</w:t>
       </w:r>
       <w:r>
-        <w:t xml:space="preserve">: Puppeteer, NestJS Scraper Architecture, Browser Pool Management, Proxy Rotation (IPRoyal), Screenshot Automation, Rate Limiting</w:t>
+        <w:t xml:space="preserve">: Puppeteer, NestJS Scraper Architecture, Browser Pool Management, Proxy Rotation, Screenshot Automation, Rate Limiting</w:t>
       </w:r>
     </w:p>
     <w:p>
@@ -166,7 +166,7 @@
         <w:t xml:space="preserve">Backend Architecture</w:t>
       </w:r>
       <w:r>
-        <w:t xml:space="preserve">: Modular Architecture, Clean Architecture, Microservices Architecture, System Design, Swagger/OpenAPI Documentation, Error Handling Middleware</w:t>
+        <w:t xml:space="preserve">: Modular Architecture, Clean Architecture, System Design, Swagger/OpenAPI Documentation, Error Handling Middleware</w:t>
       </w:r>
     </w:p>
     <w:p>
@@ -185,7 +185,7 @@
         <w:t xml:space="preserve">Frontend Development</w:t>
       </w:r>
       <w:r>
-        <w:t xml:space="preserve">: React, React 18, Next.js, Next.js App Router, Tailwind CSS, TypeScript, JavaScript, Context API, Hooks Personalizados, Ant Design, Styled Components, CSS, HTML, Webpack, UI/UX Optimization, SEO Optimization, Feature Flags, React Router DOM, React i18next, React Helmet, Bootstrap</w:t>
+        <w:t xml:space="preserve">: React, Next.js, Next.js App Router, Tailwind CSS, TypeScript, JavaScript, Context API, Hooks Personalizados, Ant Design, Material UI, Styled Components, Webpack, UI/UX Optimization, SEO Optimization, React Router DOM, React i18next, React Helmet, Bootstrap, Apollo Client, PWA</w:t>
       </w:r>
     </w:p>
     <w:p>
@@ -223,7 +223,7 @@
         <w:t xml:space="preserve">Database &amp; Auth</w:t>
       </w:r>
       <w:r>
-        <w:t xml:space="preserve">: PostgreSQL, SQLite3, Supabase, Prisma, Database Design, Google OAuth2, JWT, Session Auth</w:t>
+        <w:t xml:space="preserve">: PostgreSQL, SQLite3, Supabase, Prisma, Database Design, Google OAuth2, JWT</w:t>
       </w:r>
     </w:p>
     <w:p>
@@ -242,7 +242,7 @@
         <w:t xml:space="preserve">Mobile Development</w:t>
       </w:r>
       <w:r>
-        <w:t xml:space="preserve">: Flutter, Cross-platform, React Native, Dart Lang, Mobile Scanner, Bluetooth Print ESC/POS</w:t>
+        <w:t xml:space="preserve">: Flutter, Cross-platform, React Native, Mobile Scanner, Bluetooth Print ESC/POS</w:t>
       </w:r>
     </w:p>
     <w:p>
@@ -261,7 +261,7 @@
         <w:t xml:space="preserve">Development Tools</w:t>
       </w:r>
       <w:r>
-        <w:t xml:space="preserve">: Git, GitHub Actions, CI/CD, ESLint, Prettier, Chrome DevTools, Vitest, Unit Testing, Testing, Performance Optimization, Husky</w:t>
+        <w:t xml:space="preserve">: CI/CD, Chrome DevTools, Vitest, Performance Optimization, Vite, ESLint, Prettier, Husky</w:t>
       </w:r>
     </w:p>
     <w:p>
@@ -280,7 +280,7 @@
         <w:t xml:space="preserve">External Integrations</w:t>
       </w:r>
       <w:r>
-        <w:t xml:space="preserve">: Twilio API, WhatsApp Business API, Google Sheets API, AWS SQS, AWS S3, Redis Pub/Sub, API Gateway, AWS SES, AWS Lambda</w:t>
+        <w:t xml:space="preserve">: Twilio API, WhatsApp Business API, Google Sheets API, AWS SQS, AWS S3, Redis Pub/Sub, AWS Lambda</w:t>
       </w:r>
     </w:p>
     <w:p>
@@ -299,7 +299,7 @@
         <w:t xml:space="preserve">Methodologies &amp; Patterns</w:t>
       </w:r>
       <w:r>
-        <w:t xml:space="preserve">: Feature Flags, Agile/Scrum, Code Refactoring, Circuit Breaker, Asynchronous Programming</w:t>
+        <w:t xml:space="preserve">: Feature Flags, API-first Architecture, Agile/Scrum, Code Refactoring, Circuit Breaker, Conventional Commits</w:t>
       </w:r>
     </w:p>
     <w:p>
@@ -318,7 +318,7 @@
         <w:t xml:space="preserve">DevOps &amp; Infrastructure</w:t>
       </w:r>
       <w:r>
-        <w:t xml:space="preserve">: Docker, Monorepo</w:t>
+        <w:t xml:space="preserve">: Docker, Monorepo, GitHub Actions, PM2</w:t>
       </w:r>
     </w:p>
     <w:p>
@@ -337,7 +337,26 @@
         <w:t xml:space="preserve">Design Patterns</w:t>
       </w:r>
       <w:r>
-        <w:t xml:space="preserve">: Higher-Order Components (HOC), Custom Hooks, Factory Pattern, Pipe/Compose Pattern</w:t>
+        <w:t xml:space="preserve">: Higher-Order Components (HOC), Render Props, Compound Components, Container/Presentational, Custom Hooks, Factory Pattern, Singleton</w:t>
+      </w:r>
+    </w:p>
+    <w:p>
+      <w:pPr>
+        <w:numPr>
+          <w:ilvl w:val="0"/>
+          <w:numId w:val="1001"/>
+        </w:numPr>
+        <w:pStyle w:val="Compact"/>
+      </w:pPr>
+      <w:r>
+        <w:rPr>
+          <w:bCs/>
+          <w:b/>
+        </w:rPr>
+        <w:t xml:space="preserve">Fundamentos &amp; Principios</w:t>
+      </w:r>
+      <w:r>
+        <w:t xml:space="preserve">: SOLID (SRP), SOLID (Open/Closed), SSOT, Closure, Event Loop, Garbage Collection</w:t>
       </w:r>
     </w:p>
     <w:bookmarkEnd w:id="25"/>

--- a/src/generate-resume-files-by-workflow/cv.docx
+++ b/src/generate-resume-files-by-workflow/cv.docx
@@ -49,7 +49,7 @@
         <w:t xml:space="preserve"> </w:t>
       </w:r>
       <w:r>
-        <w:t xml:space="preserve">Sntiago, CL</w:t>
+        <w:t xml:space="preserve">Santiago, CL</w:t>
       </w:r>
       <w:r>
         <w:t xml:space="preserve"> </w:t>
@@ -109,7 +109,7 @@
         <w:t xml:space="preserve">AI/ML Integration</w:t>
       </w:r>
       <w:r>
-        <w:t xml:space="preserve">: Computer Vision, OpenAI API, OpenAI Vision API, Conversational AI, OpenAi Assistant API, Image Analysis</w:t>
+        <w:t xml:space="preserve">: OpenAI API, OpenAI Vision API, Conversational AI, OpenAI Assistant API</w:t>
       </w:r>
     </w:p>
     <w:p>
@@ -128,7 +128,7 @@
         <w:t xml:space="preserve">Backend/API Development</w:t>
       </w:r>
       <w:r>
-        <w:t xml:space="preserve">: Express.js, NestJS, GraphQL, Apollo Server, REST APIs, WebSockets, Socket.IO, Prisma, Nexus, API-first Architecture, Zod Validation</w:t>
+        <w:t xml:space="preserve">: Express.js, NestJS, GraphQL, Apollo Server, REST APIs, WebSockets, Socket.IO, Prisma, Nexus, Zod Validation, GraphQL Subscriptions</w:t>
       </w:r>
     </w:p>
     <w:p>
@@ -147,7 +147,7 @@
         <w:t xml:space="preserve">Web Scraping &amp; Automation</w:t>
       </w:r>
       <w:r>
-        <w:t xml:space="preserve">: Puppeteer, NestJS Scraper Architecture, Browser Pool Management, Proxy Rotation (IPRoyal), Screenshot Automation, Rate Limiting</w:t>
+        <w:t xml:space="preserve">: Puppeteer, NestJS Scraper Architecture, Browser Pool Management, Proxy Rotation, Screenshot Automation, Rate Limiting</w:t>
       </w:r>
     </w:p>
     <w:p>
@@ -166,7 +166,7 @@
         <w:t xml:space="preserve">Backend Architecture</w:t>
       </w:r>
       <w:r>
-        <w:t xml:space="preserve">: Modular Architecture, Clean Architecture, Microservices Architecture, System Design, Swagger/OpenAPI Documentation, Error Handling Middleware</w:t>
+        <w:t xml:space="preserve">: Modular Architecture, Clean Architecture, System Design, Swagger/OpenAPI Documentation, Error Handling Middleware</w:t>
       </w:r>
     </w:p>
     <w:p>
@@ -185,7 +185,7 @@
         <w:t xml:space="preserve">Frontend Development</w:t>
       </w:r>
       <w:r>
-        <w:t xml:space="preserve">: React, React 18, Next.js, Next.js App Router, Tailwind CSS, TypeScript, JavaScript, Context API, Hooks Personalizados, Ant Design, Styled Components, CSS, HTML, Webpack, UI/UX Optimization, SEO Optimization, Feature Flags, React Router DOM, React i18next, React Helmet, Bootstrap</w:t>
+        <w:t xml:space="preserve">: React, Next.js, Next.js App Router, Tailwind CSS, TypeScript, JavaScript, Context API, Hooks Personalizados, Ant Design, Material UI, Styled Components, Webpack, UI/UX Optimization, SEO Optimization, React Router DOM, React i18next, React Helmet, Bootstrap, Apollo Client, PWA</w:t>
       </w:r>
     </w:p>
     <w:p>
@@ -223,7 +223,7 @@
         <w:t xml:space="preserve">Database &amp; Auth</w:t>
       </w:r>
       <w:r>
-        <w:t xml:space="preserve">: PostgreSQL, SQLite3, Supabase, Prisma, Database Design, Google OAuth2, JWT, Session Auth</w:t>
+        <w:t xml:space="preserve">: PostgreSQL, SQLite3, Supabase, Prisma, Database Design, Google OAuth2, JWT</w:t>
       </w:r>
     </w:p>
     <w:p>
@@ -242,7 +242,7 @@
         <w:t xml:space="preserve">Mobile Development</w:t>
       </w:r>
       <w:r>
-        <w:t xml:space="preserve">: Flutter, Cross-platform, React Native, Dart Lang, Mobile Scanner, Bluetooth Print ESC/POS</w:t>
+        <w:t xml:space="preserve">: Flutter, Cross-platform, React Native, Mobile Scanner, Bluetooth Print ESC/POS</w:t>
       </w:r>
     </w:p>
     <w:p>
@@ -261,7 +261,7 @@
         <w:t xml:space="preserve">Development Tools</w:t>
       </w:r>
       <w:r>
-        <w:t xml:space="preserve">: Git, GitHub Actions, CI/CD, ESLint, Prettier, Chrome DevTools, Vitest, Unit Testing, Testing, Performance Optimization, Husky</w:t>
+        <w:t xml:space="preserve">: CI/CD, Chrome DevTools, Vitest, Performance Optimization, Vite, ESLint, Prettier, Husky</w:t>
       </w:r>
     </w:p>
     <w:p>
@@ -280,7 +280,7 @@
         <w:t xml:space="preserve">External Integrations</w:t>
       </w:r>
       <w:r>
-        <w:t xml:space="preserve">: Twilio API, WhatsApp Business API, Google Sheets API, AWS SQS, AWS S3, Redis Pub/Sub, API Gateway, AWS SES, AWS Lambda</w:t>
+        <w:t xml:space="preserve">: Twilio API, WhatsApp Business API, Google Sheets API, AWS SQS, AWS S3, Redis Pub/Sub, AWS Lambda</w:t>
       </w:r>
     </w:p>
     <w:p>
@@ -299,7 +299,7 @@
         <w:t xml:space="preserve">Methodologies &amp; Patterns</w:t>
       </w:r>
       <w:r>
-        <w:t xml:space="preserve">: Feature Flags, Agile/Scrum, Code Refactoring, Circuit Breaker, Asynchronous Programming</w:t>
+        <w:t xml:space="preserve">: Feature Flags, API-first Architecture, Agile/Scrum, Code Refactoring, Circuit Breaker, Conventional Commits</w:t>
       </w:r>
     </w:p>
     <w:p>
@@ -318,7 +318,7 @@
         <w:t xml:space="preserve">DevOps &amp; Infrastructure</w:t>
       </w:r>
       <w:r>
-        <w:t xml:space="preserve">: Docker, Monorepo</w:t>
+        <w:t xml:space="preserve">: Docker, Monorepo, GitHub Actions, PM2</w:t>
       </w:r>
     </w:p>
     <w:p>
@@ -337,7 +337,26 @@
         <w:t xml:space="preserve">Design Patterns</w:t>
       </w:r>
       <w:r>
-        <w:t xml:space="preserve">: Higher-Order Components (HOC), Custom Hooks, Factory Pattern, Pipe/Compose Pattern</w:t>
+        <w:t xml:space="preserve">: Higher-Order Components (HOC), Render Props, Compound Components, Container/Presentational, Custom Hooks, Factory Pattern, Singleton</w:t>
+      </w:r>
+    </w:p>
+    <w:p>
+      <w:pPr>
+        <w:numPr>
+          <w:ilvl w:val="0"/>
+          <w:numId w:val="1001"/>
+        </w:numPr>
+        <w:pStyle w:val="Compact"/>
+      </w:pPr>
+      <w:r>
+        <w:rPr>
+          <w:bCs/>
+          <w:b/>
+        </w:rPr>
+        <w:t xml:space="preserve">Fundamentos &amp; Principios</w:t>
+      </w:r>
+      <w:r>
+        <w:t xml:space="preserve">: SOLID (SRP), SOLID (Open/Closed), SSOT, Closure, Event Loop, Garbage Collection</w:t>
       </w:r>
     </w:p>
     <w:bookmarkEnd w:id="25"/>
@@ -365,7 +384,7 @@
         <w:pStyle w:val="BodyText"/>
       </w:pPr>
       <w:r>
-        <w:t xml:space="preserve">FrontEnd Developer / Backend Developer / Web Scraping</w:t>
+        <w:t xml:space="preserve">Backend Developer / AI Engineer / Web Scraping / FrontEnd</w:t>
       </w:r>
     </w:p>
     <w:p>
@@ -385,7 +404,7 @@
         <w:pStyle w:val="Compact"/>
       </w:pPr>
       <w:r>
-        <w:t xml:space="preserve">Diseñé un ecosistema integral de automatización, combinando un backoffice en React 18 (con Zustand para estado global eficiente, Zod para validación de schemas y shadcn/ui para componentes UI modernos) con un API backend en NestJS. Este sistema, integrado con Strapi CMS y Google Sheets API, gestiona usuarios, visualiza solicitudes, automatiza búsquedas industriales y genera reportes dinámicos.</w:t>
+        <w:t xml:space="preserve">Desarrollé el chatbot de WhatsApp que automatiza la cotización de repuestos industriales, reduciendo el tiempo de respuesta de días a minutos: la IA decide si responde con datos guardados o busca información nueva, ejecuta seis funciones de negocio como el registro de clientes y la cotización, y protege la conversación con lógica anti-prompt injection, optimizando el costo por consulta.</w:t>
       </w:r>
     </w:p>
     <w:p>
@@ -397,7 +416,7 @@
         <w:pStyle w:val="Compact"/>
       </w:pPr>
       <w:r>
-        <w:t xml:space="preserve">Desarrollé un backoffice administrativo con Strapi CMS y React 18, integrando módulos UI avanzados (shadcn/ui), gestión de estado con Zustand y validación estricta con Zod. Permite manejar usuarios internos/externos, visualizar solicitudes en tiempo real, seguimiento personalizado y mensajería masiva vía API REST.</w:t>
+        <w:t xml:space="preserve">Construí el servicio independiente de extracción de datos que alimenta al chatbot: navega portales y obtiene compatibilidad, datos de repuestos y disponibilidad de compra usando visión por IA, con 94% de tasa de éxito.</w:t>
       </w:r>
     </w:p>
     <w:p>
@@ -409,55 +428,7 @@
         <w:pStyle w:val="Compact"/>
       </w:pPr>
       <w:r>
-        <w:t xml:space="preserve">En el API desarrollé la automatización de búsquedas industriales internas y habilitar registro de clientes, priorizando un almacenamiento para una BD PostgreSQL para futuro control operativo y visualización.</w:t>
-      </w:r>
-    </w:p>
-    <w:p>
-      <w:pPr>
-        <w:numPr>
-          <w:ilvl w:val="0"/>
-          <w:numId w:val="1002"/>
-        </w:numPr>
-        <w:pStyle w:val="Compact"/>
-      </w:pPr>
-      <w:r>
-        <w:t xml:space="preserve">El chatbot, integrado con Twilio, WhatsApp Empresarial y OpenAI Assistant API v2, automatiza consultas de repuestos industriales. Utiliza un scrapper que activa la API REST, evaluando si la información es reciente o si se debe scrapear nuevamente. Incluye seis funciones personalizadas, una lógica conversacional avanzada anti-prompt injection, y un template corporativo, con clean threads y una optimización eficiente de tokens, logrando un flujo ágil y económico.</w:t>
-      </w:r>
-    </w:p>
-    <w:p>
-      <w:pPr>
-        <w:numPr>
-          <w:ilvl w:val="0"/>
-          <w:numId w:val="1002"/>
-        </w:numPr>
-        <w:pStyle w:val="Compact"/>
-      </w:pPr>
-      <w:r>
-        <w:t xml:space="preserve">Integré Twilio WhatsApp Business API con webhooks robustos y botones interactivos, junto a Socket.IO para comunicación en tiempo real, evitando fallos de conectividad y escalando mensajería empresarial masiva.</w:t>
-      </w:r>
-    </w:p>
-    <w:p>
-      <w:pPr>
-        <w:numPr>
-          <w:ilvl w:val="0"/>
-          <w:numId w:val="1002"/>
-        </w:numPr>
-        <w:pStyle w:val="Compact"/>
-      </w:pPr>
-      <w:r>
-        <w:t xml:space="preserve">Arquitecté microservicios con connection pooling, health monitoring y proxy rotation (IPRoyal), gestionando pools de navegadores Puppeteer concurrentes para scraping eficiente y evitando bloqueos en portales industriales.</w:t>
-      </w:r>
-    </w:p>
-    <w:p>
-      <w:pPr>
-        <w:numPr>
-          <w:ilvl w:val="0"/>
-          <w:numId w:val="1002"/>
-        </w:numPr>
-        <w:pStyle w:val="Compact"/>
-      </w:pPr>
-      <w:r>
-        <w:t xml:space="preserve">Implementé scraper en NestJS con Puppeteer y OpenAI Vision API, extrayendo datos automatizados de portales industriales con manejo de pools concurrentes, integrando API REST para validación de 'recientes' y escalabilidad.</w:t>
+        <w:t xml:space="preserve">Implementé el backoffice interno sobre un CMS con panel en React: gestión de usuarios internos y externos, seguimiento de las solicitudes de clientes en tiempo real, mensajería masiva y generación de reportes bajo demanda para la toma de decisiones del negocio.</w:t>
       </w:r>
     </w:p>
     <w:p>
@@ -493,7 +464,7 @@
         <w:pStyle w:val="Compact"/>
       </w:pPr>
       <w:r>
-        <w:t xml:space="preserve">Diseñé un ecosistema POS multiplataforma completo en Flutter con backend GraphQL en Nexus y PostgreSQL, integrando microservicios NestJS y Supabase para autenticación, sincronización en tiempo real y reportes empresariales. Este sistema gestiona inventarios con alertas automáticas, 9 roles granulares, ventas con hardware POS y actualizaciones instantáneas vía WebSockets, optimizando operaciones retail con escalabilidad, sincronización automática y ROI mediante CI/CD automatizado.</w:t>
+        <w:t xml:space="preserve">Desarrollé en solitario el sistema POS multiplataforma (web y Android) que opera la venta diaria de 3 locales — cientos de transacciones al día — con 9 roles de usuario e integración de hardware de caja: escáner de códigos de barras e impresora térmica Bluetooth (ESC/POS).</w:t>
       </w:r>
     </w:p>
     <w:p>
@@ -505,7 +476,7 @@
         <w:pStyle w:val="Compact"/>
       </w:pPr>
       <w:r>
-        <w:t xml:space="preserve">Desarrollé sistema POS Flutter multiplataforma con integración de hardware como escáneres de códigos de barras e impresoras térmicas Bluetooth ESC/POS, asegurando ventas fluidas y compatibilidad cross-device para Android, iOS y PWA.</w:t>
+        <w:t xml:space="preserve">Diseñé el backend GraphQL, núcleo del sistema, que sincroniza los locales en tiempo real vía WebSockets y gestiona el inventario con lotes FIFO, alertas de reposición y fechas de vencimiento.</w:t>
       </w:r>
     </w:p>
     <w:p>
@@ -517,67 +488,7 @@
         <w:pStyle w:val="Compact"/>
       </w:pPr>
       <w:r>
-        <w:t xml:space="preserve">Implementé backend GraphQL especializado con Nexus y PostgreSQL, definiendo 9 roles empresariales granulares (Gerente, Cajero, Bodega, Analista, Promotor, etc.) con permisos específicos por funcionalidad, garantizando seguridad y control operativo preciso.</w:t>
-      </w:r>
-    </w:p>
-    <w:p>
-      <w:pPr>
-        <w:numPr>
-          <w:ilvl w:val="0"/>
-          <w:numId w:val="1003"/>
-        </w:numPr>
-        <w:pStyle w:val="Compact"/>
-      </w:pPr>
-      <w:r>
-        <w:t xml:space="preserve">Desarrollé arquitectura de microservicios con GraphQL Subscriptions y WebSockets para comunicación en tiempo real, habilitando actualizaciones instantáneas de inventario, ventas y alertas de stock crítico, evitando inconsistencias en entornos distribuidos.</w:t>
-      </w:r>
-    </w:p>
-    <w:p>
-      <w:pPr>
-        <w:numPr>
-          <w:ilvl w:val="0"/>
-          <w:numId w:val="1003"/>
-        </w:numPr>
-        <w:pStyle w:val="Compact"/>
-      </w:pPr>
-      <w:r>
-        <w:t xml:space="preserve">Implementé sistema avanzado de inventario con gestión de fechas de vencimiento, categorías, ubicaciones, proveedores y alertas automáticas de reposición integradas con códigos de barras, optimizando rotación de stock y reduciendo pérdidas.</w:t>
-      </w:r>
-    </w:p>
-    <w:p>
-      <w:pPr>
-        <w:numPr>
-          <w:ilvl w:val="0"/>
-          <w:numId w:val="1003"/>
-        </w:numPr>
-        <w:pStyle w:val="Compact"/>
-      </w:pPr>
-      <w:r>
-        <w:t xml:space="preserve">Desarrollé microservicio independiente en NestJS para generación de reportes empresariales en PDF/CSV con arquitectura limpia, escalable para volúmenes altos y exportación rápida.</w:t>
-      </w:r>
-    </w:p>
-    <w:p>
-      <w:pPr>
-        <w:numPr>
-          <w:ilvl w:val="0"/>
-          <w:numId w:val="1003"/>
-        </w:numPr>
-        <w:pStyle w:val="Compact"/>
-      </w:pPr>
-      <w:r>
-        <w:t xml:space="preserve">Integré Supabase para autenticación OAuth con Google Sign-In, almacenamiento en tiempo real y sincronización automática entre dispositivos móviles y web, junto a pipeline CI/CD con GitHub Actions para deployments multiplataforma y versionado remoto eficiente.</w:t>
-      </w:r>
-    </w:p>
-    <w:p>
-      <w:pPr>
-        <w:numPr>
-          <w:ilvl w:val="0"/>
-          <w:numId w:val="1003"/>
-        </w:numPr>
-        <w:pStyle w:val="Compact"/>
-      </w:pPr>
-      <w:r>
-        <w:t xml:space="preserve">Implementé AWS lambda generacion de Reportes y almacenamiento en S3, optimizando costos y escalabilidad para generación de reportes empresariales bajo demanda, con integración de notificaciones por email al finalizar el proceso.</w:t>
+        <w:t xml:space="preserve">Construí el microservicio de reportes que genera PDF/CSV bajo demanda en AWS y los envía por email, aislado del backend principal para no frenar la venta en vivo durante los picos.</w:t>
       </w:r>
     </w:p>
     <w:p>
@@ -613,7 +524,7 @@
         <w:pStyle w:val="Compact"/>
       </w:pPr>
       <w:r>
-        <w:t xml:space="preserve">Desarrollé y mantuve una plataforma SaaS de logística marítima en React 18 y Next.js 13, creando componentes reutilizables sobre el design system interno (@klog/klog-design + Ant Design) para acelerar la evolución del producto. Mi trabajo integró frontend, soporte técnico y mejoras continuas orientadas a escalabilidad, mantenibilidad y entrega de valor al negocio.</w:t>
+        <w:t xml:space="preserve">Reduje el consumo de red de la plataforma normalizando la caché de Apollo — cada objeto se guarda una sola vez y todas las pantallas leen la misma entrada — tras detectar midiendo el patrón de consultas repetidas.</w:t>
       </w:r>
     </w:p>
     <w:p>
@@ -625,7 +536,7 @@
         <w:pStyle w:val="Compact"/>
       </w:pPr>
       <w:r>
-        <w:t xml:space="preserve">Implementé una arquitectura de estado con Apollo Client y GraphQL en CSR, aplicando Optimistic UI, normalización de caché y re-fetching para lograr una experiencia más fluida y consistente. También construí queries y mutations mixtas conectando front y backend GraphQL, complementadas con Context API + useReducer para manejar estado local complejo.</w:t>
+        <w:t xml:space="preserve">Implementé Optimistic UI para dar respuesta instantánea en zonas no críticas, y eliminé re-renders innecesarios detectados con el Profiler, como filtros que redibujaban más de 20 componentes.</w:t>
       </w:r>
     </w:p>
     <w:p>
@@ -637,7 +548,7 @@
         <w:pStyle w:val="Compact"/>
       </w:pPr>
       <w:r>
-        <w:t xml:space="preserve">Migré class components legacy a functional components con hooks personalizados, mejorando la calidad del código base y facilitando su mantenimiento a largo plazo. Esta evolución permitió modernizar el frontend sin romper flujos existentes ni afectar la continuidad operativa.</w:t>
+        <w:t xml:space="preserve">Reforcé la seguridad usando una estrategia de hashes SHA-256 para usuarios no administradores, cerrando una fuga que exponía las capacidades y permisos de la plataforma; trabajé el control de acceso por roles (casbin) en frontend y backend.</w:t>
       </w:r>
     </w:p>
     <w:p>
@@ -649,7 +560,7 @@
         <w:pStyle w:val="Compact"/>
       </w:pPr>
       <w:r>
-        <w:t xml:space="preserve">Implementé una capa de seguridad para feature flags mediante encriptación del valor de flags en backend y frontend usando crypto, evitando exponer nombres de funciones y permisos por usuario en peticiones GraphQL visibles. Este enfoque reforzó la protección de lógica sensible y redujo riesgos de acceso indebido.</w:t>
+        <w:t xml:space="preserve">Modernicé los componentes React sin frenar el desarrollo — cada PR que tocaba un componente de clase lo migraba a funcional — y migré el login al flujo nativo de Auth0, resolviendo un bug que bloqueaba a usuarios registrados.</w:t>
       </w:r>
     </w:p>
     <w:p>
@@ -661,31 +572,7 @@
         <w:pStyle w:val="Compact"/>
       </w:pPr>
       <w:r>
-        <w:t xml:space="preserve">Implementé visibilidad de nuevas secciones basada en roles y permisos de usuario con casbin, desarrollando componentes React asociados y lógica de control de acceso en frontend. Esto permitió habilitar experiencias diferenciadas según perfil, manteniendo orden y trazabilidad en la plataforma.</w:t>
-      </w:r>
-    </w:p>
-    <w:p>
-      <w:pPr>
-        <w:numPr>
-          <w:ilvl w:val="0"/>
-          <w:numId w:val="1004"/>
-        </w:numPr>
-        <w:pStyle w:val="Compact"/>
-      </w:pPr>
-      <w:r>
-        <w:t xml:space="preserve">Resolví bugs críticos en el módulo de tracking de cargas marítimas, depurando coordenadas lat/long incorrectas que afectaban la visualización en mapa de seguimiento en tiempo real con google-map-react. Además, ejecuté mejoras iterativas en el módulo de reportes, corrigiendo formatos y agregando columnas según requerimientos del negocio logístico.</w:t>
-      </w:r>
-    </w:p>
-    <w:p>
-      <w:pPr>
-        <w:numPr>
-          <w:ilvl w:val="0"/>
-          <w:numId w:val="1004"/>
-        </w:numPr>
-        <w:pStyle w:val="Compact"/>
-      </w:pPr>
-      <w:r>
-        <w:t xml:space="preserve">Optimicé performance frontend con Chrome DevTools Profiler, identificando cuellos de botella en re-renders y aplicando buenas prácticas de calidad con ESLint, Prettier, Husky y GitHub Actions CI. También brindé soporte técnico a usuarios internos y empresariales, resolviendo incidencias funcionales con foco en continuidad del servicio.</w:t>
+        <w:t xml:space="preserve">Creé un programa para automatizar a base de scripts la geolocalización de 12.000 puertos, ahorrando semanas de trabajo manual al equipo de producto.</w:t>
       </w:r>
     </w:p>
     <w:p>
